--- a/納品レポート/ホテル別レポート/comfort_era_higashikanda_口コミ分析改善レポート.docx
+++ b/納品レポート/ホテル別レポート/comfort_era_higashikanda_口コミ分析改善レポート.docx
@@ -96,7 +96,7 @@
           <w:sz w:val="22"/>
           <w:szCs w:val="22"/>
         </w:rPr>
-        <w:t xml:space="preserve">レビュー総数：112件（6サイト）</w:t>
+        <w:t xml:space="preserve">レビュー総数：115件（6サイト）</w:t>
       </w:r>
     </w:p>
     <w:p>
@@ -131,7 +131,7 @@
           <w:sz w:val="20"/>
           <w:szCs w:val="20"/>
         </w:rPr>
-        <w:t xml:space="preserve">作成日：2026年3月17日</w:t>
+        <w:t xml:space="preserve">作成日：2026年3月18日</w:t>
       </w:r>
     </w:p>
     <w:p>
@@ -189,7 +189,7 @@
           <w:sz w:val="21"/>
           <w:szCs w:val="21"/>
         </w:rPr>
-        <w:t xml:space="preserve">2026年2月〜3月に各OTAサイト・口コミサイトに投稿された112件のレビューを包括的に分析しました。以下が主要な発見事項です。</w:t>
+        <w:t xml:space="preserve">2026年2月〜3月に各OTAサイト・口コミサイトに投稿された115件のレビューを包括的に分析しました。以下が主要な発見事項です。</w:t>
       </w:r>
     </w:p>
     <w:p>
@@ -261,7 +261,7 @@
                 <w:sz w:val="36"/>
                 <w:szCs w:val="36"/>
               </w:rPr>
-              <w:t xml:space="preserve">8.93</w:t>
+              <w:t xml:space="preserve">8.91</w:t>
             </w:r>
           </w:p>
         </w:tc>
@@ -310,7 +310,7 @@
                 <w:sz w:val="36"/>
                 <w:szCs w:val="36"/>
               </w:rPr>
-              <w:t xml:space="preserve">84.8%</w:t>
+              <w:t xml:space="preserve">84.3%</w:t>
             </w:r>
           </w:p>
         </w:tc>
@@ -359,7 +359,7 @@
                 <w:sz w:val="36"/>
                 <w:szCs w:val="36"/>
               </w:rPr>
-              <w:t xml:space="preserve">4.5%</w:t>
+              <w:t xml:space="preserve">4.3%</w:t>
             </w:r>
           </w:p>
         </w:tc>
@@ -408,7 +408,7 @@
                 <w:sz w:val="36"/>
                 <w:szCs w:val="36"/>
               </w:rPr>
-              <w:t xml:space="preserve">112件</w:t>
+              <w:t xml:space="preserve">115件</w:t>
             </w:r>
           </w:p>
         </w:tc>
@@ -448,7 +448,7 @@
           <w:sz w:val="21"/>
           <w:szCs w:val="21"/>
         </w:rPr>
-        <w:t xml:space="preserve">全体平均スコア8.93点（10点換算）は良好な水準であり、84.8%が高評価（8-10点）に分類されます。低評価（1-4点）は5件（4.5%）で、ゲスト満足度は良好です。じゃらん（10.00点）で特に高い評価を獲得しています。</w:t>
+        <w:t xml:space="preserve">全体平均スコア8.91点（10点換算）は良好な水準であり、84.3%が高評価（8-10点）に分類されます。低評価（1-4点）は5件（4.3%）で、ゲスト満足度は良好です。じゃらん（10.00点）で特に高い評価を獲得しています。</w:t>
       </w:r>
     </w:p>
     <w:p>
@@ -567,7 +567,7 @@
                 <w:sz w:val="20"/>
                 <w:szCs w:val="20"/>
               </w:rPr>
-              <w:t xml:space="preserve">エアコン・空調（18件）、浴室・水回り（8件）、対応・サービスの不満（6件）、部屋の狭さ（5件）</w:t>
+              <w:t xml:space="preserve">エアコン・空調（19件）、浴室・水回り（7件）、対応・サービスの不満（6件）、部屋の狭さ（5件）</w:t>
             </w:r>
           </w:p>
           <w:p>
@@ -1716,7 +1716,7 @@
                 <w:sz w:val="20"/>
                 <w:szCs w:val="20"/>
               </w:rPr>
-              <w:t xml:space="preserve">59</w:t>
+              <w:t xml:space="preserve">61</w:t>
             </w:r>
           </w:p>
         </w:tc>
@@ -1751,7 +1751,7 @@
                 <w:sz w:val="20"/>
                 <w:szCs w:val="20"/>
               </w:rPr>
-              <w:t xml:space="preserve">8.76</w:t>
+              <w:t xml:space="preserve">8.75</w:t>
             </w:r>
           </w:p>
         </w:tc>
@@ -1821,7 +1821,7 @@
                 <w:sz w:val="20"/>
                 <w:szCs w:val="20"/>
               </w:rPr>
-              <w:t xml:space="preserve">8.76</w:t>
+              <w:t xml:space="preserve">8.75</w:t>
             </w:r>
           </w:p>
         </w:tc>
@@ -1961,7 +1961,7 @@
                 <w:sz w:val="20"/>
                 <w:szCs w:val="20"/>
               </w:rPr>
-              <w:t xml:space="preserve">22</w:t>
+              <w:t xml:space="preserve">23</w:t>
             </w:r>
           </w:p>
         </w:tc>
@@ -2063,7 +2063,7 @@
                 <w:sz w:val="20"/>
                 <w:szCs w:val="20"/>
               </w:rPr>
-              <w:t xml:space="preserve">8.18</w:t>
+              <w:t xml:space="preserve">8.17</w:t>
             </w:r>
           </w:p>
         </w:tc>
@@ -2418,7 +2418,7 @@
           <w:sz w:val="21"/>
           <w:szCs w:val="21"/>
         </w:rPr>
-        <w:t xml:space="preserve">評価分布は10点（58.0%）に最も多く、8点以上の高評価が84.8%を占め、高い顧客満足度を示しています。低評価（1-4点）は計5件（4.5%）です。</w:t>
+        <w:t xml:space="preserve">評価分布は10点（57.4%）に最も多く、8点以上の高評価が84.3%を占め、高い顧客満足度を示しています。低評価（1-4点）は計5件（4.3%）です。</w:t>
       </w:r>
     </w:p>
     <w:p>
@@ -2653,7 +2653,7 @@
                 <w:sz w:val="20"/>
                 <w:szCs w:val="20"/>
               </w:rPr>
-              <w:t xml:space="preserve">65</w:t>
+              <w:t xml:space="preserve">66</w:t>
             </w:r>
           </w:p>
         </w:tc>
@@ -2688,7 +2688,7 @@
                 <w:sz w:val="20"/>
                 <w:szCs w:val="20"/>
               </w:rPr>
-              <w:t xml:space="preserve">58.0%</w:t>
+              <w:t xml:space="preserve">57.4%</w:t>
             </w:r>
           </w:p>
         </w:tc>
@@ -2726,7 +2726,7 @@
                 <w:sz w:val="18"/>
                 <w:szCs w:val="18"/>
               </w:rPr>
-              <w:t xml:space="preserve"> 65件</w:t>
+              <w:t xml:space="preserve"> 66件</w:t>
             </w:r>
           </w:p>
         </w:tc>
@@ -2833,7 +2833,7 @@
                 <w:sz w:val="20"/>
                 <w:szCs w:val="20"/>
               </w:rPr>
-              <w:t xml:space="preserve">15.2%</w:t>
+              <w:t xml:space="preserve">14.8%</w:t>
             </w:r>
           </w:p>
         </w:tc>
@@ -2942,7 +2942,7 @@
                 <w:sz w:val="20"/>
                 <w:szCs w:val="20"/>
               </w:rPr>
-              <w:t xml:space="preserve">13</w:t>
+              <w:t xml:space="preserve">14</w:t>
             </w:r>
           </w:p>
         </w:tc>
@@ -2977,7 +2977,7 @@
                 <w:sz w:val="20"/>
                 <w:szCs w:val="20"/>
               </w:rPr>
-              <w:t xml:space="preserve">11.6%</w:t>
+              <w:t xml:space="preserve">12.2%</w:t>
             </w:r>
           </w:p>
         </w:tc>
@@ -3015,7 +3015,7 @@
                 <w:sz w:val="18"/>
                 <w:szCs w:val="18"/>
               </w:rPr>
-              <w:t xml:space="preserve"> 13件</w:t>
+              <w:t xml:space="preserve"> 14件</w:t>
             </w:r>
           </w:p>
         </w:tc>
@@ -3087,7 +3087,7 @@
                 <w:sz w:val="20"/>
                 <w:szCs w:val="20"/>
               </w:rPr>
-              <w:t xml:space="preserve">7</w:t>
+              <w:t xml:space="preserve">8</w:t>
             </w:r>
           </w:p>
         </w:tc>
@@ -3122,7 +3122,7 @@
                 <w:sz w:val="20"/>
                 <w:szCs w:val="20"/>
               </w:rPr>
-              <w:t xml:space="preserve">6.2%</w:t>
+              <w:t xml:space="preserve">7.0%</w:t>
             </w:r>
           </w:p>
         </w:tc>
@@ -3159,7 +3159,7 @@
                 <w:sz w:val="18"/>
                 <w:szCs w:val="18"/>
               </w:rPr>
-              <w:t xml:space="preserve"> 7件</w:t>
+              <w:t xml:space="preserve"> 8件</w:t>
             </w:r>
           </w:p>
         </w:tc>
@@ -3266,7 +3266,7 @@
                 <w:sz w:val="20"/>
                 <w:szCs w:val="20"/>
               </w:rPr>
-              <w:t xml:space="preserve">3.6%</w:t>
+              <w:t xml:space="preserve">3.5%</w:t>
             </w:r>
           </w:p>
         </w:tc>
@@ -3555,7 +3555,7 @@
                 <w:sz w:val="20"/>
                 <w:szCs w:val="20"/>
               </w:rPr>
-              <w:t xml:space="preserve">1.8%</w:t>
+              <w:t xml:space="preserve">1.7%</w:t>
             </w:r>
           </w:p>
         </w:tc>
@@ -3844,7 +3844,7 @@
                 <w:sz w:val="20"/>
                 <w:szCs w:val="20"/>
               </w:rPr>
-              <w:t xml:space="preserve">1.8%</w:t>
+              <w:t xml:space="preserve">1.7%</w:t>
             </w:r>
           </w:p>
         </w:tc>
@@ -3958,7 +3958,7 @@
                 <w:sz w:val="24"/>
                 <w:szCs w:val="24"/>
               </w:rPr>
-              <w:t xml:space="preserve">95件（84.8%）</w:t>
+              <w:t xml:space="preserve">97件（84.3%）</w:t>
             </w:r>
           </w:p>
         </w:tc>
@@ -4009,7 +4009,7 @@
                 <w:sz w:val="24"/>
                 <w:szCs w:val="24"/>
               </w:rPr>
-              <w:t xml:space="preserve">12件（10.7%）</w:t>
+              <w:t xml:space="preserve">13件（11.3%）</w:t>
             </w:r>
           </w:p>
         </w:tc>
@@ -4060,7 +4060,7 @@
                 <w:sz w:val="24"/>
                 <w:szCs w:val="24"/>
               </w:rPr>
-              <w:t xml:space="preserve">5件（4.5%）</w:t>
+              <w:t xml:space="preserve">5件（4.3%）</w:t>
             </w:r>
           </w:p>
         </w:tc>
@@ -4334,7 +4334,7 @@
                 <w:sz w:val="20"/>
                 <w:szCs w:val="20"/>
               </w:rPr>
-              <w:t xml:space="preserve">「駅まで少し歩かなければならないので、立地は少し不便です」「ホテルの立地、サービス、設備はどれも素晴らしかったです」</w:t>
+              <w:t xml:space="preserve">「立地は非常に便利で、地下鉄とJRの複数の路線が交差する場所に位置し、階下にはセブンイレブンがあります」「The location was great, in a quiet neighbourhood where yo...」</w:t>
             </w:r>
           </w:p>
         </w:tc>
@@ -4438,7 +4438,7 @@
                 <w:sz w:val="20"/>
                 <w:szCs w:val="20"/>
               </w:rPr>
-              <w:t xml:space="preserve">「何か必要なことがあっても、スタッフは全く助けてくれません」「The staff is really nice」</w:t>
+              <w:t xml:space="preserve">「The staff were also very friendly」「何か必要なことがあっても、スタッフは全く助けてくれません」</w:t>
             </w:r>
           </w:p>
         </w:tc>
@@ -4615,7 +4615,7 @@
                 <w:sz w:val="20"/>
                 <w:szCs w:val="20"/>
               </w:rPr>
-              <w:t xml:space="preserve">10件以上</w:t>
+              <w:t xml:space="preserve">20件以上</w:t>
             </w:r>
           </w:p>
         </w:tc>
@@ -4649,7 +4649,7 @@
                 <w:sz w:val="20"/>
                 <w:szCs w:val="20"/>
               </w:rPr>
-              <w:t xml:space="preserve">「The staff were really nice, breakfast is abundant and tas...」「朝食には、白いパンだけでなく、食物繊維の多いパンも出してくれたらよかったのに」</w:t>
+              <w:t xml:space="preserve">「ホテルでは無料の朝食を提供しており、豪華ではありませんが必要なものはすべて揃っています」「The staff were really nice, breakfast is abundant and tas...」</w:t>
             </w:r>
           </w:p>
         </w:tc>
@@ -4721,7 +4721,7 @@
                 <w:sz w:val="20"/>
                 <w:szCs w:val="20"/>
               </w:rPr>
-              <w:t xml:space="preserve">10件以上</w:t>
+              <w:t xml:space="preserve">20件以上</w:t>
             </w:r>
           </w:p>
         </w:tc>
@@ -4756,7 +4756,7 @@
                 <w:sz w:val="20"/>
                 <w:szCs w:val="20"/>
               </w:rPr>
-              <w:t xml:space="preserve">「タオルやその他のアメニティは毎日交換され、「お休みください」モードにしていたにもかかわらず、着替え用のバッグも用意...」「The staff were really nice, breakfast is abundant and tas...」</w:t>
+              <w:t xml:space="preserve">「The bed and pillows were great」「タオルやその他のアメニティは毎日交換され、「お休みください」モードにしていたにもかかわらず、着替え用のバッグも用意...」</w:t>
             </w:r>
           </w:p>
         </w:tc>
@@ -4826,7 +4826,7 @@
                 <w:sz w:val="20"/>
                 <w:szCs w:val="20"/>
               </w:rPr>
-              <w:t xml:space="preserve">8件</w:t>
+              <w:t xml:space="preserve">9件</w:t>
             </w:r>
           </w:p>
         </w:tc>
@@ -4860,7 +4860,7 @@
                 <w:sz w:val="20"/>
                 <w:szCs w:val="20"/>
               </w:rPr>
-              <w:t xml:space="preserve">「The bathroom in clean and big enough」「1階には、ライブラリーと無料のドリンクが楽しめる広いラウンジエリアがあります」</w:t>
+              <w:t xml:space="preserve">「The hotel was lovely and spacious」「The bathroom in clean and big enough」</w:t>
             </w:r>
           </w:p>
         </w:tc>
@@ -4900,7 +4900,7 @@
           <w:sz w:val="21"/>
           <w:szCs w:val="21"/>
         </w:rPr>
-        <w:t xml:space="preserve">口コミの多数で「立地・アクセス」に関するポジティブな言及が見られ、コンフォートホテルERA東京東神田の最大の差別化要因となっています。駅まで少し歩かなければならないので、立地は少し不便ですといった声が多数寄せられています。</w:t>
+        <w:t xml:space="preserve">口コミの多数で「立地・アクセス」に関するポジティブな言及が見られ、コンフォートホテルERA東京東神田の最大の差別化要因となっています。立地は非常に便利で、地下鉄とJRの複数の路線が交差する場所に位置し、階下にはセブンイレブンがありますといった声が多数寄せられています。</w:t>
       </w:r>
     </w:p>
     <w:p>
@@ -4919,7 +4919,7 @@
           <w:sz w:val="21"/>
           <w:szCs w:val="21"/>
         </w:rPr>
-        <w:t xml:space="preserve">駅まで少し歩かなければならないので、立地は少し不便です</w:t>
+        <w:t xml:space="preserve">立地は非常に便利で、地下鉄とJRの複数の路線が交差する場所に位置し、階下にはセブンイレブンがあります</w:t>
       </w:r>
     </w:p>
     <w:p>
@@ -4938,7 +4938,7 @@
           <w:sz w:val="21"/>
           <w:szCs w:val="21"/>
         </w:rPr>
-        <w:t xml:space="preserve">ホテルの立地、サービス、設備はどれも素晴らしかったです</w:t>
+        <w:t xml:space="preserve">The location was great, in a quiet neighbourhood where yo...</w:t>
       </w:r>
     </w:p>
     <w:p>
@@ -4957,7 +4957,7 @@
           <w:sz w:val="21"/>
           <w:szCs w:val="21"/>
         </w:rPr>
-        <w:t xml:space="preserve">立地も便利で、中心部に位置し、様々な地下鉄駅、数多くのコンビニエンスストア、そして非常にリーズナブルな24時間営業...</w:t>
+        <w:t xml:space="preserve">駅まで少し歩かなければならないので、立地は少し不便です</w:t>
       </w:r>
     </w:p>
     <w:p>
@@ -4994,7 +4994,7 @@
           <w:sz w:val="21"/>
           <w:szCs w:val="21"/>
         </w:rPr>
-        <w:t xml:space="preserve">スタッフの対応に関するポジティブな評価も多く寄せられています。「何か必要なことがあっても、スタッフは全く助けてくれません」といったコメントが見られます。</w:t>
+        <w:t xml:space="preserve">スタッフの対応に関するポジティブな評価も多く寄せられています。「The staff were also very friendly」といったコメントが見られます。</w:t>
       </w:r>
     </w:p>
     <w:p>
@@ -5299,7 +5299,7 @@
                 <w:sz w:val="20"/>
                 <w:szCs w:val="20"/>
               </w:rPr>
-              <w:t xml:space="preserve">This was my second visit to this hotel</w:t>
+              <w:t xml:space="preserve">The hotel was lovely and spacious</w:t>
             </w:r>
           </w:p>
         </w:tc>
@@ -5333,7 +5333,7 @@
                 <w:sz w:val="20"/>
                 <w:szCs w:val="20"/>
               </w:rPr>
-              <w:t xml:space="preserve">重大・18件</w:t>
+              <w:t xml:space="preserve">重大・19件</w:t>
             </w:r>
           </w:p>
         </w:tc>
@@ -5472,7 +5472,7 @@
                 <w:sz w:val="20"/>
                 <w:szCs w:val="20"/>
               </w:rPr>
-              <w:t xml:space="preserve">重大・8件</w:t>
+              <w:t xml:space="preserve">重大・7件</w:t>
             </w:r>
           </w:p>
         </w:tc>
@@ -6955,7 +6955,7 @@
                 <w:sz w:val="20"/>
                 <w:szCs w:val="20"/>
               </w:rPr>
-              <w:t xml:space="preserve">8.93点</w:t>
+              <w:t xml:space="preserve">8.91点</w:t>
             </w:r>
           </w:p>
         </w:tc>
@@ -7095,7 +7095,7 @@
                 <w:sz w:val="20"/>
                 <w:szCs w:val="20"/>
               </w:rPr>
-              <w:t xml:space="preserve">84.8%</w:t>
+              <w:t xml:space="preserve">84.3%</w:t>
             </w:r>
           </w:p>
         </w:tc>
@@ -7130,7 +7130,7 @@
                 <w:sz w:val="20"/>
                 <w:szCs w:val="20"/>
               </w:rPr>
-              <w:t xml:space="preserve">90%以上</w:t>
+              <w:t xml:space="preserve">89%以上</w:t>
             </w:r>
           </w:p>
         </w:tc>
@@ -7235,7 +7235,7 @@
                 <w:sz w:val="20"/>
                 <w:szCs w:val="20"/>
               </w:rPr>
-              <w:t xml:space="preserve">4.5%</w:t>
+              <w:t xml:space="preserve">4.3%</w:t>
             </w:r>
           </w:p>
         </w:tc>
@@ -7269,7 +7269,7 @@
                 <w:sz w:val="20"/>
                 <w:szCs w:val="20"/>
               </w:rPr>
-              <w:t xml:space="preserve">2%以下</w:t>
+              <w:t xml:space="preserve">1%以下</w:t>
             </w:r>
           </w:p>
         </w:tc>
@@ -7655,7 +7655,7 @@
                 <w:sz w:val="20"/>
                 <w:szCs w:val="20"/>
               </w:rPr>
-              <w:t xml:space="preserve">約18件/期間</w:t>
+              <w:t xml:space="preserve">約19件/期間</w:t>
             </w:r>
           </w:p>
         </w:tc>
@@ -7786,7 +7786,7 @@
           <w:sz w:val="22"/>
           <w:szCs w:val="22"/>
         </w:rPr>
-        <w:t xml:space="preserve">[1] Booking.com / 10点 / 2026-03-16</w:t>
+        <w:t xml:space="preserve">[1] Google / 8点 / 2026-03-17</w:t>
       </w:r>
     </w:p>
     <w:p>
@@ -7801,7 +7801,43 @@
           <w:sz w:val="21"/>
           <w:szCs w:val="21"/>
         </w:rPr>
-        <w:t xml:space="preserve">The staff is really nice. The rooms are quite small (like everywhere in Japan), but they are clean and really useful. The bathroom in clean and big enough.</w:t>
+        <w:t xml:space="preserve">立地は非常に便利で、地下鉄とJRの複数の路線が交差する場所に位置し、階下にはセブンイレブンがあります。浅草、秋葉原、清澄白川までは地下鉄で2～3駅です。東京駅と銀座まではどちらも30分以内、新宿と渋谷までは約30分です。ホテルでは無料の朝食を提供しており、豪華ではありませんが必要なものはすべて揃っています。客室はコンパクトですが、スーツケース2～3個を収納できます。このホテルは価格に見合った...</w:t>
+      </w:r>
+    </w:p>
+    <w:p>
+      <w:pPr>
+        <w:spacing w:after="60"/>
+      </w:pPr>
+    </w:p>
+    <w:p>
+      <w:pPr>
+        <w:spacing w:after="120" w:before="200"/>
+      </w:pPr>
+      <w:r>
+        <w:rPr>
+          <w:rFonts w:ascii="Arial" w:cs="Arial" w:eastAsia="Arial" w:hAnsi="Arial"/>
+          <w:b/>
+          <w:bCs/>
+          <w:color w:val="1B3A5C"/>
+          <w:sz w:val="22"/>
+          <w:szCs w:val="22"/>
+        </w:rPr>
+        <w:t xml:space="preserve">[2] Booking.com / 10点 / 2026-03-17</w:t>
+      </w:r>
+    </w:p>
+    <w:p>
+      <w:pPr>
+        <w:spacing w:after="120" w:line="320"/>
+        <w:jc w:val="left"/>
+      </w:pPr>
+      <w:r>
+        <w:rPr>
+          <w:rFonts w:ascii="Arial" w:cs="Arial" w:eastAsia="Arial" w:hAnsi="Arial"/>
+          <w:color w:val="333333"/>
+          <w:sz w:val="21"/>
+          <w:szCs w:val="21"/>
+        </w:rPr>
+        <w:t xml:space="preserve">The hotel was lovely and spacious. The location was great, in a quiet neighbourhood where you can rest well but a short walk to the metro (and not too far from other places if you don’t mine a 20-3...</w:t>
       </w:r>
     </w:p>
     <w:p>
@@ -7827,7 +7863,7 @@
           <w:sz w:val="21"/>
           <w:szCs w:val="21"/>
         </w:rPr>
-        <w:t xml:space="preserve">駅まで少し歩かなければならないので、立地は少し不便です。</w:t>
+        <w:t xml:space="preserve">何も問題ないよ。最高だった！</w:t>
       </w:r>
     </w:p>
     <w:p>
@@ -7848,7 +7884,7 @@
           <w:sz w:val="22"/>
           <w:szCs w:val="22"/>
         </w:rPr>
-        <w:t xml:space="preserve">[2] Trip.com / 10点 / 2026-03-16</w:t>
+        <w:t xml:space="preserve">[3] Booking.com / 10点 / 2026-03-16</w:t>
       </w:r>
     </w:p>
     <w:p>
@@ -7863,7 +7899,33 @@
           <w:sz w:val="21"/>
           <w:szCs w:val="21"/>
         </w:rPr>
-        <w:t xml:space="preserve">部屋は広々としていて、サービスも行き届いていて、しかも静かでした！</w:t>
+        <w:t xml:space="preserve">The staff is really nice. The rooms are quite small (like everywhere in Japan), but they are clean and really useful. The bathroom in clean and big enough.</w:t>
+      </w:r>
+    </w:p>
+    <w:p>
+      <w:pPr>
+        <w:spacing w:after="120" w:line="320"/>
+        <w:jc w:val="left"/>
+      </w:pPr>
+      <w:r>
+        <w:rPr>
+          <w:rFonts w:ascii="Arial" w:cs="Arial" w:eastAsia="Arial" w:hAnsi="Arial"/>
+          <w:b/>
+          <w:bCs/>
+          <w:color w:val="C0392B"/>
+          <w:sz w:val="21"/>
+          <w:szCs w:val="21"/>
+        </w:rPr>
+        <w:t xml:space="preserve">【改善点】</w:t>
+      </w:r>
+      <w:r>
+        <w:rPr>
+          <w:rFonts w:ascii="Arial" w:cs="Arial" w:eastAsia="Arial" w:hAnsi="Arial"/>
+          <w:color w:val="333333"/>
+          <w:sz w:val="21"/>
+          <w:szCs w:val="21"/>
+        </w:rPr>
+        <w:t xml:space="preserve">駅まで少し歩かなければならないので、立地は少し不便です。</w:t>
       </w:r>
     </w:p>
     <w:p>
@@ -7884,7 +7946,43 @@
           <w:sz w:val="22"/>
           <w:szCs w:val="22"/>
         </w:rPr>
-        <w:t xml:space="preserve">[3] Booking.com / 10点 / 2026-03-15</w:t>
+        <w:t xml:space="preserve">[4] Trip.com / 10点 / 2026-03-16</w:t>
+      </w:r>
+    </w:p>
+    <w:p>
+      <w:pPr>
+        <w:spacing w:after="120" w:line="320"/>
+        <w:jc w:val="left"/>
+      </w:pPr>
+      <w:r>
+        <w:rPr>
+          <w:rFonts w:ascii="Arial" w:cs="Arial" w:eastAsia="Arial" w:hAnsi="Arial"/>
+          <w:color w:val="333333"/>
+          <w:sz w:val="21"/>
+          <w:szCs w:val="21"/>
+        </w:rPr>
+        <w:t xml:space="preserve">部屋は広々としていて、サービスも行き届いていて、しかも静かでした！</w:t>
+      </w:r>
+    </w:p>
+    <w:p>
+      <w:pPr>
+        <w:spacing w:after="60"/>
+      </w:pPr>
+    </w:p>
+    <w:p>
+      <w:pPr>
+        <w:spacing w:after="120" w:before="200"/>
+      </w:pPr>
+      <w:r>
+        <w:rPr>
+          <w:rFonts w:ascii="Arial" w:cs="Arial" w:eastAsia="Arial" w:hAnsi="Arial"/>
+          <w:b/>
+          <w:bCs/>
+          <w:color w:val="1B3A5C"/>
+          <w:sz w:val="22"/>
+          <w:szCs w:val="22"/>
+        </w:rPr>
+        <w:t xml:space="preserve">[5] Booking.com / 10点 / 2026-03-15</w:t>
       </w:r>
     </w:p>
     <w:p>
@@ -7926,78 +8024,6 @@
           <w:szCs w:val="21"/>
         </w:rPr>
         <w:t xml:space="preserve">ちょっと小さいですね。</w:t>
-      </w:r>
-    </w:p>
-    <w:p>
-      <w:pPr>
-        <w:spacing w:after="60"/>
-      </w:pPr>
-    </w:p>
-    <w:p>
-      <w:pPr>
-        <w:spacing w:after="120" w:before="200"/>
-      </w:pPr>
-      <w:r>
-        <w:rPr>
-          <w:rFonts w:ascii="Arial" w:cs="Arial" w:eastAsia="Arial" w:hAnsi="Arial"/>
-          <w:b/>
-          <w:bCs/>
-          <w:color w:val="1B3A5C"/>
-          <w:sz w:val="22"/>
-          <w:szCs w:val="22"/>
-        </w:rPr>
-        <w:t xml:space="preserve">[4] Trip.com / 10点 / 2026-03-15</w:t>
-      </w:r>
-    </w:p>
-    <w:p>
-      <w:pPr>
-        <w:spacing w:after="120" w:line="320"/>
-        <w:jc w:val="left"/>
-      </w:pPr>
-      <w:r>
-        <w:rPr>
-          <w:rFonts w:ascii="Arial" w:cs="Arial" w:eastAsia="Arial" w:hAnsi="Arial"/>
-          <w:color w:val="333333"/>
-          <w:sz w:val="21"/>
-          <w:szCs w:val="21"/>
-        </w:rPr>
-        <w:t xml:space="preserve">9日間8泊滞在しました。ホテルの立地、サービス、設備はどれも素晴らしかったです。タオルやその他のアメニティは毎日交換され、「お休みください」モードにしていたにもかかわらず、着替え用のバッグも用意してくれました。シーツも新しくしてくれました。周辺はとても静かで、夜も騒音に悩まされることはありませんでした。部屋は広々としていて、友人たちも皆気に入っていました。すでに友人たちにもおすすめしました。</w:t>
-      </w:r>
-    </w:p>
-    <w:p>
-      <w:pPr>
-        <w:spacing w:after="60"/>
-      </w:pPr>
-    </w:p>
-    <w:p>
-      <w:pPr>
-        <w:spacing w:after="120" w:before="200"/>
-      </w:pPr>
-      <w:r>
-        <w:rPr>
-          <w:rFonts w:ascii="Arial" w:cs="Arial" w:eastAsia="Arial" w:hAnsi="Arial"/>
-          <w:b/>
-          <w:bCs/>
-          <w:color w:val="1B3A5C"/>
-          <w:sz w:val="22"/>
-          <w:szCs w:val="22"/>
-        </w:rPr>
-        <w:t xml:space="preserve">[5] Trip.com / 10点 / 2026-03-15</w:t>
-      </w:r>
-    </w:p>
-    <w:p>
-      <w:pPr>
-        <w:spacing w:after="120" w:line="320"/>
-        <w:jc w:val="left"/>
-      </w:pPr>
-      <w:r>
-        <w:rPr>
-          <w:rFonts w:ascii="Arial" w:cs="Arial" w:eastAsia="Arial" w:hAnsi="Arial"/>
-          <w:color w:val="333333"/>
-          <w:sz w:val="21"/>
-          <w:szCs w:val="21"/>
-        </w:rPr>
-        <w:t xml:space="preserve">素晴らしいホテル</w:t>
       </w:r>
     </w:p>
     <w:p>
@@ -8268,7 +8294,7 @@
                 <w:sz w:val="21"/>
                 <w:szCs w:val="21"/>
               </w:rPr>
-              <w:t xml:space="preserve">コンフォートホテルERA東京東神田は、全体平均8.93点（10点換算）、高評価率84.8%という良好な顧客満足度を維持しているホテルです。特に「立地・アクセス」「スタッフの対応」が多くのゲストから高く評価されています。</w:t>
+              <w:t xml:space="preserve">コンフォートホテルERA東京東神田は、全体平均8.91点（10点換算）、高評価率84.3%という良好な顧客満足度を維持しているホテルです。特に「立地・アクセス」「スタッフの対応」が多くのゲストから高く評価されています。</w:t>
             </w:r>
           </w:p>
           <w:p>

--- a/納品レポート/ホテル別レポート/comfort_era_higashikanda_口コミ分析改善レポート.docx
+++ b/納品レポート/ホテル別レポート/comfort_era_higashikanda_口コミ分析改善レポート.docx
@@ -96,7 +96,7 @@
           <w:sz w:val="22"/>
           <w:szCs w:val="22"/>
         </w:rPr>
-        <w:t xml:space="preserve">レビュー総数：115件（6サイト）</w:t>
+        <w:t xml:space="preserve">レビュー総数：117件（6サイト）</w:t>
       </w:r>
     </w:p>
     <w:p>
@@ -131,7 +131,7 @@
           <w:sz w:val="20"/>
           <w:szCs w:val="20"/>
         </w:rPr>
-        <w:t xml:space="preserve">作成日：2026年3月18日</w:t>
+        <w:t xml:space="preserve">作成日：2026年3月19日</w:t>
       </w:r>
     </w:p>
     <w:p>
@@ -189,7 +189,7 @@
           <w:sz w:val="21"/>
           <w:szCs w:val="21"/>
         </w:rPr>
-        <w:t xml:space="preserve">2026年2月〜3月に各OTAサイト・口コミサイトに投稿された115件のレビューを包括的に分析しました。以下が主要な発見事項です。</w:t>
+        <w:t xml:space="preserve">2026年2月〜3月に各OTAサイト・口コミサイトに投稿された117件のレビューを包括的に分析しました。以下が主要な発見事項です。</w:t>
       </w:r>
     </w:p>
     <w:p>
@@ -261,7 +261,7 @@
                 <w:sz w:val="36"/>
                 <w:szCs w:val="36"/>
               </w:rPr>
-              <w:t xml:space="preserve">8.91</w:t>
+              <w:t xml:space="preserve">8.94</w:t>
             </w:r>
           </w:p>
         </w:tc>
@@ -310,7 +310,7 @@
                 <w:sz w:val="36"/>
                 <w:szCs w:val="36"/>
               </w:rPr>
-              <w:t xml:space="preserve">84.3%</w:t>
+              <w:t xml:space="preserve">85.5%</w:t>
             </w:r>
           </w:p>
         </w:tc>
@@ -408,7 +408,7 @@
                 <w:sz w:val="36"/>
                 <w:szCs w:val="36"/>
               </w:rPr>
-              <w:t xml:space="preserve">115件</w:t>
+              <w:t xml:space="preserve">117件</w:t>
             </w:r>
           </w:p>
         </w:tc>
@@ -448,7 +448,7 @@
           <w:sz w:val="21"/>
           <w:szCs w:val="21"/>
         </w:rPr>
-        <w:t xml:space="preserve">全体平均スコア8.91点（10点換算）は良好な水準であり、84.3%が高評価（8-10点）に分類されます。低評価（1-4点）は5件（4.3%）で、ゲスト満足度は良好です。じゃらん（10.00点）で特に高い評価を獲得しています。</w:t>
+        <w:t xml:space="preserve">全体平均スコア8.94点（10点換算）は良好な水準であり、85.5%が高評価（8-10点）に分類されます。低評価（1-4点）は5件（4.3%）で、ゲスト満足度は良好です。じゃらん（10.00点）で特に高い評価を獲得しています。</w:t>
       </w:r>
     </w:p>
     <w:p>
@@ -567,7 +567,7 @@
                 <w:sz w:val="20"/>
                 <w:szCs w:val="20"/>
               </w:rPr>
-              <w:t xml:space="preserve">エアコン・空調（19件）、浴室・水回り（7件）、対応・サービスの不満（6件）、部屋の狭さ（5件）</w:t>
+              <w:t xml:space="preserve">エアコン・空調（19件）、浴室・水回り（8件）、部屋の狭さ（5件）、対応・サービスの不満（5件）</w:t>
             </w:r>
           </w:p>
           <w:p>
@@ -1751,7 +1751,7 @@
                 <w:sz w:val="20"/>
                 <w:szCs w:val="20"/>
               </w:rPr>
-              <w:t xml:space="preserve">8.75</w:t>
+              <w:t xml:space="preserve">8.8</w:t>
             </w:r>
           </w:p>
         </w:tc>
@@ -1821,7 +1821,7 @@
                 <w:sz w:val="20"/>
                 <w:szCs w:val="20"/>
               </w:rPr>
-              <w:t xml:space="preserve">8.75</w:t>
+              <w:t xml:space="preserve">8.8</w:t>
             </w:r>
           </w:p>
         </w:tc>
@@ -1961,7 +1961,7 @@
                 <w:sz w:val="20"/>
                 <w:szCs w:val="20"/>
               </w:rPr>
-              <w:t xml:space="preserve">23</w:t>
+              <w:t xml:space="preserve">25</w:t>
             </w:r>
           </w:p>
         </w:tc>
@@ -1995,7 +1995,7 @@
                 <w:sz w:val="20"/>
                 <w:szCs w:val="20"/>
               </w:rPr>
-              <w:t xml:space="preserve">4.09</w:t>
+              <w:t xml:space="preserve">4.12</w:t>
             </w:r>
           </w:p>
         </w:tc>
@@ -2063,7 +2063,7 @@
                 <w:sz w:val="20"/>
                 <w:szCs w:val="20"/>
               </w:rPr>
-              <w:t xml:space="preserve">8.17</w:t>
+              <w:t xml:space="preserve">8.24</w:t>
             </w:r>
           </w:p>
         </w:tc>
@@ -2418,7 +2418,7 @@
           <w:sz w:val="21"/>
           <w:szCs w:val="21"/>
         </w:rPr>
-        <w:t xml:space="preserve">評価分布は10点（57.4%）に最も多く、8点以上の高評価が84.3%を占め、高い顧客満足度を示しています。低評価（1-4点）は計5件（4.3%）です。</w:t>
+        <w:t xml:space="preserve">評価分布は10点（58.1%）に最も多く、8点以上の高評価が85.5%を占め、高い顧客満足度を示しています。低評価（1-4点）は計5件（4.3%）です。</w:t>
       </w:r>
     </w:p>
     <w:p>
@@ -2653,7 +2653,7 @@
                 <w:sz w:val="20"/>
                 <w:szCs w:val="20"/>
               </w:rPr>
-              <w:t xml:space="preserve">66</w:t>
+              <w:t xml:space="preserve">68</w:t>
             </w:r>
           </w:p>
         </w:tc>
@@ -2688,7 +2688,7 @@
                 <w:sz w:val="20"/>
                 <w:szCs w:val="20"/>
               </w:rPr>
-              <w:t xml:space="preserve">57.4%</w:t>
+              <w:t xml:space="preserve">58.1%</w:t>
             </w:r>
           </w:p>
         </w:tc>
@@ -2726,7 +2726,7 @@
                 <w:sz w:val="18"/>
                 <w:szCs w:val="18"/>
               </w:rPr>
-              <w:t xml:space="preserve"> 66件</w:t>
+              <w:t xml:space="preserve"> 68件</w:t>
             </w:r>
           </w:p>
         </w:tc>
@@ -2833,7 +2833,7 @@
                 <w:sz w:val="20"/>
                 <w:szCs w:val="20"/>
               </w:rPr>
-              <w:t xml:space="preserve">14.8%</w:t>
+              <w:t xml:space="preserve">14.5%</w:t>
             </w:r>
           </w:p>
         </w:tc>
@@ -2942,7 +2942,7 @@
                 <w:sz w:val="20"/>
                 <w:szCs w:val="20"/>
               </w:rPr>
-              <w:t xml:space="preserve">14</w:t>
+              <w:t xml:space="preserve">15</w:t>
             </w:r>
           </w:p>
         </w:tc>
@@ -2977,7 +2977,7 @@
                 <w:sz w:val="20"/>
                 <w:szCs w:val="20"/>
               </w:rPr>
-              <w:t xml:space="preserve">12.2%</w:t>
+              <w:t xml:space="preserve">12.8%</w:t>
             </w:r>
           </w:p>
         </w:tc>
@@ -3015,7 +3015,7 @@
                 <w:sz w:val="18"/>
                 <w:szCs w:val="18"/>
               </w:rPr>
-              <w:t xml:space="preserve"> 14件</w:t>
+              <w:t xml:space="preserve"> 15件</w:t>
             </w:r>
           </w:p>
         </w:tc>
@@ -3087,7 +3087,7 @@
                 <w:sz w:val="20"/>
                 <w:szCs w:val="20"/>
               </w:rPr>
-              <w:t xml:space="preserve">8</w:t>
+              <w:t xml:space="preserve">7</w:t>
             </w:r>
           </w:p>
         </w:tc>
@@ -3122,7 +3122,7 @@
                 <w:sz w:val="20"/>
                 <w:szCs w:val="20"/>
               </w:rPr>
-              <w:t xml:space="preserve">7.0%</w:t>
+              <w:t xml:space="preserve">6.0%</w:t>
             </w:r>
           </w:p>
         </w:tc>
@@ -3159,7 +3159,7 @@
                 <w:sz w:val="18"/>
                 <w:szCs w:val="18"/>
               </w:rPr>
-              <w:t xml:space="preserve"> 8件</w:t>
+              <w:t xml:space="preserve"> 7件</w:t>
             </w:r>
           </w:p>
         </w:tc>
@@ -3266,7 +3266,7 @@
                 <w:sz w:val="20"/>
                 <w:szCs w:val="20"/>
               </w:rPr>
-              <w:t xml:space="preserve">3.5%</w:t>
+              <w:t xml:space="preserve">3.4%</w:t>
             </w:r>
           </w:p>
         </w:tc>
@@ -3958,7 +3958,7 @@
                 <w:sz w:val="24"/>
                 <w:szCs w:val="24"/>
               </w:rPr>
-              <w:t xml:space="preserve">97件（84.3%）</w:t>
+              <w:t xml:space="preserve">100件（85.5%）</w:t>
             </w:r>
           </w:p>
         </w:tc>
@@ -4009,7 +4009,7 @@
                 <w:sz w:val="24"/>
                 <w:szCs w:val="24"/>
               </w:rPr>
-              <w:t xml:space="preserve">13件（11.3%）</w:t>
+              <w:t xml:space="preserve">12件（10.3%）</w:t>
             </w:r>
           </w:p>
         </w:tc>
@@ -4545,7 +4545,7 @@
                 <w:sz w:val="20"/>
                 <w:szCs w:val="20"/>
               </w:rPr>
-              <w:t xml:space="preserve">「The rooms are quite small (like everywhere in Japan), but...」「部屋は広々としていて、サービスも行き届いていて、しかも静かでした」</w:t>
+              <w:t xml:space="preserve">「他の方同様に清潔感については非の打ちどころがありません」「The rooms are quite small (like everywhere in Japan), but...」</w:t>
             </w:r>
           </w:p>
         </w:tc>
@@ -4649,7 +4649,7 @@
                 <w:sz w:val="20"/>
                 <w:szCs w:val="20"/>
               </w:rPr>
-              <w:t xml:space="preserve">「ホテルでは無料の朝食を提供しており、豪華ではありませんが必要なものはすべて揃っています」「The staff were really nice, breakfast is abundant and tas...」</w:t>
+              <w:t xml:space="preserve">「ホテルでは無料の朝食を提供しており、豪華ではありませんが必要なものはすべて揃っています」「ホテルでは無料の朝食を提供しています」</w:t>
             </w:r>
           </w:p>
         </w:tc>
@@ -4957,7 +4957,7 @@
           <w:sz w:val="21"/>
           <w:szCs w:val="21"/>
         </w:rPr>
-        <w:t xml:space="preserve">駅まで少し歩かなければならないので、立地は少し不便です</w:t>
+        <w:t xml:space="preserve">立地は非常に便利で、複数の地下鉄とJR路線が交差する場所に位置し、1階にはセブンイレブンがあります</w:t>
       </w:r>
     </w:p>
     <w:p>
@@ -5472,7 +5472,7 @@
                 <w:sz w:val="20"/>
                 <w:szCs w:val="20"/>
               </w:rPr>
-              <w:t xml:space="preserve">重大・7件</w:t>
+              <w:t xml:space="preserve">重大・8件</w:t>
             </w:r>
           </w:p>
         </w:tc>
@@ -5543,7 +5543,7 @@
                 <w:sz w:val="20"/>
                 <w:szCs w:val="20"/>
               </w:rPr>
-              <w:t xml:space="preserve">対応・サービスの不満</w:t>
+              <w:t xml:space="preserve">部屋の狭さ</w:t>
             </w:r>
           </w:p>
         </w:tc>
@@ -5577,7 +5577,7 @@
                 <w:sz w:val="20"/>
                 <w:szCs w:val="20"/>
               </w:rPr>
-              <w:t xml:space="preserve">室內不大但是設施齊全，該有的東西都有 工作人員服務態度特別好，前台也備有翻譯器 也可以嘗試一下自助早餐，東西不多但...</w:t>
+              <w:t xml:space="preserve">The rooms are quite small (like everywhere in Japan), but...</w:t>
             </w:r>
           </w:p>
         </w:tc>
@@ -5611,7 +5611,7 @@
                 <w:sz w:val="20"/>
                 <w:szCs w:val="20"/>
               </w:rPr>
-              <w:t xml:space="preserve">重大・6件</w:t>
+              <w:t xml:space="preserve">重大・5件</w:t>
             </w:r>
           </w:p>
         </w:tc>
@@ -5682,7 +5682,7 @@
                 <w:sz w:val="20"/>
                 <w:szCs w:val="20"/>
               </w:rPr>
-              <w:t xml:space="preserve">部屋の狭さ</w:t>
+              <w:t xml:space="preserve">対応・サービスの不満</w:t>
             </w:r>
           </w:p>
         </w:tc>
@@ -5716,7 +5716,7 @@
                 <w:sz w:val="20"/>
                 <w:szCs w:val="20"/>
               </w:rPr>
-              <w:t xml:space="preserve">The rooms are quite small (like everywhere in Japan), but...</w:t>
+              <w:t xml:space="preserve">室內不大但是設施齊全，該有的東西都有 工作人員服務態度特別好，前台也備有翻譯器 也可以嘗試一下自助早餐，東西不多但...</w:t>
             </w:r>
           </w:p>
         </w:tc>
@@ -5890,6 +5890,145 @@
                 <w:szCs w:val="20"/>
               </w:rPr>
               <w:t xml:space="preserve">軽度・2件</w:t>
+            </w:r>
+          </w:p>
+        </w:tc>
+      </w:tr>
+      <w:tr>
+        <w:tc>
+          <w:tcPr>
+            <w:tcW w:type="dxa" w:w="800"/>
+            <w:tcBorders>
+              <w:top w:val="single" w:color="CCCCCC" w:sz="1"/>
+              <w:left w:val="single" w:color="CCCCCC" w:sz="1"/>
+              <w:bottom w:val="single" w:color="CCCCCC" w:sz="1"/>
+              <w:right w:val="single" w:color="CCCCCC" w:sz="1"/>
+            </w:tcBorders>
+            <w:shd w:fill="F2F2F2" w:val="clear"/>
+            <w:tcMar>
+              <w:top w:type="dxa" w:w="80"/>
+              <w:left w:type="dxa" w:w="120"/>
+              <w:bottom w:type="dxa" w:w="80"/>
+              <w:right w:type="dxa" w:w="120"/>
+            </w:tcMar>
+            <w:vAlign w:val="center"/>
+          </w:tcPr>
+          <w:p>
+            <w:pPr>
+              <w:jc w:val="center"/>
+            </w:pPr>
+            <w:r>
+              <w:rPr>
+                <w:rFonts w:ascii="Arial" w:cs="Arial" w:eastAsia="Arial" w:hAnsi="Arial"/>
+                <w:b/>
+                <w:bCs/>
+                <w:color w:val="888888"/>
+                <w:sz w:val="22"/>
+                <w:szCs w:val="22"/>
+              </w:rPr>
+              <w:t xml:space="preserve">C</w:t>
+            </w:r>
+          </w:p>
+        </w:tc>
+        <w:tc>
+          <w:tcPr>
+            <w:tcW w:type="dxa" w:w="2200"/>
+            <w:tcBorders>
+              <w:top w:val="single" w:color="CCCCCC" w:sz="1"/>
+              <w:left w:val="single" w:color="CCCCCC" w:sz="1"/>
+              <w:bottom w:val="single" w:color="CCCCCC" w:sz="1"/>
+              <w:right w:val="single" w:color="CCCCCC" w:sz="1"/>
+            </w:tcBorders>
+            <w:tcMar>
+              <w:top w:type="dxa" w:w="80"/>
+              <w:left w:type="dxa" w:w="120"/>
+              <w:bottom w:type="dxa" w:w="80"/>
+              <w:right w:type="dxa" w:w="120"/>
+            </w:tcMar>
+            <w:vAlign w:val="center"/>
+          </w:tcPr>
+          <w:p>
+            <w:pPr>
+              <w:jc w:val="left"/>
+            </w:pPr>
+            <w:r>
+              <w:rPr>
+                <w:rFonts w:ascii="Arial" w:cs="Arial" w:eastAsia="Arial" w:hAnsi="Arial"/>
+                <w:b/>
+                <w:bCs/>
+                <w:color w:val="333333"/>
+                <w:sz w:val="20"/>
+                <w:szCs w:val="20"/>
+              </w:rPr>
+              <w:t xml:space="preserve">臭い・匂い</w:t>
+            </w:r>
+          </w:p>
+        </w:tc>
+        <w:tc>
+          <w:tcPr>
+            <w:tcW w:type="dxa" w:w="4360"/>
+            <w:tcBorders>
+              <w:top w:val="single" w:color="CCCCCC" w:sz="1"/>
+              <w:left w:val="single" w:color="CCCCCC" w:sz="1"/>
+              <w:bottom w:val="single" w:color="CCCCCC" w:sz="1"/>
+              <w:right w:val="single" w:color="CCCCCC" w:sz="1"/>
+            </w:tcBorders>
+            <w:tcMar>
+              <w:top w:type="dxa" w:w="80"/>
+              <w:left w:type="dxa" w:w="120"/>
+              <w:bottom w:type="dxa" w:w="80"/>
+              <w:right w:type="dxa" w:w="120"/>
+            </w:tcMar>
+            <w:vAlign w:val="center"/>
+          </w:tcPr>
+          <w:p>
+            <w:pPr>
+              <w:jc w:val="left"/>
+            </w:pPr>
+            <w:r>
+              <w:rPr>
+                <w:rFonts w:ascii="Arial" w:cs="Arial" w:eastAsia="Arial" w:hAnsi="Arial"/>
+                <w:b w:val="false"/>
+                <w:bCs w:val="false"/>
+                <w:color w:val="333333"/>
+                <w:sz w:val="20"/>
+                <w:szCs w:val="20"/>
+              </w:rPr>
+              <w:t xml:space="preserve">大手チェーン店ではタバコ臭かったり何かしらの不具合に見舞われますが、ここにはありませんでした</w:t>
+            </w:r>
+          </w:p>
+        </w:tc>
+        <w:tc>
+          <w:tcPr>
+            <w:tcW w:type="dxa" w:w="2000"/>
+            <w:tcBorders>
+              <w:top w:val="single" w:color="CCCCCC" w:sz="1"/>
+              <w:left w:val="single" w:color="CCCCCC" w:sz="1"/>
+              <w:bottom w:val="single" w:color="CCCCCC" w:sz="1"/>
+              <w:right w:val="single" w:color="CCCCCC" w:sz="1"/>
+            </w:tcBorders>
+            <w:tcMar>
+              <w:top w:type="dxa" w:w="80"/>
+              <w:left w:type="dxa" w:w="120"/>
+              <w:bottom w:type="dxa" w:w="80"/>
+              <w:right w:type="dxa" w:w="120"/>
+            </w:tcMar>
+            <w:vAlign w:val="center"/>
+          </w:tcPr>
+          <w:p>
+            <w:pPr>
+              <w:jc w:val="center"/>
+            </w:pPr>
+            <w:r>
+              <w:rPr>
+                <w:rFonts w:ascii="Arial" w:cs="Arial" w:eastAsia="Arial" w:hAnsi="Arial"/>
+                <w:b w:val="false"/>
+                <w:bCs w:val="false"/>
+                <w:color w:val="333333"/>
+                <w:sz w:val="20"/>
+                <w:szCs w:val="20"/>
+              </w:rPr>
+              <w:t xml:space="preserve">軽度・1件</w:t>
             </w:r>
           </w:p>
         </w:tc>
@@ -5987,7 +6126,7 @@
           <w:sz w:val="22"/>
           <w:szCs w:val="22"/>
         </w:rPr>
-        <w:t xml:space="preserve">(1) エアコン・空調の定期点検強化</w:t>
+        <w:t xml:space="preserve">(1) 客室の消臭対策の強化</w:t>
       </w:r>
     </w:p>
     <w:p>
@@ -6006,7 +6145,7 @@
           <w:sz w:val="21"/>
           <w:szCs w:val="21"/>
         </w:rPr>
-        <w:t xml:space="preserve">全室のエアコン設定を季節に応じてデフォルト確認する運用フロー導入</w:t>
+        <w:t xml:space="preserve">チェックアウト後の換気・消臭スプレー処理の徹底</w:t>
       </w:r>
     </w:p>
     <w:p>
@@ -6025,7 +6164,7 @@
           <w:sz w:val="21"/>
           <w:szCs w:val="21"/>
         </w:rPr>
-        <w:t xml:space="preserve">冷暖房の正常動作を定期チェックリストに追加</w:t>
+        <w:t xml:space="preserve">定期的な脱臭剤の設置と交換フローの確立</w:t>
       </w:r>
     </w:p>
     <w:p>
@@ -6044,7 +6183,7 @@
           <w:sz w:val="21"/>
           <w:szCs w:val="21"/>
         </w:rPr>
-        <w:t xml:space="preserve">異常報告があった客室の優先メンテナンス実施</w:t>
+        <w:t xml:space="preserve">喫煙・臭いに関するクレーム発生時の即座対応マニュアル作成</w:t>
       </w:r>
     </w:p>
     <w:p>
@@ -6065,7 +6204,7 @@
           <w:sz w:val="22"/>
           <w:szCs w:val="22"/>
         </w:rPr>
-        <w:t xml:space="preserve">(2) スタッフ対応品質の統一</w:t>
+        <w:t xml:space="preserve">(2) エアコン・空調の定期点検強化</w:t>
       </w:r>
     </w:p>
     <w:p>
@@ -6084,7 +6223,7 @@
           <w:sz w:val="21"/>
           <w:szCs w:val="21"/>
         </w:rPr>
-        <w:t xml:space="preserve">接客マニュアルの見直しと全スタッフへの周知</w:t>
+        <w:t xml:space="preserve">全室のエアコン設定を季節に応じてデフォルト確認する運用フロー導入</w:t>
       </w:r>
     </w:p>
     <w:p>
@@ -6103,7 +6242,7 @@
           <w:sz w:val="21"/>
           <w:szCs w:val="21"/>
         </w:rPr>
-        <w:t xml:space="preserve">ゲストからのクレーム対応フローの明確化</w:t>
+        <w:t xml:space="preserve">冷暖房の正常動作を定期チェックリストに追加</w:t>
       </w:r>
     </w:p>
     <w:p>
@@ -6122,7 +6261,7 @@
           <w:sz w:val="21"/>
           <w:szCs w:val="21"/>
         </w:rPr>
-        <w:t xml:space="preserve">定期的なCS研修の実施</w:t>
+        <w:t xml:space="preserve">異常報告があった客室の優先メンテナンス実施</w:t>
       </w:r>
     </w:p>
     <w:p>
@@ -6143,7 +6282,7 @@
           <w:sz w:val="22"/>
           <w:szCs w:val="22"/>
         </w:rPr>
-        <w:t xml:space="preserve">(3) ゲストコミュニケーションの強化</w:t>
+        <w:t xml:space="preserve">(3) スタッフ対応品質の統一</w:t>
       </w:r>
     </w:p>
     <w:p>
@@ -6162,7 +6301,7 @@
           <w:sz w:val="21"/>
           <w:szCs w:val="21"/>
         </w:rPr>
-        <w:t xml:space="preserve">チェックイン時の挨拶・案内の標準化</w:t>
+        <w:t xml:space="preserve">接客マニュアルの見直しと全スタッフへの周知</w:t>
       </w:r>
     </w:p>
     <w:p>
@@ -6181,7 +6320,7 @@
           <w:sz w:val="21"/>
           <w:szCs w:val="21"/>
         </w:rPr>
-        <w:t xml:space="preserve">チェックアウト時の簡易アンケート実施</w:t>
+        <w:t xml:space="preserve">ゲストからのクレーム対応フローの明確化</w:t>
       </w:r>
     </w:p>
     <w:p>
@@ -6200,7 +6339,7 @@
           <w:sz w:val="21"/>
           <w:szCs w:val="21"/>
         </w:rPr>
-        <w:t xml:space="preserve">リピーターへの感謝メッセージの導入</w:t>
+        <w:t xml:space="preserve">定期的なCS研修の実施</w:t>
       </w:r>
     </w:p>
     <w:p>
@@ -6955,7 +7094,7 @@
                 <w:sz w:val="20"/>
                 <w:szCs w:val="20"/>
               </w:rPr>
-              <w:t xml:space="preserve">8.91点</w:t>
+              <w:t xml:space="preserve">8.94点</w:t>
             </w:r>
           </w:p>
         </w:tc>
@@ -7095,7 +7234,7 @@
                 <w:sz w:val="20"/>
                 <w:szCs w:val="20"/>
               </w:rPr>
-              <w:t xml:space="preserve">84.3%</w:t>
+              <w:t xml:space="preserve">85.5%</w:t>
             </w:r>
           </w:p>
         </w:tc>
@@ -7130,7 +7269,7 @@
                 <w:sz w:val="20"/>
                 <w:szCs w:val="20"/>
               </w:rPr>
-              <w:t xml:space="preserve">89%以上</w:t>
+              <w:t xml:space="preserve">91%以上</w:t>
             </w:r>
           </w:p>
         </w:tc>
@@ -7786,7 +7925,7 @@
           <w:sz w:val="22"/>
           <w:szCs w:val="22"/>
         </w:rPr>
-        <w:t xml:space="preserve">[1] Google / 8点 / 2026-03-17</w:t>
+        <w:t xml:space="preserve">[1] Google / 10点 / 2026-03-18</w:t>
       </w:r>
     </w:p>
     <w:p>
@@ -7801,7 +7940,7 @@
           <w:sz w:val="21"/>
           <w:szCs w:val="21"/>
         </w:rPr>
-        <w:t xml:space="preserve">立地は非常に便利で、地下鉄とJRの複数の路線が交差する場所に位置し、階下にはセブンイレブンがあります。浅草、秋葉原、清澄白川までは地下鉄で2～3駅です。東京駅と銀座まではどちらも30分以内、新宿と渋谷までは約30分です。ホテルでは無料の朝食を提供しており、豪華ではありませんが必要なものはすべて揃っています。客室はコンパクトですが、スーツケース2～3個を収納できます。このホテルは価格に見合った...</w:t>
+        <w:t xml:space="preserve">他の方同様に清潔感については非の打ちどころがありません。大手チェーン店ではタバコ臭かったり何かしらの不具合に見舞われますが、ここにはありませんでした。</w:t>
       </w:r>
     </w:p>
     <w:p>
@@ -7822,7 +7961,7 @@
           <w:sz w:val="22"/>
           <w:szCs w:val="22"/>
         </w:rPr>
-        <w:t xml:space="preserve">[2] Booking.com / 10点 / 2026-03-17</w:t>
+        <w:t xml:space="preserve">[2] Booking.com / 10点 / 2026-03-18</w:t>
       </w:r>
     </w:p>
     <w:p>
@@ -7837,7 +7976,7 @@
           <w:sz w:val="21"/>
           <w:szCs w:val="21"/>
         </w:rPr>
-        <w:t xml:space="preserve">The hotel was lovely and spacious. The location was great, in a quiet neighbourhood where you can rest well but a short walk to the metro (and not too far from other places if you don’t mine a 20-3...</w:t>
+        <w:t xml:space="preserve">La grandeur des chambres</w:t>
       </w:r>
     </w:p>
     <w:p>
@@ -7863,7 +8002,7 @@
           <w:sz w:val="21"/>
           <w:szCs w:val="21"/>
         </w:rPr>
-        <w:t xml:space="preserve">何も問題ないよ。最高だった！</w:t>
+        <w:t xml:space="preserve">少し高価</w:t>
       </w:r>
     </w:p>
     <w:p>
@@ -7884,7 +8023,7 @@
           <w:sz w:val="22"/>
           <w:szCs w:val="22"/>
         </w:rPr>
-        <w:t xml:space="preserve">[3] Booking.com / 10点 / 2026-03-16</w:t>
+        <w:t xml:space="preserve">[3] Google / 8点 / 2026-03-17</w:t>
       </w:r>
     </w:p>
     <w:p>
@@ -7899,7 +8038,43 @@
           <w:sz w:val="21"/>
           <w:szCs w:val="21"/>
         </w:rPr>
-        <w:t xml:space="preserve">The staff is really nice. The rooms are quite small (like everywhere in Japan), but they are clean and really useful. The bathroom in clean and big enough.</w:t>
+        <w:t xml:space="preserve">立地は非常に便利で、地下鉄とJRの複数の路線が交差する場所に位置し、階下にはセブンイレブンがあります。浅草、秋葉原、清澄白川までは地下鉄で2～3駅です。東京駅と銀座まではどちらも30分以内、新宿と渋谷までは約30分です。ホテルでは無料の朝食を提供しており、豪華ではありませんが必要なものはすべて揃っています。客室はコンパクトですが、スーツケース2～3個を収納できます。このホテルは価格に見合った...</w:t>
+      </w:r>
+    </w:p>
+    <w:p>
+      <w:pPr>
+        <w:spacing w:after="60"/>
+      </w:pPr>
+    </w:p>
+    <w:p>
+      <w:pPr>
+        <w:spacing w:after="120" w:before="200"/>
+      </w:pPr>
+      <w:r>
+        <w:rPr>
+          <w:rFonts w:ascii="Arial" w:cs="Arial" w:eastAsia="Arial" w:hAnsi="Arial"/>
+          <w:b/>
+          <w:bCs/>
+          <w:color w:val="1B3A5C"/>
+          <w:sz w:val="22"/>
+          <w:szCs w:val="22"/>
+        </w:rPr>
+        <w:t xml:space="preserve">[4] Booking.com / 10点 / 2026-03-17</w:t>
+      </w:r>
+    </w:p>
+    <w:p>
+      <w:pPr>
+        <w:spacing w:after="120" w:line="320"/>
+        <w:jc w:val="left"/>
+      </w:pPr>
+      <w:r>
+        <w:rPr>
+          <w:rFonts w:ascii="Arial" w:cs="Arial" w:eastAsia="Arial" w:hAnsi="Arial"/>
+          <w:color w:val="333333"/>
+          <w:sz w:val="21"/>
+          <w:szCs w:val="21"/>
+        </w:rPr>
+        <w:t xml:space="preserve">The hotel was lovely and spacious. The location was great, in a quiet neighbourhood where you can rest well but a short walk to the metro (and not too far from other places if you don’t mine a 20-3...</w:t>
       </w:r>
     </w:p>
     <w:p>
@@ -7925,7 +8100,7 @@
           <w:sz w:val="21"/>
           <w:szCs w:val="21"/>
         </w:rPr>
-        <w:t xml:space="preserve">駅まで少し歩かなければならないので、立地は少し不便です。</w:t>
+        <w:t xml:space="preserve">何も問題ないよ。最高だった！</w:t>
       </w:r>
     </w:p>
     <w:p>
@@ -7946,7 +8121,7 @@
           <w:sz w:val="22"/>
           <w:szCs w:val="22"/>
         </w:rPr>
-        <w:t xml:space="preserve">[4] Trip.com / 10点 / 2026-03-16</w:t>
+        <w:t xml:space="preserve">[5] Google / 8点 / 2026-03-17</w:t>
       </w:r>
     </w:p>
     <w:p>
@@ -7961,69 +8136,7 @@
           <w:sz w:val="21"/>
           <w:szCs w:val="21"/>
         </w:rPr>
-        <w:t xml:space="preserve">部屋は広々としていて、サービスも行き届いていて、しかも静かでした！</w:t>
-      </w:r>
-    </w:p>
-    <w:p>
-      <w:pPr>
-        <w:spacing w:after="60"/>
-      </w:pPr>
-    </w:p>
-    <w:p>
-      <w:pPr>
-        <w:spacing w:after="120" w:before="200"/>
-      </w:pPr>
-      <w:r>
-        <w:rPr>
-          <w:rFonts w:ascii="Arial" w:cs="Arial" w:eastAsia="Arial" w:hAnsi="Arial"/>
-          <w:b/>
-          <w:bCs/>
-          <w:color w:val="1B3A5C"/>
-          <w:sz w:val="22"/>
-          <w:szCs w:val="22"/>
-        </w:rPr>
-        <w:t xml:space="preserve">[5] Booking.com / 10点 / 2026-03-15</w:t>
-      </w:r>
-    </w:p>
-    <w:p>
-      <w:pPr>
-        <w:spacing w:after="120" w:line="320"/>
-        <w:jc w:val="left"/>
-      </w:pPr>
-      <w:r>
-        <w:rPr>
-          <w:rFonts w:ascii="Arial" w:cs="Arial" w:eastAsia="Arial" w:hAnsi="Arial"/>
-          <w:color w:val="333333"/>
-          <w:sz w:val="21"/>
-          <w:szCs w:val="21"/>
-        </w:rPr>
-        <w:t xml:space="preserve">It was clean!</w:t>
-      </w:r>
-    </w:p>
-    <w:p>
-      <w:pPr>
-        <w:spacing w:after="120" w:line="320"/>
-        <w:jc w:val="left"/>
-      </w:pPr>
-      <w:r>
-        <w:rPr>
-          <w:rFonts w:ascii="Arial" w:cs="Arial" w:eastAsia="Arial" w:hAnsi="Arial"/>
-          <w:b/>
-          <w:bCs/>
-          <w:color w:val="C0392B"/>
-          <w:sz w:val="21"/>
-          <w:szCs w:val="21"/>
-        </w:rPr>
-        <w:t xml:space="preserve">【改善点】</w:t>
-      </w:r>
-      <w:r>
-        <w:rPr>
-          <w:rFonts w:ascii="Arial" w:cs="Arial" w:eastAsia="Arial" w:hAnsi="Arial"/>
-          <w:color w:val="333333"/>
-          <w:sz w:val="21"/>
-          <w:szCs w:val="21"/>
-        </w:rPr>
-        <w:t xml:space="preserve">ちょっと小さいですね。</w:t>
+        <w:t xml:space="preserve">立地は非常に便利で、複数の地下鉄とJR路線が交差する場所に位置し、1階にはセブンイレブンがあります。浅草、秋葉原、清澄白川までは地下鉄で2～3駅です。東京駅と銀座まではどちらも30分以内、新宿と渋谷までは約30分です。  ホテルでは無料の朝食を提供しています。豪華ではありませんが、必要なものはすべて揃っています。  客室はコンパクトですが、スーツケース2～3個は収納可能です。  このホテルは...</w:t>
       </w:r>
     </w:p>
     <w:p>
@@ -8294,7 +8407,7 @@
                 <w:sz w:val="21"/>
                 <w:szCs w:val="21"/>
               </w:rPr>
-              <w:t xml:space="preserve">コンフォートホテルERA東京東神田は、全体平均8.91点（10点換算）、高評価率84.3%という良好な顧客満足度を維持しているホテルです。特に「立地・アクセス」「スタッフの対応」が多くのゲストから高く評価されています。</w:t>
+              <w:t xml:space="preserve">コンフォートホテルERA東京東神田は、全体平均8.94点（10点換算）、高評価率85.5%という良好な顧客満足度を維持しているホテルです。特に「立地・アクセス」「スタッフの対応」が多くのゲストから高く評価されています。</w:t>
             </w:r>
           </w:p>
           <w:p>
@@ -8308,7 +8421,7 @@
                 <w:sz w:val="21"/>
                 <w:szCs w:val="21"/>
               </w:rPr>
-              <w:t xml:space="preserve">改善課題としては、エアコン・空調、浴室・水回り、対応・サービスの不満が主要なテーマとして浮上しています。ただし、これらの課題を指摘するゲストの多くも他の面では高い評価を付けており、ネガティブ要素が全体評価を大きく押し下げているわけではありません。</w:t>
+              <w:t xml:space="preserve">改善課題としては、エアコン・空調、浴室・水回り、部屋の狭さが主要なテーマとして浮上しています。ただし、これらの課題を指摘するゲストの多くも他の面では高い評価を付けており、ネガティブ要素が全体評価を大きく押し下げているわけではありません。</w:t>
             </w:r>
           </w:p>
           <w:p>

--- a/納品レポート/ホテル別レポート/comfort_era_higashikanda_口コミ分析改善レポート.docx
+++ b/納品レポート/ホテル別レポート/comfort_era_higashikanda_口コミ分析改善レポート.docx
@@ -131,7 +131,7 @@
           <w:sz w:val="20"/>
           <w:szCs w:val="20"/>
         </w:rPr>
-        <w:t xml:space="preserve">作成日：2026年3月19日</w:t>
+        <w:t xml:space="preserve">作成日：2026年3月20日</w:t>
       </w:r>
     </w:p>
     <w:p>
@@ -261,7 +261,7 @@
                 <w:sz w:val="36"/>
                 <w:szCs w:val="36"/>
               </w:rPr>
-              <w:t xml:space="preserve">8.94</w:t>
+              <w:t xml:space="preserve">8.96</w:t>
             </w:r>
           </w:p>
         </w:tc>
@@ -448,7 +448,7 @@
           <w:sz w:val="21"/>
           <w:szCs w:val="21"/>
         </w:rPr>
-        <w:t xml:space="preserve">全体平均スコア8.94点（10点換算）は良好な水準であり、85.5%が高評価（8-10点）に分類されます。低評価（1-4点）は5件（4.3%）で、ゲスト満足度は良好です。じゃらん（10.00点）で特に高い評価を獲得しています。</w:t>
+        <w:t xml:space="preserve">全体平均スコア8.96点（10点換算）は良好な水準であり、85.5%が高評価（8-10点）に分類されます。低評価（1-4点）は5件（4.3%）で、ゲスト満足度は良好です。じゃらん（10.00点）で特に高い評価を獲得しています。</w:t>
       </w:r>
     </w:p>
     <w:p>
@@ -1751,7 +1751,7 @@
                 <w:sz w:val="20"/>
                 <w:szCs w:val="20"/>
               </w:rPr>
-              <w:t xml:space="preserve">8.8</w:t>
+              <w:t xml:space="preserve">8.84</w:t>
             </w:r>
           </w:p>
         </w:tc>
@@ -1821,7 +1821,7 @@
                 <w:sz w:val="20"/>
                 <w:szCs w:val="20"/>
               </w:rPr>
-              <w:t xml:space="preserve">8.8</w:t>
+              <w:t xml:space="preserve">8.84</w:t>
             </w:r>
           </w:p>
         </w:tc>
@@ -2418,7 +2418,7 @@
           <w:sz w:val="21"/>
           <w:szCs w:val="21"/>
         </w:rPr>
-        <w:t xml:space="preserve">評価分布は10点（58.1%）に最も多く、8点以上の高評価が85.5%を占め、高い顧客満足度を示しています。低評価（1-4点）は計5件（4.3%）です。</w:t>
+        <w:t xml:space="preserve">評価分布は10点（59.0%）に最も多く、8点以上の高評価が85.5%を占め、高い顧客満足度を示しています。低評価（1-4点）は計5件（4.3%）です。</w:t>
       </w:r>
     </w:p>
     <w:p>
@@ -2653,7 +2653,7 @@
                 <w:sz w:val="20"/>
                 <w:szCs w:val="20"/>
               </w:rPr>
-              <w:t xml:space="preserve">68</w:t>
+              <w:t xml:space="preserve">69</w:t>
             </w:r>
           </w:p>
         </w:tc>
@@ -2688,7 +2688,7 @@
                 <w:sz w:val="20"/>
                 <w:szCs w:val="20"/>
               </w:rPr>
-              <w:t xml:space="preserve">58.1%</w:t>
+              <w:t xml:space="preserve">59.0%</w:t>
             </w:r>
           </w:p>
         </w:tc>
@@ -2726,7 +2726,7 @@
                 <w:sz w:val="18"/>
                 <w:szCs w:val="18"/>
               </w:rPr>
-              <w:t xml:space="preserve"> 68件</w:t>
+              <w:t xml:space="preserve"> 69件</w:t>
             </w:r>
           </w:p>
         </w:tc>
@@ -2942,7 +2942,7 @@
                 <w:sz w:val="20"/>
                 <w:szCs w:val="20"/>
               </w:rPr>
-              <w:t xml:space="preserve">15</w:t>
+              <w:t xml:space="preserve">14</w:t>
             </w:r>
           </w:p>
         </w:tc>
@@ -2977,7 +2977,7 @@
                 <w:sz w:val="20"/>
                 <w:szCs w:val="20"/>
               </w:rPr>
-              <w:t xml:space="preserve">12.8%</w:t>
+              <w:t xml:space="preserve">12.0%</w:t>
             </w:r>
           </w:p>
         </w:tc>
@@ -3015,7 +3015,7 @@
                 <w:sz w:val="18"/>
                 <w:szCs w:val="18"/>
               </w:rPr>
-              <w:t xml:space="preserve"> 15件</w:t>
+              <w:t xml:space="preserve"> 14件</w:t>
             </w:r>
           </w:p>
         </w:tc>
@@ -5299,7 +5299,7 @@
                 <w:sz w:val="20"/>
                 <w:szCs w:val="20"/>
               </w:rPr>
-              <w:t xml:space="preserve">The hotel was lovely and spacious</w:t>
+              <w:t xml:space="preserve">Ci ha piaciuto tutto</w:t>
             </w:r>
           </w:p>
         </w:tc>
@@ -7094,7 +7094,7 @@
                 <w:sz w:val="20"/>
                 <w:szCs w:val="20"/>
               </w:rPr>
-              <w:t xml:space="preserve">8.94点</w:t>
+              <w:t xml:space="preserve">8.96点</w:t>
             </w:r>
           </w:p>
         </w:tc>
@@ -7128,7 +7128,7 @@
                 <w:sz w:val="20"/>
                 <w:szCs w:val="20"/>
               </w:rPr>
-              <w:t xml:space="preserve">9.2点以上</w:t>
+              <w:t xml:space="preserve">9.3点以上</w:t>
             </w:r>
           </w:p>
         </w:tc>
@@ -7925,7 +7925,7 @@
           <w:sz w:val="22"/>
           <w:szCs w:val="22"/>
         </w:rPr>
-        <w:t xml:space="preserve">[1] Google / 10点 / 2026-03-18</w:t>
+        <w:t xml:space="preserve">[1] Booking.com / 10点 / 2026-03-19</w:t>
       </w:r>
     </w:p>
     <w:p>
@@ -7940,7 +7940,33 @@
           <w:sz w:val="21"/>
           <w:szCs w:val="21"/>
         </w:rPr>
-        <w:t xml:space="preserve">他の方同様に清潔感については非の打ちどころがありません。大手チェーン店ではタバコ臭かったり何かしらの不具合に見舞われますが、ここにはありませんでした。</w:t>
+        <w:t xml:space="preserve">Ci ha piaciuto tutto! Ogni sera ci siamo addormentati pensando che avevamo scelto l albergo migliore di tutti 💚 super posizione, accoglienza e pulizia top, colazione stupenda!! Torneremo volentier...</w:t>
+      </w:r>
+    </w:p>
+    <w:p>
+      <w:pPr>
+        <w:spacing w:after="120" w:line="320"/>
+        <w:jc w:val="left"/>
+      </w:pPr>
+      <w:r>
+        <w:rPr>
+          <w:rFonts w:ascii="Arial" w:cs="Arial" w:eastAsia="Arial" w:hAnsi="Arial"/>
+          <w:b/>
+          <w:bCs/>
+          <w:color w:val="C0392B"/>
+          <w:sz w:val="21"/>
+          <w:szCs w:val="21"/>
+        </w:rPr>
+        <w:t xml:space="preserve">【改善点】</w:t>
+      </w:r>
+      <w:r>
+        <w:rPr>
+          <w:rFonts w:ascii="Arial" w:cs="Arial" w:eastAsia="Arial" w:hAnsi="Arial"/>
+          <w:color w:val="333333"/>
+          <w:sz w:val="21"/>
+          <w:szCs w:val="21"/>
+        </w:rPr>
+        <w:t xml:space="preserve">気に入らない点は何もなかった。</w:t>
       </w:r>
     </w:p>
     <w:p>
@@ -7961,7 +7987,43 @@
           <w:sz w:val="22"/>
           <w:szCs w:val="22"/>
         </w:rPr>
-        <w:t xml:space="preserve">[2] Booking.com / 10点 / 2026-03-18</w:t>
+        <w:t xml:space="preserve">[2] Google / 10点 / 2026-03-18</w:t>
+      </w:r>
+    </w:p>
+    <w:p>
+      <w:pPr>
+        <w:spacing w:after="120" w:line="320"/>
+        <w:jc w:val="left"/>
+      </w:pPr>
+      <w:r>
+        <w:rPr>
+          <w:rFonts w:ascii="Arial" w:cs="Arial" w:eastAsia="Arial" w:hAnsi="Arial"/>
+          <w:color w:val="333333"/>
+          <w:sz w:val="21"/>
+          <w:szCs w:val="21"/>
+        </w:rPr>
+        <w:t xml:space="preserve">他の方同様に清潔感については非の打ちどころがありません。大手チェーン店ではタバコ臭かったり何かしらの不具合に見舞われますが、ここにはありませんでした。</w:t>
+      </w:r>
+    </w:p>
+    <w:p>
+      <w:pPr>
+        <w:spacing w:after="60"/>
+      </w:pPr>
+    </w:p>
+    <w:p>
+      <w:pPr>
+        <w:spacing w:after="120" w:before="200"/>
+      </w:pPr>
+      <w:r>
+        <w:rPr>
+          <w:rFonts w:ascii="Arial" w:cs="Arial" w:eastAsia="Arial" w:hAnsi="Arial"/>
+          <w:b/>
+          <w:bCs/>
+          <w:color w:val="1B3A5C"/>
+          <w:sz w:val="22"/>
+          <w:szCs w:val="22"/>
+        </w:rPr>
+        <w:t xml:space="preserve">[3] Booking.com / 10点 / 2026-03-18</w:t>
       </w:r>
     </w:p>
     <w:p>
@@ -8023,7 +8085,7 @@
           <w:sz w:val="22"/>
           <w:szCs w:val="22"/>
         </w:rPr>
-        <w:t xml:space="preserve">[3] Google / 8点 / 2026-03-17</w:t>
+        <w:t xml:space="preserve">[4] Google / 8点 / 2026-03-17</w:t>
       </w:r>
     </w:p>
     <w:p>
@@ -8059,7 +8121,7 @@
           <w:sz w:val="22"/>
           <w:szCs w:val="22"/>
         </w:rPr>
-        <w:t xml:space="preserve">[4] Booking.com / 10点 / 2026-03-17</w:t>
+        <w:t xml:space="preserve">[5] Booking.com / 10点 / 2026-03-17</w:t>
       </w:r>
     </w:p>
     <w:p>
@@ -8101,42 +8163,6 @@
           <w:szCs w:val="21"/>
         </w:rPr>
         <w:t xml:space="preserve">何も問題ないよ。最高だった！</w:t>
-      </w:r>
-    </w:p>
-    <w:p>
-      <w:pPr>
-        <w:spacing w:after="60"/>
-      </w:pPr>
-    </w:p>
-    <w:p>
-      <w:pPr>
-        <w:spacing w:after="120" w:before="200"/>
-      </w:pPr>
-      <w:r>
-        <w:rPr>
-          <w:rFonts w:ascii="Arial" w:cs="Arial" w:eastAsia="Arial" w:hAnsi="Arial"/>
-          <w:b/>
-          <w:bCs/>
-          <w:color w:val="1B3A5C"/>
-          <w:sz w:val="22"/>
-          <w:szCs w:val="22"/>
-        </w:rPr>
-        <w:t xml:space="preserve">[5] Google / 8点 / 2026-03-17</w:t>
-      </w:r>
-    </w:p>
-    <w:p>
-      <w:pPr>
-        <w:spacing w:after="120" w:line="320"/>
-        <w:jc w:val="left"/>
-      </w:pPr>
-      <w:r>
-        <w:rPr>
-          <w:rFonts w:ascii="Arial" w:cs="Arial" w:eastAsia="Arial" w:hAnsi="Arial"/>
-          <w:color w:val="333333"/>
-          <w:sz w:val="21"/>
-          <w:szCs w:val="21"/>
-        </w:rPr>
-        <w:t xml:space="preserve">立地は非常に便利で、複数の地下鉄とJR路線が交差する場所に位置し、1階にはセブンイレブンがあります。浅草、秋葉原、清澄白川までは地下鉄で2～3駅です。東京駅と銀座まではどちらも30分以内、新宿と渋谷までは約30分です。  ホテルでは無料の朝食を提供しています。豪華ではありませんが、必要なものはすべて揃っています。  客室はコンパクトですが、スーツケース2～3個は収納可能です。  このホテルは...</w:t>
       </w:r>
     </w:p>
     <w:p>
@@ -8407,7 +8433,7 @@
                 <w:sz w:val="21"/>
                 <w:szCs w:val="21"/>
               </w:rPr>
-              <w:t xml:space="preserve">コンフォートホテルERA東京東神田は、全体平均8.94点（10点換算）、高評価率85.5%という良好な顧客満足度を維持しているホテルです。特に「立地・アクセス」「スタッフの対応」が多くのゲストから高く評価されています。</w:t>
+              <w:t xml:space="preserve">コンフォートホテルERA東京東神田は、全体平均8.96点（10点換算）、高評価率85.5%という良好な顧客満足度を維持しているホテルです。特に「立地・アクセス」「スタッフの対応」が多くのゲストから高く評価されています。</w:t>
             </w:r>
           </w:p>
           <w:p>

--- a/納品レポート/ホテル別レポート/comfort_era_higashikanda_口コミ分析改善レポート.docx
+++ b/納品レポート/ホテル別レポート/comfort_era_higashikanda_口コミ分析改善レポート.docx
@@ -96,7 +96,7 @@
           <w:sz w:val="22"/>
           <w:szCs w:val="22"/>
         </w:rPr>
-        <w:t xml:space="preserve">レビュー総数：117件（6サイト）</w:t>
+        <w:t xml:space="preserve">レビュー総数：119件（6サイト）</w:t>
       </w:r>
     </w:p>
     <w:p>
@@ -111,7 +111,7 @@
           <w:sz w:val="20"/>
           <w:szCs w:val="20"/>
         </w:rPr>
-        <w:t xml:space="preserve">対象サイト：Agoda / じゃらん / Trip.com / Booking.com / Google / 楽天トラベル</w:t>
+        <w:t xml:space="preserve">対象サイト：Agoda / じゃらん / Trip.com / Booking.com / 楽天トラベル / Google</w:t>
       </w:r>
     </w:p>
     <w:p>
@@ -131,7 +131,7 @@
           <w:sz w:val="20"/>
           <w:szCs w:val="20"/>
         </w:rPr>
-        <w:t xml:space="preserve">作成日：2026年3月20日</w:t>
+        <w:t xml:space="preserve">作成日：2026年3月21日</w:t>
       </w:r>
     </w:p>
     <w:p>
@@ -189,7 +189,7 @@
           <w:sz w:val="21"/>
           <w:szCs w:val="21"/>
         </w:rPr>
-        <w:t xml:space="preserve">2026年2月〜3月に各OTAサイト・口コミサイトに投稿された117件のレビューを包括的に分析しました。以下が主要な発見事項です。</w:t>
+        <w:t xml:space="preserve">2026年2月〜3月に各OTAサイト・口コミサイトに投稿された119件のレビューを包括的に分析しました。以下が主要な発見事項です。</w:t>
       </w:r>
     </w:p>
     <w:p>
@@ -261,7 +261,7 @@
                 <w:sz w:val="36"/>
                 <w:szCs w:val="36"/>
               </w:rPr>
-              <w:t xml:space="preserve">8.96</w:t>
+              <w:t xml:space="preserve">8.94</w:t>
             </w:r>
           </w:p>
         </w:tc>
@@ -310,7 +310,7 @@
                 <w:sz w:val="36"/>
                 <w:szCs w:val="36"/>
               </w:rPr>
-              <w:t xml:space="preserve">85.5%</w:t>
+              <w:t xml:space="preserve">85.7%</w:t>
             </w:r>
           </w:p>
         </w:tc>
@@ -359,7 +359,7 @@
                 <w:sz w:val="36"/>
                 <w:szCs w:val="36"/>
               </w:rPr>
-              <w:t xml:space="preserve">4.3%</w:t>
+              <w:t xml:space="preserve">5.0%</w:t>
             </w:r>
           </w:p>
         </w:tc>
@@ -408,7 +408,7 @@
                 <w:sz w:val="36"/>
                 <w:szCs w:val="36"/>
               </w:rPr>
-              <w:t xml:space="preserve">117件</w:t>
+              <w:t xml:space="preserve">119件</w:t>
             </w:r>
           </w:p>
         </w:tc>
@@ -448,7 +448,7 @@
           <w:sz w:val="21"/>
           <w:szCs w:val="21"/>
         </w:rPr>
-        <w:t xml:space="preserve">全体平均スコア8.96点（10点換算）は良好な水準であり、85.5%が高評価（8-10点）に分類されます。低評価（1-4点）は5件（4.3%）で、ゲスト満足度は良好です。じゃらん（10.00点）で特に高い評価を獲得しています。</w:t>
+        <w:t xml:space="preserve">全体平均スコア8.94点（10点換算）は良好な水準であり、85.7%が高評価（8-10点）に分類されます。低評価（1-4点）は6件（5.0%）で、ゲスト満足度は良好です。じゃらん（10.00点）で特に高い評価を獲得しています。</w:t>
       </w:r>
     </w:p>
     <w:p>
@@ -463,7 +463,7 @@
           <w:sz w:val="21"/>
           <w:szCs w:val="21"/>
         </w:rPr>
-        <w:t xml:space="preserve">全体としては「立地・アクセス」と「スタッフの対応」がホテルの主な強みとして際立っています。</w:t>
+        <w:t xml:space="preserve">一方で、Google（7.9点）では相対的に低いスコアとなっており、改善の余地があります。全体としては「立地・アクセス」と「スタッフの対応」がホテルの主な強みとして際立っています。</w:t>
       </w:r>
     </w:p>
     <w:p>
@@ -567,7 +567,7 @@
                 <w:sz w:val="20"/>
                 <w:szCs w:val="20"/>
               </w:rPr>
-              <w:t xml:space="preserve">エアコン・空調（19件）、浴室・水回り（8件）、部屋の狭さ（5件）、対応・サービスの不満（5件）</w:t>
+              <w:t xml:space="preserve">エアコン・空調（20件）、浴室・水回り（7件）、対応・サービスの不満（6件）、部屋の狭さ（5件）</w:t>
             </w:r>
           </w:p>
           <w:p>
@@ -1474,7 +1474,7 @@
                 <w:sz w:val="20"/>
                 <w:szCs w:val="20"/>
               </w:rPr>
-              <w:t xml:space="preserve">27</w:t>
+              <w:t xml:space="preserve">28</w:t>
             </w:r>
           </w:p>
         </w:tc>
@@ -1508,7 +1508,7 @@
                 <w:sz w:val="20"/>
                 <w:szCs w:val="20"/>
               </w:rPr>
-              <w:t xml:space="preserve">9.81</w:t>
+              <w:t xml:space="preserve">9.89</w:t>
             </w:r>
           </w:p>
         </w:tc>
@@ -1576,7 +1576,7 @@
                 <w:sz w:val="20"/>
                 <w:szCs w:val="20"/>
               </w:rPr>
-              <w:t xml:space="preserve">9.81</w:t>
+              <w:t xml:space="preserve">9.89</w:t>
             </w:r>
           </w:p>
         </w:tc>
@@ -1716,7 +1716,7 @@
                 <w:sz w:val="20"/>
                 <w:szCs w:val="20"/>
               </w:rPr>
-              <w:t xml:space="preserve">61</w:t>
+              <w:t xml:space="preserve">62</w:t>
             </w:r>
           </w:p>
         </w:tc>
@@ -1751,7 +1751,7 @@
                 <w:sz w:val="20"/>
                 <w:szCs w:val="20"/>
               </w:rPr>
-              <w:t xml:space="preserve">8.84</w:t>
+              <w:t xml:space="preserve">8.89</w:t>
             </w:r>
           </w:p>
         </w:tc>
@@ -1821,7 +1821,7 @@
                 <w:sz w:val="20"/>
                 <w:szCs w:val="20"/>
               </w:rPr>
-              <w:t xml:space="preserve">8.84</w:t>
+              <w:t xml:space="preserve">8.89</w:t>
             </w:r>
           </w:p>
         </w:tc>
@@ -1927,7 +1927,7 @@
                 <w:sz w:val="20"/>
                 <w:szCs w:val="20"/>
               </w:rPr>
-              <w:t xml:space="preserve">Google</w:t>
+              <w:t xml:space="preserve">楽天トラベル</w:t>
             </w:r>
           </w:p>
         </w:tc>
@@ -1961,7 +1961,7 @@
                 <w:sz w:val="20"/>
                 <w:szCs w:val="20"/>
               </w:rPr>
-              <w:t xml:space="preserve">25</w:t>
+              <w:t xml:space="preserve">1</w:t>
             </w:r>
           </w:p>
         </w:tc>
@@ -1995,7 +1995,7 @@
                 <w:sz w:val="20"/>
                 <w:szCs w:val="20"/>
               </w:rPr>
-              <w:t xml:space="preserve">4.12</w:t>
+              <w:t xml:space="preserve">4</w:t>
             </w:r>
           </w:p>
         </w:tc>
@@ -2063,7 +2063,7 @@
                 <w:sz w:val="20"/>
                 <w:szCs w:val="20"/>
               </w:rPr>
-              <w:t xml:space="preserve">8.24</w:t>
+              <w:t xml:space="preserve">8</w:t>
             </w:r>
           </w:p>
         </w:tc>
@@ -2097,7 +2097,7 @@
                 <w:sz w:val="20"/>
                 <w:szCs w:val="20"/>
               </w:rPr>
-              <w:t xml:space="preserve">10</w:t>
+              <w:t xml:space="preserve">8</w:t>
             </w:r>
           </w:p>
         </w:tc>
@@ -2168,7 +2168,7 @@
                 <w:sz w:val="20"/>
                 <w:szCs w:val="20"/>
               </w:rPr>
-              <w:t xml:space="preserve">楽天トラベル</w:t>
+              <w:t xml:space="preserve">Google</w:t>
             </w:r>
           </w:p>
         </w:tc>
@@ -2203,7 +2203,7 @@
                 <w:sz w:val="20"/>
                 <w:szCs w:val="20"/>
               </w:rPr>
-              <w:t xml:space="preserve">1</w:t>
+              <w:t xml:space="preserve">25</w:t>
             </w:r>
           </w:p>
         </w:tc>
@@ -2238,7 +2238,7 @@
                 <w:sz w:val="20"/>
                 <w:szCs w:val="20"/>
               </w:rPr>
-              <w:t xml:space="preserve">4</w:t>
+              <w:t xml:space="preserve">3.96</w:t>
             </w:r>
           </w:p>
         </w:tc>
@@ -2304,11 +2304,11 @@
                 <w:rFonts w:ascii="Arial" w:cs="Arial" w:eastAsia="Arial" w:hAnsi="Arial"/>
                 <w:b/>
                 <w:bCs/>
-                <w:color w:val="27AE60"/>
-                <w:sz w:val="20"/>
-                <w:szCs w:val="20"/>
-              </w:rPr>
-              <w:t xml:space="preserve">8</w:t>
+                <w:color w:val="E67E22"/>
+                <w:sz w:val="20"/>
+                <w:szCs w:val="20"/>
+              </w:rPr>
+              <w:t xml:space="preserve">7.92</w:t>
             </w:r>
           </w:p>
         </w:tc>
@@ -2343,7 +2343,7 @@
                 <w:sz w:val="20"/>
                 <w:szCs w:val="20"/>
               </w:rPr>
-              <w:t xml:space="preserve">8</w:t>
+              <w:t xml:space="preserve">10</w:t>
             </w:r>
           </w:p>
         </w:tc>
@@ -2374,11 +2374,11 @@
                 <w:rFonts w:ascii="Arial" w:cs="Arial" w:eastAsia="Arial" w:hAnsi="Arial"/>
                 <w:b/>
                 <w:bCs/>
-                <w:color w:val="27AE60"/>
-                <w:sz w:val="20"/>
-                <w:szCs w:val="20"/>
-              </w:rPr>
-              <w:t xml:space="preserve">良好</w:t>
+                <w:color w:val="E67E22"/>
+                <w:sz w:val="20"/>
+                <w:szCs w:val="20"/>
+              </w:rPr>
+              <w:t xml:space="preserve">概ね良好</w:t>
             </w:r>
           </w:p>
         </w:tc>
@@ -2418,7 +2418,7 @@
           <w:sz w:val="21"/>
           <w:szCs w:val="21"/>
         </w:rPr>
-        <w:t xml:space="preserve">評価分布は10点（59.0%）に最も多く、8点以上の高評価が85.5%を占め、高い顧客満足度を示しています。低評価（1-4点）は計5件（4.3%）です。</w:t>
+        <w:t xml:space="preserve">評価分布は10点（59.7%）に最も多く、8点以上の高評価が85.7%を占め、高い顧客満足度を示しています。低評価（1-4点）は計6件（5.0%）です。</w:t>
       </w:r>
     </w:p>
     <w:p>
@@ -2653,7 +2653,7 @@
                 <w:sz w:val="20"/>
                 <w:szCs w:val="20"/>
               </w:rPr>
-              <w:t xml:space="preserve">69</w:t>
+              <w:t xml:space="preserve">71</w:t>
             </w:r>
           </w:p>
         </w:tc>
@@ -2688,7 +2688,7 @@
                 <w:sz w:val="20"/>
                 <w:szCs w:val="20"/>
               </w:rPr>
-              <w:t xml:space="preserve">59.0%</w:t>
+              <w:t xml:space="preserve">59.7%</w:t>
             </w:r>
           </w:p>
         </w:tc>
@@ -2726,7 +2726,7 @@
                 <w:sz w:val="18"/>
                 <w:szCs w:val="18"/>
               </w:rPr>
-              <w:t xml:space="preserve"> 69件</w:t>
+              <w:t xml:space="preserve"> 71件</w:t>
             </w:r>
           </w:p>
         </w:tc>
@@ -2833,7 +2833,7 @@
                 <w:sz w:val="20"/>
                 <w:szCs w:val="20"/>
               </w:rPr>
-              <w:t xml:space="preserve">14.5%</w:t>
+              <w:t xml:space="preserve">14.3%</w:t>
             </w:r>
           </w:p>
         </w:tc>
@@ -2977,7 +2977,7 @@
                 <w:sz w:val="20"/>
                 <w:szCs w:val="20"/>
               </w:rPr>
-              <w:t xml:space="preserve">12.0%</w:t>
+              <w:t xml:space="preserve">11.8%</w:t>
             </w:r>
           </w:p>
         </w:tc>
@@ -3122,7 +3122,7 @@
                 <w:sz w:val="20"/>
                 <w:szCs w:val="20"/>
               </w:rPr>
-              <w:t xml:space="preserve">6.0%</w:t>
+              <w:t xml:space="preserve">5.9%</w:t>
             </w:r>
           </w:p>
         </w:tc>
@@ -3231,7 +3231,7 @@
                 <w:sz w:val="20"/>
                 <w:szCs w:val="20"/>
               </w:rPr>
-              <w:t xml:space="preserve">4</w:t>
+              <w:t xml:space="preserve">3</w:t>
             </w:r>
           </w:p>
         </w:tc>
@@ -3266,7 +3266,7 @@
                 <w:sz w:val="20"/>
                 <w:szCs w:val="20"/>
               </w:rPr>
-              <w:t xml:space="preserve">3.4%</w:t>
+              <w:t xml:space="preserve">2.5%</w:t>
             </w:r>
           </w:p>
         </w:tc>
@@ -3304,7 +3304,7 @@
                 <w:sz w:val="18"/>
                 <w:szCs w:val="18"/>
               </w:rPr>
-              <w:t xml:space="preserve"> 4件</w:t>
+              <w:t xml:space="preserve"> 3件</w:t>
             </w:r>
           </w:p>
         </w:tc>
@@ -3411,7 +3411,7 @@
                 <w:sz w:val="20"/>
                 <w:szCs w:val="20"/>
               </w:rPr>
-              <w:t xml:space="preserve">0.9%</w:t>
+              <w:t xml:space="preserve">0.8%</w:t>
             </w:r>
           </w:p>
         </w:tc>
@@ -3700,7 +3700,7 @@
                 <w:sz w:val="20"/>
                 <w:szCs w:val="20"/>
               </w:rPr>
-              <w:t xml:space="preserve">0.9%</w:t>
+              <w:t xml:space="preserve">0.8%</w:t>
             </w:r>
           </w:p>
         </w:tc>
@@ -3809,7 +3809,7 @@
                 <w:sz w:val="20"/>
                 <w:szCs w:val="20"/>
               </w:rPr>
-              <w:t xml:space="preserve">2</w:t>
+              <w:t xml:space="preserve">3</w:t>
             </w:r>
           </w:p>
         </w:tc>
@@ -3844,7 +3844,7 @@
                 <w:sz w:val="20"/>
                 <w:szCs w:val="20"/>
               </w:rPr>
-              <w:t xml:space="preserve">1.7%</w:t>
+              <w:t xml:space="preserve">2.5%</w:t>
             </w:r>
           </w:p>
         </w:tc>
@@ -3882,7 +3882,7 @@
                 <w:sz w:val="18"/>
                 <w:szCs w:val="18"/>
               </w:rPr>
-              <w:t xml:space="preserve"> 2件</w:t>
+              <w:t xml:space="preserve"> 3件</w:t>
             </w:r>
           </w:p>
         </w:tc>
@@ -3958,7 +3958,7 @@
                 <w:sz w:val="24"/>
                 <w:szCs w:val="24"/>
               </w:rPr>
-              <w:t xml:space="preserve">100件（85.5%）</w:t>
+              <w:t xml:space="preserve">102件（85.7%）</w:t>
             </w:r>
           </w:p>
         </w:tc>
@@ -4009,7 +4009,7 @@
                 <w:sz w:val="24"/>
                 <w:szCs w:val="24"/>
               </w:rPr>
-              <w:t xml:space="preserve">12件（10.3%）</w:t>
+              <w:t xml:space="preserve">11件（9.2%）</w:t>
             </w:r>
           </w:p>
         </w:tc>
@@ -4060,7 +4060,7 @@
                 <w:sz w:val="24"/>
                 <w:szCs w:val="24"/>
               </w:rPr>
-              <w:t xml:space="preserve">5件（4.3%）</w:t>
+              <w:t xml:space="preserve">6件（5.0%）</w:t>
             </w:r>
           </w:p>
         </w:tc>
@@ -4334,7 +4334,7 @@
                 <w:sz w:val="20"/>
                 <w:szCs w:val="20"/>
               </w:rPr>
-              <w:t xml:space="preserve">「立地は非常に便利で、地下鉄とJRの複数の路線が交差する場所に位置し、階下にはセブンイレブンがあります」「The location was great, in a quiet neighbourhood where yo...」</w:t>
+              <w:t xml:space="preserve">「部屋は清潔で、ベッドも広く、地下鉄の駅にも近かった」「立地の良さも台無しです」</w:t>
             </w:r>
           </w:p>
         </w:tc>
@@ -4438,7 +4438,7 @@
                 <w:sz w:val="20"/>
                 <w:szCs w:val="20"/>
               </w:rPr>
-              <w:t xml:space="preserve">「The staff were also very friendly」「何か必要なことがあっても、スタッフは全く助けてくれません」</w:t>
+              <w:t xml:space="preserve">「ホテルの従業員は親切で礼儀正しかった」「一番の問題は、スタッフの全くの無関心です」</w:t>
             </w:r>
           </w:p>
         </w:tc>
@@ -4545,7 +4545,7 @@
                 <w:sz w:val="20"/>
                 <w:szCs w:val="20"/>
               </w:rPr>
-              <w:t xml:space="preserve">「他の方同様に清潔感については非の打ちどころがありません」「The rooms are quite small (like everywhere in Japan), but...」</w:t>
+              <w:t xml:space="preserve">「部屋は清潔で、ベッドも広く、地下鉄の駅にも近かった」「他の方同様に清潔感については非の打ちどころがありません」</w:t>
             </w:r>
           </w:p>
         </w:tc>
@@ -4581,7 +4581,7 @@
                 <w:sz w:val="20"/>
                 <w:szCs w:val="20"/>
               </w:rPr>
-              <w:t xml:space="preserve">朝食</w:t>
+              <w:t xml:space="preserve">快適さ・設備</w:t>
             </w:r>
           </w:p>
         </w:tc>
@@ -4649,7 +4649,7 @@
                 <w:sz w:val="20"/>
                 <w:szCs w:val="20"/>
               </w:rPr>
-              <w:t xml:space="preserve">「ホテルでは無料の朝食を提供しており、豪華ではありませんが必要なものはすべて揃っています」「ホテルでは無料の朝食を提供しています」</w:t>
+              <w:t xml:space="preserve">「部屋は清潔で、ベッドも広く、地下鉄の駅にも近かった」「The bed and pillows were great」</w:t>
             </w:r>
           </w:p>
         </w:tc>
@@ -4686,7 +4686,7 @@
                 <w:sz w:val="20"/>
                 <w:szCs w:val="20"/>
               </w:rPr>
-              <w:t xml:space="preserve">快適さ・設備</w:t>
+              <w:t xml:space="preserve">朝食</w:t>
             </w:r>
           </w:p>
         </w:tc>
@@ -4756,7 +4756,7 @@
                 <w:sz w:val="20"/>
                 <w:szCs w:val="20"/>
               </w:rPr>
-              <w:t xml:space="preserve">「The bed and pillows were great」「タオルやその他のアメニティは毎日交換され、「お休みください」モードにしていたにもかかわらず、着替え用のバッグも用意...」</w:t>
+              <w:t xml:space="preserve">「ホテルでは無料の朝食を提供しており、豪華ではありませんが必要なものはすべて揃っています」「ホテルでは無料の朝食を提供しています」</w:t>
             </w:r>
           </w:p>
         </w:tc>
@@ -4900,7 +4900,7 @@
           <w:sz w:val="21"/>
           <w:szCs w:val="21"/>
         </w:rPr>
-        <w:t xml:space="preserve">口コミの多数で「立地・アクセス」に関するポジティブな言及が見られ、コンフォートホテルERA東京東神田の最大の差別化要因となっています。立地は非常に便利で、地下鉄とJRの複数の路線が交差する場所に位置し、階下にはセブンイレブンがありますといった声が多数寄せられています。</w:t>
+        <w:t xml:space="preserve">口コミの多数で「立地・アクセス」に関するポジティブな言及が見られ、コンフォートホテルERA東京東神田の最大の差別化要因となっています。部屋は清潔で、ベッドも広く、地下鉄の駅にも近かったといった声が多数寄せられています。</w:t>
       </w:r>
     </w:p>
     <w:p>
@@ -4919,7 +4919,7 @@
           <w:sz w:val="21"/>
           <w:szCs w:val="21"/>
         </w:rPr>
-        <w:t xml:space="preserve">立地は非常に便利で、地下鉄とJRの複数の路線が交差する場所に位置し、階下にはセブンイレブンがあります</w:t>
+        <w:t xml:space="preserve">部屋は清潔で、ベッドも広く、地下鉄の駅にも近かった</w:t>
       </w:r>
     </w:p>
     <w:p>
@@ -4938,7 +4938,7 @@
           <w:sz w:val="21"/>
           <w:szCs w:val="21"/>
         </w:rPr>
-        <w:t xml:space="preserve">The location was great, in a quiet neighbourhood where yo...</w:t>
+        <w:t xml:space="preserve">立地の良さも台無しです</w:t>
       </w:r>
     </w:p>
     <w:p>
@@ -4957,7 +4957,7 @@
           <w:sz w:val="21"/>
           <w:szCs w:val="21"/>
         </w:rPr>
-        <w:t xml:space="preserve">立地は非常に便利で、複数の地下鉄とJR路線が交差する場所に位置し、1階にはセブンイレブンがあります</w:t>
+        <w:t xml:space="preserve">立地は非常に便利で、地下鉄とJRの複数の路線が交差する場所に位置し、階下にはセブンイレブンがあります</w:t>
       </w:r>
     </w:p>
     <w:p>
@@ -4994,7 +4994,7 @@
           <w:sz w:val="21"/>
           <w:szCs w:val="21"/>
         </w:rPr>
-        <w:t xml:space="preserve">スタッフの対応に関するポジティブな評価も多く寄せられています。「The staff were also very friendly」といったコメントが見られます。</w:t>
+        <w:t xml:space="preserve">スタッフの対応に関するポジティブな評価も多く寄せられています。「ホテルの従業員は親切で礼儀正しかった」といったコメントが見られます。</w:t>
       </w:r>
     </w:p>
     <w:p>
@@ -5299,7 +5299,7 @@
                 <w:sz w:val="20"/>
                 <w:szCs w:val="20"/>
               </w:rPr>
-              <w:t xml:space="preserve">Ci ha piaciuto tutto</w:t>
+              <w:t xml:space="preserve">Hotel employees were kind and polite</w:t>
             </w:r>
           </w:p>
         </w:tc>
@@ -5333,7 +5333,7 @@
                 <w:sz w:val="20"/>
                 <w:szCs w:val="20"/>
               </w:rPr>
-              <w:t xml:space="preserve">重大・19件</w:t>
+              <w:t xml:space="preserve">重大・20件</w:t>
             </w:r>
           </w:p>
         </w:tc>
@@ -5472,7 +5472,7 @@
                 <w:sz w:val="20"/>
                 <w:szCs w:val="20"/>
               </w:rPr>
-              <w:t xml:space="preserve">重大・8件</w:t>
+              <w:t xml:space="preserve">重大・7件</w:t>
             </w:r>
           </w:p>
         </w:tc>
@@ -5543,7 +5543,7 @@
                 <w:sz w:val="20"/>
                 <w:szCs w:val="20"/>
               </w:rPr>
-              <w:t xml:space="preserve">部屋の狭さ</w:t>
+              <w:t xml:space="preserve">対応・サービスの不満</w:t>
             </w:r>
           </w:p>
         </w:tc>
@@ -5577,7 +5577,7 @@
                 <w:sz w:val="20"/>
                 <w:szCs w:val="20"/>
               </w:rPr>
-              <w:t xml:space="preserve">The rooms are quite small (like everywhere in Japan), but...</w:t>
+              <w:t xml:space="preserve">サービスは最悪」  数日間滞在しましたが、残念ながら非常に不快な印象を受けました</w:t>
             </w:r>
           </w:p>
         </w:tc>
@@ -5611,7 +5611,7 @@
                 <w:sz w:val="20"/>
                 <w:szCs w:val="20"/>
               </w:rPr>
-              <w:t xml:space="preserve">重大・5件</w:t>
+              <w:t xml:space="preserve">重大・6件</w:t>
             </w:r>
           </w:p>
         </w:tc>
@@ -5682,7 +5682,7 @@
                 <w:sz w:val="20"/>
                 <w:szCs w:val="20"/>
               </w:rPr>
-              <w:t xml:space="preserve">対応・サービスの不満</w:t>
+              <w:t xml:space="preserve">部屋の狭さ</w:t>
             </w:r>
           </w:p>
         </w:tc>
@@ -5716,7 +5716,7 @@
                 <w:sz w:val="20"/>
                 <w:szCs w:val="20"/>
               </w:rPr>
-              <w:t xml:space="preserve">室內不大但是設施齊全，該有的東西都有 工作人員服務態度特別好，前台也備有翻譯器 也可以嘗試一下自助早餐，東西不多但...</w:t>
+              <w:t xml:space="preserve">The rooms are quite small (like everywhere in Japan), but...</w:t>
             </w:r>
           </w:p>
         </w:tc>
@@ -7094,7 +7094,7 @@
                 <w:sz w:val="20"/>
                 <w:szCs w:val="20"/>
               </w:rPr>
-              <w:t xml:space="preserve">8.96点</w:t>
+              <w:t xml:space="preserve">8.94点</w:t>
             </w:r>
           </w:p>
         </w:tc>
@@ -7128,7 +7128,7 @@
                 <w:sz w:val="20"/>
                 <w:szCs w:val="20"/>
               </w:rPr>
-              <w:t xml:space="preserve">9.3点以上</w:t>
+              <w:t xml:space="preserve">9.2点以上</w:t>
             </w:r>
           </w:p>
         </w:tc>
@@ -7234,7 +7234,7 @@
                 <w:sz w:val="20"/>
                 <w:szCs w:val="20"/>
               </w:rPr>
-              <w:t xml:space="preserve">85.5%</w:t>
+              <w:t xml:space="preserve">85.7%</w:t>
             </w:r>
           </w:p>
         </w:tc>
@@ -7374,7 +7374,7 @@
                 <w:sz w:val="20"/>
                 <w:szCs w:val="20"/>
               </w:rPr>
-              <w:t xml:space="preserve">4.3%</w:t>
+              <w:t xml:space="preserve">5.0%</w:t>
             </w:r>
           </w:p>
         </w:tc>
@@ -7408,7 +7408,7 @@
                 <w:sz w:val="20"/>
                 <w:szCs w:val="20"/>
               </w:rPr>
-              <w:t xml:space="preserve">1%以下</w:t>
+              <w:t xml:space="preserve">2%以下</w:t>
             </w:r>
           </w:p>
         </w:tc>
@@ -7479,7 +7479,7 @@
                 <w:sz w:val="20"/>
                 <w:szCs w:val="20"/>
               </w:rPr>
-              <w:t xml:space="preserve">楽天トラベル平均評価</w:t>
+              <w:t xml:space="preserve">Google平均評価</w:t>
             </w:r>
           </w:p>
         </w:tc>
@@ -7514,7 +7514,7 @@
                 <w:sz w:val="20"/>
                 <w:szCs w:val="20"/>
               </w:rPr>
-              <w:t xml:space="preserve">8.0点</w:t>
+              <w:t xml:space="preserve">7.9点</w:t>
             </w:r>
           </w:p>
         </w:tc>
@@ -7549,7 +7549,7 @@
                 <w:sz w:val="20"/>
                 <w:szCs w:val="20"/>
               </w:rPr>
-              <w:t xml:space="preserve">9.0点以上</w:t>
+              <w:t xml:space="preserve">8.9点以上</w:t>
             </w:r>
           </w:p>
         </w:tc>
@@ -7794,7 +7794,7 @@
                 <w:sz w:val="20"/>
                 <w:szCs w:val="20"/>
               </w:rPr>
-              <w:t xml:space="preserve">約19件/期間</w:t>
+              <w:t xml:space="preserve">約20件/期間</w:t>
             </w:r>
           </w:p>
         </w:tc>
@@ -7829,7 +7829,7 @@
                 <w:sz w:val="20"/>
                 <w:szCs w:val="20"/>
               </w:rPr>
-              <w:t xml:space="preserve">9件以下</w:t>
+              <w:t xml:space="preserve">10件以下</w:t>
             </w:r>
           </w:p>
         </w:tc>
@@ -7925,7 +7925,79 @@
           <w:sz w:val="22"/>
           <w:szCs w:val="22"/>
         </w:rPr>
-        <w:t xml:space="preserve">[1] Booking.com / 10点 / 2026-03-19</w:t>
+        <w:t xml:space="preserve">[1] Trip.com / 10点 / 2026-03-20</w:t>
+      </w:r>
+    </w:p>
+    <w:p>
+      <w:pPr>
+        <w:spacing w:after="120" w:line="320"/>
+        <w:jc w:val="left"/>
+      </w:pPr>
+      <w:r>
+        <w:rPr>
+          <w:rFonts w:ascii="Arial" w:cs="Arial" w:eastAsia="Arial" w:hAnsi="Arial"/>
+          <w:color w:val="333333"/>
+          <w:sz w:val="21"/>
+          <w:szCs w:val="21"/>
+        </w:rPr>
+        <w:t xml:space="preserve">部屋は清潔で、ベッドも広く、地下鉄の駅にも近かった。ホテルの従業員は親切で礼儀正しかった。</w:t>
+      </w:r>
+    </w:p>
+    <w:p>
+      <w:pPr>
+        <w:spacing w:after="60"/>
+      </w:pPr>
+    </w:p>
+    <w:p>
+      <w:pPr>
+        <w:spacing w:after="120" w:before="200"/>
+      </w:pPr>
+      <w:r>
+        <w:rPr>
+          <w:rFonts w:ascii="Arial" w:cs="Arial" w:eastAsia="Arial" w:hAnsi="Arial"/>
+          <w:b/>
+          <w:bCs/>
+          <w:color w:val="1B3A5C"/>
+          <w:sz w:val="22"/>
+          <w:szCs w:val="22"/>
+        </w:rPr>
+        <w:t xml:space="preserve">[2] Trip.com / 10点 / 2026-03-20</w:t>
+      </w:r>
+    </w:p>
+    <w:p>
+      <w:pPr>
+        <w:spacing w:after="120" w:line="320"/>
+        <w:jc w:val="left"/>
+      </w:pPr>
+      <w:r>
+        <w:rPr>
+          <w:rFonts w:ascii="Arial" w:cs="Arial" w:eastAsia="Arial" w:hAnsi="Arial"/>
+          <w:color w:val="333333"/>
+          <w:sz w:val="21"/>
+          <w:szCs w:val="21"/>
+        </w:rPr>
+        <w:t xml:space="preserve">チェックインからチェックアウトまで、すべてが完璧でした。温かく迎えられ、細やかな気配りを感じ、何一つ不自由を感じませんでした。</w:t>
+      </w:r>
+    </w:p>
+    <w:p>
+      <w:pPr>
+        <w:spacing w:after="60"/>
+      </w:pPr>
+    </w:p>
+    <w:p>
+      <w:pPr>
+        <w:spacing w:after="120" w:before="200"/>
+      </w:pPr>
+      <w:r>
+        <w:rPr>
+          <w:rFonts w:ascii="Arial" w:cs="Arial" w:eastAsia="Arial" w:hAnsi="Arial"/>
+          <w:b/>
+          <w:bCs/>
+          <w:color w:val="1B3A5C"/>
+          <w:sz w:val="22"/>
+          <w:szCs w:val="22"/>
+        </w:rPr>
+        <w:t xml:space="preserve">[3] Booking.com / 10点 / 2026-03-19</w:t>
       </w:r>
     </w:p>
     <w:p>
@@ -7987,7 +8059,7 @@
           <w:sz w:val="22"/>
           <w:szCs w:val="22"/>
         </w:rPr>
-        <w:t xml:space="preserve">[2] Google / 10点 / 2026-03-18</w:t>
+        <w:t xml:space="preserve">[4] Google / 10点 / 2026-03-18</w:t>
       </w:r>
     </w:p>
     <w:p>
@@ -8023,7 +8095,7 @@
           <w:sz w:val="22"/>
           <w:szCs w:val="22"/>
         </w:rPr>
-        <w:t xml:space="preserve">[3] Booking.com / 10点 / 2026-03-18</w:t>
+        <w:t xml:space="preserve">[5] Booking.com / 10点 / 2026-03-18</w:t>
       </w:r>
     </w:p>
     <w:p>
@@ -8085,7 +8157,7 @@
           <w:sz w:val="22"/>
           <w:szCs w:val="22"/>
         </w:rPr>
-        <w:t xml:space="preserve">[4] Google / 8点 / 2026-03-17</w:t>
+        <w:t xml:space="preserve">[6] Google / 2点 / 2026-03-20</w:t>
       </w:r>
     </w:p>
     <w:p>
@@ -8100,7 +8172,7 @@
           <w:sz w:val="21"/>
           <w:szCs w:val="21"/>
         </w:rPr>
-        <w:t xml:space="preserve">立地は非常に便利で、地下鉄とJRの複数の路線が交差する場所に位置し、階下にはセブンイレブンがあります。浅草、秋葉原、清澄白川までは地下鉄で2～3駅です。東京駅と銀座まではどちらも30分以内、新宿と渋谷までは約30分です。ホテルでは無料の朝食を提供しており、豪華ではありませんが必要なものはすべて揃っています。客室はコンパクトですが、スーツケース2～3個を収納できます。このホテルは価格に見合った...</w:t>
+        <w:t xml:space="preserve">「朝から気分を台無しにされた。サービスは最悪」  数日間滞在しましたが、残念ながら非常に不快な印象を受けました。立地の良さも台無しです。  一番の問題は、スタッフの全くの無関心です。誕生日に合わせて旅行したので、せめて少しでも気遣い（チェックイン時の挨拶、ポストカード、ちょっとした気遣いなど、普通のホテルならよくあることです）を期待してこのホテルを選びました。ところが、受付スタッフはまるで耳...</w:t>
       </w:r>
     </w:p>
     <w:p>
@@ -8121,7 +8193,7 @@
           <w:sz w:val="22"/>
           <w:szCs w:val="22"/>
         </w:rPr>
-        <w:t xml:space="preserve">[5] Booking.com / 10点 / 2026-03-17</w:t>
+        <w:t xml:space="preserve">[7] Google / 2点 / 2026-03-16</w:t>
       </w:r>
     </w:p>
     <w:p>
@@ -8136,7 +8208,79 @@
           <w:sz w:val="21"/>
           <w:szCs w:val="21"/>
         </w:rPr>
-        <w:t xml:space="preserve">The hotel was lovely and spacious. The location was great, in a quiet neighbourhood where you can rest well but a short walk to the metro (and not too far from other places if you don’t mine a 20-3...</w:t>
+        <w:t xml:space="preserve">何か必要なことがあっても、スタッフは全く助けてくれません。「申し訳ありませんが、できません」と言うだけです。簡単なことすらまともにできません。他のスタッフならもっとうまくやってくれるでしょう。</w:t>
+      </w:r>
+    </w:p>
+    <w:p>
+      <w:pPr>
+        <w:spacing w:after="60"/>
+      </w:pPr>
+    </w:p>
+    <w:p>
+      <w:pPr>
+        <w:spacing w:after="120" w:before="200"/>
+      </w:pPr>
+      <w:r>
+        <w:rPr>
+          <w:rFonts w:ascii="Arial" w:cs="Arial" w:eastAsia="Arial" w:hAnsi="Arial"/>
+          <w:b/>
+          <w:bCs/>
+          <w:color w:val="1B3A5C"/>
+          <w:sz w:val="22"/>
+          <w:szCs w:val="22"/>
+        </w:rPr>
+        <w:t xml:space="preserve">[8] Google / 2点 / 2026-03-16</w:t>
+      </w:r>
+    </w:p>
+    <w:p>
+      <w:pPr>
+        <w:spacing w:after="120" w:line="320"/>
+        <w:jc w:val="left"/>
+      </w:pPr>
+      <w:r>
+        <w:rPr>
+          <w:rFonts w:ascii="Arial" w:cs="Arial" w:eastAsia="Arial" w:hAnsi="Arial"/>
+          <w:color w:val="333333"/>
+          <w:sz w:val="21"/>
+          <w:szCs w:val="21"/>
+        </w:rPr>
+        <w:t xml:space="preserve">何か必要なことがあっても、スタッフは全く助けてくれません。「申し訳ありませんが、できません」と言うだけです。簡単なことすらまともにできません。他のスタッフならもっとうまくやってくれるでしょう。</w:t>
+      </w:r>
+    </w:p>
+    <w:p>
+      <w:pPr>
+        <w:spacing w:after="60"/>
+      </w:pPr>
+    </w:p>
+    <w:p>
+      <w:pPr>
+        <w:spacing w:after="120" w:before="200"/>
+      </w:pPr>
+      <w:r>
+        <w:rPr>
+          <w:rFonts w:ascii="Arial" w:cs="Arial" w:eastAsia="Arial" w:hAnsi="Arial"/>
+          <w:b/>
+          <w:bCs/>
+          <w:color w:val="1B3A5C"/>
+          <w:sz w:val="22"/>
+          <w:szCs w:val="22"/>
+        </w:rPr>
+        <w:t xml:space="preserve">[9] Booking.com / 3点 / 2026-03-10</w:t>
+      </w:r>
+    </w:p>
+    <w:p>
+      <w:pPr>
+        <w:spacing w:after="120" w:line="320"/>
+        <w:jc w:val="left"/>
+      </w:pPr>
+      <w:r>
+        <w:rPr>
+          <w:rFonts w:ascii="Arial" w:cs="Arial" w:eastAsia="Arial" w:hAnsi="Arial"/>
+          <w:color w:val="333333"/>
+          <w:sz w:val="21"/>
+          <w:szCs w:val="21"/>
+        </w:rPr>
+        <w:t xml:space="preserve">Some of the staff are very professional,</w:t>
       </w:r>
     </w:p>
     <w:p>
@@ -8162,7 +8306,7 @@
           <w:sz w:val="21"/>
           <w:szCs w:val="21"/>
         </w:rPr>
-        <w:t xml:space="preserve">何も問題ないよ。最高だった！</w:t>
+        <w:t xml:space="preserve">しかし、それ以外の場面では、まるで泥棒を見るかのように、無料のコーヒーを飲むのをじっと見つめてきます。挨拶すらしてくれません。日本でホテルの従業員にこんなに失礼な人を見たのは初めてです。</w:t>
       </w:r>
     </w:p>
     <w:p>
@@ -8183,7 +8327,7 @@
           <w:sz w:val="22"/>
           <w:szCs w:val="22"/>
         </w:rPr>
-        <w:t xml:space="preserve">[6] Google / 2点 / 2026-03-16</w:t>
+        <w:t xml:space="preserve">[10] Google / 4点 / 2026-03-10</w:t>
       </w:r>
     </w:p>
     <w:p>
@@ -8198,177 +8342,7 @@
           <w:sz w:val="21"/>
           <w:szCs w:val="21"/>
         </w:rPr>
-        <w:t xml:space="preserve">何か必要なことがあっても、スタッフは全く助けてくれません。「申し訳ありませんが、できません」と言うだけです。簡単なことすらまともにできません。他のスタッフならもっとうまくやってくれるでしょう。</w:t>
-      </w:r>
-    </w:p>
-    <w:p>
-      <w:pPr>
-        <w:spacing w:after="60"/>
-      </w:pPr>
-    </w:p>
-    <w:p>
-      <w:pPr>
-        <w:spacing w:after="120" w:before="200"/>
-      </w:pPr>
-      <w:r>
-        <w:rPr>
-          <w:rFonts w:ascii="Arial" w:cs="Arial" w:eastAsia="Arial" w:hAnsi="Arial"/>
-          <w:b/>
-          <w:bCs/>
-          <w:color w:val="1B3A5C"/>
-          <w:sz w:val="22"/>
-          <w:szCs w:val="22"/>
-        </w:rPr>
-        <w:t xml:space="preserve">[7] Google / 2点 / 2026-03-16</w:t>
-      </w:r>
-    </w:p>
-    <w:p>
-      <w:pPr>
-        <w:spacing w:after="120" w:line="320"/>
-        <w:jc w:val="left"/>
-      </w:pPr>
-      <w:r>
-        <w:rPr>
-          <w:rFonts w:ascii="Arial" w:cs="Arial" w:eastAsia="Arial" w:hAnsi="Arial"/>
-          <w:color w:val="333333"/>
-          <w:sz w:val="21"/>
-          <w:szCs w:val="21"/>
-        </w:rPr>
-        <w:t xml:space="preserve">何か必要なことがあっても、スタッフは全く助けてくれません。「申し訳ありませんが、できません」と言うだけです。簡単なことすらまともにできません。他のスタッフならもっとうまくやってくれるでしょう。</w:t>
-      </w:r>
-    </w:p>
-    <w:p>
-      <w:pPr>
-        <w:spacing w:after="60"/>
-      </w:pPr>
-    </w:p>
-    <w:p>
-      <w:pPr>
-        <w:spacing w:after="120" w:before="200"/>
-      </w:pPr>
-      <w:r>
-        <w:rPr>
-          <w:rFonts w:ascii="Arial" w:cs="Arial" w:eastAsia="Arial" w:hAnsi="Arial"/>
-          <w:b/>
-          <w:bCs/>
-          <w:color w:val="1B3A5C"/>
-          <w:sz w:val="22"/>
-          <w:szCs w:val="22"/>
-        </w:rPr>
-        <w:t xml:space="preserve">[8] Booking.com / 3点 / 2026-03-10</w:t>
-      </w:r>
-    </w:p>
-    <w:p>
-      <w:pPr>
-        <w:spacing w:after="120" w:line="320"/>
-        <w:jc w:val="left"/>
-      </w:pPr>
-      <w:r>
-        <w:rPr>
-          <w:rFonts w:ascii="Arial" w:cs="Arial" w:eastAsia="Arial" w:hAnsi="Arial"/>
-          <w:color w:val="333333"/>
-          <w:sz w:val="21"/>
-          <w:szCs w:val="21"/>
-        </w:rPr>
-        <w:t xml:space="preserve">Some of the staff are very professional,</w:t>
-      </w:r>
-    </w:p>
-    <w:p>
-      <w:pPr>
-        <w:spacing w:after="120" w:line="320"/>
-        <w:jc w:val="left"/>
-      </w:pPr>
-      <w:r>
-        <w:rPr>
-          <w:rFonts w:ascii="Arial" w:cs="Arial" w:eastAsia="Arial" w:hAnsi="Arial"/>
-          <w:b/>
-          <w:bCs/>
-          <w:color w:val="C0392B"/>
-          <w:sz w:val="21"/>
-          <w:szCs w:val="21"/>
-        </w:rPr>
-        <w:t xml:space="preserve">【改善点】</w:t>
-      </w:r>
-      <w:r>
-        <w:rPr>
-          <w:rFonts w:ascii="Arial" w:cs="Arial" w:eastAsia="Arial" w:hAnsi="Arial"/>
-          <w:color w:val="333333"/>
-          <w:sz w:val="21"/>
-          <w:szCs w:val="21"/>
-        </w:rPr>
-        <w:t xml:space="preserve">しかし、それ以外の場面では、まるで泥棒を見るかのように、無料のコーヒーを飲むのをじっと見つめてきます。挨拶すらしてくれません。日本でホテルの従業員にこんなに失礼な人を見たのは初めてです。</w:t>
-      </w:r>
-    </w:p>
-    <w:p>
-      <w:pPr>
-        <w:spacing w:after="60"/>
-      </w:pPr>
-    </w:p>
-    <w:p>
-      <w:pPr>
-        <w:spacing w:after="120" w:before="200"/>
-      </w:pPr>
-      <w:r>
-        <w:rPr>
-          <w:rFonts w:ascii="Arial" w:cs="Arial" w:eastAsia="Arial" w:hAnsi="Arial"/>
-          <w:b/>
-          <w:bCs/>
-          <w:color w:val="1B3A5C"/>
-          <w:sz w:val="22"/>
-          <w:szCs w:val="22"/>
-        </w:rPr>
-        <w:t xml:space="preserve">[9] Google / 4点 / 2026-03-10</w:t>
-      </w:r>
-    </w:p>
-    <w:p>
-      <w:pPr>
-        <w:spacing w:after="120" w:line="320"/>
-        <w:jc w:val="left"/>
-      </w:pPr>
-      <w:r>
-        <w:rPr>
-          <w:rFonts w:ascii="Arial" w:cs="Arial" w:eastAsia="Arial" w:hAnsi="Arial"/>
-          <w:color w:val="333333"/>
-          <w:sz w:val="21"/>
-          <w:szCs w:val="21"/>
-        </w:rPr>
         <w:t xml:space="preserve">スタッフの中にはとてもプロフェッショナルな人もいますが、そうでない場合は、まるで泥棒でもしているかのように、無料のコーヒーを飲むのをじっと見ています。挨拶もしません。日本でホテルで失礼な人を見たのは初めてです。</w:t>
-      </w:r>
-    </w:p>
-    <w:p>
-      <w:pPr>
-        <w:spacing w:after="60"/>
-      </w:pPr>
-    </w:p>
-    <w:p>
-      <w:pPr>
-        <w:spacing w:after="120" w:before="200"/>
-      </w:pPr>
-      <w:r>
-        <w:rPr>
-          <w:rFonts w:ascii="Arial" w:cs="Arial" w:eastAsia="Arial" w:hAnsi="Arial"/>
-          <w:b/>
-          <w:bCs/>
-          <w:color w:val="1B3A5C"/>
-          <w:sz w:val="22"/>
-          <w:szCs w:val="22"/>
-        </w:rPr>
-        <w:t xml:space="preserve">[10] Google / 4点 / 2026-03-10</w:t>
-      </w:r>
-    </w:p>
-    <w:p>
-      <w:pPr>
-        <w:spacing w:after="120" w:line="320"/>
-        <w:jc w:val="left"/>
-      </w:pPr>
-      <w:r>
-        <w:rPr>
-          <w:rFonts w:ascii="Arial" w:cs="Arial" w:eastAsia="Arial" w:hAnsi="Arial"/>
-          <w:color w:val="333333"/>
-          <w:sz w:val="21"/>
-          <w:szCs w:val="21"/>
-        </w:rPr>
-        <w:t xml:space="preserve">スタッフの中には非常にプロフェッショナルな人もいますが、それ以外の人は、まるで泥棒を見るかのように、無料のコーヒーを取るのをじっと見ています。挨拶すらしてくれません。日本でホテルのスタッフにこんなに失礼な人を見たのは初めてです。</w:t>
       </w:r>
     </w:p>
     <w:p>
@@ -8433,7 +8407,7 @@
                 <w:sz w:val="21"/>
                 <w:szCs w:val="21"/>
               </w:rPr>
-              <w:t xml:space="preserve">コンフォートホテルERA東京東神田は、全体平均8.96点（10点換算）、高評価率85.5%という良好な顧客満足度を維持しているホテルです。特に「立地・アクセス」「スタッフの対応」が多くのゲストから高く評価されています。</w:t>
+              <w:t xml:space="preserve">コンフォートホテルERA東京東神田は、全体平均8.94点（10点換算）、高評価率85.7%という良好な顧客満足度を維持しているホテルです。特に「立地・アクセス」「スタッフの対応」が多くのゲストから高く評価されています。</w:t>
             </w:r>
           </w:p>
           <w:p>
@@ -8447,7 +8421,7 @@
                 <w:sz w:val="21"/>
                 <w:szCs w:val="21"/>
               </w:rPr>
-              <w:t xml:space="preserve">改善課題としては、エアコン・空調、浴室・水回り、部屋の狭さが主要なテーマとして浮上しています。ただし、これらの課題を指摘するゲストの多くも他の面では高い評価を付けており、ネガティブ要素が全体評価を大きく押し下げているわけではありません。</w:t>
+              <w:t xml:space="preserve">改善課題としては、エアコン・空調、浴室・水回り、対応・サービスの不満が主要なテーマとして浮上しています。ただし、これらの課題を指摘するゲストの多くも他の面では高い評価を付けており、ネガティブ要素が全体評価を大きく押し下げているわけではありません。</w:t>
             </w:r>
           </w:p>
           <w:p>
@@ -8475,7 +8449,7 @@
                 <w:sz w:val="21"/>
                 <w:szCs w:val="21"/>
               </w:rPr>
-              <w:t xml:space="preserve">楽天トラベルでの低スコア（8.0点）は、口コミ返信の強化とサービス品質の一貫性確保で改善余地があります。全サイトでの口コミ返信率100%を目指すことで、ホテルの姿勢をゲストに伝え、リピート率の向上につなげることが重要です。</w:t>
+              <w:t xml:space="preserve">Googleでの低スコア（7.9点）は、口コミ返信の強化とサービス品質の一貫性確保で改善余地があります。全サイトでの口コミ返信率100%を目指すことで、ホテルの姿勢をゲストに伝え、リピート率の向上につなげることが重要です。</w:t>
             </w:r>
           </w:p>
           <w:p>

--- a/納品レポート/ホテル別レポート/comfort_era_higashikanda_口コミ分析改善レポート.docx
+++ b/納品レポート/ホテル別レポート/comfort_era_higashikanda_口コミ分析改善レポート.docx
@@ -96,7 +96,7 @@
           <w:sz w:val="22"/>
           <w:szCs w:val="22"/>
         </w:rPr>
-        <w:t xml:space="preserve">レビュー総数：119件（6サイト）</w:t>
+        <w:t xml:space="preserve">レビュー総数：121件（6サイト）</w:t>
       </w:r>
     </w:p>
     <w:p>
@@ -131,7 +131,7 @@
           <w:sz w:val="20"/>
           <w:szCs w:val="20"/>
         </w:rPr>
-        <w:t xml:space="preserve">作成日：2026年3月21日</w:t>
+        <w:t xml:space="preserve">作成日：2026年3月23日</w:t>
       </w:r>
     </w:p>
     <w:p>
@@ -189,7 +189,7 @@
           <w:sz w:val="21"/>
           <w:szCs w:val="21"/>
         </w:rPr>
-        <w:t xml:space="preserve">2026年2月〜3月に各OTAサイト・口コミサイトに投稿された119件のレビューを包括的に分析しました。以下が主要な発見事項です。</w:t>
+        <w:t xml:space="preserve">2026年2月〜3月に各OTAサイト・口コミサイトに投稿された121件のレビューを包括的に分析しました。以下が主要な発見事項です。</w:t>
       </w:r>
     </w:p>
     <w:p>
@@ -261,7 +261,7 @@
                 <w:sz w:val="36"/>
                 <w:szCs w:val="36"/>
               </w:rPr>
-              <w:t xml:space="preserve">8.94</w:t>
+              <w:t xml:space="preserve">8.95</w:t>
             </w:r>
           </w:p>
         </w:tc>
@@ -310,7 +310,7 @@
                 <w:sz w:val="36"/>
                 <w:szCs w:val="36"/>
               </w:rPr>
-              <w:t xml:space="preserve">85.7%</w:t>
+              <w:t xml:space="preserve">86.0%</w:t>
             </w:r>
           </w:p>
         </w:tc>
@@ -408,7 +408,7 @@
                 <w:sz w:val="36"/>
                 <w:szCs w:val="36"/>
               </w:rPr>
-              <w:t xml:space="preserve">119件</w:t>
+              <w:t xml:space="preserve">121件</w:t>
             </w:r>
           </w:p>
         </w:tc>
@@ -448,7 +448,7 @@
           <w:sz w:val="21"/>
           <w:szCs w:val="21"/>
         </w:rPr>
-        <w:t xml:space="preserve">全体平均スコア8.94点（10点換算）は良好な水準であり、85.7%が高評価（8-10点）に分類されます。低評価（1-4点）は6件（5.0%）で、ゲスト満足度は良好です。じゃらん（10.00点）で特に高い評価を獲得しています。</w:t>
+        <w:t xml:space="preserve">全体平均スコア8.95点（10点換算）は良好な水準であり、86.0%が高評価（8-10点）に分類されます。低評価（1-4点）は6件（5.0%）で、ゲスト満足度は良好です。じゃらん（10.00点）で特に高い評価を獲得しています。</w:t>
       </w:r>
     </w:p>
     <w:p>
@@ -567,7 +567,7 @@
                 <w:sz w:val="20"/>
                 <w:szCs w:val="20"/>
               </w:rPr>
-              <w:t xml:space="preserve">エアコン・空調（20件）、浴室・水回り（7件）、対応・サービスの不満（6件）、部屋の狭さ（5件）</w:t>
+              <w:t xml:space="preserve">エアコン・空調（22件）、浴室・水回り（10件）、対応・サービスの不満（6件）、部屋の狭さ（5件）</w:t>
             </w:r>
           </w:p>
           <w:p>
@@ -1716,7 +1716,7 @@
                 <w:sz w:val="20"/>
                 <w:szCs w:val="20"/>
               </w:rPr>
-              <w:t xml:space="preserve">62</w:t>
+              <w:t xml:space="preserve">63</w:t>
             </w:r>
           </w:p>
         </w:tc>
@@ -1751,7 +1751,7 @@
                 <w:sz w:val="20"/>
                 <w:szCs w:val="20"/>
               </w:rPr>
-              <w:t xml:space="preserve">8.89</w:t>
+              <w:t xml:space="preserve">8.92</w:t>
             </w:r>
           </w:p>
         </w:tc>
@@ -1821,7 +1821,7 @@
                 <w:sz w:val="20"/>
                 <w:szCs w:val="20"/>
               </w:rPr>
-              <w:t xml:space="preserve">8.89</w:t>
+              <w:t xml:space="preserve">8.92</w:t>
             </w:r>
           </w:p>
         </w:tc>
@@ -1961,7 +1961,7 @@
                 <w:sz w:val="20"/>
                 <w:szCs w:val="20"/>
               </w:rPr>
-              <w:t xml:space="preserve">1</w:t>
+              <w:t xml:space="preserve">2</w:t>
             </w:r>
           </w:p>
         </w:tc>
@@ -2418,7 +2418,7 @@
           <w:sz w:val="21"/>
           <w:szCs w:val="21"/>
         </w:rPr>
-        <w:t xml:space="preserve">評価分布は10点（59.7%）に最も多く、8点以上の高評価が85.7%を占め、高い顧客満足度を示しています。低評価（1-4点）は計6件（5.0%）です。</w:t>
+        <w:t xml:space="preserve">評価分布は10点（60.3%）に最も多く、8点以上の高評価が86.0%を占め、高い顧客満足度を示しています。低評価（1-4点）は計6件（5.0%）です。</w:t>
       </w:r>
     </w:p>
     <w:p>
@@ -2653,7 +2653,7 @@
                 <w:sz w:val="20"/>
                 <w:szCs w:val="20"/>
               </w:rPr>
-              <w:t xml:space="preserve">71</w:t>
+              <w:t xml:space="preserve">73</w:t>
             </w:r>
           </w:p>
         </w:tc>
@@ -2688,7 +2688,7 @@
                 <w:sz w:val="20"/>
                 <w:szCs w:val="20"/>
               </w:rPr>
-              <w:t xml:space="preserve">59.7%</w:t>
+              <w:t xml:space="preserve">60.3%</w:t>
             </w:r>
           </w:p>
         </w:tc>
@@ -2726,7 +2726,7 @@
                 <w:sz w:val="18"/>
                 <w:szCs w:val="18"/>
               </w:rPr>
-              <w:t xml:space="preserve"> 71件</w:t>
+              <w:t xml:space="preserve"> 73件</w:t>
             </w:r>
           </w:p>
         </w:tc>
@@ -2798,7 +2798,7 @@
                 <w:sz w:val="20"/>
                 <w:szCs w:val="20"/>
               </w:rPr>
-              <w:t xml:space="preserve">17</w:t>
+              <w:t xml:space="preserve">16</w:t>
             </w:r>
           </w:p>
         </w:tc>
@@ -2833,7 +2833,7 @@
                 <w:sz w:val="20"/>
                 <w:szCs w:val="20"/>
               </w:rPr>
-              <w:t xml:space="preserve">14.3%</w:t>
+              <w:t xml:space="preserve">13.2%</w:t>
             </w:r>
           </w:p>
         </w:tc>
@@ -2861,7 +2861,7 @@
                 <w:sz w:val="20"/>
                 <w:szCs w:val="20"/>
               </w:rPr>
-              <w:t xml:space="preserve">█████</w:t>
+              <w:t xml:space="preserve">████</w:t>
             </w:r>
             <w:r>
               <w:rPr>
@@ -2870,7 +2870,7 @@
                 <w:sz w:val="18"/>
                 <w:szCs w:val="18"/>
               </w:rPr>
-              <w:t xml:space="preserve"> 17件</w:t>
+              <w:t xml:space="preserve"> 16件</w:t>
             </w:r>
           </w:p>
         </w:tc>
@@ -2942,7 +2942,7 @@
                 <w:sz w:val="20"/>
                 <w:szCs w:val="20"/>
               </w:rPr>
-              <w:t xml:space="preserve">14</w:t>
+              <w:t xml:space="preserve">15</w:t>
             </w:r>
           </w:p>
         </w:tc>
@@ -2977,7 +2977,7 @@
                 <w:sz w:val="20"/>
                 <w:szCs w:val="20"/>
               </w:rPr>
-              <w:t xml:space="preserve">11.8%</w:t>
+              <w:t xml:space="preserve">12.4%</w:t>
             </w:r>
           </w:p>
         </w:tc>
@@ -3015,7 +3015,7 @@
                 <w:sz w:val="18"/>
                 <w:szCs w:val="18"/>
               </w:rPr>
-              <w:t xml:space="preserve"> 14件</w:t>
+              <w:t xml:space="preserve"> 15件</w:t>
             </w:r>
           </w:p>
         </w:tc>
@@ -3122,7 +3122,7 @@
                 <w:sz w:val="20"/>
                 <w:szCs w:val="20"/>
               </w:rPr>
-              <w:t xml:space="preserve">5.9%</w:t>
+              <w:t xml:space="preserve">5.8%</w:t>
             </w:r>
           </w:p>
         </w:tc>
@@ -3958,7 +3958,7 @@
                 <w:sz w:val="24"/>
                 <w:szCs w:val="24"/>
               </w:rPr>
-              <w:t xml:space="preserve">102件（85.7%）</w:t>
+              <w:t xml:space="preserve">104件（86.0%）</w:t>
             </w:r>
           </w:p>
         </w:tc>
@@ -4009,7 +4009,7 @@
                 <w:sz w:val="24"/>
                 <w:szCs w:val="24"/>
               </w:rPr>
-              <w:t xml:space="preserve">11件（9.2%）</w:t>
+              <w:t xml:space="preserve">11件（9.1%）</w:t>
             </w:r>
           </w:p>
         </w:tc>
@@ -4334,7 +4334,7 @@
                 <w:sz w:val="20"/>
                 <w:szCs w:val="20"/>
               </w:rPr>
-              <w:t xml:space="preserve">「部屋は清潔で、ベッドも広く、地下鉄の駅にも近かった」「立地の良さも台無しです」</w:t>
+              <w:t xml:space="preserve">「荷物の預かりもありましたが、クローク内ではなく外に置いて網掛けされるようでしたので近くの駅のロッカーを使用しました」「近くに小さなレストランがいくつかあり、多くの鉄道駅や地下鉄駅にも近いです」</w:t>
             </w:r>
           </w:p>
         </w:tc>
@@ -4438,7 +4438,7 @@
                 <w:sz w:val="20"/>
                 <w:szCs w:val="20"/>
               </w:rPr>
-              <w:t xml:space="preserve">「ホテルの従業員は親切で礼儀正しかった」「一番の問題は、スタッフの全くの無関心です」</w:t>
+              <w:t xml:space="preserve">「Lo staff è gentilissimo」「ホテルの従業員は親切で礼儀正しかった」</w:t>
             </w:r>
           </w:p>
         </w:tc>
@@ -4545,7 +4545,7 @@
                 <w:sz w:val="20"/>
                 <w:szCs w:val="20"/>
               </w:rPr>
-              <w:t xml:space="preserve">「部屋は清潔で、ベッドも広く、地下鉄の駅にも近かった」「他の方同様に清潔感については非の打ちどころがありません」</w:t>
+              <w:t xml:space="preserve">「室内やバストイレも綺麗でしたので気持ちよく利用できました」「部屋は清潔で、ベッドも広く、地下鉄の駅にも近かった」</w:t>
             </w:r>
           </w:p>
         </w:tc>
@@ -4581,7 +4581,7 @@
                 <w:sz w:val="20"/>
                 <w:szCs w:val="20"/>
               </w:rPr>
-              <w:t xml:space="preserve">快適さ・設備</w:t>
+              <w:t xml:space="preserve">朝食</w:t>
             </w:r>
           </w:p>
         </w:tc>
@@ -4649,7 +4649,7 @@
                 <w:sz w:val="20"/>
                 <w:szCs w:val="20"/>
               </w:rPr>
-              <w:t xml:space="preserve">「部屋は清潔で、ベッドも広く、地下鉄の駅にも近かった」「The bed and pillows were great」</w:t>
+              <w:t xml:space="preserve">「朝食は和食と洋食がバランスよく提供されました」「ホテルでは無料の朝食を提供しており、豪華ではありませんが必要なものはすべて揃っています」</w:t>
             </w:r>
           </w:p>
         </w:tc>
@@ -4686,7 +4686,7 @@
                 <w:sz w:val="20"/>
                 <w:szCs w:val="20"/>
               </w:rPr>
-              <w:t xml:space="preserve">朝食</w:t>
+              <w:t xml:space="preserve">快適さ・設備</w:t>
             </w:r>
           </w:p>
         </w:tc>
@@ -4756,7 +4756,7 @@
                 <w:sz w:val="20"/>
                 <w:szCs w:val="20"/>
               </w:rPr>
-              <w:t xml:space="preserve">「ホテルでは無料の朝食を提供しており、豪華ではありませんが必要なものはすべて揃っています」「ホテルでは無料の朝食を提供しています」</w:t>
+              <w:t xml:space="preserve">「部屋は清潔で、ベッドも広く、地下鉄の駅にも近かった」「The bed and pillows were great」</w:t>
             </w:r>
           </w:p>
         </w:tc>
@@ -4826,7 +4826,7 @@
                 <w:sz w:val="20"/>
                 <w:szCs w:val="20"/>
               </w:rPr>
-              <w:t xml:space="preserve">9件</w:t>
+              <w:t xml:space="preserve">10件以上</w:t>
             </w:r>
           </w:p>
         </w:tc>
@@ -4860,7 +4860,7 @@
                 <w:sz w:val="20"/>
                 <w:szCs w:val="20"/>
               </w:rPr>
-              <w:t xml:space="preserve">「The hotel was lovely and spacious」「The bathroom in clean and big enough」</w:t>
+              <w:t xml:space="preserve">「広めの客室（クイーンエコノミー）には、大きなスーツケース2個が楽に収まります」「The hotel was lovely and spacious」</w:t>
             </w:r>
           </w:p>
         </w:tc>
@@ -4900,7 +4900,7 @@
           <w:sz w:val="21"/>
           <w:szCs w:val="21"/>
         </w:rPr>
-        <w:t xml:space="preserve">口コミの多数で「立地・アクセス」に関するポジティブな言及が見られ、コンフォートホテルERA東京東神田の最大の差別化要因となっています。部屋は清潔で、ベッドも広く、地下鉄の駅にも近かったといった声が多数寄せられています。</w:t>
+        <w:t xml:space="preserve">口コミの多数で「立地・アクセス」に関するポジティブな言及が見られ、コンフォートホテルERA東京東神田の最大の差別化要因となっています。荷物の預かりもありましたが、クローク内ではなく外に置いて網掛けされるようでしたので近くの駅のロッカーを使用しましたといった声が多数寄せられています。</w:t>
       </w:r>
     </w:p>
     <w:p>
@@ -4919,7 +4919,7 @@
           <w:sz w:val="21"/>
           <w:szCs w:val="21"/>
         </w:rPr>
-        <w:t xml:space="preserve">部屋は清潔で、ベッドも広く、地下鉄の駅にも近かった</w:t>
+        <w:t xml:space="preserve">荷物の預かりもありましたが、クローク内ではなく外に置いて網掛けされるようでしたので近くの駅のロッカーを使用しました</w:t>
       </w:r>
     </w:p>
     <w:p>
@@ -4938,7 +4938,7 @@
           <w:sz w:val="21"/>
           <w:szCs w:val="21"/>
         </w:rPr>
-        <w:t xml:space="preserve">立地の良さも台無しです</w:t>
+        <w:t xml:space="preserve">近くに小さなレストランがいくつかあり、多くの鉄道駅や地下鉄駅にも近いです</w:t>
       </w:r>
     </w:p>
     <w:p>
@@ -4957,7 +4957,7 @@
           <w:sz w:val="21"/>
           <w:szCs w:val="21"/>
         </w:rPr>
-        <w:t xml:space="preserve">立地は非常に便利で、地下鉄とJRの複数の路線が交差する場所に位置し、階下にはセブンイレブンがあります</w:t>
+        <w:t xml:space="preserve">Ottima posizione, vicino a ben 3/4 linee metro (7 min a p...</w:t>
       </w:r>
     </w:p>
     <w:p>
@@ -4994,7 +4994,7 @@
           <w:sz w:val="21"/>
           <w:szCs w:val="21"/>
         </w:rPr>
-        <w:t xml:space="preserve">スタッフの対応に関するポジティブな評価も多く寄せられています。「ホテルの従業員は親切で礼儀正しかった」といったコメントが見られます。</w:t>
+        <w:t xml:space="preserve">スタッフの対応に関するポジティブな評価も多く寄せられています。「Lo staff è gentilissimo」といったコメントが見られます。</w:t>
       </w:r>
     </w:p>
     <w:p>
@@ -5299,7 +5299,7 @@
                 <w:sz w:val="20"/>
                 <w:szCs w:val="20"/>
               </w:rPr>
-              <w:t xml:space="preserve">Hotel employees were kind and polite</w:t>
+              <w:t xml:space="preserve">Las instalaciones, la habitación muy confortable, el pers...</w:t>
             </w:r>
           </w:p>
         </w:tc>
@@ -5333,7 +5333,7 @@
                 <w:sz w:val="20"/>
                 <w:szCs w:val="20"/>
               </w:rPr>
-              <w:t xml:space="preserve">重大・20件</w:t>
+              <w:t xml:space="preserve">重大・22件</w:t>
             </w:r>
           </w:p>
         </w:tc>
@@ -5438,7 +5438,7 @@
                 <w:sz w:val="20"/>
                 <w:szCs w:val="20"/>
               </w:rPr>
-              <w:t xml:space="preserve">The bathroom in clean and big enough</w:t>
+              <w:t xml:space="preserve">室内やバストイレも綺麗でしたので気持ちよく利用できました</w:t>
             </w:r>
           </w:p>
         </w:tc>
@@ -5472,7 +5472,7 @@
                 <w:sz w:val="20"/>
                 <w:szCs w:val="20"/>
               </w:rPr>
-              <w:t xml:space="preserve">重大・7件</w:t>
+              <w:t xml:space="preserve">重大・10件</w:t>
             </w:r>
           </w:p>
         </w:tc>
@@ -6204,7 +6204,7 @@
           <w:sz w:val="22"/>
           <w:szCs w:val="22"/>
         </w:rPr>
-        <w:t xml:space="preserve">(2) エアコン・空調の定期点検強化</w:t>
+        <w:t xml:space="preserve">(2) 清掃品質の向上</w:t>
       </w:r>
     </w:p>
     <w:p>
@@ -6223,7 +6223,7 @@
           <w:sz w:val="21"/>
           <w:szCs w:val="21"/>
         </w:rPr>
-        <w:t xml:space="preserve">全室のエアコン設定を季節に応じてデフォルト確認する運用フロー導入</w:t>
+        <w:t xml:space="preserve">清掃チェックリストの見直しと強化（ベッド下・隅の重点確認）</w:t>
       </w:r>
     </w:p>
     <w:p>
@@ -6242,7 +6242,7 @@
           <w:sz w:val="21"/>
           <w:szCs w:val="21"/>
         </w:rPr>
-        <w:t xml:space="preserve">冷暖房の正常動作を定期チェックリストに追加</w:t>
+        <w:t xml:space="preserve">清掃後のダブルチェック体制の導入</w:t>
       </w:r>
     </w:p>
     <w:p>
@@ -6261,7 +6261,7 @@
           <w:sz w:val="21"/>
           <w:szCs w:val="21"/>
         </w:rPr>
-        <w:t xml:space="preserve">異常報告があった客室の優先メンテナンス実施</w:t>
+        <w:t xml:space="preserve">清掃スタッフへの再研修実施</w:t>
       </w:r>
     </w:p>
     <w:p>
@@ -6282,7 +6282,85 @@
           <w:sz w:val="22"/>
           <w:szCs w:val="22"/>
         </w:rPr>
-        <w:t xml:space="preserve">(3) スタッフ対応品質の統一</w:t>
+        <w:t xml:space="preserve">(3) エアコン・空調の定期点検強化</w:t>
+      </w:r>
+    </w:p>
+    <w:p>
+      <w:pPr>
+        <w:pStyle w:val="ListParagraph"/>
+        <w:numPr>
+          <w:ilvl w:val="0"/>
+          <w:numId w:val="2"/>
+        </w:numPr>
+        <w:spacing w:after="80" w:line="300"/>
+      </w:pPr>
+      <w:r>
+        <w:rPr>
+          <w:rFonts w:ascii="Arial" w:cs="Arial" w:eastAsia="Arial" w:hAnsi="Arial"/>
+          <w:color w:val="333333"/>
+          <w:sz w:val="21"/>
+          <w:szCs w:val="21"/>
+        </w:rPr>
+        <w:t xml:space="preserve">全室のエアコン設定を季節に応じてデフォルト確認する運用フロー導入</w:t>
+      </w:r>
+    </w:p>
+    <w:p>
+      <w:pPr>
+        <w:pStyle w:val="ListParagraph"/>
+        <w:numPr>
+          <w:ilvl w:val="0"/>
+          <w:numId w:val="2"/>
+        </w:numPr>
+        <w:spacing w:after="80" w:line="300"/>
+      </w:pPr>
+      <w:r>
+        <w:rPr>
+          <w:rFonts w:ascii="Arial" w:cs="Arial" w:eastAsia="Arial" w:hAnsi="Arial"/>
+          <w:color w:val="333333"/>
+          <w:sz w:val="21"/>
+          <w:szCs w:val="21"/>
+        </w:rPr>
+        <w:t xml:space="preserve">冷暖房の正常動作を定期チェックリストに追加</w:t>
+      </w:r>
+    </w:p>
+    <w:p>
+      <w:pPr>
+        <w:pStyle w:val="ListParagraph"/>
+        <w:numPr>
+          <w:ilvl w:val="0"/>
+          <w:numId w:val="2"/>
+        </w:numPr>
+        <w:spacing w:after="80" w:line="300"/>
+      </w:pPr>
+      <w:r>
+        <w:rPr>
+          <w:rFonts w:ascii="Arial" w:cs="Arial" w:eastAsia="Arial" w:hAnsi="Arial"/>
+          <w:color w:val="333333"/>
+          <w:sz w:val="21"/>
+          <w:szCs w:val="21"/>
+        </w:rPr>
+        <w:t xml:space="preserve">異常報告があった客室の優先メンテナンス実施</w:t>
+      </w:r>
+    </w:p>
+    <w:p>
+      <w:pPr>
+        <w:spacing w:after="80"/>
+      </w:pPr>
+    </w:p>
+    <w:p>
+      <w:pPr>
+        <w:spacing w:after="120" w:before="200"/>
+      </w:pPr>
+      <w:r>
+        <w:rPr>
+          <w:rFonts w:ascii="Arial" w:cs="Arial" w:eastAsia="Arial" w:hAnsi="Arial"/>
+          <w:b/>
+          <w:bCs/>
+          <w:color w:val="1B3A5C"/>
+          <w:sz w:val="22"/>
+          <w:szCs w:val="22"/>
+        </w:rPr>
+        <w:t xml:space="preserve">(4) スタッフ対応品質の統一</w:t>
       </w:r>
     </w:p>
     <w:p>
@@ -7094,7 +7172,7 @@
                 <w:sz w:val="20"/>
                 <w:szCs w:val="20"/>
               </w:rPr>
-              <w:t xml:space="preserve">8.94点</w:t>
+              <w:t xml:space="preserve">8.95点</w:t>
             </w:r>
           </w:p>
         </w:tc>
@@ -7128,7 +7206,7 @@
                 <w:sz w:val="20"/>
                 <w:szCs w:val="20"/>
               </w:rPr>
-              <w:t xml:space="preserve">9.2点以上</w:t>
+              <w:t xml:space="preserve">9.3点以上</w:t>
             </w:r>
           </w:p>
         </w:tc>
@@ -7234,7 +7312,7 @@
                 <w:sz w:val="20"/>
                 <w:szCs w:val="20"/>
               </w:rPr>
-              <w:t xml:space="preserve">85.7%</w:t>
+              <w:t xml:space="preserve">86.0%</w:t>
             </w:r>
           </w:p>
         </w:tc>
@@ -7794,7 +7872,7 @@
                 <w:sz w:val="20"/>
                 <w:szCs w:val="20"/>
               </w:rPr>
-              <w:t xml:space="preserve">約20件/期間</w:t>
+              <w:t xml:space="preserve">約22件/期間</w:t>
             </w:r>
           </w:p>
         </w:tc>
@@ -7829,7 +7907,7 @@
                 <w:sz w:val="20"/>
                 <w:szCs w:val="20"/>
               </w:rPr>
-              <w:t xml:space="preserve">10件以下</w:t>
+              <w:t xml:space="preserve">11件以下</w:t>
             </w:r>
           </w:p>
         </w:tc>
@@ -7925,7 +8003,7 @@
           <w:sz w:val="22"/>
           <w:szCs w:val="22"/>
         </w:rPr>
-        <w:t xml:space="preserve">[1] Trip.com / 10点 / 2026-03-20</w:t>
+        <w:t xml:space="preserve">[1] Booking.com / 10点 / 2026-03-22</w:t>
       </w:r>
     </w:p>
     <w:p>
@@ -7940,7 +8018,33 @@
           <w:sz w:val="21"/>
           <w:szCs w:val="21"/>
         </w:rPr>
-        <w:t xml:space="preserve">部屋は清潔で、ベッドも広く、地下鉄の駅にも近かった。ホテルの従業員は親切で礼儀正しかった。</w:t>
+        <w:t xml:space="preserve">Las instalaciones, la habitación muy confortable, el personal muy amable y atento, desayuno abundante y variado y una ubicación excelente</w:t>
+      </w:r>
+    </w:p>
+    <w:p>
+      <w:pPr>
+        <w:spacing w:after="120" w:line="320"/>
+        <w:jc w:val="left"/>
+      </w:pPr>
+      <w:r>
+        <w:rPr>
+          <w:rFonts w:ascii="Arial" w:cs="Arial" w:eastAsia="Arial" w:hAnsi="Arial"/>
+          <w:b/>
+          <w:bCs/>
+          <w:color w:val="C0392B"/>
+          <w:sz w:val="21"/>
+          <w:szCs w:val="21"/>
+        </w:rPr>
+        <w:t xml:space="preserve">【改善点】</w:t>
+      </w:r>
+      <w:r>
+        <w:rPr>
+          <w:rFonts w:ascii="Arial" w:cs="Arial" w:eastAsia="Arial" w:hAnsi="Arial"/>
+          <w:color w:val="333333"/>
+          <w:sz w:val="21"/>
+          <w:szCs w:val="21"/>
+        </w:rPr>
+        <w:t xml:space="preserve">何もない</w:t>
       </w:r>
     </w:p>
     <w:p>
@@ -7961,7 +8065,7 @@
           <w:sz w:val="22"/>
           <w:szCs w:val="22"/>
         </w:rPr>
-        <w:t xml:space="preserve">[2] Trip.com / 10点 / 2026-03-20</w:t>
+        <w:t xml:space="preserve">[2] 楽天トラベル / 8点 / 2026-03-22</w:t>
       </w:r>
     </w:p>
     <w:p>
@@ -7976,7 +8080,7 @@
           <w:sz w:val="21"/>
           <w:szCs w:val="21"/>
         </w:rPr>
-        <w:t xml:space="preserve">チェックインからチェックアウトまで、すべてが完璧でした。温かく迎えられ、細やかな気配りを感じ、何一つ不自由を感じませんでした。</w:t>
+        <w:t xml:space="preserve">チェックイン・チェックアウトが機械を通してでしたがスムーズにできて良かったです。室内やバストイレも綺麗でしたので気持ちよく利用できました。連泊でしたが2泊目はタオル類と歯ブラシ全て新しいものを届けてくださっていたのも嬉しかったです。荷物の預かりもありましたが、クローク内ではなく外に置いて網掛けされるようでしたので近くの駅のロッカーを使用しました。</w:t>
       </w:r>
     </w:p>
     <w:p>
@@ -7997,7 +8101,7 @@
           <w:sz w:val="22"/>
           <w:szCs w:val="22"/>
         </w:rPr>
-        <w:t xml:space="preserve">[3] Booking.com / 10点 / 2026-03-19</w:t>
+        <w:t xml:space="preserve">[3] Google / 10点 / 2026-03-21</w:t>
       </w:r>
     </w:p>
     <w:p>
@@ -8012,7 +8116,43 @@
           <w:sz w:val="21"/>
           <w:szCs w:val="21"/>
         </w:rPr>
-        <w:t xml:space="preserve">Ci ha piaciuto tutto! Ogni sera ci siamo addormentati pensando che avevamo scelto l albergo migliore di tutti 💚 super posizione, accoglienza e pulizia top, colazione stupenda!! Torneremo volentier...</w:t>
+        <w:t xml:space="preserve">大変温かく迎えられ、滞在を満喫しました。朝食は和食と洋食がバランスよく提供されました。一部の客室からはスカイツリーが見えます。周辺エリアも気に入りました。近くに小さなレストランがいくつかあり、多くの鉄道駅や地下鉄駅にも近いです。広めの客室（クイーンエコノミー）には、大きなスーツケース2個が楽に収まります。</w:t>
+      </w:r>
+    </w:p>
+    <w:p>
+      <w:pPr>
+        <w:spacing w:after="60"/>
+      </w:pPr>
+    </w:p>
+    <w:p>
+      <w:pPr>
+        <w:spacing w:after="120" w:before="200"/>
+      </w:pPr>
+      <w:r>
+        <w:rPr>
+          <w:rFonts w:ascii="Arial" w:cs="Arial" w:eastAsia="Arial" w:hAnsi="Arial"/>
+          <w:b/>
+          <w:bCs/>
+          <w:color w:val="1B3A5C"/>
+          <w:sz w:val="22"/>
+          <w:szCs w:val="22"/>
+        </w:rPr>
+        <w:t xml:space="preserve">[4] Booking.com / 10点 / 2026-03-21</w:t>
+      </w:r>
+    </w:p>
+    <w:p>
+      <w:pPr>
+        <w:spacing w:after="120" w:line="320"/>
+        <w:jc w:val="left"/>
+      </w:pPr>
+      <w:r>
+        <w:rPr>
+          <w:rFonts w:ascii="Arial" w:cs="Arial" w:eastAsia="Arial" w:hAnsi="Arial"/>
+          <w:color w:val="333333"/>
+          <w:sz w:val="21"/>
+          <w:szCs w:val="21"/>
+        </w:rPr>
+        <w:t xml:space="preserve">Ottimo rapporto qualità prezzo. Camera un po più grande della media giapponese (18mq la nostra) e onestamente fa la differenza, potevamo tranquillamente aprire tutte le valigie contemporaneamente e...</w:t>
       </w:r>
     </w:p>
     <w:p>
@@ -8038,7 +8178,7 @@
           <w:sz w:val="21"/>
           <w:szCs w:val="21"/>
         </w:rPr>
-        <w:t xml:space="preserve">気に入らない点は何もなかった。</w:t>
+        <w:t xml:space="preserve">いくつか時代遅れな点があり、改善が必要かもしれない（汚れたカーテン、シャワーカーテンなど）。</w:t>
       </w:r>
     </w:p>
     <w:p>
@@ -8059,7 +8199,7 @@
           <w:sz w:val="22"/>
           <w:szCs w:val="22"/>
         </w:rPr>
-        <w:t xml:space="preserve">[4] Google / 10点 / 2026-03-18</w:t>
+        <w:t xml:space="preserve">[5] Trip.com / 10点 / 2026-03-20</w:t>
       </w:r>
     </w:p>
     <w:p>
@@ -8074,69 +8214,7 @@
           <w:sz w:val="21"/>
           <w:szCs w:val="21"/>
         </w:rPr>
-        <w:t xml:space="preserve">他の方同様に清潔感については非の打ちどころがありません。大手チェーン店ではタバコ臭かったり何かしらの不具合に見舞われますが、ここにはありませんでした。</w:t>
-      </w:r>
-    </w:p>
-    <w:p>
-      <w:pPr>
-        <w:spacing w:after="60"/>
-      </w:pPr>
-    </w:p>
-    <w:p>
-      <w:pPr>
-        <w:spacing w:after="120" w:before="200"/>
-      </w:pPr>
-      <w:r>
-        <w:rPr>
-          <w:rFonts w:ascii="Arial" w:cs="Arial" w:eastAsia="Arial" w:hAnsi="Arial"/>
-          <w:b/>
-          <w:bCs/>
-          <w:color w:val="1B3A5C"/>
-          <w:sz w:val="22"/>
-          <w:szCs w:val="22"/>
-        </w:rPr>
-        <w:t xml:space="preserve">[5] Booking.com / 10点 / 2026-03-18</w:t>
-      </w:r>
-    </w:p>
-    <w:p>
-      <w:pPr>
-        <w:spacing w:after="120" w:line="320"/>
-        <w:jc w:val="left"/>
-      </w:pPr>
-      <w:r>
-        <w:rPr>
-          <w:rFonts w:ascii="Arial" w:cs="Arial" w:eastAsia="Arial" w:hAnsi="Arial"/>
-          <w:color w:val="333333"/>
-          <w:sz w:val="21"/>
-          <w:szCs w:val="21"/>
-        </w:rPr>
-        <w:t xml:space="preserve">La grandeur des chambres</w:t>
-      </w:r>
-    </w:p>
-    <w:p>
-      <w:pPr>
-        <w:spacing w:after="120" w:line="320"/>
-        <w:jc w:val="left"/>
-      </w:pPr>
-      <w:r>
-        <w:rPr>
-          <w:rFonts w:ascii="Arial" w:cs="Arial" w:eastAsia="Arial" w:hAnsi="Arial"/>
-          <w:b/>
-          <w:bCs/>
-          <w:color w:val="C0392B"/>
-          <w:sz w:val="21"/>
-          <w:szCs w:val="21"/>
-        </w:rPr>
-        <w:t xml:space="preserve">【改善点】</w:t>
-      </w:r>
-      <w:r>
-        <w:rPr>
-          <w:rFonts w:ascii="Arial" w:cs="Arial" w:eastAsia="Arial" w:hAnsi="Arial"/>
-          <w:color w:val="333333"/>
-          <w:sz w:val="21"/>
-          <w:szCs w:val="21"/>
-        </w:rPr>
-        <w:t xml:space="preserve">少し高価</w:t>
+        <w:t xml:space="preserve">部屋は清潔で、ベッドも広く、地下鉄の駅にも近かった。ホテルの従業員は親切で礼儀正しかった。</w:t>
       </w:r>
     </w:p>
     <w:p>
@@ -8407,7 +8485,7 @@
                 <w:sz w:val="21"/>
                 <w:szCs w:val="21"/>
               </w:rPr>
-              <w:t xml:space="preserve">コンフォートホテルERA東京東神田は、全体平均8.94点（10点換算）、高評価率85.7%という良好な顧客満足度を維持しているホテルです。特に「立地・アクセス」「スタッフの対応」が多くのゲストから高く評価されています。</w:t>
+              <w:t xml:space="preserve">コンフォートホテルERA東京東神田は、全体平均8.95点（10点換算）、高評価率86.0%という良好な顧客満足度を維持しているホテルです。特に「立地・アクセス」「スタッフの対応」が多くのゲストから高く評価されています。</w:t>
             </w:r>
           </w:p>
           <w:p>

--- a/納品レポート/ホテル別レポート/comfort_era_higashikanda_口コミ分析改善レポート.docx
+++ b/納品レポート/ホテル別レポート/comfort_era_higashikanda_口コミ分析改善レポート.docx
@@ -96,7 +96,7 @@
           <w:sz w:val="22"/>
           <w:szCs w:val="22"/>
         </w:rPr>
-        <w:t xml:space="preserve">レビュー総数：121件（6サイト）</w:t>
+        <w:t xml:space="preserve">レビュー総数：123件（6サイト）</w:t>
       </w:r>
     </w:p>
     <w:p>
@@ -131,7 +131,7 @@
           <w:sz w:val="20"/>
           <w:szCs w:val="20"/>
         </w:rPr>
-        <w:t xml:space="preserve">作成日：2026年3月23日</w:t>
+        <w:t xml:space="preserve">作成日：2026年3月24日</w:t>
       </w:r>
     </w:p>
     <w:p>
@@ -189,7 +189,7 @@
           <w:sz w:val="21"/>
           <w:szCs w:val="21"/>
         </w:rPr>
-        <w:t xml:space="preserve">2026年2月〜3月に各OTAサイト・口コミサイトに投稿された121件のレビューを包括的に分析しました。以下が主要な発見事項です。</w:t>
+        <w:t xml:space="preserve">2026年2月〜3月に各OTAサイト・口コミサイトに投稿された123件のレビューを包括的に分析しました。以下が主要な発見事項です。</w:t>
       </w:r>
     </w:p>
     <w:p>
@@ -261,7 +261,7 @@
                 <w:sz w:val="36"/>
                 <w:szCs w:val="36"/>
               </w:rPr>
-              <w:t xml:space="preserve">8.95</w:t>
+              <w:t xml:space="preserve">8.92</w:t>
             </w:r>
           </w:p>
         </w:tc>
@@ -310,7 +310,7 @@
                 <w:sz w:val="36"/>
                 <w:szCs w:val="36"/>
               </w:rPr>
-              <w:t xml:space="preserve">86.0%</w:t>
+              <w:t xml:space="preserve">86.2%</w:t>
             </w:r>
           </w:p>
         </w:tc>
@@ -359,7 +359,7 @@
                 <w:sz w:val="36"/>
                 <w:szCs w:val="36"/>
               </w:rPr>
-              <w:t xml:space="preserve">5.0%</w:t>
+              <w:t xml:space="preserve">4.9%</w:t>
             </w:r>
           </w:p>
         </w:tc>
@@ -408,7 +408,7 @@
                 <w:sz w:val="36"/>
                 <w:szCs w:val="36"/>
               </w:rPr>
-              <w:t xml:space="preserve">121件</w:t>
+              <w:t xml:space="preserve">123件</w:t>
             </w:r>
           </w:p>
         </w:tc>
@@ -448,7 +448,7 @@
           <w:sz w:val="21"/>
           <w:szCs w:val="21"/>
         </w:rPr>
-        <w:t xml:space="preserve">全体平均スコア8.95点（10点換算）は良好な水準であり、86.0%が高評価（8-10点）に分類されます。低評価（1-4点）は6件（5.0%）で、ゲスト満足度は良好です。じゃらん（10.00点）で特に高い評価を獲得しています。</w:t>
+        <w:t xml:space="preserve">全体平均スコア8.92点（10点換算）は良好な水準であり、86.2%が高評価（8-10点）に分類されます。低評価（1-4点）は6件（4.9%）で、ゲスト満足度は良好です。じゃらん（10.00点）で特に高い評価を獲得しています。</w:t>
       </w:r>
     </w:p>
     <w:p>
@@ -463,7 +463,7 @@
           <w:sz w:val="21"/>
           <w:szCs w:val="21"/>
         </w:rPr>
-        <w:t xml:space="preserve">一方で、Google（7.9点）では相対的に低いスコアとなっており、改善の余地があります。全体としては「立地・アクセス」と「スタッフの対応」がホテルの主な強みとして際立っています。</w:t>
+        <w:t xml:space="preserve">一方で、Google（7.8点）では相対的に低いスコアとなっており、改善の余地があります。全体としては「立地・アクセス」と「スタッフの対応」がホテルの主な強みとして際立っています。</w:t>
       </w:r>
     </w:p>
     <w:p>
@@ -567,7 +567,7 @@
                 <w:sz w:val="20"/>
                 <w:szCs w:val="20"/>
               </w:rPr>
-              <w:t xml:space="preserve">エアコン・空調（22件）、浴室・水回り（10件）、対応・サービスの不満（6件）、部屋の狭さ（5件）</w:t>
+              <w:t xml:space="preserve">エアコン・空調（22件）、浴室・水回り（11件）、部屋の狭さ（6件）、対応・サービスの不満（6件）</w:t>
             </w:r>
           </w:p>
           <w:p>
@@ -1716,7 +1716,7 @@
                 <w:sz w:val="20"/>
                 <w:szCs w:val="20"/>
               </w:rPr>
-              <w:t xml:space="preserve">63</w:t>
+              <w:t xml:space="preserve">65</w:t>
             </w:r>
           </w:p>
         </w:tc>
@@ -1961,7 +1961,7 @@
                 <w:sz w:val="20"/>
                 <w:szCs w:val="20"/>
               </w:rPr>
-              <w:t xml:space="preserve">2</w:t>
+              <w:t xml:space="preserve">3</w:t>
             </w:r>
           </w:p>
         </w:tc>
@@ -2203,7 +2203,7 @@
                 <w:sz w:val="20"/>
                 <w:szCs w:val="20"/>
               </w:rPr>
-              <w:t xml:space="preserve">25</w:t>
+              <w:t xml:space="preserve">24</w:t>
             </w:r>
           </w:p>
         </w:tc>
@@ -2238,7 +2238,7 @@
                 <w:sz w:val="20"/>
                 <w:szCs w:val="20"/>
               </w:rPr>
-              <w:t xml:space="preserve">3.96</w:t>
+              <w:t xml:space="preserve">3.88</w:t>
             </w:r>
           </w:p>
         </w:tc>
@@ -2308,7 +2308,7 @@
                 <w:sz w:val="20"/>
                 <w:szCs w:val="20"/>
               </w:rPr>
-              <w:t xml:space="preserve">7.92</w:t>
+              <w:t xml:space="preserve">7.75</w:t>
             </w:r>
           </w:p>
         </w:tc>
@@ -2343,7 +2343,7 @@
                 <w:sz w:val="20"/>
                 <w:szCs w:val="20"/>
               </w:rPr>
-              <w:t xml:space="preserve">10</w:t>
+              <w:t xml:space="preserve">9</w:t>
             </w:r>
           </w:p>
         </w:tc>
@@ -2418,7 +2418,7 @@
           <w:sz w:val="21"/>
           <w:szCs w:val="21"/>
         </w:rPr>
-        <w:t xml:space="preserve">評価分布は10点（60.3%）に最も多く、8点以上の高評価が86.0%を占め、高い顧客満足度を示しています。低評価（1-4点）は計6件（5.0%）です。</w:t>
+        <w:t xml:space="preserve">評価分布は10点（58.5%）に最も多く、8点以上の高評価が86.2%を占め、高い顧客満足度を示しています。低評価（1-4点）は計6件（4.9%）です。</w:t>
       </w:r>
     </w:p>
     <w:p>
@@ -2653,7 +2653,7 @@
                 <w:sz w:val="20"/>
                 <w:szCs w:val="20"/>
               </w:rPr>
-              <w:t xml:space="preserve">73</w:t>
+              <w:t xml:space="preserve">72</w:t>
             </w:r>
           </w:p>
         </w:tc>
@@ -2688,7 +2688,7 @@
                 <w:sz w:val="20"/>
                 <w:szCs w:val="20"/>
               </w:rPr>
-              <w:t xml:space="preserve">60.3%</w:t>
+              <w:t xml:space="preserve">58.5%</w:t>
             </w:r>
           </w:p>
         </w:tc>
@@ -2726,7 +2726,7 @@
                 <w:sz w:val="18"/>
                 <w:szCs w:val="18"/>
               </w:rPr>
-              <w:t xml:space="preserve"> 73件</w:t>
+              <w:t xml:space="preserve"> 72件</w:t>
             </w:r>
           </w:p>
         </w:tc>
@@ -2833,7 +2833,7 @@
                 <w:sz w:val="20"/>
                 <w:szCs w:val="20"/>
               </w:rPr>
-              <w:t xml:space="preserve">13.2%</w:t>
+              <w:t xml:space="preserve">13.0%</w:t>
             </w:r>
           </w:p>
         </w:tc>
@@ -2942,7 +2942,7 @@
                 <w:sz w:val="20"/>
                 <w:szCs w:val="20"/>
               </w:rPr>
-              <w:t xml:space="preserve">15</w:t>
+              <w:t xml:space="preserve">18</w:t>
             </w:r>
           </w:p>
         </w:tc>
@@ -2977,7 +2977,7 @@
                 <w:sz w:val="20"/>
                 <w:szCs w:val="20"/>
               </w:rPr>
-              <w:t xml:space="preserve">12.4%</w:t>
+              <w:t xml:space="preserve">14.6%</w:t>
             </w:r>
           </w:p>
         </w:tc>
@@ -3006,7 +3006,7 @@
                 <w:sz w:val="20"/>
                 <w:szCs w:val="20"/>
               </w:rPr>
-              <w:t xml:space="preserve">████</w:t>
+              <w:t xml:space="preserve">█████</w:t>
             </w:r>
             <w:r>
               <w:rPr>
@@ -3015,7 +3015,7 @@
                 <w:sz w:val="18"/>
                 <w:szCs w:val="18"/>
               </w:rPr>
-              <w:t xml:space="preserve"> 15件</w:t>
+              <w:t xml:space="preserve"> 18件</w:t>
             </w:r>
           </w:p>
         </w:tc>
@@ -3122,7 +3122,7 @@
                 <w:sz w:val="20"/>
                 <w:szCs w:val="20"/>
               </w:rPr>
-              <w:t xml:space="preserve">5.8%</w:t>
+              <w:t xml:space="preserve">5.7%</w:t>
             </w:r>
           </w:p>
         </w:tc>
@@ -3266,7 +3266,7 @@
                 <w:sz w:val="20"/>
                 <w:szCs w:val="20"/>
               </w:rPr>
-              <w:t xml:space="preserve">2.5%</w:t>
+              <w:t xml:space="preserve">2.4%</w:t>
             </w:r>
           </w:p>
         </w:tc>
@@ -3555,7 +3555,7 @@
                 <w:sz w:val="20"/>
                 <w:szCs w:val="20"/>
               </w:rPr>
-              <w:t xml:space="preserve">1.7%</w:t>
+              <w:t xml:space="preserve">1.6%</w:t>
             </w:r>
           </w:p>
         </w:tc>
@@ -3844,7 +3844,7 @@
                 <w:sz w:val="20"/>
                 <w:szCs w:val="20"/>
               </w:rPr>
-              <w:t xml:space="preserve">2.5%</w:t>
+              <w:t xml:space="preserve">2.4%</w:t>
             </w:r>
           </w:p>
         </w:tc>
@@ -3958,7 +3958,7 @@
                 <w:sz w:val="24"/>
                 <w:szCs w:val="24"/>
               </w:rPr>
-              <w:t xml:space="preserve">104件（86.0%）</w:t>
+              <w:t xml:space="preserve">106件（86.2%）</w:t>
             </w:r>
           </w:p>
         </w:tc>
@@ -4009,7 +4009,7 @@
                 <w:sz w:val="24"/>
                 <w:szCs w:val="24"/>
               </w:rPr>
-              <w:t xml:space="preserve">11件（9.1%）</w:t>
+              <w:t xml:space="preserve">11件（8.9%）</w:t>
             </w:r>
           </w:p>
         </w:tc>
@@ -4060,7 +4060,7 @@
                 <w:sz w:val="24"/>
                 <w:szCs w:val="24"/>
               </w:rPr>
-              <w:t xml:space="preserve">6件（5.0%）</w:t>
+              <w:t xml:space="preserve">6件（4.9%）</w:t>
             </w:r>
           </w:p>
         </w:tc>
@@ -4334,7 +4334,7 @@
                 <w:sz w:val="20"/>
                 <w:szCs w:val="20"/>
               </w:rPr>
-              <w:t xml:space="preserve">「荷物の預かりもありましたが、クローク内ではなく外に置いて網掛けされるようでしたので近くの駅のロッカーを使用しました」「近くに小さなレストランがいくつかあり、多くの鉄道駅や地下鉄駅にも近いです」</w:t>
+              <w:t xml:space="preserve">「駅からのアクセスがよかったです」「秋葉原も近いです」</w:t>
             </w:r>
           </w:p>
         </w:tc>
@@ -4545,7 +4545,7 @@
                 <w:sz w:val="20"/>
                 <w:szCs w:val="20"/>
               </w:rPr>
-              <w:t xml:space="preserve">「室内やバストイレも綺麗でしたので気持ちよく利用できました」「部屋は清潔で、ベッドも広く、地下鉄の駅にも近かった」</w:t>
+              <w:t xml:space="preserve">「清掃も行き届いており、快適に過ごせました」「室内やバストイレも綺麗でしたので気持ちよく利用できました」</w:t>
             </w:r>
           </w:p>
         </w:tc>
@@ -4649,7 +4649,7 @@
                 <w:sz w:val="20"/>
                 <w:szCs w:val="20"/>
               </w:rPr>
-              <w:t xml:space="preserve">「朝食は和食と洋食がバランスよく提供されました」「ホテルでは無料の朝食を提供しており、豪華ではありませんが必要なものはすべて揃っています」</w:t>
+              <w:t xml:space="preserve">「パンケーキ自動製作機は面白いし美味しいです🥞 グリーンズの株主優待が利用できます」「朝食は和食と洋食がバランスよく提供されました」</w:t>
             </w:r>
           </w:p>
         </w:tc>
@@ -4756,7 +4756,7 @@
                 <w:sz w:val="20"/>
                 <w:szCs w:val="20"/>
               </w:rPr>
-              <w:t xml:space="preserve">「部屋は清潔で、ベッドも広く、地下鉄の駅にも近かった」「The bed and pillows were great」</w:t>
+              <w:t xml:space="preserve">「清掃も行き届いており、快適に過ごせました」「ベッドはあまり快適ではありません」</w:t>
             </w:r>
           </w:p>
         </w:tc>
@@ -4860,7 +4860,7 @@
                 <w:sz w:val="20"/>
                 <w:szCs w:val="20"/>
               </w:rPr>
-              <w:t xml:space="preserve">「広めの客室（クイーンエコノミー）には、大きなスーツケース2個が楽に収まります」「The hotel was lovely and spacious」</w:t>
+              <w:t xml:space="preserve">「14時から17時までにチェックインすると人形焼が無料でもらえます🆓 ラウンジは広くウェルカムドリンクが飲み放題で...」「広めの客室（クイーンエコノミー）には、大きなスーツケース2個が楽に収まります」</w:t>
             </w:r>
           </w:p>
         </w:tc>
@@ -4900,7 +4900,7 @@
           <w:sz w:val="21"/>
           <w:szCs w:val="21"/>
         </w:rPr>
-        <w:t xml:space="preserve">口コミの多数で「立地・アクセス」に関するポジティブな言及が見られ、コンフォートホテルERA東京東神田の最大の差別化要因となっています。荷物の預かりもありましたが、クローク内ではなく外に置いて網掛けされるようでしたので近くの駅のロッカーを使用しましたといった声が多数寄せられています。</w:t>
+        <w:t xml:space="preserve">口コミの多数で「立地・アクセス」に関するポジティブな言及が見られ、コンフォートホテルERA東京東神田の最大の差別化要因となっています。駅からのアクセスがよかったですといった声が多数寄せられています。</w:t>
       </w:r>
     </w:p>
     <w:p>
@@ -4919,7 +4919,7 @@
           <w:sz w:val="21"/>
           <w:szCs w:val="21"/>
         </w:rPr>
-        <w:t xml:space="preserve">荷物の預かりもありましたが、クローク内ではなく外に置いて網掛けされるようでしたので近くの駅のロッカーを使用しました</w:t>
+        <w:t xml:space="preserve">駅からのアクセスがよかったです</w:t>
       </w:r>
     </w:p>
     <w:p>
@@ -4938,7 +4938,7 @@
           <w:sz w:val="21"/>
           <w:szCs w:val="21"/>
         </w:rPr>
-        <w:t xml:space="preserve">近くに小さなレストランがいくつかあり、多くの鉄道駅や地下鉄駅にも近いです</w:t>
+        <w:t xml:space="preserve">秋葉原も近いです</w:t>
       </w:r>
     </w:p>
     <w:p>
@@ -4957,7 +4957,7 @@
           <w:sz w:val="21"/>
           <w:szCs w:val="21"/>
         </w:rPr>
-        <w:t xml:space="preserve">Ottima posizione, vicino a ben 3/4 linee metro (7 min a p...</w:t>
+        <w:t xml:space="preserve">荷物の預かりもありましたが、クローク内ではなく外に置いて網掛けされるようでしたので近くの駅のロッカーを使用しました</w:t>
       </w:r>
     </w:p>
     <w:p>
@@ -5299,7 +5299,7 @@
                 <w:sz w:val="20"/>
                 <w:szCs w:val="20"/>
               </w:rPr>
-              <w:t xml:space="preserve">Las instalaciones, la habitación muy confortable, el pers...</w:t>
+              <w:t xml:space="preserve">La cercanía a estaciones de tren, a sitios para comer, co...</w:t>
             </w:r>
           </w:p>
         </w:tc>
@@ -5438,7 +5438,7 @@
                 <w:sz w:val="20"/>
                 <w:szCs w:val="20"/>
               </w:rPr>
-              <w:t xml:space="preserve">室内やバストイレも綺麗でしたので気持ちよく利用できました</w:t>
+              <w:t xml:space="preserve">14時から17時までにチェックインすると人形焼が無料でもらえます🆓 ラウンジは広くウェルカムドリンクが飲み放題で...</w:t>
             </w:r>
           </w:p>
         </w:tc>
@@ -5472,7 +5472,7 @@
                 <w:sz w:val="20"/>
                 <w:szCs w:val="20"/>
               </w:rPr>
-              <w:t xml:space="preserve">重大・10件</w:t>
+              <w:t xml:space="preserve">重大・11件</w:t>
             </w:r>
           </w:p>
         </w:tc>
@@ -5543,7 +5543,7 @@
                 <w:sz w:val="20"/>
                 <w:szCs w:val="20"/>
               </w:rPr>
-              <w:t xml:space="preserve">対応・サービスの不満</w:t>
+              <w:t xml:space="preserve">部屋の狭さ</w:t>
             </w:r>
           </w:p>
         </w:tc>
@@ -5577,7 +5577,7 @@
                 <w:sz w:val="20"/>
                 <w:szCs w:val="20"/>
               </w:rPr>
-              <w:t xml:space="preserve">サービスは最悪」  数日間滞在しましたが、残念ながら非常に不快な印象を受けました</w:t>
+              <w:t xml:space="preserve">欧米人で、アメリカのホテルのような快適さに慣れている方にとっては、特に窮屈に感じるかもしれません</w:t>
             </w:r>
           </w:p>
         </w:tc>
@@ -5682,7 +5682,7 @@
                 <w:sz w:val="20"/>
                 <w:szCs w:val="20"/>
               </w:rPr>
-              <w:t xml:space="preserve">部屋の狭さ</w:t>
+              <w:t xml:space="preserve">対応・サービスの不満</w:t>
             </w:r>
           </w:p>
         </w:tc>
@@ -5716,7 +5716,7 @@
                 <w:sz w:val="20"/>
                 <w:szCs w:val="20"/>
               </w:rPr>
-              <w:t xml:space="preserve">The rooms are quite small (like everywhere in Japan), but...</w:t>
+              <w:t xml:space="preserve">サービスは最悪」  数日間滞在しましたが、残念ながら非常に不快な印象を受けました</w:t>
             </w:r>
           </w:p>
         </w:tc>
@@ -5750,7 +5750,7 @@
                 <w:sz w:val="20"/>
                 <w:szCs w:val="20"/>
               </w:rPr>
-              <w:t xml:space="preserve">重大・5件</w:t>
+              <w:t xml:space="preserve">重大・6件</w:t>
             </w:r>
           </w:p>
         </w:tc>
@@ -7172,7 +7172,7 @@
                 <w:sz w:val="20"/>
                 <w:szCs w:val="20"/>
               </w:rPr>
-              <w:t xml:space="preserve">8.95点</w:t>
+              <w:t xml:space="preserve">8.92点</w:t>
             </w:r>
           </w:p>
         </w:tc>
@@ -7206,7 +7206,7 @@
                 <w:sz w:val="20"/>
                 <w:szCs w:val="20"/>
               </w:rPr>
-              <w:t xml:space="preserve">9.3点以上</w:t>
+              <w:t xml:space="preserve">9.2点以上</w:t>
             </w:r>
           </w:p>
         </w:tc>
@@ -7312,7 +7312,7 @@
                 <w:sz w:val="20"/>
                 <w:szCs w:val="20"/>
               </w:rPr>
-              <w:t xml:space="preserve">86.0%</w:t>
+              <w:t xml:space="preserve">86.2%</w:t>
             </w:r>
           </w:p>
         </w:tc>
@@ -7452,7 +7452,7 @@
                 <w:sz w:val="20"/>
                 <w:szCs w:val="20"/>
               </w:rPr>
-              <w:t xml:space="preserve">5.0%</w:t>
+              <w:t xml:space="preserve">4.9%</w:t>
             </w:r>
           </w:p>
         </w:tc>
@@ -7592,7 +7592,7 @@
                 <w:sz w:val="20"/>
                 <w:szCs w:val="20"/>
               </w:rPr>
-              <w:t xml:space="preserve">7.9点</w:t>
+              <w:t xml:space="preserve">7.8点</w:t>
             </w:r>
           </w:p>
         </w:tc>
@@ -7627,7 +7627,7 @@
                 <w:sz w:val="20"/>
                 <w:szCs w:val="20"/>
               </w:rPr>
-              <w:t xml:space="preserve">8.9点以上</w:t>
+              <w:t xml:space="preserve">8.8点以上</w:t>
             </w:r>
           </w:p>
         </w:tc>
@@ -8003,7 +8003,7 @@
           <w:sz w:val="22"/>
           <w:szCs w:val="22"/>
         </w:rPr>
-        <w:t xml:space="preserve">[1] Booking.com / 10点 / 2026-03-22</w:t>
+        <w:t xml:space="preserve">[1] Booking.com / 10点 / 2026-03-23</w:t>
       </w:r>
     </w:p>
     <w:p>
@@ -8018,7 +8018,7 @@
           <w:sz w:val="21"/>
           <w:szCs w:val="21"/>
         </w:rPr>
-        <w:t xml:space="preserve">Las instalaciones, la habitación muy confortable, el personal muy amable y atento, desayuno abundante y variado y una ubicación excelente</w:t>
+        <w:t xml:space="preserve">Tutto perfetto. Alla reception tutti i ragazzi gentili e disponibili. Grazie mille</w:t>
       </w:r>
     </w:p>
     <w:p>
@@ -8044,7 +8044,7 @@
           <w:sz w:val="21"/>
           <w:szCs w:val="21"/>
         </w:rPr>
-        <w:t xml:space="preserve">何もない</w:t>
+        <w:t xml:space="preserve">-</w:t>
       </w:r>
     </w:p>
     <w:p>
@@ -8065,7 +8065,7 @@
           <w:sz w:val="22"/>
           <w:szCs w:val="22"/>
         </w:rPr>
-        <w:t xml:space="preserve">[2] 楽天トラベル / 8点 / 2026-03-22</w:t>
+        <w:t xml:space="preserve">[2] 楽天トラベル / 8点 / 2026-03-23</w:t>
       </w:r>
     </w:p>
     <w:p>
@@ -8080,7 +8080,7 @@
           <w:sz w:val="21"/>
           <w:szCs w:val="21"/>
         </w:rPr>
-        <w:t xml:space="preserve">チェックイン・チェックアウトが機械を通してでしたがスムーズにできて良かったです。室内やバストイレも綺麗でしたので気持ちよく利用できました。連泊でしたが2泊目はタオル類と歯ブラシ全て新しいものを届けてくださっていたのも嬉しかったです。荷物の預かりもありましたが、クローク内ではなく外に置いて網掛けされるようでしたので近くの駅のロッカーを使用しました。</w:t>
+        <w:t xml:space="preserve">駅からのアクセスがよかったです。着いてすぐお菓子をいただいてコーヒー等を楽しめるところも良かったです。ツインの部屋でしたが、ちょうど良い広さでした。清掃も行き届いており、快適に過ごせました。</w:t>
       </w:r>
     </w:p>
     <w:p>
@@ -8101,7 +8101,7 @@
           <w:sz w:val="22"/>
           <w:szCs w:val="22"/>
         </w:rPr>
-        <w:t xml:space="preserve">[3] Google / 10点 / 2026-03-21</w:t>
+        <w:t xml:space="preserve">[3] Booking.com / 8点 / 2026-03-23</w:t>
       </w:r>
     </w:p>
     <w:p>
@@ -8116,7 +8116,33 @@
           <w:sz w:val="21"/>
           <w:szCs w:val="21"/>
         </w:rPr>
-        <w:t xml:space="preserve">大変温かく迎えられ、滞在を満喫しました。朝食は和食と洋食がバランスよく提供されました。一部の客室からはスカイツリーが見えます。周辺エリアも気に入りました。近くに小さなレストランがいくつかあり、多くの鉄道駅や地下鉄駅にも近いです。広めの客室（クイーンエコノミー）には、大きなスーツケース2個が楽に収まります。</w:t>
+        <w:t xml:space="preserve">La cercanía a estaciones de tren, a sitios para comer, convis y otros.</w:t>
+      </w:r>
+    </w:p>
+    <w:p>
+      <w:pPr>
+        <w:spacing w:after="120" w:line="320"/>
+        <w:jc w:val="left"/>
+      </w:pPr>
+      <w:r>
+        <w:rPr>
+          <w:rFonts w:ascii="Arial" w:cs="Arial" w:eastAsia="Arial" w:hAnsi="Arial"/>
+          <w:b/>
+          <w:bCs/>
+          <w:color w:val="C0392B"/>
+          <w:sz w:val="21"/>
+          <w:szCs w:val="21"/>
+        </w:rPr>
+        <w:t xml:space="preserve">【改善点】</w:t>
+      </w:r>
+      <w:r>
+        <w:rPr>
+          <w:rFonts w:ascii="Arial" w:cs="Arial" w:eastAsia="Arial" w:hAnsi="Arial"/>
+          <w:color w:val="333333"/>
+          <w:sz w:val="21"/>
+          <w:szCs w:val="21"/>
+        </w:rPr>
+        <w:t xml:space="preserve">ベッドはあまり快適ではありません。欧米人で、アメリカのホテルのような快適さに慣れている方にとっては、特に窮屈に感じるかもしれません。部屋は非常に狭く、私のパートナーは身長185cmですが、ベッドの端から足がはみ出していました。</w:t>
       </w:r>
     </w:p>
     <w:p>
@@ -8137,7 +8163,7 @@
           <w:sz w:val="22"/>
           <w:szCs w:val="22"/>
         </w:rPr>
-        <w:t xml:space="preserve">[4] Booking.com / 10点 / 2026-03-21</w:t>
+        <w:t xml:space="preserve">[4] Google / 8点 / 2026-03-23</w:t>
       </w:r>
     </w:p>
     <w:p>
@@ -8152,7 +8178,43 @@
           <w:sz w:val="21"/>
           <w:szCs w:val="21"/>
         </w:rPr>
-        <w:t xml:space="preserve">Ottimo rapporto qualità prezzo. Camera un po più grande della media giapponese (18mq la nostra) e onestamente fa la differenza, potevamo tranquillamente aprire tutte le valigie contemporaneamente e...</w:t>
+        <w:t xml:space="preserve">グリーンズの株主優待が利用できます。 秋葉原も近いです。 14時から17時までにチェックインすると人形焼が無料でもらえます🆓 ラウンジは広くウェルカムドリンクが飲み放題です🥤コンセントも充実しています🔌 ユニットバスは広いです。 モーニングも充実しています。パンケーキ自動製作機は面白いし美味しいです🥞</w:t>
+      </w:r>
+    </w:p>
+    <w:p>
+      <w:pPr>
+        <w:spacing w:after="60"/>
+      </w:pPr>
+    </w:p>
+    <w:p>
+      <w:pPr>
+        <w:spacing w:after="120" w:before="200"/>
+      </w:pPr>
+      <w:r>
+        <w:rPr>
+          <w:rFonts w:ascii="Arial" w:cs="Arial" w:eastAsia="Arial" w:hAnsi="Arial"/>
+          <w:b/>
+          <w:bCs/>
+          <w:color w:val="1B3A5C"/>
+          <w:sz w:val="22"/>
+          <w:szCs w:val="22"/>
+        </w:rPr>
+        <w:t xml:space="preserve">[5] Booking.com / 10点 / 2026-03-22</w:t>
+      </w:r>
+    </w:p>
+    <w:p>
+      <w:pPr>
+        <w:spacing w:after="120" w:line="320"/>
+        <w:jc w:val="left"/>
+      </w:pPr>
+      <w:r>
+        <w:rPr>
+          <w:rFonts w:ascii="Arial" w:cs="Arial" w:eastAsia="Arial" w:hAnsi="Arial"/>
+          <w:color w:val="333333"/>
+          <w:sz w:val="21"/>
+          <w:szCs w:val="21"/>
+        </w:rPr>
+        <w:t xml:space="preserve">Las instalaciones, la habitación muy confortable, el personal muy amable y atento, desayuno abundante y variado y una ubicación excelente</w:t>
       </w:r>
     </w:p>
     <w:p>
@@ -8178,43 +8240,7 @@
           <w:sz w:val="21"/>
           <w:szCs w:val="21"/>
         </w:rPr>
-        <w:t xml:space="preserve">いくつか時代遅れな点があり、改善が必要かもしれない（汚れたカーテン、シャワーカーテンなど）。</w:t>
-      </w:r>
-    </w:p>
-    <w:p>
-      <w:pPr>
-        <w:spacing w:after="60"/>
-      </w:pPr>
-    </w:p>
-    <w:p>
-      <w:pPr>
-        <w:spacing w:after="120" w:before="200"/>
-      </w:pPr>
-      <w:r>
-        <w:rPr>
-          <w:rFonts w:ascii="Arial" w:cs="Arial" w:eastAsia="Arial" w:hAnsi="Arial"/>
-          <w:b/>
-          <w:bCs/>
-          <w:color w:val="1B3A5C"/>
-          <w:sz w:val="22"/>
-          <w:szCs w:val="22"/>
-        </w:rPr>
-        <w:t xml:space="preserve">[5] Trip.com / 10点 / 2026-03-20</w:t>
-      </w:r>
-    </w:p>
-    <w:p>
-      <w:pPr>
-        <w:spacing w:after="120" w:line="320"/>
-        <w:jc w:val="left"/>
-      </w:pPr>
-      <w:r>
-        <w:rPr>
-          <w:rFonts w:ascii="Arial" w:cs="Arial" w:eastAsia="Arial" w:hAnsi="Arial"/>
-          <w:color w:val="333333"/>
-          <w:sz w:val="21"/>
-          <w:szCs w:val="21"/>
-        </w:rPr>
-        <w:t xml:space="preserve">部屋は清潔で、ベッドも広く、地下鉄の駅にも近かった。ホテルの従業員は親切で礼儀正しかった。</w:t>
+        <w:t xml:space="preserve">何もない</w:t>
       </w:r>
     </w:p>
     <w:p>
@@ -8485,7 +8511,7 @@
                 <w:sz w:val="21"/>
                 <w:szCs w:val="21"/>
               </w:rPr>
-              <w:t xml:space="preserve">コンフォートホテルERA東京東神田は、全体平均8.95点（10点換算）、高評価率86.0%という良好な顧客満足度を維持しているホテルです。特に「立地・アクセス」「スタッフの対応」が多くのゲストから高く評価されています。</w:t>
+              <w:t xml:space="preserve">コンフォートホテルERA東京東神田は、全体平均8.92点（10点換算）、高評価率86.2%という良好な顧客満足度を維持しているホテルです。特に「立地・アクセス」「スタッフの対応」が多くのゲストから高く評価されています。</w:t>
             </w:r>
           </w:p>
           <w:p>
@@ -8499,7 +8525,7 @@
                 <w:sz w:val="21"/>
                 <w:szCs w:val="21"/>
               </w:rPr>
-              <w:t xml:space="preserve">改善課題としては、エアコン・空調、浴室・水回り、対応・サービスの不満が主要なテーマとして浮上しています。ただし、これらの課題を指摘するゲストの多くも他の面では高い評価を付けており、ネガティブ要素が全体評価を大きく押し下げているわけではありません。</w:t>
+              <w:t xml:space="preserve">改善課題としては、エアコン・空調、浴室・水回り、部屋の狭さが主要なテーマとして浮上しています。ただし、これらの課題を指摘するゲストの多くも他の面では高い評価を付けており、ネガティブ要素が全体評価を大きく押し下げているわけではありません。</w:t>
             </w:r>
           </w:p>
           <w:p>
@@ -8527,7 +8553,7 @@
                 <w:sz w:val="21"/>
                 <w:szCs w:val="21"/>
               </w:rPr>
-              <w:t xml:space="preserve">Googleでの低スコア（7.9点）は、口コミ返信の強化とサービス品質の一貫性確保で改善余地があります。全サイトでの口コミ返信率100%を目指すことで、ホテルの姿勢をゲストに伝え、リピート率の向上につなげることが重要です。</w:t>
+              <w:t xml:space="preserve">Googleでの低スコア（7.8点）は、口コミ返信の強化とサービス品質の一貫性確保で改善余地があります。全サイトでの口コミ返信率100%を目指すことで、ホテルの姿勢をゲストに伝え、リピート率の向上につなげることが重要です。</w:t>
             </w:r>
           </w:p>
           <w:p>

--- a/納品レポート/ホテル別レポート/comfort_era_higashikanda_口コミ分析改善レポート.docx
+++ b/納品レポート/ホテル別レポート/comfort_era_higashikanda_口コミ分析改善レポート.docx
@@ -131,7 +131,7 @@
           <w:sz w:val="20"/>
           <w:szCs w:val="20"/>
         </w:rPr>
-        <w:t xml:space="preserve">作成日：2026年3月24日</w:t>
+        <w:t xml:space="preserve">作成日：2026年3月25日</w:t>
       </w:r>
     </w:p>
     <w:p>
@@ -567,7 +567,7 @@
                 <w:sz w:val="20"/>
                 <w:szCs w:val="20"/>
               </w:rPr>
-              <w:t xml:space="preserve">エアコン・空調（22件）、浴室・水回り（11件）、部屋の狭さ（6件）、対応・サービスの不満（6件）</w:t>
+              <w:t xml:space="preserve">エアコン・空調（22件）、浴室・水回り（9件）、部屋の狭さ（6件）、対応・サービスの不満（6件）</w:t>
             </w:r>
           </w:p>
           <w:p>
@@ -4334,7 +4334,7 @@
                 <w:sz w:val="20"/>
                 <w:szCs w:val="20"/>
               </w:rPr>
-              <w:t xml:space="preserve">「駅からのアクセスがよかったです」「秋葉原も近いです」</w:t>
+              <w:t xml:space="preserve">「สงบ สะดวก สบาย สะอาด 静かで、便利で、快適で、清潔」「鉄道駅からは少し離れており、地下鉄駅まで徒歩約10分かかりますが、部屋は清潔で、スタッフは笑顔で丁寧に対応してくれます」</w:t>
             </w:r>
           </w:p>
         </w:tc>
@@ -4438,7 +4438,7 @@
                 <w:sz w:val="20"/>
                 <w:szCs w:val="20"/>
               </w:rPr>
-              <w:t xml:space="preserve">「Lo staff è gentilissimo」「ホテルの従業員は親切で礼儀正しかった」</w:t>
+              <w:t xml:space="preserve">「鉄道駅からは少し離れており、地下鉄駅まで徒歩約10分かかりますが、部屋は清潔で、スタッフは笑顔で丁寧に対応してくれます」「Lo staff è gentilissimo」</w:t>
             </w:r>
           </w:p>
         </w:tc>
@@ -4545,7 +4545,7 @@
                 <w:sz w:val="20"/>
                 <w:szCs w:val="20"/>
               </w:rPr>
-              <w:t xml:space="preserve">「清掃も行き届いており、快適に過ごせました」「室内やバストイレも綺麗でしたので気持ちよく利用できました」</w:t>
+              <w:t xml:space="preserve">「สงบ สะดวก สบาย สะอาด 静かで、便利で、快適で、清潔」「雖然酒店位置唔算十分方便鐵路，要行大約10 分鐘先到地鐵站，但房間清潔，職員有禮貌笑容，大堂都有野飲同nuts供應...」</w:t>
             </w:r>
           </w:p>
         </w:tc>
@@ -4756,7 +4756,7 @@
                 <w:sz w:val="20"/>
                 <w:szCs w:val="20"/>
               </w:rPr>
-              <w:t xml:space="preserve">「清掃も行き届いており、快適に過ごせました」「ベッドはあまり快適ではありません」</w:t>
+              <w:t xml:space="preserve">「สงบ สะดวก สบาย สะอาด 静かで、便利で、快適で、清潔」「清掃も行き届いており、快適に過ごせました」</w:t>
             </w:r>
           </w:p>
         </w:tc>
@@ -4900,7 +4900,7 @@
           <w:sz w:val="21"/>
           <w:szCs w:val="21"/>
         </w:rPr>
-        <w:t xml:space="preserve">口コミの多数で「立地・アクセス」に関するポジティブな言及が見られ、コンフォートホテルERA東京東神田の最大の差別化要因となっています。駅からのアクセスがよかったですといった声が多数寄せられています。</w:t>
+        <w:t xml:space="preserve">口コミの多数で「立地・アクセス」に関するポジティブな言及が見られ、コンフォートホテルERA東京東神田の最大の差別化要因となっています。สงบ สะดวก สบาย สะอาด 静かで、便利で、快適で、清潔といった声が多数寄せられています。</w:t>
       </w:r>
     </w:p>
     <w:p>
@@ -4919,7 +4919,7 @@
           <w:sz w:val="21"/>
           <w:szCs w:val="21"/>
         </w:rPr>
-        <w:t xml:space="preserve">駅からのアクセスがよかったです</w:t>
+        <w:t xml:space="preserve">สงบ สะดวก สบาย สะอาด 静かで、便利で、快適で、清潔</w:t>
       </w:r>
     </w:p>
     <w:p>
@@ -4938,7 +4938,7 @@
           <w:sz w:val="21"/>
           <w:szCs w:val="21"/>
         </w:rPr>
-        <w:t xml:space="preserve">秋葉原も近いです</w:t>
+        <w:t xml:space="preserve">鉄道駅からは少し離れており、地下鉄駅まで徒歩約10分かかりますが、部屋は清潔で、スタッフは笑顔で丁寧に対応してくれます</w:t>
       </w:r>
     </w:p>
     <w:p>
@@ -4957,7 +4957,7 @@
           <w:sz w:val="21"/>
           <w:szCs w:val="21"/>
         </w:rPr>
-        <w:t xml:space="preserve">荷物の預かりもありましたが、クローク内ではなく外に置いて網掛けされるようでしたので近くの駅のロッカーを使用しました</w:t>
+        <w:t xml:space="preserve">駅からのアクセスがよかったです</w:t>
       </w:r>
     </w:p>
     <w:p>
@@ -4994,7 +4994,7 @@
           <w:sz w:val="21"/>
           <w:szCs w:val="21"/>
         </w:rPr>
-        <w:t xml:space="preserve">スタッフの対応に関するポジティブな評価も多く寄せられています。「Lo staff è gentilissimo」といったコメントが見られます。</w:t>
+        <w:t xml:space="preserve">スタッフの対応に関するポジティブな評価も多く寄せられています。「鉄道駅からは少し離れており、地下鉄駅まで徒歩約10分かかりますが、部屋は清潔で、スタッフは笑顔で丁寧に対応してくれます」といったコメントが見られます。</w:t>
       </w:r>
     </w:p>
     <w:p>
@@ -5472,7 +5472,7 @@
                 <w:sz w:val="20"/>
                 <w:szCs w:val="20"/>
               </w:rPr>
-              <w:t xml:space="preserve">重大・11件</w:t>
+              <w:t xml:space="preserve">重大・9件</w:t>
             </w:r>
           </w:p>
         </w:tc>
@@ -8003,7 +8003,79 @@
           <w:sz w:val="22"/>
           <w:szCs w:val="22"/>
         </w:rPr>
-        <w:t xml:space="preserve">[1] Booking.com / 10点 / 2026-03-23</w:t>
+        <w:t xml:space="preserve">[1] Trip.com / 10点 / 2026-03-24</w:t>
+      </w:r>
+    </w:p>
+    <w:p>
+      <w:pPr>
+        <w:spacing w:after="120" w:line="320"/>
+        <w:jc w:val="left"/>
+      </w:pPr>
+      <w:r>
+        <w:rPr>
+          <w:rFonts w:ascii="Arial" w:cs="Arial" w:eastAsia="Arial" w:hAnsi="Arial"/>
+          <w:color w:val="333333"/>
+          <w:sz w:val="21"/>
+          <w:szCs w:val="21"/>
+        </w:rPr>
+        <w:t xml:space="preserve">静かで、便利で、快適で、清潔。</w:t>
+      </w:r>
+    </w:p>
+    <w:p>
+      <w:pPr>
+        <w:spacing w:after="60"/>
+      </w:pPr>
+    </w:p>
+    <w:p>
+      <w:pPr>
+        <w:spacing w:after="120" w:before="200"/>
+      </w:pPr>
+      <w:r>
+        <w:rPr>
+          <w:rFonts w:ascii="Arial" w:cs="Arial" w:eastAsia="Arial" w:hAnsi="Arial"/>
+          <w:b/>
+          <w:bCs/>
+          <w:color w:val="1B3A5C"/>
+          <w:sz w:val="22"/>
+          <w:szCs w:val="22"/>
+        </w:rPr>
+        <w:t xml:space="preserve">[2] Trip.com / 10点 / 2026-03-24</w:t>
+      </w:r>
+    </w:p>
+    <w:p>
+      <w:pPr>
+        <w:spacing w:after="120" w:line="320"/>
+        <w:jc w:val="left"/>
+      </w:pPr>
+      <w:r>
+        <w:rPr>
+          <w:rFonts w:ascii="Arial" w:cs="Arial" w:eastAsia="Arial" w:hAnsi="Arial"/>
+          <w:color w:val="333333"/>
+          <w:sz w:val="21"/>
+          <w:szCs w:val="21"/>
+        </w:rPr>
+        <w:t xml:space="preserve">東京ホテルは広さも十分で、スーツケースも楽々収納できます。鉄道駅からは少し離れており、地下鉄駅まで徒歩約10分かかりますが、部屋は清潔で、スタッフは笑顔で丁寧に対応してくれます。ロビーには飲み物やナッツ類が用意されており、浅草線で空港へ行くのもとても便利です！ぜひ皆さんにおすすめします！</w:t>
+      </w:r>
+    </w:p>
+    <w:p>
+      <w:pPr>
+        <w:spacing w:after="60"/>
+      </w:pPr>
+    </w:p>
+    <w:p>
+      <w:pPr>
+        <w:spacing w:after="120" w:before="200"/>
+      </w:pPr>
+      <w:r>
+        <w:rPr>
+          <w:rFonts w:ascii="Arial" w:cs="Arial" w:eastAsia="Arial" w:hAnsi="Arial"/>
+          <w:b/>
+          <w:bCs/>
+          <w:color w:val="1B3A5C"/>
+          <w:sz w:val="22"/>
+          <w:szCs w:val="22"/>
+        </w:rPr>
+        <w:t xml:space="preserve">[3] Booking.com / 10点 / 2026-03-23</w:t>
       </w:r>
     </w:p>
     <w:p>
@@ -8065,7 +8137,7 @@
           <w:sz w:val="22"/>
           <w:szCs w:val="22"/>
         </w:rPr>
-        <w:t xml:space="preserve">[2] 楽天トラベル / 8点 / 2026-03-23</w:t>
+        <w:t xml:space="preserve">[4] 楽天トラベル / 8点 / 2026-03-23</w:t>
       </w:r>
     </w:p>
     <w:p>
@@ -8101,7 +8173,7 @@
           <w:sz w:val="22"/>
           <w:szCs w:val="22"/>
         </w:rPr>
-        <w:t xml:space="preserve">[3] Booking.com / 8点 / 2026-03-23</w:t>
+        <w:t xml:space="preserve">[5] Booking.com / 8点 / 2026-03-23</w:t>
       </w:r>
     </w:p>
     <w:p>
@@ -8143,104 +8215,6 @@
           <w:szCs w:val="21"/>
         </w:rPr>
         <w:t xml:space="preserve">ベッドはあまり快適ではありません。欧米人で、アメリカのホテルのような快適さに慣れている方にとっては、特に窮屈に感じるかもしれません。部屋は非常に狭く、私のパートナーは身長185cmですが、ベッドの端から足がはみ出していました。</w:t>
-      </w:r>
-    </w:p>
-    <w:p>
-      <w:pPr>
-        <w:spacing w:after="60"/>
-      </w:pPr>
-    </w:p>
-    <w:p>
-      <w:pPr>
-        <w:spacing w:after="120" w:before="200"/>
-      </w:pPr>
-      <w:r>
-        <w:rPr>
-          <w:rFonts w:ascii="Arial" w:cs="Arial" w:eastAsia="Arial" w:hAnsi="Arial"/>
-          <w:b/>
-          <w:bCs/>
-          <w:color w:val="1B3A5C"/>
-          <w:sz w:val="22"/>
-          <w:szCs w:val="22"/>
-        </w:rPr>
-        <w:t xml:space="preserve">[4] Google / 8点 / 2026-03-23</w:t>
-      </w:r>
-    </w:p>
-    <w:p>
-      <w:pPr>
-        <w:spacing w:after="120" w:line="320"/>
-        <w:jc w:val="left"/>
-      </w:pPr>
-      <w:r>
-        <w:rPr>
-          <w:rFonts w:ascii="Arial" w:cs="Arial" w:eastAsia="Arial" w:hAnsi="Arial"/>
-          <w:color w:val="333333"/>
-          <w:sz w:val="21"/>
-          <w:szCs w:val="21"/>
-        </w:rPr>
-        <w:t xml:space="preserve">グリーンズの株主優待が利用できます。 秋葉原も近いです。 14時から17時までにチェックインすると人形焼が無料でもらえます🆓 ラウンジは広くウェルカムドリンクが飲み放題です🥤コンセントも充実しています🔌 ユニットバスは広いです。 モーニングも充実しています。パンケーキ自動製作機は面白いし美味しいです🥞</w:t>
-      </w:r>
-    </w:p>
-    <w:p>
-      <w:pPr>
-        <w:spacing w:after="60"/>
-      </w:pPr>
-    </w:p>
-    <w:p>
-      <w:pPr>
-        <w:spacing w:after="120" w:before="200"/>
-      </w:pPr>
-      <w:r>
-        <w:rPr>
-          <w:rFonts w:ascii="Arial" w:cs="Arial" w:eastAsia="Arial" w:hAnsi="Arial"/>
-          <w:b/>
-          <w:bCs/>
-          <w:color w:val="1B3A5C"/>
-          <w:sz w:val="22"/>
-          <w:szCs w:val="22"/>
-        </w:rPr>
-        <w:t xml:space="preserve">[5] Booking.com / 10点 / 2026-03-22</w:t>
-      </w:r>
-    </w:p>
-    <w:p>
-      <w:pPr>
-        <w:spacing w:after="120" w:line="320"/>
-        <w:jc w:val="left"/>
-      </w:pPr>
-      <w:r>
-        <w:rPr>
-          <w:rFonts w:ascii="Arial" w:cs="Arial" w:eastAsia="Arial" w:hAnsi="Arial"/>
-          <w:color w:val="333333"/>
-          <w:sz w:val="21"/>
-          <w:szCs w:val="21"/>
-        </w:rPr>
-        <w:t xml:space="preserve">Las instalaciones, la habitación muy confortable, el personal muy amable y atento, desayuno abundante y variado y una ubicación excelente</w:t>
-      </w:r>
-    </w:p>
-    <w:p>
-      <w:pPr>
-        <w:spacing w:after="120" w:line="320"/>
-        <w:jc w:val="left"/>
-      </w:pPr>
-      <w:r>
-        <w:rPr>
-          <w:rFonts w:ascii="Arial" w:cs="Arial" w:eastAsia="Arial" w:hAnsi="Arial"/>
-          <w:b/>
-          <w:bCs/>
-          <w:color w:val="C0392B"/>
-          <w:sz w:val="21"/>
-          <w:szCs w:val="21"/>
-        </w:rPr>
-        <w:t xml:space="preserve">【改善点】</w:t>
-      </w:r>
-      <w:r>
-        <w:rPr>
-          <w:rFonts w:ascii="Arial" w:cs="Arial" w:eastAsia="Arial" w:hAnsi="Arial"/>
-          <w:color w:val="333333"/>
-          <w:sz w:val="21"/>
-          <w:szCs w:val="21"/>
-        </w:rPr>
-        <w:t xml:space="preserve">何もない</w:t>
       </w:r>
     </w:p>
     <w:p>

--- a/納品レポート/ホテル別レポート/comfort_era_higashikanda_口コミ分析改善レポート.docx
+++ b/納品レポート/ホテル別レポート/comfort_era_higashikanda_口コミ分析改善レポート.docx
@@ -131,7 +131,7 @@
           <w:sz w:val="20"/>
           <w:szCs w:val="20"/>
         </w:rPr>
-        <w:t xml:space="preserve">作成日：2026年3月25日</w:t>
+        <w:t xml:space="preserve">作成日：2026年3月26日</w:t>
       </w:r>
     </w:p>
     <w:p>
@@ -261,7 +261,7 @@
                 <w:sz w:val="36"/>
                 <w:szCs w:val="36"/>
               </w:rPr>
-              <w:t xml:space="preserve">8.92</w:t>
+              <w:t xml:space="preserve">8.89</w:t>
             </w:r>
           </w:p>
         </w:tc>
@@ -310,7 +310,7 @@
                 <w:sz w:val="36"/>
                 <w:szCs w:val="36"/>
               </w:rPr>
-              <w:t xml:space="preserve">86.2%</w:t>
+              <w:t xml:space="preserve">85.4%</w:t>
             </w:r>
           </w:p>
         </w:tc>
@@ -448,7 +448,7 @@
           <w:sz w:val="21"/>
           <w:szCs w:val="21"/>
         </w:rPr>
-        <w:t xml:space="preserve">全体平均スコア8.92点（10点換算）は良好な水準であり、86.2%が高評価（8-10点）に分類されます。低評価（1-4点）は6件（4.9%）で、ゲスト満足度は良好です。じゃらん（10.00点）で特に高い評価を獲得しています。</w:t>
+        <w:t xml:space="preserve">全体平均スコア8.89点（10点換算）は良好な水準であり、85.4%が高評価（8-10点）に分類されます。低評価（1-4点）は6件（4.9%）で、ゲスト満足度は良好です。じゃらん（10.00点）で特に高い評価を獲得しています。</w:t>
       </w:r>
     </w:p>
     <w:p>
@@ -463,7 +463,7 @@
           <w:sz w:val="21"/>
           <w:szCs w:val="21"/>
         </w:rPr>
-        <w:t xml:space="preserve">一方で、Google（7.8点）では相対的に低いスコアとなっており、改善の余地があります。全体としては「立地・アクセス」と「スタッフの対応」がホテルの主な強みとして際立っています。</w:t>
+        <w:t xml:space="preserve">一方で、Google（7.7点）では相対的に低いスコアとなっており、改善の余地があります。全体としては「立地・アクセス」と「スタッフの対応」がホテルの主な強みとして際立っています。</w:t>
       </w:r>
     </w:p>
     <w:p>
@@ -567,7 +567,7 @@
                 <w:sz w:val="20"/>
                 <w:szCs w:val="20"/>
               </w:rPr>
-              <w:t xml:space="preserve">エアコン・空調（22件）、浴室・水回り（9件）、部屋の狭さ（6件）、対応・サービスの不満（6件）</w:t>
+              <w:t xml:space="preserve">エアコン・空調（22件）、浴室・水回り（9件）、対応・サービスの不満（6件）、部屋の狭さ（5件）</w:t>
             </w:r>
           </w:p>
           <w:p>
@@ -1474,7 +1474,7 @@
                 <w:sz w:val="20"/>
                 <w:szCs w:val="20"/>
               </w:rPr>
-              <w:t xml:space="preserve">28</w:t>
+              <w:t xml:space="preserve">29</w:t>
             </w:r>
           </w:p>
         </w:tc>
@@ -1508,7 +1508,7 @@
                 <w:sz w:val="20"/>
                 <w:szCs w:val="20"/>
               </w:rPr>
-              <w:t xml:space="preserve">9.89</w:t>
+              <w:t xml:space="preserve">9.79</w:t>
             </w:r>
           </w:p>
         </w:tc>
@@ -1576,7 +1576,7 @@
                 <w:sz w:val="20"/>
                 <w:szCs w:val="20"/>
               </w:rPr>
-              <w:t xml:space="preserve">9.89</w:t>
+              <w:t xml:space="preserve">9.79</w:t>
             </w:r>
           </w:p>
         </w:tc>
@@ -2203,7 +2203,7 @@
                 <w:sz w:val="20"/>
                 <w:szCs w:val="20"/>
               </w:rPr>
-              <w:t xml:space="preserve">24</w:t>
+              <w:t xml:space="preserve">23</w:t>
             </w:r>
           </w:p>
         </w:tc>
@@ -2238,7 +2238,7 @@
                 <w:sz w:val="20"/>
                 <w:szCs w:val="20"/>
               </w:rPr>
-              <w:t xml:space="preserve">3.88</w:t>
+              <w:t xml:space="preserve">3.83</w:t>
             </w:r>
           </w:p>
         </w:tc>
@@ -2308,7 +2308,7 @@
                 <w:sz w:val="20"/>
                 <w:szCs w:val="20"/>
               </w:rPr>
-              <w:t xml:space="preserve">7.75</w:t>
+              <w:t xml:space="preserve">7.65</w:t>
             </w:r>
           </w:p>
         </w:tc>
@@ -2343,7 +2343,7 @@
                 <w:sz w:val="20"/>
                 <w:szCs w:val="20"/>
               </w:rPr>
-              <w:t xml:space="preserve">9</w:t>
+              <w:t xml:space="preserve">8</w:t>
             </w:r>
           </w:p>
         </w:tc>
@@ -2418,7 +2418,7 @@
           <w:sz w:val="21"/>
           <w:szCs w:val="21"/>
         </w:rPr>
-        <w:t xml:space="preserve">評価分布は10点（58.5%）に最も多く、8点以上の高評価が86.2%を占め、高い顧客満足度を示しています。低評価（1-4点）は計6件（4.9%）です。</w:t>
+        <w:t xml:space="preserve">評価分布は10点（57.7%）に最も多く、8点以上の高評価が85.4%を占め、高い顧客満足度を示しています。低評価（1-4点）は計6件（4.9%）です。</w:t>
       </w:r>
     </w:p>
     <w:p>
@@ -2653,7 +2653,7 @@
                 <w:sz w:val="20"/>
                 <w:szCs w:val="20"/>
               </w:rPr>
-              <w:t xml:space="preserve">72</w:t>
+              <w:t xml:space="preserve">71</w:t>
             </w:r>
           </w:p>
         </w:tc>
@@ -2688,7 +2688,7 @@
                 <w:sz w:val="20"/>
                 <w:szCs w:val="20"/>
               </w:rPr>
-              <w:t xml:space="preserve">58.5%</w:t>
+              <w:t xml:space="preserve">57.7%</w:t>
             </w:r>
           </w:p>
         </w:tc>
@@ -2726,7 +2726,7 @@
                 <w:sz w:val="18"/>
                 <w:szCs w:val="18"/>
               </w:rPr>
-              <w:t xml:space="preserve"> 72件</w:t>
+              <w:t xml:space="preserve"> 71件</w:t>
             </w:r>
           </w:p>
         </w:tc>
@@ -2861,7 +2861,7 @@
                 <w:sz w:val="20"/>
                 <w:szCs w:val="20"/>
               </w:rPr>
-              <w:t xml:space="preserve">████</w:t>
+              <w:t xml:space="preserve">█████</w:t>
             </w:r>
             <w:r>
               <w:rPr>
@@ -3087,7 +3087,7 @@
                 <w:sz w:val="20"/>
                 <w:szCs w:val="20"/>
               </w:rPr>
-              <w:t xml:space="preserve">7</w:t>
+              <w:t xml:space="preserve">8</w:t>
             </w:r>
           </w:p>
         </w:tc>
@@ -3122,7 +3122,7 @@
                 <w:sz w:val="20"/>
                 <w:szCs w:val="20"/>
               </w:rPr>
-              <w:t xml:space="preserve">5.7%</w:t>
+              <w:t xml:space="preserve">6.5%</w:t>
             </w:r>
           </w:p>
         </w:tc>
@@ -3159,7 +3159,7 @@
                 <w:sz w:val="18"/>
                 <w:szCs w:val="18"/>
               </w:rPr>
-              <w:t xml:space="preserve"> 7件</w:t>
+              <w:t xml:space="preserve"> 8件</w:t>
             </w:r>
           </w:p>
         </w:tc>
@@ -3958,7 +3958,7 @@
                 <w:sz w:val="24"/>
                 <w:szCs w:val="24"/>
               </w:rPr>
-              <w:t xml:space="preserve">106件（86.2%）</w:t>
+              <w:t xml:space="preserve">105件（85.4%）</w:t>
             </w:r>
           </w:p>
         </w:tc>
@@ -4009,7 +4009,7 @@
                 <w:sz w:val="24"/>
                 <w:szCs w:val="24"/>
               </w:rPr>
-              <w:t xml:space="preserve">11件（8.9%）</w:t>
+              <w:t xml:space="preserve">12件（9.8%）</w:t>
             </w:r>
           </w:p>
         </w:tc>
@@ -4334,7 +4334,7 @@
                 <w:sz w:val="20"/>
                 <w:szCs w:val="20"/>
               </w:rPr>
-              <w:t xml:space="preserve">「สงบ สะดวก สบาย สะอาด 静かで、便利で、快適で、清潔」「鉄道駅からは少し離れており、地下鉄駅まで徒歩約10分かかりますが、部屋は清潔で、スタッフは笑顔で丁寧に対応してくれます」</w:t>
+              <w:t xml:space="preserve">「荷物預かり所は使いやすく便利でした」「สงบ สะดวก สบาย สะอาด 静かで、便利で、快適で、清潔」</w:t>
             </w:r>
           </w:p>
         </w:tc>
@@ -4438,7 +4438,7 @@
                 <w:sz w:val="20"/>
                 <w:szCs w:val="20"/>
               </w:rPr>
-              <w:t xml:space="preserve">「鉄道駅からは少し離れており、地下鉄駅まで徒歩約10分かかりますが、部屋は清潔で、スタッフは笑顔で丁寧に対応してくれます」「Lo staff è gentilissimo」</w:t>
+              <w:t xml:space="preserve">「部屋は東京での数泊の滞在にはちょうど良く、スタッフはとても親切でフレンドリーでした」「鉄道駅からは少し離れていますが（地下鉄駅まで徒歩約10分）、部屋は清潔で、スタッフは笑顔で丁寧に対応してくれます」</w:t>
             </w:r>
           </w:p>
         </w:tc>
@@ -4900,7 +4900,7 @@
           <w:sz w:val="21"/>
           <w:szCs w:val="21"/>
         </w:rPr>
-        <w:t xml:space="preserve">口コミの多数で「立地・アクセス」に関するポジティブな言及が見られ、コンフォートホテルERA東京東神田の最大の差別化要因となっています。สงบ สะดวก สบาย สะอาด 静かで、便利で、快適で、清潔といった声が多数寄せられています。</w:t>
+        <w:t xml:space="preserve">口コミの多数で「立地・アクセス」に関するポジティブな言及が見られ、コンフォートホテルERA東京東神田の最大の差別化要因となっています。荷物預かり所は使いやすく便利でしたといった声が多数寄せられています。</w:t>
       </w:r>
     </w:p>
     <w:p>
@@ -4919,7 +4919,7 @@
           <w:sz w:val="21"/>
           <w:szCs w:val="21"/>
         </w:rPr>
-        <w:t xml:space="preserve">สงบ สะดวก สบาย สะอาด 静かで、便利で、快適で、清潔</w:t>
+        <w:t xml:space="preserve">荷物預かり所は使いやすく便利でした</w:t>
       </w:r>
     </w:p>
     <w:p>
@@ -4938,7 +4938,7 @@
           <w:sz w:val="21"/>
           <w:szCs w:val="21"/>
         </w:rPr>
-        <w:t xml:space="preserve">鉄道駅からは少し離れており、地下鉄駅まで徒歩約10分かかりますが、部屋は清潔で、スタッフは笑顔で丁寧に対応してくれます</w:t>
+        <w:t xml:space="preserve">สงบ สะดวก สบาย สะอาด 静かで、便利で、快適で、清潔</w:t>
       </w:r>
     </w:p>
     <w:p>
@@ -4957,7 +4957,7 @@
           <w:sz w:val="21"/>
           <w:szCs w:val="21"/>
         </w:rPr>
-        <w:t xml:space="preserve">駅からのアクセスがよかったです</w:t>
+        <w:t xml:space="preserve">鉄道駅からは少し離れていますが（地下鉄駅まで徒歩約10分）、部屋は清潔で、スタッフは笑顔で丁寧に対応してくれます</w:t>
       </w:r>
     </w:p>
     <w:p>
@@ -4994,7 +4994,7 @@
           <w:sz w:val="21"/>
           <w:szCs w:val="21"/>
         </w:rPr>
-        <w:t xml:space="preserve">スタッフの対応に関するポジティブな評価も多く寄せられています。「鉄道駅からは少し離れており、地下鉄駅まで徒歩約10分かかりますが、部屋は清潔で、スタッフは笑顔で丁寧に対応してくれます」といったコメントが見られます。</w:t>
+        <w:t xml:space="preserve">スタッフの対応に関するポジティブな評価も多く寄せられています。「部屋は東京での数泊の滞在にはちょうど良く、スタッフはとても親切でフレンドリーでした」といったコメントが見られます。</w:t>
       </w:r>
     </w:p>
     <w:p>
@@ -5543,7 +5543,7 @@
                 <w:sz w:val="20"/>
                 <w:szCs w:val="20"/>
               </w:rPr>
-              <w:t xml:space="preserve">部屋の狭さ</w:t>
+              <w:t xml:space="preserve">対応・サービスの不満</w:t>
             </w:r>
           </w:p>
         </w:tc>
@@ -5577,7 +5577,7 @@
                 <w:sz w:val="20"/>
                 <w:szCs w:val="20"/>
               </w:rPr>
-              <w:t xml:space="preserve">欧米人で、アメリカのホテルのような快適さに慣れている方にとっては、特に窮屈に感じるかもしれません</w:t>
+              <w:t xml:space="preserve">サービスは最悪」  数日間滞在しましたが、残念ながら非常に不快な印象を受けました</w:t>
             </w:r>
           </w:p>
         </w:tc>
@@ -5682,7 +5682,7 @@
                 <w:sz w:val="20"/>
                 <w:szCs w:val="20"/>
               </w:rPr>
-              <w:t xml:space="preserve">対応・サービスの不満</w:t>
+              <w:t xml:space="preserve">部屋の狭さ</w:t>
             </w:r>
           </w:p>
         </w:tc>
@@ -5716,7 +5716,7 @@
                 <w:sz w:val="20"/>
                 <w:szCs w:val="20"/>
               </w:rPr>
-              <w:t xml:space="preserve">サービスは最悪」  数日間滞在しましたが、残念ながら非常に不快な印象を受けました</w:t>
+              <w:t xml:space="preserve">The rooms are quite small (like everywhere in Japan), but...</w:t>
             </w:r>
           </w:p>
         </w:tc>
@@ -5750,7 +5750,7 @@
                 <w:sz w:val="20"/>
                 <w:szCs w:val="20"/>
               </w:rPr>
-              <w:t xml:space="preserve">重大・6件</w:t>
+              <w:t xml:space="preserve">重大・5件</w:t>
             </w:r>
           </w:p>
         </w:tc>
@@ -5855,7 +5855,7 @@
                 <w:sz w:val="20"/>
                 <w:szCs w:val="20"/>
               </w:rPr>
-              <w:t xml:space="preserve">周辺はとても静かで、夜も騒音に悩まされることはありませんでした</w:t>
+              <w:t xml:space="preserve">The luggage store was easy to use and convenient 最初の夜は隣室か...</w:t>
             </w:r>
           </w:p>
         </w:tc>
@@ -5889,7 +5889,7 @@
                 <w:sz w:val="20"/>
                 <w:szCs w:val="20"/>
               </w:rPr>
-              <w:t xml:space="preserve">軽度・2件</w:t>
+              <w:t xml:space="preserve">中度・3件</w:t>
             </w:r>
           </w:p>
         </w:tc>
@@ -7172,7 +7172,7 @@
                 <w:sz w:val="20"/>
                 <w:szCs w:val="20"/>
               </w:rPr>
-              <w:t xml:space="preserve">8.92点</w:t>
+              <w:t xml:space="preserve">8.89点</w:t>
             </w:r>
           </w:p>
         </w:tc>
@@ -7312,7 +7312,7 @@
                 <w:sz w:val="20"/>
                 <w:szCs w:val="20"/>
               </w:rPr>
-              <w:t xml:space="preserve">86.2%</w:t>
+              <w:t xml:space="preserve">85.4%</w:t>
             </w:r>
           </w:p>
         </w:tc>
@@ -7347,7 +7347,7 @@
                 <w:sz w:val="20"/>
                 <w:szCs w:val="20"/>
               </w:rPr>
-              <w:t xml:space="preserve">91%以上</w:t>
+              <w:t xml:space="preserve">90%以上</w:t>
             </w:r>
           </w:p>
         </w:tc>
@@ -7592,7 +7592,7 @@
                 <w:sz w:val="20"/>
                 <w:szCs w:val="20"/>
               </w:rPr>
-              <w:t xml:space="preserve">7.8点</w:t>
+              <w:t xml:space="preserve">7.7点</w:t>
             </w:r>
           </w:p>
         </w:tc>
@@ -7627,7 +7627,7 @@
                 <w:sz w:val="20"/>
                 <w:szCs w:val="20"/>
               </w:rPr>
-              <w:t xml:space="preserve">8.8点以上</w:t>
+              <w:t xml:space="preserve">8.7点以上</w:t>
             </w:r>
           </w:p>
         </w:tc>
@@ -8054,7 +8054,7 @@
           <w:sz w:val="21"/>
           <w:szCs w:val="21"/>
         </w:rPr>
-        <w:t xml:space="preserve">東京ホテルは広さも十分で、スーツケースも楽々収納できます。鉄道駅からは少し離れており、地下鉄駅まで徒歩約10分かかりますが、部屋は清潔で、スタッフは笑顔で丁寧に対応してくれます。ロビーには飲み物やナッツ類が用意されており、浅草線で空港へ行くのもとても便利です！ぜひ皆さんにおすすめします！</w:t>
+        <w:t xml:space="preserve">東京ホテルは広さも十分で、スーツケースも楽々収納できます。鉄道駅からは少し離れていますが（地下鉄駅まで徒歩約10分）、部屋は清潔で、スタッフは笑顔で丁寧に対応してくれます。ロビーには飲み物やナッツ類が用意されており、浅草線で空港へ行くのもとても便利です！ぜひ皆さんにおすすめします！</w:t>
       </w:r>
     </w:p>
     <w:p>
@@ -8214,7 +8214,7 @@
           <w:sz w:val="21"/>
           <w:szCs w:val="21"/>
         </w:rPr>
-        <w:t xml:space="preserve">ベッドはあまり快適ではありません。欧米人で、アメリカのホテルのような快適さに慣れている方にとっては、特に窮屈に感じるかもしれません。部屋は非常に狭く、私のパートナーは身長185cmですが、ベッドの端から足がはみ出していました。</w:t>
+        <w:t xml:space="preserve">ベッドはあまり快適ではありません。欧米人で、アメリカのホテルのような快適さに慣れている方にとっては、特に不快に感じるかもしれません。部屋は非常に狭く、私のパートナーは身長185cmですが、ベッドの端から足がはみ出していました。</w:t>
       </w:r>
     </w:p>
     <w:p>
@@ -8485,7 +8485,7 @@
                 <w:sz w:val="21"/>
                 <w:szCs w:val="21"/>
               </w:rPr>
-              <w:t xml:space="preserve">コンフォートホテルERA東京東神田は、全体平均8.92点（10点換算）、高評価率86.2%という良好な顧客満足度を維持しているホテルです。特に「立地・アクセス」「スタッフの対応」が多くのゲストから高く評価されています。</w:t>
+              <w:t xml:space="preserve">コンフォートホテルERA東京東神田は、全体平均8.89点（10点換算）、高評価率85.4%という良好な顧客満足度を維持しているホテルです。特に「立地・アクセス」「スタッフの対応」が多くのゲストから高く評価されています。</w:t>
             </w:r>
           </w:p>
           <w:p>
@@ -8499,7 +8499,7 @@
                 <w:sz w:val="21"/>
                 <w:szCs w:val="21"/>
               </w:rPr>
-              <w:t xml:space="preserve">改善課題としては、エアコン・空調、浴室・水回り、部屋の狭さが主要なテーマとして浮上しています。ただし、これらの課題を指摘するゲストの多くも他の面では高い評価を付けており、ネガティブ要素が全体評価を大きく押し下げているわけではありません。</w:t>
+              <w:t xml:space="preserve">改善課題としては、エアコン・空調、浴室・水回り、対応・サービスの不満が主要なテーマとして浮上しています。ただし、これらの課題を指摘するゲストの多くも他の面では高い評価を付けており、ネガティブ要素が全体評価を大きく押し下げているわけではありません。</w:t>
             </w:r>
           </w:p>
           <w:p>
@@ -8527,7 +8527,7 @@
                 <w:sz w:val="21"/>
                 <w:szCs w:val="21"/>
               </w:rPr>
-              <w:t xml:space="preserve">Googleでの低スコア（7.8点）は、口コミ返信の強化とサービス品質の一貫性確保で改善余地があります。全サイトでの口コミ返信率100%を目指すことで、ホテルの姿勢をゲストに伝え、リピート率の向上につなげることが重要です。</w:t>
+              <w:t xml:space="preserve">Googleでの低スコア（7.7点）は、口コミ返信の強化とサービス品質の一貫性確保で改善余地があります。全サイトでの口コミ返信率100%を目指すことで、ホテルの姿勢をゲストに伝え、リピート率の向上につなげることが重要です。</w:t>
             </w:r>
           </w:p>
           <w:p>

--- a/納品レポート/ホテル別レポート/comfort_era_higashikanda_口コミ分析改善レポート.docx
+++ b/納品レポート/ホテル別レポート/comfort_era_higashikanda_口コミ分析改善レポート.docx
@@ -131,7 +131,7 @@
           <w:sz w:val="20"/>
           <w:szCs w:val="20"/>
         </w:rPr>
-        <w:t xml:space="preserve">作成日：2026年3月26日</w:t>
+        <w:t xml:space="preserve">作成日：2026年3月27日</w:t>
       </w:r>
     </w:p>
     <w:p>
@@ -261,7 +261,7 @@
                 <w:sz w:val="36"/>
                 <w:szCs w:val="36"/>
               </w:rPr>
-              <w:t xml:space="preserve">8.89</w:t>
+              <w:t xml:space="preserve">8.90</w:t>
             </w:r>
           </w:p>
         </w:tc>
@@ -310,7 +310,7 @@
                 <w:sz w:val="36"/>
                 <w:szCs w:val="36"/>
               </w:rPr>
-              <w:t xml:space="preserve">85.4%</w:t>
+              <w:t xml:space="preserve">86.2%</w:t>
             </w:r>
           </w:p>
         </w:tc>
@@ -448,7 +448,7 @@
           <w:sz w:val="21"/>
           <w:szCs w:val="21"/>
         </w:rPr>
-        <w:t xml:space="preserve">全体平均スコア8.89点（10点換算）は良好な水準であり、85.4%が高評価（8-10点）に分類されます。低評価（1-4点）は6件（4.9%）で、ゲスト満足度は良好です。じゃらん（10.00点）で特に高い評価を獲得しています。</w:t>
+        <w:t xml:space="preserve">全体平均スコア8.90点（10点換算）は良好な水準であり、86.2%が高評価（8-10点）に分類されます。低評価（1-4点）は6件（4.9%）で、ゲスト満足度は良好です。じゃらん（10.00点）で特に高い評価を獲得しています。</w:t>
       </w:r>
     </w:p>
     <w:p>
@@ -567,7 +567,7 @@
                 <w:sz w:val="20"/>
                 <w:szCs w:val="20"/>
               </w:rPr>
-              <w:t xml:space="preserve">エアコン・空調（22件）、浴室・水回り（9件）、対応・サービスの不満（6件）、部屋の狭さ（5件）</w:t>
+              <w:t xml:space="preserve">エアコン・空調（21件）、浴室・水回り（9件）、部屋の狭さ（6件）、対応・サービスの不満（6件）</w:t>
             </w:r>
           </w:p>
           <w:p>
@@ -1751,7 +1751,7 @@
                 <w:sz w:val="20"/>
                 <w:szCs w:val="20"/>
               </w:rPr>
-              <w:t xml:space="preserve">8.92</w:t>
+              <w:t xml:space="preserve">8.94</w:t>
             </w:r>
           </w:p>
         </w:tc>
@@ -1821,7 +1821,7 @@
                 <w:sz w:val="20"/>
                 <w:szCs w:val="20"/>
               </w:rPr>
-              <w:t xml:space="preserve">8.92</w:t>
+              <w:t xml:space="preserve">8.94</w:t>
             </w:r>
           </w:p>
         </w:tc>
@@ -2418,7 +2418,7 @@
           <w:sz w:val="21"/>
           <w:szCs w:val="21"/>
         </w:rPr>
-        <w:t xml:space="preserve">評価分布は10点（57.7%）に最も多く、8点以上の高評価が85.4%を占め、高い顧客満足度を示しています。低評価（1-4点）は計6件（4.9%）です。</w:t>
+        <w:t xml:space="preserve">評価分布は10点（57.7%）に最も多く、8点以上の高評価が86.2%を占め、高い顧客満足度を示しています。低評価（1-4点）は計6件（4.9%）です。</w:t>
       </w:r>
     </w:p>
     <w:p>
@@ -2942,7 +2942,7 @@
                 <w:sz w:val="20"/>
                 <w:szCs w:val="20"/>
               </w:rPr>
-              <w:t xml:space="preserve">18</w:t>
+              <w:t xml:space="preserve">19</w:t>
             </w:r>
           </w:p>
         </w:tc>
@@ -2977,7 +2977,7 @@
                 <w:sz w:val="20"/>
                 <w:szCs w:val="20"/>
               </w:rPr>
-              <w:t xml:space="preserve">14.6%</w:t>
+              <w:t xml:space="preserve">15.4%</w:t>
             </w:r>
           </w:p>
         </w:tc>
@@ -3015,7 +3015,7 @@
                 <w:sz w:val="18"/>
                 <w:szCs w:val="18"/>
               </w:rPr>
-              <w:t xml:space="preserve"> 18件</w:t>
+              <w:t xml:space="preserve"> 19件</w:t>
             </w:r>
           </w:p>
         </w:tc>
@@ -3087,7 +3087,7 @@
                 <w:sz w:val="20"/>
                 <w:szCs w:val="20"/>
               </w:rPr>
-              <w:t xml:space="preserve">8</w:t>
+              <w:t xml:space="preserve">7</w:t>
             </w:r>
           </w:p>
         </w:tc>
@@ -3122,7 +3122,7 @@
                 <w:sz w:val="20"/>
                 <w:szCs w:val="20"/>
               </w:rPr>
-              <w:t xml:space="preserve">6.5%</w:t>
+              <w:t xml:space="preserve">5.7%</w:t>
             </w:r>
           </w:p>
         </w:tc>
@@ -3159,7 +3159,7 @@
                 <w:sz w:val="18"/>
                 <w:szCs w:val="18"/>
               </w:rPr>
-              <w:t xml:space="preserve"> 8件</w:t>
+              <w:t xml:space="preserve"> 7件</w:t>
             </w:r>
           </w:p>
         </w:tc>
@@ -3958,7 +3958,7 @@
                 <w:sz w:val="24"/>
                 <w:szCs w:val="24"/>
               </w:rPr>
-              <w:t xml:space="preserve">105件（85.4%）</w:t>
+              <w:t xml:space="preserve">106件（86.2%）</w:t>
             </w:r>
           </w:p>
         </w:tc>
@@ -4009,7 +4009,7 @@
                 <w:sz w:val="24"/>
                 <w:szCs w:val="24"/>
               </w:rPr>
-              <w:t xml:space="preserve">12件（9.8%）</w:t>
+              <w:t xml:space="preserve">11件（8.9%）</w:t>
             </w:r>
           </w:p>
         </w:tc>
@@ -4334,7 +4334,7 @@
                 <w:sz w:val="20"/>
                 <w:szCs w:val="20"/>
               </w:rPr>
-              <w:t xml:space="preserve">「荷物預かり所は使いやすく便利でした」「สงบ สะดวก สบาย สะอาด 静かで、便利で、快適で、清潔」</w:t>
+              <w:t xml:space="preserve">「В остальном только положительные впечатления, доброжелате...」「朝食がおいしい　フロントが優しい 駅からすこし歩く 飲食店がまわりに少ない 駅からすこし歩く 飲食店がまわりに少ない」</w:t>
             </w:r>
           </w:p>
         </w:tc>
@@ -4438,7 +4438,7 @@
                 <w:sz w:val="20"/>
                 <w:szCs w:val="20"/>
               </w:rPr>
-              <w:t xml:space="preserve">「部屋は東京での数泊の滞在にはちょうど良く、スタッフはとても親切でフレンドリーでした」「鉄道駅からは少し離れていますが（地下鉄駅まで徒歩約10分）、部屋は清潔で、スタッフは笑顔で丁寧に対応してくれます」</w:t>
+              <w:t xml:space="preserve">「スタッフは親切で、部屋もスーツケースを置くのに十分な広さだった（他の多くのホテルの部屋はもっと狭かった）」「朝食がおいしい　フロントが優しい 駅からすこし歩く 飲食店がまわりに少ない 駅からすこし歩く 飲食店がまわりに少ない」</w:t>
             </w:r>
           </w:p>
         </w:tc>
@@ -4649,7 +4649,7 @@
                 <w:sz w:val="20"/>
                 <w:szCs w:val="20"/>
               </w:rPr>
-              <w:t xml:space="preserve">「パンケーキ自動製作機は面白いし美味しいです🥞 グリーンズの株主優待が利用できます」「朝食は和食と洋食がバランスよく提供されました」</w:t>
+              <w:t xml:space="preserve">「難点は、朝食会場が常に混雑しているため、補充されるまで待たなければならないことだ」「朝食がおいしい　フロントが優しい 駅からすこし歩く 飲食店がまわりに少ない 駅からすこし歩く 飲食店がまわりに少ない」</w:t>
             </w:r>
           </w:p>
         </w:tc>
@@ -4900,7 +4900,7 @@
           <w:sz w:val="21"/>
           <w:szCs w:val="21"/>
         </w:rPr>
-        <w:t xml:space="preserve">口コミの多数で「立地・アクセス」に関するポジティブな言及が見られ、コンフォートホテルERA東京東神田の最大の差別化要因となっています。荷物預かり所は使いやすく便利でしたといった声が多数寄せられています。</w:t>
+        <w:t xml:space="preserve">口コミの多数で「立地・アクセス」に関するポジティブな言及が見られ、コンフォートホテルERA東京東神田の最大の差別化要因となっています。В остальном только положительные впечатления, доброжелате...といった声が多数寄せられています。</w:t>
       </w:r>
     </w:p>
     <w:p>
@@ -4919,7 +4919,7 @@
           <w:sz w:val="21"/>
           <w:szCs w:val="21"/>
         </w:rPr>
-        <w:t xml:space="preserve">荷物預かり所は使いやすく便利でした</w:t>
+        <w:t xml:space="preserve">В остальном только положительные впечатления, доброжелате...</w:t>
       </w:r>
     </w:p>
     <w:p>
@@ -4938,7 +4938,7 @@
           <w:sz w:val="21"/>
           <w:szCs w:val="21"/>
         </w:rPr>
-        <w:t xml:space="preserve">สงบ สะดวก สบาย สะอาด 静かで、便利で、快適で、清潔</w:t>
+        <w:t xml:space="preserve">朝食がおいしい　フロントが優しい 駅からすこし歩く 飲食店がまわりに少ない 駅からすこし歩く 飲食店がまわりに少ない</w:t>
       </w:r>
     </w:p>
     <w:p>
@@ -4957,7 +4957,7 @@
           <w:sz w:val="21"/>
           <w:szCs w:val="21"/>
         </w:rPr>
-        <w:t xml:space="preserve">鉄道駅からは少し離れていますが（地下鉄駅まで徒歩約10分）、部屋は清潔で、スタッフは笑顔で丁寧に対応してくれます</w:t>
+        <w:t xml:space="preserve">荷物預かり所は使いやすく便利でした</w:t>
       </w:r>
     </w:p>
     <w:p>
@@ -4994,7 +4994,7 @@
           <w:sz w:val="21"/>
           <w:szCs w:val="21"/>
         </w:rPr>
-        <w:t xml:space="preserve">スタッフの対応に関するポジティブな評価も多く寄せられています。「部屋は東京での数泊の滞在にはちょうど良く、スタッフはとても親切でフレンドリーでした」といったコメントが見られます。</w:t>
+        <w:t xml:space="preserve">スタッフの対応に関するポジティブな評価も多く寄せられています。「スタッフは親切で、部屋もスーツケースを置くのに十分な広さだった（他の多くのホテルの部屋はもっと狭かった）」といったコメントが見られます。</w:t>
       </w:r>
     </w:p>
     <w:p>
@@ -5333,7 +5333,7 @@
                 <w:sz w:val="20"/>
                 <w:szCs w:val="20"/>
               </w:rPr>
-              <w:t xml:space="preserve">重大・22件</w:t>
+              <w:t xml:space="preserve">重大・21件</w:t>
             </w:r>
           </w:p>
         </w:tc>
@@ -5543,7 +5543,7 @@
                 <w:sz w:val="20"/>
                 <w:szCs w:val="20"/>
               </w:rPr>
-              <w:t xml:space="preserve">対応・サービスの不満</w:t>
+              <w:t xml:space="preserve">部屋の狭さ</w:t>
             </w:r>
           </w:p>
         </w:tc>
@@ -5577,7 +5577,7 @@
                 <w:sz w:val="20"/>
                 <w:szCs w:val="20"/>
               </w:rPr>
-              <w:t xml:space="preserve">サービスは最悪」  数日間滞在しましたが、残念ながら非常に不快な印象を受けました</w:t>
+              <w:t xml:space="preserve">欧米人で、アメリカのホテルのような快適さに慣れている方にとっては、特に窮屈に感じるかもしれません</w:t>
             </w:r>
           </w:p>
         </w:tc>
@@ -5682,7 +5682,7 @@
                 <w:sz w:val="20"/>
                 <w:szCs w:val="20"/>
               </w:rPr>
-              <w:t xml:space="preserve">部屋の狭さ</w:t>
+              <w:t xml:space="preserve">対応・サービスの不満</w:t>
             </w:r>
           </w:p>
         </w:tc>
@@ -5716,7 +5716,7 @@
                 <w:sz w:val="20"/>
                 <w:szCs w:val="20"/>
               </w:rPr>
-              <w:t xml:space="preserve">The rooms are quite small (like everywhere in Japan), but...</w:t>
+              <w:t xml:space="preserve">サービスは最悪」  数日間滞在しましたが、残念ながら非常に不快な印象を受けました</w:t>
             </w:r>
           </w:p>
         </w:tc>
@@ -5750,7 +5750,7 @@
                 <w:sz w:val="20"/>
                 <w:szCs w:val="20"/>
               </w:rPr>
-              <w:t xml:space="preserve">重大・5件</w:t>
+              <w:t xml:space="preserve">重大・6件</w:t>
             </w:r>
           </w:p>
         </w:tc>
@@ -7172,7 +7172,7 @@
                 <w:sz w:val="20"/>
                 <w:szCs w:val="20"/>
               </w:rPr>
-              <w:t xml:space="preserve">8.89点</w:t>
+              <w:t xml:space="preserve">8.90点</w:t>
             </w:r>
           </w:p>
         </w:tc>
@@ -7312,7 +7312,7 @@
                 <w:sz w:val="20"/>
                 <w:szCs w:val="20"/>
               </w:rPr>
-              <w:t xml:space="preserve">85.4%</w:t>
+              <w:t xml:space="preserve">86.2%</w:t>
             </w:r>
           </w:p>
         </w:tc>
@@ -7347,7 +7347,7 @@
                 <w:sz w:val="20"/>
                 <w:szCs w:val="20"/>
               </w:rPr>
-              <w:t xml:space="preserve">90%以上</w:t>
+              <w:t xml:space="preserve">91%以上</w:t>
             </w:r>
           </w:p>
         </w:tc>
@@ -7872,7 +7872,7 @@
                 <w:sz w:val="20"/>
                 <w:szCs w:val="20"/>
               </w:rPr>
-              <w:t xml:space="preserve">約22件/期間</w:t>
+              <w:t xml:space="preserve">約21件/期間</w:t>
             </w:r>
           </w:p>
         </w:tc>
@@ -7907,7 +7907,7 @@
                 <w:sz w:val="20"/>
                 <w:szCs w:val="20"/>
               </w:rPr>
-              <w:t xml:space="preserve">11件以下</w:t>
+              <w:t xml:space="preserve">10件以下</w:t>
             </w:r>
           </w:p>
         </w:tc>
@@ -8003,7 +8003,7 @@
           <w:sz w:val="22"/>
           <w:szCs w:val="22"/>
         </w:rPr>
-        <w:t xml:space="preserve">[1] Trip.com / 10点 / 2026-03-24</w:t>
+        <w:t xml:space="preserve">[1] Trip.com / 10点 / 2026-03-26</w:t>
       </w:r>
     </w:p>
     <w:p>
@@ -8018,7 +8018,7 @@
           <w:sz w:val="21"/>
           <w:szCs w:val="21"/>
         </w:rPr>
-        <w:t xml:space="preserve">静かで、便利で、快適で、清潔。</w:t>
+        <w:t xml:space="preserve">ホテルの立地は素晴らしく、地下鉄の駅や秋葉原にも近い。難点は、朝食会場が常に混雑しているため、補充されるまで待たなければならないことだ。それ以外はすべて満足だった。スタッフは親切で、部屋もスーツケースを置くのに十分な広さだった（他の多くのホテルの部屋はもっと狭かった）。</w:t>
       </w:r>
     </w:p>
     <w:p>
@@ -8039,7 +8039,7 @@
           <w:sz w:val="22"/>
           <w:szCs w:val="22"/>
         </w:rPr>
-        <w:t xml:space="preserve">[2] Trip.com / 10点 / 2026-03-24</w:t>
+        <w:t xml:space="preserve">[2] Booking.com / 8点 / 2026-03-26</w:t>
       </w:r>
     </w:p>
     <w:p>
@@ -8054,7 +8054,33 @@
           <w:sz w:val="21"/>
           <w:szCs w:val="21"/>
         </w:rPr>
-        <w:t xml:space="preserve">東京ホテルは広さも十分で、スーツケースも楽々収納できます。鉄道駅からは少し離れていますが（地下鉄駅まで徒歩約10分）、部屋は清潔で、スタッフは笑顔で丁寧に対応してくれます。ロビーには飲み物やナッツ類が用意されており、浅草線で空港へ行くのもとても便利です！ぜひ皆さんにおすすめします！</w:t>
+        <w:t xml:space="preserve">朝食がおいしい　フロントが優しい</w:t>
+      </w:r>
+    </w:p>
+    <w:p>
+      <w:pPr>
+        <w:spacing w:after="120" w:line="320"/>
+        <w:jc w:val="left"/>
+      </w:pPr>
+      <w:r>
+        <w:rPr>
+          <w:rFonts w:ascii="Arial" w:cs="Arial" w:eastAsia="Arial" w:hAnsi="Arial"/>
+          <w:b/>
+          <w:bCs/>
+          <w:color w:val="C0392B"/>
+          <w:sz w:val="21"/>
+          <w:szCs w:val="21"/>
+        </w:rPr>
+        <w:t xml:space="preserve">【改善点】</w:t>
+      </w:r>
+      <w:r>
+        <w:rPr>
+          <w:rFonts w:ascii="Arial" w:cs="Arial" w:eastAsia="Arial" w:hAnsi="Arial"/>
+          <w:color w:val="333333"/>
+          <w:sz w:val="21"/>
+          <w:szCs w:val="21"/>
+        </w:rPr>
+        <w:t xml:space="preserve">駅からすこし歩く 飲食店がまわりに少ない</w:t>
       </w:r>
     </w:p>
     <w:p>
@@ -8075,7 +8101,79 @@
           <w:sz w:val="22"/>
           <w:szCs w:val="22"/>
         </w:rPr>
-        <w:t xml:space="preserve">[3] Booking.com / 10点 / 2026-03-23</w:t>
+        <w:t xml:space="preserve">[3] Trip.com / 10点 / 2026-03-24</w:t>
+      </w:r>
+    </w:p>
+    <w:p>
+      <w:pPr>
+        <w:spacing w:after="120" w:line="320"/>
+        <w:jc w:val="left"/>
+      </w:pPr>
+      <w:r>
+        <w:rPr>
+          <w:rFonts w:ascii="Arial" w:cs="Arial" w:eastAsia="Arial" w:hAnsi="Arial"/>
+          <w:color w:val="333333"/>
+          <w:sz w:val="21"/>
+          <w:szCs w:val="21"/>
+        </w:rPr>
+        <w:t xml:space="preserve">静かで、便利で、快適で、清潔。</w:t>
+      </w:r>
+    </w:p>
+    <w:p>
+      <w:pPr>
+        <w:spacing w:after="60"/>
+      </w:pPr>
+    </w:p>
+    <w:p>
+      <w:pPr>
+        <w:spacing w:after="120" w:before="200"/>
+      </w:pPr>
+      <w:r>
+        <w:rPr>
+          <w:rFonts w:ascii="Arial" w:cs="Arial" w:eastAsia="Arial" w:hAnsi="Arial"/>
+          <w:b/>
+          <w:bCs/>
+          <w:color w:val="1B3A5C"/>
+          <w:sz w:val="22"/>
+          <w:szCs w:val="22"/>
+        </w:rPr>
+        <w:t xml:space="preserve">[4] Trip.com / 10点 / 2026-03-24</w:t>
+      </w:r>
+    </w:p>
+    <w:p>
+      <w:pPr>
+        <w:spacing w:after="120" w:line="320"/>
+        <w:jc w:val="left"/>
+      </w:pPr>
+      <w:r>
+        <w:rPr>
+          <w:rFonts w:ascii="Arial" w:cs="Arial" w:eastAsia="Arial" w:hAnsi="Arial"/>
+          <w:color w:val="333333"/>
+          <w:sz w:val="21"/>
+          <w:szCs w:val="21"/>
+        </w:rPr>
+        <w:t xml:space="preserve">東京ホテルは広さも十分で、スーツケースも楽々収納できます。鉄道駅からは少し離れていますが（地下鉄駅まで徒歩約10分）、部屋は清潔で、スタッフは笑顔で丁寧に対応してくれます。ロビーにはドリンクやナッツ類が用意されており、浅草線で空港へ行くのもとても便利です！ぜひ皆さんにおすすめします！</w:t>
+      </w:r>
+    </w:p>
+    <w:p>
+      <w:pPr>
+        <w:spacing w:after="60"/>
+      </w:pPr>
+    </w:p>
+    <w:p>
+      <w:pPr>
+        <w:spacing w:after="120" w:before="200"/>
+      </w:pPr>
+      <w:r>
+        <w:rPr>
+          <w:rFonts w:ascii="Arial" w:cs="Arial" w:eastAsia="Arial" w:hAnsi="Arial"/>
+          <w:b/>
+          <w:bCs/>
+          <w:color w:val="1B3A5C"/>
+          <w:sz w:val="22"/>
+          <w:szCs w:val="22"/>
+        </w:rPr>
+        <w:t xml:space="preserve">[5] Booking.com / 10点 / 2026-03-23</w:t>
       </w:r>
     </w:p>
     <w:p>
@@ -8117,104 +8215,6 @@
           <w:szCs w:val="21"/>
         </w:rPr>
         <w:t xml:space="preserve">-</w:t>
-      </w:r>
-    </w:p>
-    <w:p>
-      <w:pPr>
-        <w:spacing w:after="60"/>
-      </w:pPr>
-    </w:p>
-    <w:p>
-      <w:pPr>
-        <w:spacing w:after="120" w:before="200"/>
-      </w:pPr>
-      <w:r>
-        <w:rPr>
-          <w:rFonts w:ascii="Arial" w:cs="Arial" w:eastAsia="Arial" w:hAnsi="Arial"/>
-          <w:b/>
-          <w:bCs/>
-          <w:color w:val="1B3A5C"/>
-          <w:sz w:val="22"/>
-          <w:szCs w:val="22"/>
-        </w:rPr>
-        <w:t xml:space="preserve">[4] 楽天トラベル / 8点 / 2026-03-23</w:t>
-      </w:r>
-    </w:p>
-    <w:p>
-      <w:pPr>
-        <w:spacing w:after="120" w:line="320"/>
-        <w:jc w:val="left"/>
-      </w:pPr>
-      <w:r>
-        <w:rPr>
-          <w:rFonts w:ascii="Arial" w:cs="Arial" w:eastAsia="Arial" w:hAnsi="Arial"/>
-          <w:color w:val="333333"/>
-          <w:sz w:val="21"/>
-          <w:szCs w:val="21"/>
-        </w:rPr>
-        <w:t xml:space="preserve">駅からのアクセスがよかったです。着いてすぐお菓子をいただいてコーヒー等を楽しめるところも良かったです。ツインの部屋でしたが、ちょうど良い広さでした。清掃も行き届いており、快適に過ごせました。</w:t>
-      </w:r>
-    </w:p>
-    <w:p>
-      <w:pPr>
-        <w:spacing w:after="60"/>
-      </w:pPr>
-    </w:p>
-    <w:p>
-      <w:pPr>
-        <w:spacing w:after="120" w:before="200"/>
-      </w:pPr>
-      <w:r>
-        <w:rPr>
-          <w:rFonts w:ascii="Arial" w:cs="Arial" w:eastAsia="Arial" w:hAnsi="Arial"/>
-          <w:b/>
-          <w:bCs/>
-          <w:color w:val="1B3A5C"/>
-          <w:sz w:val="22"/>
-          <w:szCs w:val="22"/>
-        </w:rPr>
-        <w:t xml:space="preserve">[5] Booking.com / 8点 / 2026-03-23</w:t>
-      </w:r>
-    </w:p>
-    <w:p>
-      <w:pPr>
-        <w:spacing w:after="120" w:line="320"/>
-        <w:jc w:val="left"/>
-      </w:pPr>
-      <w:r>
-        <w:rPr>
-          <w:rFonts w:ascii="Arial" w:cs="Arial" w:eastAsia="Arial" w:hAnsi="Arial"/>
-          <w:color w:val="333333"/>
-          <w:sz w:val="21"/>
-          <w:szCs w:val="21"/>
-        </w:rPr>
-        <w:t xml:space="preserve">La cercanía a estaciones de tren, a sitios para comer, convis y otros.</w:t>
-      </w:r>
-    </w:p>
-    <w:p>
-      <w:pPr>
-        <w:spacing w:after="120" w:line="320"/>
-        <w:jc w:val="left"/>
-      </w:pPr>
-      <w:r>
-        <w:rPr>
-          <w:rFonts w:ascii="Arial" w:cs="Arial" w:eastAsia="Arial" w:hAnsi="Arial"/>
-          <w:b/>
-          <w:bCs/>
-          <w:color w:val="C0392B"/>
-          <w:sz w:val="21"/>
-          <w:szCs w:val="21"/>
-        </w:rPr>
-        <w:t xml:space="preserve">【改善点】</w:t>
-      </w:r>
-      <w:r>
-        <w:rPr>
-          <w:rFonts w:ascii="Arial" w:cs="Arial" w:eastAsia="Arial" w:hAnsi="Arial"/>
-          <w:color w:val="333333"/>
-          <w:sz w:val="21"/>
-          <w:szCs w:val="21"/>
-        </w:rPr>
-        <w:t xml:space="preserve">ベッドはあまり快適ではありません。欧米人で、アメリカのホテルのような快適さに慣れている方にとっては、特に不快に感じるかもしれません。部屋は非常に狭く、私のパートナーは身長185cmですが、ベッドの端から足がはみ出していました。</w:t>
       </w:r>
     </w:p>
     <w:p>
@@ -8485,7 +8485,7 @@
                 <w:sz w:val="21"/>
                 <w:szCs w:val="21"/>
               </w:rPr>
-              <w:t xml:space="preserve">コンフォートホテルERA東京東神田は、全体平均8.89点（10点換算）、高評価率85.4%という良好な顧客満足度を維持しているホテルです。特に「立地・アクセス」「スタッフの対応」が多くのゲストから高く評価されています。</w:t>
+              <w:t xml:space="preserve">コンフォートホテルERA東京東神田は、全体平均8.90点（10点換算）、高評価率86.2%という良好な顧客満足度を維持しているホテルです。特に「立地・アクセス」「スタッフの対応」が多くのゲストから高く評価されています。</w:t>
             </w:r>
           </w:p>
           <w:p>
@@ -8499,7 +8499,7 @@
                 <w:sz w:val="21"/>
                 <w:szCs w:val="21"/>
               </w:rPr>
-              <w:t xml:space="preserve">改善課題としては、エアコン・空調、浴室・水回り、対応・サービスの不満が主要なテーマとして浮上しています。ただし、これらの課題を指摘するゲストの多くも他の面では高い評価を付けており、ネガティブ要素が全体評価を大きく押し下げているわけではありません。</w:t>
+              <w:t xml:space="preserve">改善課題としては、エアコン・空調、浴室・水回り、部屋の狭さが主要なテーマとして浮上しています。ただし、これらの課題を指摘するゲストの多くも他の面では高い評価を付けており、ネガティブ要素が全体評価を大きく押し下げているわけではありません。</w:t>
             </w:r>
           </w:p>
           <w:p>

--- a/納品レポート/ホテル別レポート/comfort_era_higashikanda_口コミ分析改善レポート.docx
+++ b/納品レポート/ホテル別レポート/comfort_era_higashikanda_口コミ分析改善レポート.docx
@@ -131,7 +131,7 @@
           <w:sz w:val="20"/>
           <w:szCs w:val="20"/>
         </w:rPr>
-        <w:t xml:space="preserve">作成日：2026年3月27日</w:t>
+        <w:t xml:space="preserve">作成日：2026年3月28日</w:t>
       </w:r>
     </w:p>
     <w:p>
@@ -567,7 +567,7 @@
                 <w:sz w:val="20"/>
                 <w:szCs w:val="20"/>
               </w:rPr>
-              <w:t xml:space="preserve">エアコン・空調（21件）、浴室・水回り（9件）、部屋の狭さ（6件）、対応・サービスの不満（6件）</w:t>
+              <w:t xml:space="preserve">エアコン・空調（21件）、浴室・水回り（9件）、部屋の狭さ（6件）、対応・サービスの不満（5件）</w:t>
             </w:r>
           </w:p>
           <w:p>
@@ -1474,7 +1474,7 @@
                 <w:sz w:val="20"/>
                 <w:szCs w:val="20"/>
               </w:rPr>
-              <w:t xml:space="preserve">29</w:t>
+              <w:t xml:space="preserve">28</w:t>
             </w:r>
           </w:p>
         </w:tc>
@@ -1716,7 +1716,7 @@
                 <w:sz w:val="20"/>
                 <w:szCs w:val="20"/>
               </w:rPr>
-              <w:t xml:space="preserve">65</w:t>
+              <w:t xml:space="preserve">66</w:t>
             </w:r>
           </w:p>
         </w:tc>
@@ -1751,7 +1751,7 @@
                 <w:sz w:val="20"/>
                 <w:szCs w:val="20"/>
               </w:rPr>
-              <w:t xml:space="preserve">8.94</w:t>
+              <w:t xml:space="preserve">8.95</w:t>
             </w:r>
           </w:p>
         </w:tc>
@@ -1821,7 +1821,7 @@
                 <w:sz w:val="20"/>
                 <w:szCs w:val="20"/>
               </w:rPr>
-              <w:t xml:space="preserve">8.94</w:t>
+              <w:t xml:space="preserve">8.95</w:t>
             </w:r>
           </w:p>
         </w:tc>
@@ -1856,7 +1856,7 @@
                 <w:sz w:val="20"/>
                 <w:szCs w:val="20"/>
               </w:rPr>
-              <w:t xml:space="preserve">9</w:t>
+              <w:t xml:space="preserve">9.5</w:t>
             </w:r>
           </w:p>
         </w:tc>
@@ -4334,7 +4334,7 @@
                 <w:sz w:val="20"/>
                 <w:szCs w:val="20"/>
               </w:rPr>
-              <w:t xml:space="preserve">「В остальном только положительные впечатления, доброжелате...」「朝食がおいしい　フロントが優しい 駅からすこし歩く 飲食店がまわりに少ない 駅からすこし歩く 飲食店がまわりに少ない」</w:t>
+              <w:t xml:space="preserve">「地下鉄の駅から徒歩6～8分ほどで、とても便利です」「В остальном только положительные впечатления, доброжелате...」</w:t>
             </w:r>
           </w:p>
         </w:tc>
@@ -4545,7 +4545,7 @@
                 <w:sz w:val="20"/>
                 <w:szCs w:val="20"/>
               </w:rPr>
-              <w:t xml:space="preserve">「สงบ สะดวก สบาย สะอาด 静かで、便利で、快適で、清潔」「雖然酒店位置唔算十分方便鐵路，要行大約10 分鐘先到地鐵站，但房間清潔，職員有禮貌笑容，大堂都有野飲同nuts供應...」</w:t>
+              <w:t xml:space="preserve">「清潔で静かで快適でした」「สงบ สะดวก สบาย สะอาด 静かで、便利で、快適で、清潔」</w:t>
             </w:r>
           </w:p>
         </w:tc>
@@ -4756,7 +4756,7 @@
                 <w:sz w:val="20"/>
                 <w:szCs w:val="20"/>
               </w:rPr>
-              <w:t xml:space="preserve">「สงบ สะดวก สบาย สะอาด 静かで、便利で、快適で、清潔」「清掃も行き届いており、快適に過ごせました」</w:t>
+              <w:t xml:space="preserve">「清潔で静かで快適でした」「สงบ สะดวก สบาย สะอาด 静かで、便利で、快適で、清潔」</w:t>
             </w:r>
           </w:p>
         </w:tc>
@@ -4826,7 +4826,7 @@
                 <w:sz w:val="20"/>
                 <w:szCs w:val="20"/>
               </w:rPr>
-              <w:t xml:space="preserve">10件以上</w:t>
+              <w:t xml:space="preserve">9件</w:t>
             </w:r>
           </w:p>
         </w:tc>
@@ -4900,7 +4900,7 @@
           <w:sz w:val="21"/>
           <w:szCs w:val="21"/>
         </w:rPr>
-        <w:t xml:space="preserve">口コミの多数で「立地・アクセス」に関するポジティブな言及が見られ、コンフォートホテルERA東京東神田の最大の差別化要因となっています。В остальном только положительные впечатления, доброжелате...といった声が多数寄せられています。</w:t>
+        <w:t xml:space="preserve">口コミの多数で「立地・アクセス」に関するポジティブな言及が見られ、コンフォートホテルERA東京東神田の最大の差別化要因となっています。地下鉄の駅から徒歩6～8分ほどで、とても便利ですといった声が多数寄せられています。</w:t>
       </w:r>
     </w:p>
     <w:p>
@@ -4919,7 +4919,7 @@
           <w:sz w:val="21"/>
           <w:szCs w:val="21"/>
         </w:rPr>
-        <w:t xml:space="preserve">В остальном только положительные впечатления, доброжелате...</w:t>
+        <w:t xml:space="preserve">地下鉄の駅から徒歩6～8分ほどで、とても便利です</w:t>
       </w:r>
     </w:p>
     <w:p>
@@ -4938,7 +4938,7 @@
           <w:sz w:val="21"/>
           <w:szCs w:val="21"/>
         </w:rPr>
-        <w:t xml:space="preserve">朝食がおいしい　フロントが優しい 駅からすこし歩く 飲食店がまわりに少ない 駅からすこし歩く 飲食店がまわりに少ない</w:t>
+        <w:t xml:space="preserve">В остальном только положительные впечатления, доброжелате...</w:t>
       </w:r>
     </w:p>
     <w:p>
@@ -4957,7 +4957,7 @@
           <w:sz w:val="21"/>
           <w:szCs w:val="21"/>
         </w:rPr>
-        <w:t xml:space="preserve">荷物預かり所は使いやすく便利でした</w:t>
+        <w:t xml:space="preserve">朝食がおいしい　フロントが優しい 駅からすこし歩く 飲食店がまわりに少ない 駅からすこし歩く 飲食店がまわりに少ない</w:t>
       </w:r>
     </w:p>
     <w:p>
@@ -5750,7 +5750,7 @@
                 <w:sz w:val="20"/>
                 <w:szCs w:val="20"/>
               </w:rPr>
-              <w:t xml:space="preserve">重大・6件</w:t>
+              <w:t xml:space="preserve">重大・5件</w:t>
             </w:r>
           </w:p>
         </w:tc>
@@ -8003,7 +8003,7 @@
           <w:sz w:val="22"/>
           <w:szCs w:val="22"/>
         </w:rPr>
-        <w:t xml:space="preserve">[1] Trip.com / 10点 / 2026-03-26</w:t>
+        <w:t xml:space="preserve">[1] Trip.com / 10点 / 2026-03-27</w:t>
       </w:r>
     </w:p>
     <w:p>
@@ -8018,7 +8018,7 @@
           <w:sz w:val="21"/>
           <w:szCs w:val="21"/>
         </w:rPr>
-        <w:t xml:space="preserve">ホテルの立地は素晴らしく、地下鉄の駅や秋葉原にも近い。難点は、朝食会場が常に混雑しているため、補充されるまで待たなければならないことだ。それ以外はすべて満足だった。スタッフは親切で、部屋もスーツケースを置くのに十分な広さだった（他の多くのホテルの部屋はもっと狭かった）。</w:t>
+        <w:t xml:space="preserve">素晴らしいホテルです。清潔で静かで快適でした。地下鉄の駅から徒歩6～8分ほどで、とても便利です。😊👍</w:t>
       </w:r>
     </w:p>
     <w:p>
@@ -8039,7 +8039,43 @@
           <w:sz w:val="22"/>
           <w:szCs w:val="22"/>
         </w:rPr>
-        <w:t xml:space="preserve">[2] Booking.com / 8点 / 2026-03-26</w:t>
+        <w:t xml:space="preserve">[2] Trip.com / 10点 / 2026-03-26</w:t>
+      </w:r>
+    </w:p>
+    <w:p>
+      <w:pPr>
+        <w:spacing w:after="120" w:line="320"/>
+        <w:jc w:val="left"/>
+      </w:pPr>
+      <w:r>
+        <w:rPr>
+          <w:rFonts w:ascii="Arial" w:cs="Arial" w:eastAsia="Arial" w:hAnsi="Arial"/>
+          <w:color w:val="333333"/>
+          <w:sz w:val="21"/>
+          <w:szCs w:val="21"/>
+        </w:rPr>
+        <w:t xml:space="preserve">ホテルの立地は素晴らしく、地下鉄の駅や秋葉原にも近い。難点は、朝食会場が常に混雑しているため、補充されるまで待たなければならないことだ。それ以外はすべて満足だった。スタッフは親切で、部屋もスーツケースを置くのに十分な広さだった（他の多くのホテルの部屋はもっと狭かった）。</w:t>
+      </w:r>
+    </w:p>
+    <w:p>
+      <w:pPr>
+        <w:spacing w:after="60"/>
+      </w:pPr>
+    </w:p>
+    <w:p>
+      <w:pPr>
+        <w:spacing w:after="120" w:before="200"/>
+      </w:pPr>
+      <w:r>
+        <w:rPr>
+          <w:rFonts w:ascii="Arial" w:cs="Arial" w:eastAsia="Arial" w:hAnsi="Arial"/>
+          <w:b/>
+          <w:bCs/>
+          <w:color w:val="1B3A5C"/>
+          <w:sz w:val="22"/>
+          <w:szCs w:val="22"/>
+        </w:rPr>
+        <w:t xml:space="preserve">[3] Booking.com / 8点 / 2026-03-26</w:t>
       </w:r>
     </w:p>
     <w:p>
@@ -8101,7 +8137,7 @@
           <w:sz w:val="22"/>
           <w:szCs w:val="22"/>
         </w:rPr>
-        <w:t xml:space="preserve">[3] Trip.com / 10点 / 2026-03-24</w:t>
+        <w:t xml:space="preserve">[4] Trip.com / 10点 / 2026-03-24</w:t>
       </w:r>
     </w:p>
     <w:p>
@@ -8137,7 +8173,7 @@
           <w:sz w:val="22"/>
           <w:szCs w:val="22"/>
         </w:rPr>
-        <w:t xml:space="preserve">[4] Trip.com / 10点 / 2026-03-24</w:t>
+        <w:t xml:space="preserve">[5] Trip.com / 10点 / 2026-03-24</w:t>
       </w:r>
     </w:p>
     <w:p>
@@ -8153,68 +8189,6 @@
           <w:szCs w:val="21"/>
         </w:rPr>
         <w:t xml:space="preserve">東京ホテルは広さも十分で、スーツケースも楽々収納できます。鉄道駅からは少し離れていますが（地下鉄駅まで徒歩約10分）、部屋は清潔で、スタッフは笑顔で丁寧に対応してくれます。ロビーにはドリンクやナッツ類が用意されており、浅草線で空港へ行くのもとても便利です！ぜひ皆さんにおすすめします！</w:t>
-      </w:r>
-    </w:p>
-    <w:p>
-      <w:pPr>
-        <w:spacing w:after="60"/>
-      </w:pPr>
-    </w:p>
-    <w:p>
-      <w:pPr>
-        <w:spacing w:after="120" w:before="200"/>
-      </w:pPr>
-      <w:r>
-        <w:rPr>
-          <w:rFonts w:ascii="Arial" w:cs="Arial" w:eastAsia="Arial" w:hAnsi="Arial"/>
-          <w:b/>
-          <w:bCs/>
-          <w:color w:val="1B3A5C"/>
-          <w:sz w:val="22"/>
-          <w:szCs w:val="22"/>
-        </w:rPr>
-        <w:t xml:space="preserve">[5] Booking.com / 10点 / 2026-03-23</w:t>
-      </w:r>
-    </w:p>
-    <w:p>
-      <w:pPr>
-        <w:spacing w:after="120" w:line="320"/>
-        <w:jc w:val="left"/>
-      </w:pPr>
-      <w:r>
-        <w:rPr>
-          <w:rFonts w:ascii="Arial" w:cs="Arial" w:eastAsia="Arial" w:hAnsi="Arial"/>
-          <w:color w:val="333333"/>
-          <w:sz w:val="21"/>
-          <w:szCs w:val="21"/>
-        </w:rPr>
-        <w:t xml:space="preserve">Tutto perfetto. Alla reception tutti i ragazzi gentili e disponibili. Grazie mille</w:t>
-      </w:r>
-    </w:p>
-    <w:p>
-      <w:pPr>
-        <w:spacing w:after="120" w:line="320"/>
-        <w:jc w:val="left"/>
-      </w:pPr>
-      <w:r>
-        <w:rPr>
-          <w:rFonts w:ascii="Arial" w:cs="Arial" w:eastAsia="Arial" w:hAnsi="Arial"/>
-          <w:b/>
-          <w:bCs/>
-          <w:color w:val="C0392B"/>
-          <w:sz w:val="21"/>
-          <w:szCs w:val="21"/>
-        </w:rPr>
-        <w:t xml:space="preserve">【改善点】</w:t>
-      </w:r>
-      <w:r>
-        <w:rPr>
-          <w:rFonts w:ascii="Arial" w:cs="Arial" w:eastAsia="Arial" w:hAnsi="Arial"/>
-          <w:color w:val="333333"/>
-          <w:sz w:val="21"/>
-          <w:szCs w:val="21"/>
-        </w:rPr>
-        <w:t xml:space="preserve">-</w:t>
       </w:r>
     </w:p>
     <w:p>

--- a/納品レポート/ホテル別レポート/comfort_era_higashikanda_口コミ分析改善レポート.docx
+++ b/納品レポート/ホテル別レポート/comfort_era_higashikanda_口コミ分析改善レポート.docx
@@ -53,7 +53,7 @@
           <w:sz w:val="24"/>
           <w:szCs w:val="24"/>
         </w:rPr>
-        <w:t xml:space="preserve">2024年1月〜2026年3月　|　総件数 123件　|　2026年3月29日</w:t>
+        <w:t xml:space="preserve">2024年1月〜2026年3月　|　総件数 125件　|　2026年3月29日</w:t>
       </w:r>
     </w:p>
     <w:p>
@@ -84,7 +84,7 @@
           <w:sz w:val="21"/>
           <w:szCs w:val="21"/>
         </w:rPr>
-        <w:t xml:space="preserve">2024年1月〜2026年3月に各OTAサイトに投稿された123件のレビューを分析しました。</w:t>
+        <w:t xml:space="preserve">2024年1月〜2026年3月に各OTAサイトに投稿された125件のレビューを分析しました。</w:t>
       </w:r>
     </w:p>
     <w:p>
@@ -177,7 +177,7 @@
                 <w:szCs w:val="20"/>
               </w:rPr>
               <w:t xml:space="preserve">高評価率
-86.2%</w:t>
+86.4%</w:t>
             </w:r>
           </w:p>
         </w:tc>
@@ -212,7 +212,7 @@
                 <w:szCs w:val="20"/>
               </w:rPr>
               <w:t xml:space="preserve">低評価率
-4.9%</w:t>
+4.8%</w:t>
             </w:r>
           </w:p>
         </w:tc>
@@ -247,7 +247,7 @@
                 <w:szCs w:val="20"/>
               </w:rPr>
               <w:t xml:space="preserve">レビュー総数
-123件</w:t>
+125件</w:t>
             </w:r>
           </w:p>
         </w:tc>
@@ -1086,7 +1086,7 @@
                 <w:sz w:val="20"/>
                 <w:szCs w:val="20"/>
               </w:rPr>
-              <w:t xml:space="preserve">66</w:t>
+              <w:t xml:space="preserve">65</w:t>
             </w:r>
           </w:p>
         </w:tc>
@@ -1121,7 +1121,7 @@
                 <w:sz w:val="20"/>
                 <w:szCs w:val="20"/>
               </w:rPr>
-              <w:t xml:space="preserve">8.95/10</w:t>
+              <w:t xml:space="preserve">8.92/10</w:t>
             </w:r>
           </w:p>
         </w:tc>
@@ -1156,7 +1156,7 @@
                 <w:sz w:val="20"/>
                 <w:szCs w:val="20"/>
               </w:rPr>
-              <w:t xml:space="preserve">8.95</w:t>
+              <w:t xml:space="preserve">8.92</w:t>
             </w:r>
           </w:p>
         </w:tc>
@@ -1263,7 +1263,7 @@
                 <w:sz w:val="20"/>
                 <w:szCs w:val="20"/>
               </w:rPr>
-              <w:t xml:space="preserve">3</w:t>
+              <w:t xml:space="preserve">4</w:t>
             </w:r>
           </w:p>
         </w:tc>
@@ -1440,7 +1440,7 @@
                 <w:sz w:val="20"/>
                 <w:szCs w:val="20"/>
               </w:rPr>
-              <w:t xml:space="preserve">23</w:t>
+              <w:t xml:space="preserve">25</w:t>
             </w:r>
           </w:p>
         </w:tc>
@@ -1475,7 +1475,7 @@
                 <w:sz w:val="20"/>
                 <w:szCs w:val="20"/>
               </w:rPr>
-              <w:t xml:space="preserve">3.83/5</w:t>
+              <w:t xml:space="preserve">3.92/5</w:t>
             </w:r>
           </w:p>
         </w:tc>
@@ -1510,7 +1510,7 @@
                 <w:sz w:val="20"/>
                 <w:szCs w:val="20"/>
               </w:rPr>
-              <w:t xml:space="preserve">7.65</w:t>
+              <w:t xml:space="preserve">7.84</w:t>
             </w:r>
           </w:p>
         </w:tc>
@@ -1799,7 +1799,7 @@
                 <w:sz w:val="20"/>
                 <w:szCs w:val="20"/>
               </w:rPr>
-              <w:t xml:space="preserve">57.7%</w:t>
+              <w:t xml:space="preserve">56.8%</w:t>
             </w:r>
           </w:p>
         </w:tc>
@@ -1871,7 +1871,7 @@
                 <w:sz w:val="20"/>
                 <w:szCs w:val="20"/>
               </w:rPr>
-              <w:t xml:space="preserve">16</w:t>
+              <w:t xml:space="preserve">17</w:t>
             </w:r>
           </w:p>
         </w:tc>
@@ -1906,7 +1906,7 @@
                 <w:sz w:val="20"/>
                 <w:szCs w:val="20"/>
               </w:rPr>
-              <w:t xml:space="preserve">13.0%</w:t>
+              <w:t xml:space="preserve">13.6%</w:t>
             </w:r>
           </w:p>
         </w:tc>
@@ -1978,7 +1978,7 @@
                 <w:sz w:val="20"/>
                 <w:szCs w:val="20"/>
               </w:rPr>
-              <w:t xml:space="preserve">19</w:t>
+              <w:t xml:space="preserve">20</w:t>
             </w:r>
           </w:p>
         </w:tc>
@@ -2013,7 +2013,7 @@
                 <w:sz w:val="20"/>
                 <w:szCs w:val="20"/>
               </w:rPr>
-              <w:t xml:space="preserve">15.4%</w:t>
+              <w:t xml:space="preserve">16.0%</w:t>
             </w:r>
           </w:p>
         </w:tc>
@@ -2120,7 +2120,7 @@
                 <w:sz w:val="20"/>
                 <w:szCs w:val="20"/>
               </w:rPr>
-              <w:t xml:space="preserve">5.7%</w:t>
+              <w:t xml:space="preserve">5.6%</w:t>
             </w:r>
           </w:p>
         </w:tc>
@@ -2891,7 +2891,7 @@
                 <w:sz w:val="20"/>
                 <w:szCs w:val="20"/>
               </w:rPr>
-              <w:t xml:space="preserve">106</w:t>
+              <w:t xml:space="preserve">108</w:t>
             </w:r>
           </w:p>
         </w:tc>
@@ -2925,7 +2925,7 @@
                 <w:sz w:val="20"/>
                 <w:szCs w:val="20"/>
               </w:rPr>
-              <w:t xml:space="preserve">86.2%</w:t>
+              <w:t xml:space="preserve">86.4%</w:t>
             </w:r>
           </w:p>
         </w:tc>
@@ -3066,7 +3066,7 @@
                 <w:sz w:val="20"/>
                 <w:szCs w:val="20"/>
               </w:rPr>
-              <w:t xml:space="preserve">8.9%</w:t>
+              <w:t xml:space="preserve">8.8%</w:t>
             </w:r>
           </w:p>
         </w:tc>
@@ -3205,7 +3205,7 @@
                 <w:sz w:val="20"/>
                 <w:szCs w:val="20"/>
               </w:rPr>
-              <w:t xml:space="preserve">4.9%</w:t>
+              <w:t xml:space="preserve">4.8%</w:t>
             </w:r>
           </w:p>
         </w:tc>
@@ -3819,7 +3819,7 @@
                 <w:sz w:val="20"/>
                 <w:szCs w:val="20"/>
               </w:rPr>
-              <w:t xml:space="preserve">86.2%</w:t>
+              <w:t xml:space="preserve">86.4%</w:t>
             </w:r>
           </w:p>
         </w:tc>
@@ -3854,7 +3854,7 @@
                 <w:sz w:val="20"/>
                 <w:szCs w:val="20"/>
               </w:rPr>
-              <w:t xml:space="preserve">91.2%</w:t>
+              <w:t xml:space="preserve">91.4%</w:t>
             </w:r>
           </w:p>
         </w:tc>
@@ -3959,7 +3959,7 @@
                 <w:sz w:val="20"/>
                 <w:szCs w:val="20"/>
               </w:rPr>
-              <w:t xml:space="preserve">4.9%</w:t>
+              <w:t xml:space="preserve">4.8%</w:t>
             </w:r>
           </w:p>
         </w:tc>
@@ -3993,7 +3993,7 @@
                 <w:sz w:val="20"/>
                 <w:szCs w:val="20"/>
               </w:rPr>
-              <w:t xml:space="preserve">2.9%</w:t>
+              <w:t xml:space="preserve">2.8%</w:t>
             </w:r>
           </w:p>
         </w:tc>
@@ -4070,7 +4070,7 @@
           <w:sz w:val="21"/>
           <w:szCs w:val="21"/>
         </w:rPr>
-        <w:t xml:space="preserve">コンフォートホテルERA東京東神田は全体平均8.90点（10pt換算）、高評価率86.2%を記録しています。引き続き強みを活かしつつ、低評価レビューに示された課題への対応を継続することで、さらなる顧客満足度向上が期待できます。</w:t>
+        <w:t xml:space="preserve">コンフォートホテルERA東京東神田は全体平均8.90点（10pt換算）、高評価率86.4%を記録しています。引き続き強みを活かしつつ、低評価レビューに示された課題への対応を継続することで、さらなる顧客満足度向上が期待できます。</w:t>
       </w:r>
     </w:p>
     <w:p>

--- a/納品レポート/ホテル別レポート/comfort_era_higashikanda_口コミ分析改善レポート.docx
+++ b/納品レポート/ホテル別レポート/comfort_era_higashikanda_口コミ分析改善レポート.docx
@@ -142,7 +142,7 @@
                 <w:szCs w:val="20"/>
               </w:rPr>
               <w:t xml:space="preserve">全体平均
-8.90点</w:t>
+8.89点</w:t>
             </w:r>
           </w:p>
         </w:tc>
@@ -909,7 +909,7 @@
                 <w:sz w:val="20"/>
                 <w:szCs w:val="20"/>
               </w:rPr>
-              <w:t xml:space="preserve">28</w:t>
+              <w:t xml:space="preserve">27</w:t>
             </w:r>
           </w:p>
         </w:tc>
@@ -944,7 +944,7 @@
                 <w:sz w:val="20"/>
                 <w:szCs w:val="20"/>
               </w:rPr>
-              <w:t xml:space="preserve">9.79/10</w:t>
+              <w:t xml:space="preserve">9.78/10</w:t>
             </w:r>
           </w:p>
         </w:tc>
@@ -979,7 +979,7 @@
                 <w:sz w:val="20"/>
                 <w:szCs w:val="20"/>
               </w:rPr>
-              <w:t xml:space="preserve">9.79</w:t>
+              <w:t xml:space="preserve">9.78</w:t>
             </w:r>
           </w:p>
         </w:tc>
@@ -1121,7 +1121,7 @@
                 <w:sz w:val="20"/>
                 <w:szCs w:val="20"/>
               </w:rPr>
-              <w:t xml:space="preserve">8.92/10</w:t>
+              <w:t xml:space="preserve">8.91/10</w:t>
             </w:r>
           </w:p>
         </w:tc>
@@ -1156,7 +1156,7 @@
                 <w:sz w:val="20"/>
                 <w:szCs w:val="20"/>
               </w:rPr>
-              <w:t xml:space="preserve">8.92</w:t>
+              <w:t xml:space="preserve">8.91</w:t>
             </w:r>
           </w:p>
         </w:tc>
@@ -1263,7 +1263,7 @@
                 <w:sz w:val="20"/>
                 <w:szCs w:val="20"/>
               </w:rPr>
-              <w:t xml:space="preserve">4</w:t>
+              <w:t xml:space="preserve">5</w:t>
             </w:r>
           </w:p>
         </w:tc>
@@ -1298,7 +1298,7 @@
                 <w:sz w:val="20"/>
                 <w:szCs w:val="20"/>
               </w:rPr>
-              <w:t xml:space="preserve">4.00/5</w:t>
+              <w:t xml:space="preserve">4.20/5</w:t>
             </w:r>
           </w:p>
         </w:tc>
@@ -1333,7 +1333,7 @@
                 <w:sz w:val="20"/>
                 <w:szCs w:val="20"/>
               </w:rPr>
-              <w:t xml:space="preserve">8.00</w:t>
+              <w:t xml:space="preserve">8.40</w:t>
             </w:r>
           </w:p>
         </w:tc>
@@ -1871,7 +1871,7 @@
                 <w:sz w:val="20"/>
                 <w:szCs w:val="20"/>
               </w:rPr>
-              <w:t xml:space="preserve">17</w:t>
+              <w:t xml:space="preserve">16</w:t>
             </w:r>
           </w:p>
         </w:tc>
@@ -1906,7 +1906,7 @@
                 <w:sz w:val="20"/>
                 <w:szCs w:val="20"/>
               </w:rPr>
-              <w:t xml:space="preserve">13.6%</w:t>
+              <w:t xml:space="preserve">12.8%</w:t>
             </w:r>
           </w:p>
         </w:tc>
@@ -1978,7 +1978,7 @@
                 <w:sz w:val="20"/>
                 <w:szCs w:val="20"/>
               </w:rPr>
-              <w:t xml:space="preserve">20</w:t>
+              <w:t xml:space="preserve">21</w:t>
             </w:r>
           </w:p>
         </w:tc>
@@ -2013,7 +2013,7 @@
                 <w:sz w:val="20"/>
                 <w:szCs w:val="20"/>
               </w:rPr>
-              <w:t xml:space="preserve">16.0%</w:t>
+              <w:t xml:space="preserve">16.8%</w:t>
             </w:r>
           </w:p>
         </w:tc>
@@ -3679,7 +3679,7 @@
                 <w:sz w:val="20"/>
                 <w:szCs w:val="20"/>
               </w:rPr>
-              <w:t xml:space="preserve">8.90点</w:t>
+              <w:t xml:space="preserve">8.89点</w:t>
             </w:r>
           </w:p>
         </w:tc>
@@ -3713,7 +3713,7 @@
                 <w:sz w:val="20"/>
                 <w:szCs w:val="20"/>
               </w:rPr>
-              <w:t xml:space="preserve">9.40点</w:t>
+              <w:t xml:space="preserve">9.39点</w:t>
             </w:r>
           </w:p>
         </w:tc>
@@ -4070,7 +4070,7 @@
           <w:sz w:val="21"/>
           <w:szCs w:val="21"/>
         </w:rPr>
-        <w:t xml:space="preserve">コンフォートホテルERA東京東神田は全体平均8.90点（10pt換算）、高評価率86.4%を記録しています。引き続き強みを活かしつつ、低評価レビューに示された課題への対応を継続することで、さらなる顧客満足度向上が期待できます。</w:t>
+        <w:t xml:space="preserve">コンフォートホテルERA東京東神田は全体平均8.89点（10pt換算）、高評価率86.4%を記録しています。引き続き強みを活かしつつ、低評価レビューに示された課題への対応を継続することで、さらなる顧客満足度向上が期待できます。</w:t>
       </w:r>
     </w:p>
     <w:p>

--- a/納品レポート/ホテル別レポート/comfort_era_higashikanda_口コミ分析改善レポート.docx
+++ b/納品レポート/ホテル別レポート/comfort_era_higashikanda_口コミ分析改善レポート.docx
@@ -131,7 +131,7 @@
           <w:sz w:val="20"/>
           <w:szCs w:val="20"/>
         </w:rPr>
-        <w:t xml:space="preserve">作成日：2026年4月2日</w:t>
+        <w:t xml:space="preserve">作成日：2026年4月5日</w:t>
       </w:r>
     </w:p>
     <w:p>
@@ -261,7 +261,7 @@
                 <w:sz w:val="36"/>
                 <w:szCs w:val="36"/>
               </w:rPr>
-              <w:t xml:space="preserve">8.90</w:t>
+              <w:t xml:space="preserve">8.93</w:t>
             </w:r>
           </w:p>
         </w:tc>
@@ -310,7 +310,7 @@
                 <w:sz w:val="36"/>
                 <w:szCs w:val="36"/>
               </w:rPr>
-              <w:t xml:space="preserve">86.4%</w:t>
+              <w:t xml:space="preserve">87.2%</w:t>
             </w:r>
           </w:p>
         </w:tc>
@@ -359,7 +359,7 @@
                 <w:sz w:val="36"/>
                 <w:szCs w:val="36"/>
               </w:rPr>
-              <w:t xml:space="preserve">4.8%</w:t>
+              <w:t xml:space="preserve">4.0%</w:t>
             </w:r>
           </w:p>
         </w:tc>
@@ -448,7 +448,7 @@
           <w:sz w:val="21"/>
           <w:szCs w:val="21"/>
         </w:rPr>
-        <w:t xml:space="preserve">全体平均スコア8.90点（10点換算）は良好な水準であり、86.4%が高評価（8-10点）に分類されます。低評価（1-4点）は6件（4.8%）で、ゲスト満足度は良好です。じゃらん（10.00点）で特に高い評価を獲得しています。</w:t>
+        <w:t xml:space="preserve">全体平均スコア8.93点（10点換算）は良好な水準であり、87.2%が高評価（8-10点）に分類されます。低評価（1-4点）は5件（4.0%）で、ゲスト満足度は良好です。じゃらん（10.00点）で特に高い評価を獲得しています。</w:t>
       </w:r>
     </w:p>
     <w:p>
@@ -542,7 +542,7 @@
                 <w:sz w:val="20"/>
                 <w:szCs w:val="20"/>
               </w:rPr>
-              <w:t xml:space="preserve">立地・アクセス（20件以上で言及）、スタッフの対応（20件以上で言及）、清潔さ・清掃（20件以上で言及）</w:t>
+              <w:t xml:space="preserve">立地・アクセス（20件以上で言及）、スタッフの対応（20件以上で言及）、朝食（20件以上で言及）</w:t>
             </w:r>
           </w:p>
           <w:p>
@@ -567,7 +567,7 @@
                 <w:sz w:val="20"/>
                 <w:szCs w:val="20"/>
               </w:rPr>
-              <w:t xml:space="preserve">エアコン・空調（23件）、浴室・水回り（9件）、部屋の狭さ（6件）、対応・サービスの不満（5件）</w:t>
+              <w:t xml:space="preserve">エアコン・空調（21件）、浴室・水回り（8件）、部屋の狭さ（6件）、対応・サービスの不満（6件）</w:t>
             </w:r>
           </w:p>
           <w:p>
@@ -987,7 +987,7 @@
                 <w:sz w:val="20"/>
                 <w:szCs w:val="20"/>
               </w:rPr>
-              <w:t xml:space="preserve">1</w:t>
+              <w:t xml:space="preserve">2</w:t>
             </w:r>
           </w:p>
         </w:tc>
@@ -1474,7 +1474,7 @@
                 <w:sz w:val="20"/>
                 <w:szCs w:val="20"/>
               </w:rPr>
-              <w:t xml:space="preserve">28</w:t>
+              <w:t xml:space="preserve">26</w:t>
             </w:r>
           </w:p>
         </w:tc>
@@ -1508,7 +1508,7 @@
                 <w:sz w:val="20"/>
                 <w:szCs w:val="20"/>
               </w:rPr>
-              <w:t xml:space="preserve">9.79</w:t>
+              <w:t xml:space="preserve">9.81</w:t>
             </w:r>
           </w:p>
         </w:tc>
@@ -1576,7 +1576,7 @@
                 <w:sz w:val="20"/>
                 <w:szCs w:val="20"/>
               </w:rPr>
-              <w:t xml:space="preserve">9.79</w:t>
+              <w:t xml:space="preserve">9.81</w:t>
             </w:r>
           </w:p>
         </w:tc>
@@ -1716,7 +1716,7 @@
                 <w:sz w:val="20"/>
                 <w:szCs w:val="20"/>
               </w:rPr>
-              <w:t xml:space="preserve">65</w:t>
+              <w:t xml:space="preserve">67</w:t>
             </w:r>
           </w:p>
         </w:tc>
@@ -1751,7 +1751,7 @@
                 <w:sz w:val="20"/>
                 <w:szCs w:val="20"/>
               </w:rPr>
-              <w:t xml:space="preserve">8.92</w:t>
+              <w:t xml:space="preserve">8.91</w:t>
             </w:r>
           </w:p>
         </w:tc>
@@ -1821,7 +1821,7 @@
                 <w:sz w:val="20"/>
                 <w:szCs w:val="20"/>
               </w:rPr>
-              <w:t xml:space="preserve">8.92</w:t>
+              <w:t xml:space="preserve">8.91</w:t>
             </w:r>
           </w:p>
         </w:tc>
@@ -1961,7 +1961,7 @@
                 <w:sz w:val="20"/>
                 <w:szCs w:val="20"/>
               </w:rPr>
-              <w:t xml:space="preserve">4</w:t>
+              <w:t xml:space="preserve">6</w:t>
             </w:r>
           </w:p>
         </w:tc>
@@ -1995,7 +1995,7 @@
                 <w:sz w:val="20"/>
                 <w:szCs w:val="20"/>
               </w:rPr>
-              <w:t xml:space="preserve">4</w:t>
+              <w:t xml:space="preserve">4.33</w:t>
             </w:r>
           </w:p>
         </w:tc>
@@ -2063,7 +2063,7 @@
                 <w:sz w:val="20"/>
                 <w:szCs w:val="20"/>
               </w:rPr>
-              <w:t xml:space="preserve">8</w:t>
+              <w:t xml:space="preserve">8.67</w:t>
             </w:r>
           </w:p>
         </w:tc>
@@ -2203,7 +2203,7 @@
                 <w:sz w:val="20"/>
                 <w:szCs w:val="20"/>
               </w:rPr>
-              <w:t xml:space="preserve">25</w:t>
+              <w:t xml:space="preserve">22</w:t>
             </w:r>
           </w:p>
         </w:tc>
@@ -2238,7 +2238,7 @@
                 <w:sz w:val="20"/>
                 <w:szCs w:val="20"/>
               </w:rPr>
-              <w:t xml:space="preserve">3.92</w:t>
+              <w:t xml:space="preserve">3.91</w:t>
             </w:r>
           </w:p>
         </w:tc>
@@ -2308,7 +2308,7 @@
                 <w:sz w:val="20"/>
                 <w:szCs w:val="20"/>
               </w:rPr>
-              <w:t xml:space="preserve">7.84</w:t>
+              <w:t xml:space="preserve">7.82</w:t>
             </w:r>
           </w:p>
         </w:tc>
@@ -2343,7 +2343,7 @@
                 <w:sz w:val="20"/>
                 <w:szCs w:val="20"/>
               </w:rPr>
-              <w:t xml:space="preserve">10</w:t>
+              <w:t xml:space="preserve">9</w:t>
             </w:r>
           </w:p>
         </w:tc>
@@ -2418,7 +2418,7 @@
           <w:sz w:val="21"/>
           <w:szCs w:val="21"/>
         </w:rPr>
-        <w:t xml:space="preserve">評価分布は10点（56.8%）に最も多く、8点以上の高評価が86.4%を占め、高い顧客満足度を示しています。低評価（1-4点）は計6件（4.8%）です。</w:t>
+        <w:t xml:space="preserve">評価分布は10点（57.6%）に最も多く、8点以上の高評価が87.2%を占め、高い顧客満足度を示しています。低評価（1-4点）は計5件（4.0%）です。</w:t>
       </w:r>
     </w:p>
     <w:p>
@@ -2653,7 +2653,7 @@
                 <w:sz w:val="20"/>
                 <w:szCs w:val="20"/>
               </w:rPr>
-              <w:t xml:space="preserve">71</w:t>
+              <w:t xml:space="preserve">72</w:t>
             </w:r>
           </w:p>
         </w:tc>
@@ -2688,7 +2688,7 @@
                 <w:sz w:val="20"/>
                 <w:szCs w:val="20"/>
               </w:rPr>
-              <w:t xml:space="preserve">56.8%</w:t>
+              <w:t xml:space="preserve">57.6%</w:t>
             </w:r>
           </w:p>
         </w:tc>
@@ -2726,7 +2726,7 @@
                 <w:sz w:val="18"/>
                 <w:szCs w:val="18"/>
               </w:rPr>
-              <w:t xml:space="preserve"> 71件</w:t>
+              <w:t xml:space="preserve"> 72件</w:t>
             </w:r>
           </w:p>
         </w:tc>
@@ -2798,7 +2798,7 @@
                 <w:sz w:val="20"/>
                 <w:szCs w:val="20"/>
               </w:rPr>
-              <w:t xml:space="preserve">17</w:t>
+              <w:t xml:space="preserve">15</w:t>
             </w:r>
           </w:p>
         </w:tc>
@@ -2833,7 +2833,7 @@
                 <w:sz w:val="20"/>
                 <w:szCs w:val="20"/>
               </w:rPr>
-              <w:t xml:space="preserve">13.6%</w:t>
+              <w:t xml:space="preserve">12.0%</w:t>
             </w:r>
           </w:p>
         </w:tc>
@@ -2861,7 +2861,7 @@
                 <w:sz w:val="20"/>
                 <w:szCs w:val="20"/>
               </w:rPr>
-              <w:t xml:space="preserve">█████</w:t>
+              <w:t xml:space="preserve">████</w:t>
             </w:r>
             <w:r>
               <w:rPr>
@@ -2870,7 +2870,7 @@
                 <w:sz w:val="18"/>
                 <w:szCs w:val="18"/>
               </w:rPr>
-              <w:t xml:space="preserve"> 17件</w:t>
+              <w:t xml:space="preserve"> 15件</w:t>
             </w:r>
           </w:p>
         </w:tc>
@@ -2942,7 +2942,7 @@
                 <w:sz w:val="20"/>
                 <w:szCs w:val="20"/>
               </w:rPr>
-              <w:t xml:space="preserve">20</w:t>
+              <w:t xml:space="preserve">22</w:t>
             </w:r>
           </w:p>
         </w:tc>
@@ -2977,7 +2977,7 @@
                 <w:sz w:val="20"/>
                 <w:szCs w:val="20"/>
               </w:rPr>
-              <w:t xml:space="preserve">16.0%</w:t>
+              <w:t xml:space="preserve">17.6%</w:t>
             </w:r>
           </w:p>
         </w:tc>
@@ -3015,7 +3015,7 @@
                 <w:sz w:val="18"/>
                 <w:szCs w:val="18"/>
               </w:rPr>
-              <w:t xml:space="preserve"> 20件</w:t>
+              <w:t xml:space="preserve"> 22件</w:t>
             </w:r>
           </w:p>
         </w:tc>
@@ -3520,7 +3520,7 @@
                 <w:sz w:val="20"/>
                 <w:szCs w:val="20"/>
               </w:rPr>
-              <w:t xml:space="preserve">2</w:t>
+              <w:t xml:space="preserve">1</w:t>
             </w:r>
           </w:p>
         </w:tc>
@@ -3555,7 +3555,7 @@
                 <w:sz w:val="20"/>
                 <w:szCs w:val="20"/>
               </w:rPr>
-              <w:t xml:space="preserve">1.6%</w:t>
+              <w:t xml:space="preserve">0.8%</w:t>
             </w:r>
           </w:p>
         </w:tc>
@@ -3593,7 +3593,7 @@
                 <w:sz w:val="18"/>
                 <w:szCs w:val="18"/>
               </w:rPr>
-              <w:t xml:space="preserve"> 2件</w:t>
+              <w:t xml:space="preserve"> 1件</w:t>
             </w:r>
           </w:p>
         </w:tc>
@@ -3958,7 +3958,7 @@
                 <w:sz w:val="24"/>
                 <w:szCs w:val="24"/>
               </w:rPr>
-              <w:t xml:space="preserve">108件（86.4%）</w:t>
+              <w:t xml:space="preserve">109件（87.2%）</w:t>
             </w:r>
           </w:p>
         </w:tc>
@@ -4060,7 +4060,7 @@
                 <w:sz w:val="24"/>
                 <w:szCs w:val="24"/>
               </w:rPr>
-              <w:t xml:space="preserve">6件（4.8%）</w:t>
+              <w:t xml:space="preserve">5件（4.0%）</w:t>
             </w:r>
           </w:p>
         </w:tc>
@@ -4334,7 +4334,7 @@
                 <w:sz w:val="20"/>
                 <w:szCs w:val="20"/>
               </w:rPr>
-              <w:t xml:space="preserve">「Location was good and in a quiet area」「La posizione anche se non è centrale è ben fornita da 2 s...」</w:t>
+              <w:t xml:space="preserve">「Close to the shops」「Location was good and in a quiet area」</w:t>
             </w:r>
           </w:p>
         </w:tc>
@@ -4438,7 +4438,7 @@
                 <w:sz w:val="20"/>
                 <w:szCs w:val="20"/>
               </w:rPr>
-              <w:t xml:space="preserve">「Breakfast was abundant and very diverse and the staff wer...」「スタッフは親切で、部屋もスーツケースを置くのに十分な広さだった（他の多くのホテルの部屋はもっと狭かった）」</w:t>
+              <w:t xml:space="preserve">「ホテルの方々が本当に親切でした」「スタッフさんの対応がとてもよくて又来たいなと思いました」</w:t>
             </w:r>
           </w:p>
         </w:tc>
@@ -4475,7 +4475,7 @@
                 <w:sz w:val="20"/>
                 <w:szCs w:val="20"/>
               </w:rPr>
-              <w:t xml:space="preserve">清潔さ・清掃</w:t>
+              <w:t xml:space="preserve">朝食</w:t>
             </w:r>
           </w:p>
         </w:tc>
@@ -4545,7 +4545,7 @@
                 <w:sz w:val="20"/>
                 <w:szCs w:val="20"/>
               </w:rPr>
-              <w:t xml:space="preserve">「部屋も風呂も清潔で適度に広く、過ごしやすかったです」「清潔で静かで快適でした」</w:t>
+              <w:t xml:space="preserve">「Breakfast was great」「Cleanliness, convenience, breakfast」</w:t>
             </w:r>
           </w:p>
         </w:tc>
@@ -4581,7 +4581,7 @@
                 <w:sz w:val="20"/>
                 <w:szCs w:val="20"/>
               </w:rPr>
-              <w:t xml:space="preserve">朝食</w:t>
+              <w:t xml:space="preserve">清潔さ・清掃</w:t>
             </w:r>
           </w:p>
         </w:tc>
@@ -4649,7 +4649,7 @@
                 <w:sz w:val="20"/>
                 <w:szCs w:val="20"/>
               </w:rPr>
-              <w:t xml:space="preserve">「Breakfast was abundant and very diverse and the staff wer...」「朝食も野菜が多く体調が整いました」</w:t>
+              <w:t xml:space="preserve">「Cleanliness, convenience, breakfast」「部屋も風呂も清潔で適度に広く、過ごしやすかったです」</w:t>
             </w:r>
           </w:p>
         </w:tc>
@@ -4756,7 +4756,7 @@
                 <w:sz w:val="20"/>
                 <w:szCs w:val="20"/>
               </w:rPr>
-              <w:t xml:space="preserve">「清潔で静かで快適でした」「สงบ สะดวก สบาย สะอาด 静かで、便利で、快適で、清潔」</w:t>
+              <w:t xml:space="preserve">「いつも、変わりなく場所が変わっても快適で、安心」「清潔で静かで快適でした」</w:t>
             </w:r>
           </w:p>
         </w:tc>
@@ -4860,7 +4860,7 @@
                 <w:sz w:val="20"/>
                 <w:szCs w:val="20"/>
               </w:rPr>
-              <w:t xml:space="preserve">「駅、セブンイレブン、ローソン、ファミリーマートが近くにあり、とても便利な立地です」「สะดวกมากๆ ใกล้รถไฟ ใกล้ 7-11, lowson, family mart ห้องกว้...」</w:t>
+              <w:t xml:space="preserve">「Cleanliness, convenience, breakfast」「駅、セブンイレブン、ローソン、ファミリーマートが近くにあり、とても便利な立地です」</w:t>
             </w:r>
           </w:p>
         </w:tc>
@@ -4900,7 +4900,7 @@
           <w:sz w:val="21"/>
           <w:szCs w:val="21"/>
         </w:rPr>
-        <w:t xml:space="preserve">口コミの多数で「立地・アクセス」に関するポジティブな言及が見られ、コンフォートホテルERA東京東神田の最大の差別化要因となっています。Location was good and in a quiet areaといった声が多数寄せられています。</w:t>
+        <w:t xml:space="preserve">口コミの多数で「立地・アクセス」に関するポジティブな言及が見られ、コンフォートホテルERA東京東神田の最大の差別化要因となっています。Close to the shopsといった声が多数寄せられています。</w:t>
       </w:r>
     </w:p>
     <w:p>
@@ -4919,7 +4919,7 @@
           <w:sz w:val="21"/>
           <w:szCs w:val="21"/>
         </w:rPr>
-        <w:t xml:space="preserve">Location was good and in a quiet area</w:t>
+        <w:t xml:space="preserve">Close to the shops</w:t>
       </w:r>
     </w:p>
     <w:p>
@@ -4938,7 +4938,7 @@
           <w:sz w:val="21"/>
           <w:szCs w:val="21"/>
         </w:rPr>
-        <w:t xml:space="preserve">La posizione anche se non è centrale è ben fornita da 2 s...</w:t>
+        <w:t xml:space="preserve">Location was good and in a quiet area</w:t>
       </w:r>
     </w:p>
     <w:p>
@@ -4957,7 +4957,7 @@
           <w:sz w:val="21"/>
           <w:szCs w:val="21"/>
         </w:rPr>
-        <w:t xml:space="preserve">駅、セブンイレブン、ローソン、ファミリーマートが近くにあり、とても便利な立地です</w:t>
+        <w:t xml:space="preserve">La posizione anche se non è centrale è ben fornita da 2 s...</w:t>
       </w:r>
     </w:p>
     <w:p>
@@ -4994,7 +4994,7 @@
           <w:sz w:val="21"/>
           <w:szCs w:val="21"/>
         </w:rPr>
-        <w:t xml:space="preserve">スタッフの対応に関するポジティブな評価も多く寄せられています。「Breakfast was abundant and very diverse and the staff wer...」といったコメントが見られます。</w:t>
+        <w:t xml:space="preserve">スタッフの対応に関するポジティブな評価も多く寄せられています。「ホテルの方々が本当に親切でした」といったコメントが見られます。</w:t>
       </w:r>
     </w:p>
     <w:p>
@@ -5333,7 +5333,7 @@
                 <w:sz w:val="20"/>
                 <w:szCs w:val="20"/>
               </w:rPr>
-              <w:t xml:space="preserve">重大・23件</w:t>
+              <w:t xml:space="preserve">重大・21件</w:t>
             </w:r>
           </w:p>
         </w:tc>
@@ -5472,7 +5472,7 @@
                 <w:sz w:val="20"/>
                 <w:szCs w:val="20"/>
               </w:rPr>
-              <w:t xml:space="preserve">重大・9件</w:t>
+              <w:t xml:space="preserve">重大・8件</w:t>
             </w:r>
           </w:p>
         </w:tc>
@@ -5716,7 +5716,7 @@
                 <w:sz w:val="20"/>
                 <w:szCs w:val="20"/>
               </w:rPr>
-              <w:t xml:space="preserve">サービスは最悪」  数日間滞在しましたが、残念ながら非常に不快な印象を受けました</w:t>
+              <w:t xml:space="preserve">みたいな感じでしたが、敷地内は禁煙ですと、毅然とした態度を示し、外国人は退散しました</w:t>
             </w:r>
           </w:p>
         </w:tc>
@@ -5750,7 +5750,7 @@
                 <w:sz w:val="20"/>
                 <w:szCs w:val="20"/>
               </w:rPr>
-              <w:t xml:space="preserve">重大・5件</w:t>
+              <w:t xml:space="preserve">重大・6件</w:t>
             </w:r>
           </w:p>
         </w:tc>
@@ -5994,7 +5994,7 @@
                 <w:sz w:val="20"/>
                 <w:szCs w:val="20"/>
               </w:rPr>
-              <w:t xml:space="preserve">大手チェーン店ではタバコ臭かったり何かしらの不具合に見舞われますが、ここにはありませんでした</w:t>
+              <w:t xml:space="preserve">外国人の方の利用が多いようで不安でしたが、たまたま玄関先でタバコを吸っている外国人3人が居る所に遭遇したのですが、...</w:t>
             </w:r>
           </w:p>
         </w:tc>
@@ -6028,7 +6028,7 @@
                 <w:sz w:val="20"/>
                 <w:szCs w:val="20"/>
               </w:rPr>
-              <w:t xml:space="preserve">軽度・1件</w:t>
+              <w:t xml:space="preserve">軽度・2件</w:t>
             </w:r>
           </w:p>
         </w:tc>
@@ -7172,7 +7172,7 @@
                 <w:sz w:val="20"/>
                 <w:szCs w:val="20"/>
               </w:rPr>
-              <w:t xml:space="preserve">8.90点</w:t>
+              <w:t xml:space="preserve">8.93点</w:t>
             </w:r>
           </w:p>
         </w:tc>
@@ -7312,7 +7312,7 @@
                 <w:sz w:val="20"/>
                 <w:szCs w:val="20"/>
               </w:rPr>
-              <w:t xml:space="preserve">86.4%</w:t>
+              <w:t xml:space="preserve">87.2%</w:t>
             </w:r>
           </w:p>
         </w:tc>
@@ -7347,7 +7347,7 @@
                 <w:sz w:val="20"/>
                 <w:szCs w:val="20"/>
               </w:rPr>
-              <w:t xml:space="preserve">91%以上</w:t>
+              <w:t xml:space="preserve">92%以上</w:t>
             </w:r>
           </w:p>
         </w:tc>
@@ -7452,7 +7452,7 @@
                 <w:sz w:val="20"/>
                 <w:szCs w:val="20"/>
               </w:rPr>
-              <w:t xml:space="preserve">4.8%</w:t>
+              <w:t xml:space="preserve">4.0%</w:t>
             </w:r>
           </w:p>
         </w:tc>
@@ -7486,7 +7486,7 @@
                 <w:sz w:val="20"/>
                 <w:szCs w:val="20"/>
               </w:rPr>
-              <w:t xml:space="preserve">2%以下</w:t>
+              <w:t xml:space="preserve">1%以下</w:t>
             </w:r>
           </w:p>
         </w:tc>
@@ -7872,7 +7872,7 @@
                 <w:sz w:val="20"/>
                 <w:szCs w:val="20"/>
               </w:rPr>
-              <w:t xml:space="preserve">約23件/期間</w:t>
+              <w:t xml:space="preserve">約21件/期間</w:t>
             </w:r>
           </w:p>
         </w:tc>
@@ -7907,7 +7907,7 @@
                 <w:sz w:val="20"/>
                 <w:szCs w:val="20"/>
               </w:rPr>
-              <w:t xml:space="preserve">11件以下</w:t>
+              <w:t xml:space="preserve">10件以下</w:t>
             </w:r>
           </w:p>
         </w:tc>
@@ -8003,7 +8003,7 @@
           <w:sz w:val="22"/>
           <w:szCs w:val="22"/>
         </w:rPr>
-        <w:t xml:space="preserve">[1] Trip.com / 10点 / 2026-03-29</w:t>
+        <w:t xml:space="preserve">[1] 楽天トラベル / 10点 / 2026-03-31</w:t>
       </w:r>
     </w:p>
     <w:p>
@@ -8018,7 +8018,7 @@
           <w:sz w:val="21"/>
           <w:szCs w:val="21"/>
         </w:rPr>
-        <w:t xml:space="preserve">良いホテルで、東京滞在に必要なものはすべて揃っていました。</w:t>
+        <w:t xml:space="preserve">ホテルの方々が本当に親切でした。 分かりやすい場所に有り、不自由無く過ごせました。 外国人の方の利用が多いようで不安でしたが、たまたま玄関先でタバコを吸っている外国人3人が居る所に遭遇したのですが、ホテルの方が見るなり、注意をしたところ、ここは外だから良いだろう？みたいな感じでしたが、敷地内は禁煙ですと、毅然とした態度を示し、外国人は退散しました。 しっかり注意して、駄目な物は駄目と、はっき...</w:t>
       </w:r>
     </w:p>
     <w:p>
@@ -8039,7 +8039,7 @@
           <w:sz w:val="22"/>
           <w:szCs w:val="22"/>
         </w:rPr>
-        <w:t xml:space="preserve">[2] Booking.com / 8点 / 2026-03-29</w:t>
+        <w:t xml:space="preserve">[2] Booking.com / 10点 / 2026-03-31</w:t>
       </w:r>
     </w:p>
     <w:p>
@@ -8054,7 +8054,115 @@
           <w:sz w:val="21"/>
           <w:szCs w:val="21"/>
         </w:rPr>
-        <w:t xml:space="preserve">Location was good and in a quiet area. Breakfast was abundant and very diverse and the staff were always around to assist should you need anything. The hotel catered for tea and coffee out of meal ...</w:t>
+        <w:t xml:space="preserve">Close to the shops. Breakfast was great.</w:t>
+      </w:r>
+    </w:p>
+    <w:p>
+      <w:pPr>
+        <w:spacing w:after="60"/>
+      </w:pPr>
+    </w:p>
+    <w:p>
+      <w:pPr>
+        <w:spacing w:after="120" w:before="200"/>
+      </w:pPr>
+      <w:r>
+        <w:rPr>
+          <w:rFonts w:ascii="Arial" w:cs="Arial" w:eastAsia="Arial" w:hAnsi="Arial"/>
+          <w:b/>
+          <w:bCs/>
+          <w:color w:val="1B3A5C"/>
+          <w:sz w:val="22"/>
+          <w:szCs w:val="22"/>
+        </w:rPr>
+        <w:t xml:space="preserve">[3] 楽天トラベル / 10点 / 2026-03-30</w:t>
+      </w:r>
+    </w:p>
+    <w:p>
+      <w:pPr>
+        <w:spacing w:after="120" w:line="320"/>
+        <w:jc w:val="left"/>
+      </w:pPr>
+      <w:r>
+        <w:rPr>
+          <w:rFonts w:ascii="Arial" w:cs="Arial" w:eastAsia="Arial" w:hAnsi="Arial"/>
+          <w:color w:val="333333"/>
+          <w:sz w:val="21"/>
+          <w:szCs w:val="21"/>
+        </w:rPr>
+        <w:t xml:space="preserve">スタッフさんの対応がとてもよくて又来たいなと思いました。</w:t>
+      </w:r>
+    </w:p>
+    <w:p>
+      <w:pPr>
+        <w:spacing w:after="60"/>
+      </w:pPr>
+    </w:p>
+    <w:p>
+      <w:pPr>
+        <w:spacing w:after="120" w:before="200"/>
+      </w:pPr>
+      <w:r>
+        <w:rPr>
+          <w:rFonts w:ascii="Arial" w:cs="Arial" w:eastAsia="Arial" w:hAnsi="Arial"/>
+          <w:b/>
+          <w:bCs/>
+          <w:color w:val="1B3A5C"/>
+          <w:sz w:val="22"/>
+          <w:szCs w:val="22"/>
+        </w:rPr>
+        <w:t xml:space="preserve">[4] Booking.com / 10点 / 2026-03-30</w:t>
+      </w:r>
+    </w:p>
+    <w:p>
+      <w:pPr>
+        <w:spacing w:after="120" w:line="320"/>
+        <w:jc w:val="left"/>
+      </w:pPr>
+      <w:r>
+        <w:rPr>
+          <w:rFonts w:ascii="Arial" w:cs="Arial" w:eastAsia="Arial" w:hAnsi="Arial"/>
+          <w:color w:val="333333"/>
+          <w:sz w:val="21"/>
+          <w:szCs w:val="21"/>
+        </w:rPr>
+        <w:t xml:space="preserve">いつも、変わりなく場所が変わっても快適で、安心</w:t>
+      </w:r>
+    </w:p>
+    <w:p>
+      <w:pPr>
+        <w:spacing w:after="60"/>
+      </w:pPr>
+    </w:p>
+    <w:p>
+      <w:pPr>
+        <w:spacing w:after="120" w:before="200"/>
+      </w:pPr>
+      <w:r>
+        <w:rPr>
+          <w:rFonts w:ascii="Arial" w:cs="Arial" w:eastAsia="Arial" w:hAnsi="Arial"/>
+          <w:b/>
+          <w:bCs/>
+          <w:color w:val="1B3A5C"/>
+          <w:sz w:val="22"/>
+          <w:szCs w:val="22"/>
+        </w:rPr>
+        <w:t xml:space="preserve">[5] Booking.com / 8点 / 2026-03-30</w:t>
+      </w:r>
+    </w:p>
+    <w:p>
+      <w:pPr>
+        <w:spacing w:after="120" w:line="320"/>
+        <w:jc w:val="left"/>
+      </w:pPr>
+      <w:r>
+        <w:rPr>
+          <w:rFonts w:ascii="Arial" w:cs="Arial" w:eastAsia="Arial" w:hAnsi="Arial"/>
+          <w:color w:val="333333"/>
+          <w:sz w:val="21"/>
+          <w:szCs w:val="21"/>
+        </w:rPr>
+        <w:t xml:space="preserve">Cleanliness, convenience, breakfast.</w:t>
       </w:r>
     </w:p>
     <w:p>
@@ -8080,115 +8188,7 @@
           <w:sz w:val="21"/>
           <w:szCs w:val="21"/>
         </w:rPr>
-        <w:t xml:space="preserve">特に問題はなかった。すべて価格に見合った価値があったように思えた。</w:t>
-      </w:r>
-    </w:p>
-    <w:p>
-      <w:pPr>
-        <w:spacing w:after="60"/>
-      </w:pPr>
-    </w:p>
-    <w:p>
-      <w:pPr>
-        <w:spacing w:after="120" w:before="200"/>
-      </w:pPr>
-      <w:r>
-        <w:rPr>
-          <w:rFonts w:ascii="Arial" w:cs="Arial" w:eastAsia="Arial" w:hAnsi="Arial"/>
-          <w:b/>
-          <w:bCs/>
-          <w:color w:val="1B3A5C"/>
-          <w:sz w:val="22"/>
-          <w:szCs w:val="22"/>
-        </w:rPr>
-        <w:t xml:space="preserve">[3] Booking.com / 9点 / 2026-03-29</w:t>
-      </w:r>
-    </w:p>
-    <w:p>
-      <w:pPr>
-        <w:spacing w:after="120" w:line="320"/>
-        <w:jc w:val="left"/>
-      </w:pPr>
-      <w:r>
-        <w:rPr>
-          <w:rFonts w:ascii="Arial" w:cs="Arial" w:eastAsia="Arial" w:hAnsi="Arial"/>
-          <w:color w:val="333333"/>
-          <w:sz w:val="21"/>
-          <w:szCs w:val="21"/>
-        </w:rPr>
-        <w:t xml:space="preserve">La struttura é molto pulita, le stanze più grandi dello standard. Inoltre l'hotel fornisce 24h su 24 bevande gratis in una saletta accanto alla hall. Colazione varia e buona per soli 9€.  La posizi...</w:t>
-      </w:r>
-    </w:p>
-    <w:p>
-      <w:pPr>
-        <w:spacing w:after="60"/>
-      </w:pPr>
-    </w:p>
-    <w:p>
-      <w:pPr>
-        <w:spacing w:after="120" w:before="200"/>
-      </w:pPr>
-      <w:r>
-        <w:rPr>
-          <w:rFonts w:ascii="Arial" w:cs="Arial" w:eastAsia="Arial" w:hAnsi="Arial"/>
-          <w:b/>
-          <w:bCs/>
-          <w:color w:val="1B3A5C"/>
-          <w:sz w:val="22"/>
-          <w:szCs w:val="22"/>
-        </w:rPr>
-        <w:t xml:space="preserve">[4] Google / 10点 / 2026-03-29</w:t>
-      </w:r>
-    </w:p>
-    <w:p>
-      <w:pPr>
-        <w:spacing w:after="120" w:line="320"/>
-        <w:jc w:val="left"/>
-      </w:pPr>
-      <w:r>
-        <w:rPr>
-          <w:rFonts w:ascii="Arial" w:cs="Arial" w:eastAsia="Arial" w:hAnsi="Arial"/>
-          <w:color w:val="333333"/>
-          <w:sz w:val="21"/>
-          <w:szCs w:val="21"/>
-        </w:rPr>
-        <w:t xml:space="preserve">駅、セブンイレブン、ローソン、ファミリーマートが近くにあり、とても便利な立地です。部屋も広々としています。</w:t>
-      </w:r>
-    </w:p>
-    <w:p>
-      <w:pPr>
-        <w:spacing w:after="60"/>
-      </w:pPr>
-    </w:p>
-    <w:p>
-      <w:pPr>
-        <w:spacing w:after="120" w:before="200"/>
-      </w:pPr>
-      <w:r>
-        <w:rPr>
-          <w:rFonts w:ascii="Arial" w:cs="Arial" w:eastAsia="Arial" w:hAnsi="Arial"/>
-          <w:b/>
-          <w:bCs/>
-          <w:color w:val="1B3A5C"/>
-          <w:sz w:val="22"/>
-          <w:szCs w:val="22"/>
-        </w:rPr>
-        <w:t xml:space="preserve">[5] Google / 10点 / 2026-03-29</w:t>
-      </w:r>
-    </w:p>
-    <w:p>
-      <w:pPr>
-        <w:spacing w:after="120" w:line="320"/>
-        <w:jc w:val="left"/>
-      </w:pPr>
-      <w:r>
-        <w:rPr>
-          <w:rFonts w:ascii="Arial" w:cs="Arial" w:eastAsia="Arial" w:hAnsi="Arial"/>
-          <w:color w:val="333333"/>
-          <w:sz w:val="21"/>
-          <w:szCs w:val="21"/>
-        </w:rPr>
-        <w:t xml:space="preserve">駅、セブンイレブン、ローソン、ファミリーマートが近くにあり、とても便利な立地です。部屋も広々としています。</w:t>
+        <w:t xml:space="preserve">スタッフ。</w:t>
       </w:r>
     </w:p>
     <w:p>
@@ -8459,7 +8459,7 @@
                 <w:sz w:val="21"/>
                 <w:szCs w:val="21"/>
               </w:rPr>
-              <w:t xml:space="preserve">コンフォートホテルERA東京東神田は、全体平均8.90点（10点換算）、高評価率86.4%という良好な顧客満足度を維持しているホテルです。特に「立地・アクセス」「スタッフの対応」が多くのゲストから高く評価されています。</w:t>
+              <w:t xml:space="preserve">コンフォートホテルERA東京東神田は、全体平均8.93点（10点換算）、高評価率87.2%という良好な顧客満足度を維持しているホテルです。特に「立地・アクセス」「スタッフの対応」が多くのゲストから高く評価されています。</w:t>
             </w:r>
           </w:p>
           <w:p>

--- a/納品レポート/ホテル別レポート/comfort_era_higashikanda_口コミ分析改善レポート.docx
+++ b/納品レポート/ホテル別レポート/comfort_era_higashikanda_口コミ分析改善レポート.docx
@@ -81,7 +81,7 @@
           <w:sz w:val="22"/>
           <w:szCs w:val="22"/>
         </w:rPr>
-        <w:t xml:space="preserve">分析対象期間：2026年2月〜3月</w:t>
+        <w:t xml:space="preserve">分析対象期間：2026年3月</w:t>
       </w:r>
     </w:p>
     <w:p>
@@ -96,7 +96,7 @@
           <w:sz w:val="22"/>
           <w:szCs w:val="22"/>
         </w:rPr>
-        <w:t xml:space="preserve">レビュー総数：125件（6サイト）</w:t>
+        <w:t xml:space="preserve">レビュー総数：67件（6サイト）</w:t>
       </w:r>
     </w:p>
     <w:p>
@@ -189,7 +189,7 @@
           <w:sz w:val="21"/>
           <w:szCs w:val="21"/>
         </w:rPr>
-        <w:t xml:space="preserve">2026年2月〜3月に各OTAサイト・口コミサイトに投稿された125件のレビューを包括的に分析しました。以下が主要な発見事項です。</w:t>
+        <w:t xml:space="preserve">2026年3月に各OTAサイト・口コミサイトに投稿された67件のレビューを包括的に分析しました。以下が主要な発見事項です。</w:t>
       </w:r>
     </w:p>
     <w:p>
@@ -261,7 +261,7 @@
                 <w:sz w:val="36"/>
                 <w:szCs w:val="36"/>
               </w:rPr>
-              <w:t xml:space="preserve">8.93</w:t>
+              <w:t xml:space="preserve">8.78</w:t>
             </w:r>
           </w:p>
         </w:tc>
@@ -310,7 +310,7 @@
                 <w:sz w:val="36"/>
                 <w:szCs w:val="36"/>
               </w:rPr>
-              <w:t xml:space="preserve">87.2%</w:t>
+              <w:t xml:space="preserve">88.1%</w:t>
             </w:r>
           </w:p>
         </w:tc>
@@ -323,7 +323,7 @@
               <w:bottom w:val="none" w:sz="0"/>
               <w:right w:val="single" w:color="DDDDDD" w:sz="1"/>
             </w:tcBorders>
-            <w:shd w:fill="E8F5E9" w:val="clear"/>
+            <w:shd w:fill="FFF3E0" w:val="clear"/>
             <w:tcMar>
               <w:top w:type="dxa" w:w="160"/>
               <w:left w:type="dxa" w:w="200"/>
@@ -355,11 +355,11 @@
                 <w:rFonts w:ascii="Arial" w:cs="Arial" w:eastAsia="Arial" w:hAnsi="Arial"/>
                 <w:b/>
                 <w:bCs/>
-                <w:color w:val="27AE60"/>
+                <w:color w:val="FF9800"/>
                 <w:sz w:val="36"/>
                 <w:szCs w:val="36"/>
               </w:rPr>
-              <w:t xml:space="preserve">4.0%</w:t>
+              <w:t xml:space="preserve">7.5%</w:t>
             </w:r>
           </w:p>
         </w:tc>
@@ -408,7 +408,7 @@
                 <w:sz w:val="36"/>
                 <w:szCs w:val="36"/>
               </w:rPr>
-              <w:t xml:space="preserve">125件</w:t>
+              <w:t xml:space="preserve">67件</w:t>
             </w:r>
           </w:p>
         </w:tc>
@@ -448,7 +448,7 @@
           <w:sz w:val="21"/>
           <w:szCs w:val="21"/>
         </w:rPr>
-        <w:t xml:space="preserve">全体平均スコア8.93点（10点換算）は良好な水準であり、87.2%が高評価（8-10点）に分類されます。低評価（1-4点）は5件（4.0%）で、ゲスト満足度は良好です。じゃらん（10.00点）で特に高い評価を獲得しています。</w:t>
+        <w:t xml:space="preserve">全体平均スコア8.78点（10点換算）は良好な水準であり、88.1%が高評価（8-10点）に分類されます。低評価（1-4点）は5件（7.5%）で、一定の改善課題があります。じゃらん（10.00点）で特に高い評価を獲得しています。</w:t>
       </w:r>
     </w:p>
     <w:p>
@@ -463,7 +463,7 @@
           <w:sz w:val="21"/>
           <w:szCs w:val="21"/>
         </w:rPr>
-        <w:t xml:space="preserve">一方で、Google（7.8点）では相対的に低いスコアとなっており、改善の余地があります。全体としては「立地・アクセス」と「スタッフの対応」がホテルの主な強みとして際立っています。</w:t>
+        <w:t xml:space="preserve">一方で、Google（7.0点）では相対的に低いスコアとなっており、改善の余地があります。全体としては「立地・アクセス」と「スタッフの対応」がホテルの主な強みとして際立っています。</w:t>
       </w:r>
     </w:p>
     <w:p>
@@ -542,7 +542,7 @@
                 <w:sz w:val="20"/>
                 <w:szCs w:val="20"/>
               </w:rPr>
-              <w:t xml:space="preserve">立地・アクセス（20件以上で言及）、スタッフの対応（20件以上で言及）、朝食（20件以上で言及）</w:t>
+              <w:t xml:space="preserve">立地・アクセス（20件以上で言及）、スタッフの対応（20件以上で言及）、清潔さ・清掃（10件以上で言及）</w:t>
             </w:r>
           </w:p>
           <w:p>
@@ -567,7 +567,7 @@
                 <w:sz w:val="20"/>
                 <w:szCs w:val="20"/>
               </w:rPr>
-              <w:t xml:space="preserve">エアコン・空調（21件）、浴室・水回り（8件）、部屋の狭さ（6件）、対応・サービスの不満（6件）</w:t>
+              <w:t xml:space="preserve">エアコン・空調（16件）、浴室・水回り（5件）、部屋の狭さ（3件）、防音性能（2件）</w:t>
             </w:r>
           </w:p>
           <w:p>
@@ -987,7 +987,7 @@
                 <w:sz w:val="20"/>
                 <w:szCs w:val="20"/>
               </w:rPr>
-              <w:t xml:space="preserve">2</w:t>
+              <w:t xml:space="preserve">1</w:t>
             </w:r>
           </w:p>
         </w:tc>
@@ -1229,7 +1229,7 @@
                 <w:sz w:val="20"/>
                 <w:szCs w:val="20"/>
               </w:rPr>
-              <w:t xml:space="preserve">2</w:t>
+              <w:t xml:space="preserve">1</w:t>
             </w:r>
           </w:p>
         </w:tc>
@@ -1474,7 +1474,7 @@
                 <w:sz w:val="20"/>
                 <w:szCs w:val="20"/>
               </w:rPr>
-              <w:t xml:space="preserve">26</w:t>
+              <w:t xml:space="preserve">14</w:t>
             </w:r>
           </w:p>
         </w:tc>
@@ -1508,7 +1508,7 @@
                 <w:sz w:val="20"/>
                 <w:szCs w:val="20"/>
               </w:rPr>
-              <w:t xml:space="preserve">9.81</w:t>
+              <w:t xml:space="preserve">9.79</w:t>
             </w:r>
           </w:p>
         </w:tc>
@@ -1576,7 +1576,7 @@
                 <w:sz w:val="20"/>
                 <w:szCs w:val="20"/>
               </w:rPr>
-              <w:t xml:space="preserve">9.81</w:t>
+              <w:t xml:space="preserve">9.79</w:t>
             </w:r>
           </w:p>
         </w:tc>
@@ -1716,7 +1716,7 @@
                 <w:sz w:val="20"/>
                 <w:szCs w:val="20"/>
               </w:rPr>
-              <w:t xml:space="preserve">67</w:t>
+              <w:t xml:space="preserve">34</w:t>
             </w:r>
           </w:p>
         </w:tc>
@@ -1856,7 +1856,7 @@
                 <w:sz w:val="20"/>
                 <w:szCs w:val="20"/>
               </w:rPr>
-              <w:t xml:space="preserve">9</w:t>
+              <w:t xml:space="preserve">9.5</w:t>
             </w:r>
           </w:p>
         </w:tc>
@@ -1961,7 +1961,7 @@
                 <w:sz w:val="20"/>
                 <w:szCs w:val="20"/>
               </w:rPr>
-              <w:t xml:space="preserve">6</w:t>
+              <w:t xml:space="preserve">5</w:t>
             </w:r>
           </w:p>
         </w:tc>
@@ -1995,7 +1995,7 @@
                 <w:sz w:val="20"/>
                 <w:szCs w:val="20"/>
               </w:rPr>
-              <w:t xml:space="preserve">4.33</w:t>
+              <w:t xml:space="preserve">4.4</w:t>
             </w:r>
           </w:p>
         </w:tc>
@@ -2063,7 +2063,7 @@
                 <w:sz w:val="20"/>
                 <w:szCs w:val="20"/>
               </w:rPr>
-              <w:t xml:space="preserve">8.67</w:t>
+              <w:t xml:space="preserve">8.8</w:t>
             </w:r>
           </w:p>
         </w:tc>
@@ -2203,7 +2203,7 @@
                 <w:sz w:val="20"/>
                 <w:szCs w:val="20"/>
               </w:rPr>
-              <w:t xml:space="preserve">22</w:t>
+              <w:t xml:space="preserve">12</w:t>
             </w:r>
           </w:p>
         </w:tc>
@@ -2238,7 +2238,7 @@
                 <w:sz w:val="20"/>
                 <w:szCs w:val="20"/>
               </w:rPr>
-              <w:t xml:space="preserve">3.91</w:t>
+              <w:t xml:space="preserve">3.5</w:t>
             </w:r>
           </w:p>
         </w:tc>
@@ -2308,7 +2308,7 @@
                 <w:sz w:val="20"/>
                 <w:szCs w:val="20"/>
               </w:rPr>
-              <w:t xml:space="preserve">7.82</w:t>
+              <w:t xml:space="preserve">7</w:t>
             </w:r>
           </w:p>
         </w:tc>
@@ -2343,7 +2343,7 @@
                 <w:sz w:val="20"/>
                 <w:szCs w:val="20"/>
               </w:rPr>
-              <w:t xml:space="preserve">9</w:t>
+              <w:t xml:space="preserve">8</w:t>
             </w:r>
           </w:p>
         </w:tc>
@@ -2418,7 +2418,7 @@
           <w:sz w:val="21"/>
           <w:szCs w:val="21"/>
         </w:rPr>
-        <w:t xml:space="preserve">評価分布は10点（57.6%）に最も多く、8点以上の高評価が87.2%を占め、高い顧客満足度を示しています。低評価（1-4点）は計5件（4.0%）です。</w:t>
+        <w:t xml:space="preserve">評価分布は10点（58.2%）に最も多く、8点以上の高評価が88.1%を占め、高い顧客満足度を示しています。低評価（1-4点）は計5件（7.5%）です。</w:t>
       </w:r>
     </w:p>
     <w:p>
@@ -2653,7 +2653,7 @@
                 <w:sz w:val="20"/>
                 <w:szCs w:val="20"/>
               </w:rPr>
-              <w:t xml:space="preserve">72</w:t>
+              <w:t xml:space="preserve">39</w:t>
             </w:r>
           </w:p>
         </w:tc>
@@ -2688,7 +2688,7 @@
                 <w:sz w:val="20"/>
                 <w:szCs w:val="20"/>
               </w:rPr>
-              <w:t xml:space="preserve">57.6%</w:t>
+              <w:t xml:space="preserve">58.2%</w:t>
             </w:r>
           </w:p>
         </w:tc>
@@ -2726,7 +2726,7 @@
                 <w:sz w:val="18"/>
                 <w:szCs w:val="18"/>
               </w:rPr>
-              <w:t xml:space="preserve"> 72件</w:t>
+              <w:t xml:space="preserve"> 39件</w:t>
             </w:r>
           </w:p>
         </w:tc>
@@ -2798,7 +2798,7 @@
                 <w:sz w:val="20"/>
                 <w:szCs w:val="20"/>
               </w:rPr>
-              <w:t xml:space="preserve">15</w:t>
+              <w:t xml:space="preserve">4</w:t>
             </w:r>
           </w:p>
         </w:tc>
@@ -2833,7 +2833,7 @@
                 <w:sz w:val="20"/>
                 <w:szCs w:val="20"/>
               </w:rPr>
-              <w:t xml:space="preserve">12.0%</w:t>
+              <w:t xml:space="preserve">6.0%</w:t>
             </w:r>
           </w:p>
         </w:tc>
@@ -2861,7 +2861,7 @@
                 <w:sz w:val="20"/>
                 <w:szCs w:val="20"/>
               </w:rPr>
-              <w:t xml:space="preserve">████</w:t>
+              <w:t xml:space="preserve">██</w:t>
             </w:r>
             <w:r>
               <w:rPr>
@@ -2870,7 +2870,7 @@
                 <w:sz w:val="18"/>
                 <w:szCs w:val="18"/>
               </w:rPr>
-              <w:t xml:space="preserve"> 15件</w:t>
+              <w:t xml:space="preserve"> 4件</w:t>
             </w:r>
           </w:p>
         </w:tc>
@@ -2942,7 +2942,7 @@
                 <w:sz w:val="20"/>
                 <w:szCs w:val="20"/>
               </w:rPr>
-              <w:t xml:space="preserve">22</w:t>
+              <w:t xml:space="preserve">16</w:t>
             </w:r>
           </w:p>
         </w:tc>
@@ -2977,7 +2977,7 @@
                 <w:sz w:val="20"/>
                 <w:szCs w:val="20"/>
               </w:rPr>
-              <w:t xml:space="preserve">17.6%</w:t>
+              <w:t xml:space="preserve">23.9%</w:t>
             </w:r>
           </w:p>
         </w:tc>
@@ -3006,7 +3006,7 @@
                 <w:sz w:val="20"/>
                 <w:szCs w:val="20"/>
               </w:rPr>
-              <w:t xml:space="preserve">██████</w:t>
+              <w:t xml:space="preserve">████████</w:t>
             </w:r>
             <w:r>
               <w:rPr>
@@ -3015,7 +3015,7 @@
                 <w:sz w:val="18"/>
                 <w:szCs w:val="18"/>
               </w:rPr>
-              <w:t xml:space="preserve"> 22件</w:t>
+              <w:t xml:space="preserve"> 16件</w:t>
             </w:r>
           </w:p>
         </w:tc>
@@ -3087,7 +3087,7 @@
                 <w:sz w:val="20"/>
                 <w:szCs w:val="20"/>
               </w:rPr>
-              <w:t xml:space="preserve">7</w:t>
+              <w:t xml:space="preserve">3</w:t>
             </w:r>
           </w:p>
         </w:tc>
@@ -3122,7 +3122,7 @@
                 <w:sz w:val="20"/>
                 <w:szCs w:val="20"/>
               </w:rPr>
-              <w:t xml:space="preserve">5.6%</w:t>
+              <w:t xml:space="preserve">4.5%</w:t>
             </w:r>
           </w:p>
         </w:tc>
@@ -3159,7 +3159,7 @@
                 <w:sz w:val="18"/>
                 <w:szCs w:val="18"/>
               </w:rPr>
-              <w:t xml:space="preserve"> 7件</w:t>
+              <w:t xml:space="preserve"> 3件</w:t>
             </w:r>
           </w:p>
         </w:tc>
@@ -3196,7 +3196,7 @@
                 <w:sz w:val="20"/>
                 <w:szCs w:val="20"/>
               </w:rPr>
-              <w:t xml:space="preserve">6</w:t>
+              <w:t xml:space="preserve">4</w:t>
             </w:r>
           </w:p>
         </w:tc>
@@ -3231,7 +3231,7 @@
                 <w:sz w:val="20"/>
                 <w:szCs w:val="20"/>
               </w:rPr>
-              <w:t xml:space="preserve">3</w:t>
+              <w:t xml:space="preserve">1</w:t>
             </w:r>
           </w:p>
         </w:tc>
@@ -3266,7 +3266,7 @@
                 <w:sz w:val="20"/>
                 <w:szCs w:val="20"/>
               </w:rPr>
-              <w:t xml:space="preserve">2.4%</w:t>
+              <w:t xml:space="preserve">1.5%</w:t>
             </w:r>
           </w:p>
         </w:tc>
@@ -3291,7 +3291,7 @@
             <w:r>
               <w:rPr>
                 <w:rFonts w:ascii="Arial" w:cs="Arial" w:eastAsia="Arial" w:hAnsi="Arial"/>
-                <w:color w:val="E67E22"/>
+                <w:color w:val="C0392B"/>
                 <w:sz w:val="20"/>
                 <w:szCs w:val="20"/>
               </w:rPr>
@@ -3304,7 +3304,7 @@
                 <w:sz w:val="18"/>
                 <w:szCs w:val="18"/>
               </w:rPr>
-              <w:t xml:space="preserve"> 3件</w:t>
+              <w:t xml:space="preserve"> 1件</w:t>
             </w:r>
           </w:p>
         </w:tc>
@@ -3341,7 +3341,7 @@
                 <w:sz w:val="20"/>
                 <w:szCs w:val="20"/>
               </w:rPr>
-              <w:t xml:space="preserve">5</w:t>
+              <w:t xml:space="preserve">3</w:t>
             </w:r>
           </w:p>
         </w:tc>
@@ -3411,7 +3411,7 @@
                 <w:sz w:val="20"/>
                 <w:szCs w:val="20"/>
               </w:rPr>
-              <w:t xml:space="preserve">0.8%</w:t>
+              <w:t xml:space="preserve">1.5%</w:t>
             </w:r>
           </w:p>
         </w:tc>
@@ -3435,7 +3435,7 @@
             <w:r>
               <w:rPr>
                 <w:rFonts w:ascii="Arial" w:cs="Arial" w:eastAsia="Arial" w:hAnsi="Arial"/>
-                <w:color w:val="E67E22"/>
+                <w:color w:val="C0392B"/>
                 <w:sz w:val="20"/>
                 <w:szCs w:val="20"/>
               </w:rPr>
@@ -3485,7 +3485,7 @@
                 <w:sz w:val="20"/>
                 <w:szCs w:val="20"/>
               </w:rPr>
-              <w:t xml:space="preserve">4</w:t>
+              <w:t xml:space="preserve">2</w:t>
             </w:r>
           </w:p>
         </w:tc>
@@ -3520,7 +3520,7 @@
                 <w:sz w:val="20"/>
                 <w:szCs w:val="20"/>
               </w:rPr>
-              <w:t xml:space="preserve">1</w:t>
+              <w:t xml:space="preserve">3</w:t>
             </w:r>
           </w:p>
         </w:tc>
@@ -3555,7 +3555,7 @@
                 <w:sz w:val="20"/>
                 <w:szCs w:val="20"/>
               </w:rPr>
-              <w:t xml:space="preserve">0.8%</w:t>
+              <w:t xml:space="preserve">4.5%</w:t>
             </w:r>
           </w:p>
         </w:tc>
@@ -3584,296 +3584,7 @@
                 <w:sz w:val="20"/>
                 <w:szCs w:val="20"/>
               </w:rPr>
-              <w:t xml:space="preserve">█</w:t>
-            </w:r>
-            <w:r>
-              <w:rPr>
-                <w:rFonts w:ascii="Arial" w:cs="Arial" w:eastAsia="Arial" w:hAnsi="Arial"/>
-                <w:color w:val="666666"/>
-                <w:sz w:val="18"/>
-                <w:szCs w:val="18"/>
-              </w:rPr>
-              <w:t xml:space="preserve"> 1件</w:t>
-            </w:r>
-          </w:p>
-        </w:tc>
-      </w:tr>
-      <w:tr>
-        <w:tc>
-          <w:tcPr>
-            <w:tcW w:type="dxa" w:w="1200"/>
-            <w:tcBorders>
-              <w:top w:val="single" w:color="CCCCCC" w:sz="1"/>
-              <w:left w:val="single" w:color="CCCCCC" w:sz="1"/>
-              <w:bottom w:val="single" w:color="CCCCCC" w:sz="1"/>
-              <w:right w:val="single" w:color="CCCCCC" w:sz="1"/>
-            </w:tcBorders>
-            <w:shd w:fill="FFFFFF" w:val="clear"/>
-            <w:tcMar>
-              <w:top w:type="dxa" w:w="80"/>
-              <w:left w:type="dxa" w:w="120"/>
-              <w:bottom w:type="dxa" w:w="80"/>
-              <w:right w:type="dxa" w:w="120"/>
-            </w:tcMar>
-            <w:vAlign w:val="center"/>
-          </w:tcPr>
-          <w:p>
-            <w:pPr>
-              <w:jc w:val="center"/>
-            </w:pPr>
-            <w:r>
-              <w:rPr>
-                <w:rFonts w:ascii="Arial" w:cs="Arial" w:eastAsia="Arial" w:hAnsi="Arial"/>
-                <w:b/>
-                <w:bCs/>
-                <w:color w:val="333333"/>
-                <w:sz w:val="20"/>
-                <w:szCs w:val="20"/>
-              </w:rPr>
-              <w:t xml:space="preserve">3</w:t>
-            </w:r>
-          </w:p>
-        </w:tc>
-        <w:tc>
-          <w:tcPr>
-            <w:tcW w:type="dxa" w:w="1200"/>
-            <w:tcBorders>
-              <w:top w:val="single" w:color="CCCCCC" w:sz="1"/>
-              <w:left w:val="single" w:color="CCCCCC" w:sz="1"/>
-              <w:bottom w:val="single" w:color="CCCCCC" w:sz="1"/>
-              <w:right w:val="single" w:color="CCCCCC" w:sz="1"/>
-            </w:tcBorders>
-            <w:shd w:fill="FFFFFF" w:val="clear"/>
-            <w:tcMar>
-              <w:top w:type="dxa" w:w="80"/>
-              <w:left w:type="dxa" w:w="120"/>
-              <w:bottom w:type="dxa" w:w="80"/>
-              <w:right w:type="dxa" w:w="120"/>
-            </w:tcMar>
-            <w:vAlign w:val="center"/>
-          </w:tcPr>
-          <w:p>
-            <w:pPr>
-              <w:jc w:val="center"/>
-            </w:pPr>
-            <w:r>
-              <w:rPr>
-                <w:rFonts w:ascii="Arial" w:cs="Arial" w:eastAsia="Arial" w:hAnsi="Arial"/>
-                <w:b w:val="false"/>
-                <w:bCs w:val="false"/>
-                <w:color w:val="333333"/>
-                <w:sz w:val="20"/>
-                <w:szCs w:val="20"/>
-              </w:rPr>
-              <w:t xml:space="preserve">1</w:t>
-            </w:r>
-          </w:p>
-        </w:tc>
-        <w:tc>
-          <w:tcPr>
-            <w:tcW w:type="dxa" w:w="1500"/>
-            <w:tcBorders>
-              <w:top w:val="single" w:color="CCCCCC" w:sz="1"/>
-              <w:left w:val="single" w:color="CCCCCC" w:sz="1"/>
-              <w:bottom w:val="single" w:color="CCCCCC" w:sz="1"/>
-              <w:right w:val="single" w:color="CCCCCC" w:sz="1"/>
-            </w:tcBorders>
-            <w:shd w:fill="FFFFFF" w:val="clear"/>
-            <w:tcMar>
-              <w:top w:type="dxa" w:w="80"/>
-              <w:left w:type="dxa" w:w="120"/>
-              <w:bottom w:type="dxa" w:w="80"/>
-              <w:right w:type="dxa" w:w="120"/>
-            </w:tcMar>
-            <w:vAlign w:val="center"/>
-          </w:tcPr>
-          <w:p>
-            <w:pPr>
-              <w:jc w:val="center"/>
-            </w:pPr>
-            <w:r>
-              <w:rPr>
-                <w:rFonts w:ascii="Arial" w:cs="Arial" w:eastAsia="Arial" w:hAnsi="Arial"/>
-                <w:b w:val="false"/>
-                <w:bCs w:val="false"/>
-                <w:color w:val="333333"/>
-                <w:sz w:val="20"/>
-                <w:szCs w:val="20"/>
-              </w:rPr>
-              <w:t xml:space="preserve">0.8%</w:t>
-            </w:r>
-          </w:p>
-        </w:tc>
-        <w:tc>
-          <w:tcPr>
-            <w:tcW w:type="dxa" w:w="5126"/>
-            <w:tcBorders>
-              <w:top w:val="single" w:color="CCCCCC" w:sz="1"/>
-              <w:left w:val="single" w:color="CCCCCC" w:sz="1"/>
-              <w:bottom w:val="single" w:color="CCCCCC" w:sz="1"/>
-              <w:right w:val="single" w:color="CCCCCC" w:sz="1"/>
-            </w:tcBorders>
-            <w:tcMar>
-              <w:top w:type="dxa" w:w="80"/>
-              <w:left w:type="dxa" w:w="120"/>
-              <w:bottom w:type="dxa" w:w="80"/>
-              <w:right w:type="dxa" w:w="120"/>
-            </w:tcMar>
-          </w:tcPr>
-          <w:p>
-            <w:r>
-              <w:rPr>
-                <w:rFonts w:ascii="Arial" w:cs="Arial" w:eastAsia="Arial" w:hAnsi="Arial"/>
-                <w:color w:val="C0392B"/>
-                <w:sz w:val="20"/>
-                <w:szCs w:val="20"/>
-              </w:rPr>
-              <w:t xml:space="preserve">█</w:t>
-            </w:r>
-            <w:r>
-              <w:rPr>
-                <w:rFonts w:ascii="Arial" w:cs="Arial" w:eastAsia="Arial" w:hAnsi="Arial"/>
-                <w:color w:val="666666"/>
-                <w:sz w:val="18"/>
-                <w:szCs w:val="18"/>
-              </w:rPr>
-              <w:t xml:space="preserve"> 1件</w:t>
-            </w:r>
-          </w:p>
-        </w:tc>
-      </w:tr>
-      <w:tr>
-        <w:tc>
-          <w:tcPr>
-            <w:tcW w:type="dxa" w:w="1200"/>
-            <w:tcBorders>
-              <w:top w:val="single" w:color="CCCCCC" w:sz="1"/>
-              <w:left w:val="single" w:color="CCCCCC" w:sz="1"/>
-              <w:bottom w:val="single" w:color="CCCCCC" w:sz="1"/>
-              <w:right w:val="single" w:color="CCCCCC" w:sz="1"/>
-            </w:tcBorders>
-            <w:shd w:fill="F2F2F2" w:val="clear"/>
-            <w:tcMar>
-              <w:top w:type="dxa" w:w="80"/>
-              <w:left w:type="dxa" w:w="120"/>
-              <w:bottom w:type="dxa" w:w="80"/>
-              <w:right w:type="dxa" w:w="120"/>
-            </w:tcMar>
-            <w:vAlign w:val="center"/>
-          </w:tcPr>
-          <w:p>
-            <w:pPr>
-              <w:jc w:val="center"/>
-            </w:pPr>
-            <w:r>
-              <w:rPr>
-                <w:rFonts w:ascii="Arial" w:cs="Arial" w:eastAsia="Arial" w:hAnsi="Arial"/>
-                <w:b/>
-                <w:bCs/>
-                <w:color w:val="333333"/>
-                <w:sz w:val="20"/>
-                <w:szCs w:val="20"/>
-              </w:rPr>
-              <w:t xml:space="preserve">2</w:t>
-            </w:r>
-          </w:p>
-        </w:tc>
-        <w:tc>
-          <w:tcPr>
-            <w:tcW w:type="dxa" w:w="1200"/>
-            <w:tcBorders>
-              <w:top w:val="single" w:color="CCCCCC" w:sz="1"/>
-              <w:left w:val="single" w:color="CCCCCC" w:sz="1"/>
-              <w:bottom w:val="single" w:color="CCCCCC" w:sz="1"/>
-              <w:right w:val="single" w:color="CCCCCC" w:sz="1"/>
-            </w:tcBorders>
-            <w:shd w:fill="F2F2F2" w:val="clear"/>
-            <w:tcMar>
-              <w:top w:type="dxa" w:w="80"/>
-              <w:left w:type="dxa" w:w="120"/>
-              <w:bottom w:type="dxa" w:w="80"/>
-              <w:right w:type="dxa" w:w="120"/>
-            </w:tcMar>
-            <w:vAlign w:val="center"/>
-          </w:tcPr>
-          <w:p>
-            <w:pPr>
-              <w:jc w:val="center"/>
-            </w:pPr>
-            <w:r>
-              <w:rPr>
-                <w:rFonts w:ascii="Arial" w:cs="Arial" w:eastAsia="Arial" w:hAnsi="Arial"/>
-                <w:b w:val="false"/>
-                <w:bCs w:val="false"/>
-                <w:color w:val="333333"/>
-                <w:sz w:val="20"/>
-                <w:szCs w:val="20"/>
-              </w:rPr>
-              <w:t xml:space="preserve">3</w:t>
-            </w:r>
-          </w:p>
-        </w:tc>
-        <w:tc>
-          <w:tcPr>
-            <w:tcW w:type="dxa" w:w="1500"/>
-            <w:tcBorders>
-              <w:top w:val="single" w:color="CCCCCC" w:sz="1"/>
-              <w:left w:val="single" w:color="CCCCCC" w:sz="1"/>
-              <w:bottom w:val="single" w:color="CCCCCC" w:sz="1"/>
-              <w:right w:val="single" w:color="CCCCCC" w:sz="1"/>
-            </w:tcBorders>
-            <w:shd w:fill="F2F2F2" w:val="clear"/>
-            <w:tcMar>
-              <w:top w:type="dxa" w:w="80"/>
-              <w:left w:type="dxa" w:w="120"/>
-              <w:bottom w:type="dxa" w:w="80"/>
-              <w:right w:type="dxa" w:w="120"/>
-            </w:tcMar>
-            <w:vAlign w:val="center"/>
-          </w:tcPr>
-          <w:p>
-            <w:pPr>
-              <w:jc w:val="center"/>
-            </w:pPr>
-            <w:r>
-              <w:rPr>
-                <w:rFonts w:ascii="Arial" w:cs="Arial" w:eastAsia="Arial" w:hAnsi="Arial"/>
-                <w:b w:val="false"/>
-                <w:bCs w:val="false"/>
-                <w:color w:val="333333"/>
-                <w:sz w:val="20"/>
-                <w:szCs w:val="20"/>
-              </w:rPr>
-              <w:t xml:space="preserve">2.4%</w:t>
-            </w:r>
-          </w:p>
-        </w:tc>
-        <w:tc>
-          <w:tcPr>
-            <w:tcW w:type="dxa" w:w="5126"/>
-            <w:tcBorders>
-              <w:top w:val="single" w:color="CCCCCC" w:sz="1"/>
-              <w:left w:val="single" w:color="CCCCCC" w:sz="1"/>
-              <w:bottom w:val="single" w:color="CCCCCC" w:sz="1"/>
-              <w:right w:val="single" w:color="CCCCCC" w:sz="1"/>
-            </w:tcBorders>
-            <w:shd w:fill="F2F2F2" w:val="clear"/>
-            <w:tcMar>
-              <w:top w:type="dxa" w:w="80"/>
-              <w:left w:type="dxa" w:w="120"/>
-              <w:bottom w:type="dxa" w:w="80"/>
-              <w:right w:type="dxa" w:w="120"/>
-            </w:tcMar>
-          </w:tcPr>
-          <w:p>
-            <w:r>
-              <w:rPr>
-                <w:rFonts w:ascii="Arial" w:cs="Arial" w:eastAsia="Arial" w:hAnsi="Arial"/>
-                <w:color w:val="C0392B"/>
-                <w:sz w:val="20"/>
-                <w:szCs w:val="20"/>
-              </w:rPr>
-              <w:t xml:space="preserve">█</w:t>
+              <w:t xml:space="preserve">██</w:t>
             </w:r>
             <w:r>
               <w:rPr>
@@ -3958,7 +3669,7 @@
                 <w:sz w:val="24"/>
                 <w:szCs w:val="24"/>
               </w:rPr>
-              <w:t xml:space="preserve">109件（87.2%）</w:t>
+              <w:t xml:space="preserve">59件（88.1%）</w:t>
             </w:r>
           </w:p>
         </w:tc>
@@ -4009,7 +3720,7 @@
                 <w:sz w:val="24"/>
                 <w:szCs w:val="24"/>
               </w:rPr>
-              <w:t xml:space="preserve">11件（8.8%）</w:t>
+              <w:t xml:space="preserve">3件（4.5%）</w:t>
             </w:r>
           </w:p>
         </w:tc>
@@ -4040,7 +3751,7 @@
                 <w:rFonts w:ascii="Arial" w:cs="Arial" w:eastAsia="Arial" w:hAnsi="Arial"/>
                 <w:b/>
                 <w:bCs/>
-                <w:color w:val="27AE60"/>
+                <w:color w:val="FF9800"/>
                 <w:sz w:val="20"/>
                 <w:szCs w:val="20"/>
               </w:rPr>
@@ -4056,11 +3767,11 @@
                 <w:rFonts w:ascii="Arial" w:cs="Arial" w:eastAsia="Arial" w:hAnsi="Arial"/>
                 <w:b/>
                 <w:bCs/>
-                <w:color w:val="27AE60"/>
+                <w:color w:val="FF9800"/>
                 <w:sz w:val="24"/>
                 <w:szCs w:val="24"/>
               </w:rPr>
-              <w:t xml:space="preserve">5件（4.0%）</w:t>
+              <w:t xml:space="preserve">5件（7.5%）</w:t>
             </w:r>
           </w:p>
         </w:tc>
@@ -4475,7 +4186,7 @@
                 <w:sz w:val="20"/>
                 <w:szCs w:val="20"/>
               </w:rPr>
-              <w:t xml:space="preserve">朝食</w:t>
+              <w:t xml:space="preserve">清潔さ・清掃</w:t>
             </w:r>
           </w:p>
         </w:tc>
@@ -4510,7 +4221,7 @@
                 <w:sz w:val="20"/>
                 <w:szCs w:val="20"/>
               </w:rPr>
-              <w:t xml:space="preserve">20件以上</w:t>
+              <w:t xml:space="preserve">10件以上</w:t>
             </w:r>
           </w:p>
         </w:tc>
@@ -4545,7 +4256,7 @@
                 <w:sz w:val="20"/>
                 <w:szCs w:val="20"/>
               </w:rPr>
-              <w:t xml:space="preserve">「Breakfast was great」「Cleanliness, convenience, breakfast」</w:t>
+              <w:t xml:space="preserve">「Cleanliness, convenience, breakfast」「部屋も風呂も清潔で適度に広く、過ごしやすかったです」</w:t>
             </w:r>
           </w:p>
         </w:tc>
@@ -4581,7 +4292,7 @@
                 <w:sz w:val="20"/>
                 <w:szCs w:val="20"/>
               </w:rPr>
-              <w:t xml:space="preserve">清潔さ・清掃</w:t>
+              <w:t xml:space="preserve">快適さ・設備</w:t>
             </w:r>
           </w:p>
         </w:tc>
@@ -4615,7 +4326,7 @@
                 <w:sz w:val="20"/>
                 <w:szCs w:val="20"/>
               </w:rPr>
-              <w:t xml:space="preserve">20件以上</w:t>
+              <w:t xml:space="preserve">10件以上</w:t>
             </w:r>
           </w:p>
         </w:tc>
@@ -4649,7 +4360,7 @@
                 <w:sz w:val="20"/>
                 <w:szCs w:val="20"/>
               </w:rPr>
-              <w:t xml:space="preserve">「Cleanliness, convenience, breakfast」「部屋も風呂も清潔で適度に広く、過ごしやすかったです」</w:t>
+              <w:t xml:space="preserve">「いつも、変わりなく場所が変わっても快適で、安心」「清潔で静かで快適でした」</w:t>
             </w:r>
           </w:p>
         </w:tc>
@@ -4686,7 +4397,7 @@
                 <w:sz w:val="20"/>
                 <w:szCs w:val="20"/>
               </w:rPr>
-              <w:t xml:space="preserve">快適さ・設備</w:t>
+              <w:t xml:space="preserve">朝食</w:t>
             </w:r>
           </w:p>
         </w:tc>
@@ -4721,7 +4432,7 @@
                 <w:sz w:val="20"/>
                 <w:szCs w:val="20"/>
               </w:rPr>
-              <w:t xml:space="preserve">20件以上</w:t>
+              <w:t xml:space="preserve">10件以上</w:t>
             </w:r>
           </w:p>
         </w:tc>
@@ -4756,7 +4467,7 @@
                 <w:sz w:val="20"/>
                 <w:szCs w:val="20"/>
               </w:rPr>
-              <w:t xml:space="preserve">「いつも、変わりなく場所が変わっても快適で、安心」「清潔で静かで快適でした」</w:t>
+              <w:t xml:space="preserve">「Breakfast was great」「Cleanliness, convenience, breakfast」</w:t>
             </w:r>
           </w:p>
         </w:tc>
@@ -4826,7 +4537,7 @@
                 <w:sz w:val="20"/>
                 <w:szCs w:val="20"/>
               </w:rPr>
-              <w:t xml:space="preserve">10件以上</w:t>
+              <w:t xml:space="preserve">9件</w:t>
             </w:r>
           </w:p>
         </w:tc>
@@ -5333,7 +5044,7 @@
                 <w:sz w:val="20"/>
                 <w:szCs w:val="20"/>
               </w:rPr>
-              <w:t xml:space="preserve">重大・21件</w:t>
+              <w:t xml:space="preserve">重大・16件</w:t>
             </w:r>
           </w:p>
         </w:tc>
@@ -5472,7 +5183,7 @@
                 <w:sz w:val="20"/>
                 <w:szCs w:val="20"/>
               </w:rPr>
-              <w:t xml:space="preserve">重大・8件</w:t>
+              <w:t xml:space="preserve">重大・5件</w:t>
             </w:r>
           </w:p>
         </w:tc>
@@ -5611,7 +5322,7 @@
                 <w:sz w:val="20"/>
                 <w:szCs w:val="20"/>
               </w:rPr>
-              <w:t xml:space="preserve">重大・6件</w:t>
+              <w:t xml:space="preserve">中度・3件</w:t>
             </w:r>
           </w:p>
         </w:tc>
@@ -5682,7 +5393,7 @@
                 <w:sz w:val="20"/>
                 <w:szCs w:val="20"/>
               </w:rPr>
-              <w:t xml:space="preserve">対応・サービスの不満</w:t>
+              <w:t xml:space="preserve">防音性能</w:t>
             </w:r>
           </w:p>
         </w:tc>
@@ -5716,7 +5427,7 @@
                 <w:sz w:val="20"/>
                 <w:szCs w:val="20"/>
               </w:rPr>
-              <w:t xml:space="preserve">みたいな感じでしたが、敷地内は禁煙ですと、毅然とした態度を示し、外国人は退散しました</w:t>
+              <w:t xml:space="preserve">The luggage store was easy to use and convenient 最初の夜は隣室か...</w:t>
             </w:r>
           </w:p>
         </w:tc>
@@ -5750,7 +5461,7 @@
                 <w:sz w:val="20"/>
                 <w:szCs w:val="20"/>
               </w:rPr>
-              <w:t xml:space="preserve">重大・6件</w:t>
+              <w:t xml:space="preserve">軽度・2件</w:t>
             </w:r>
           </w:p>
         </w:tc>
@@ -5821,7 +5532,7 @@
                 <w:sz w:val="20"/>
                 <w:szCs w:val="20"/>
               </w:rPr>
-              <w:t xml:space="preserve">防音性能</w:t>
+              <w:t xml:space="preserve">臭い・匂い</w:t>
             </w:r>
           </w:p>
         </w:tc>
@@ -5855,7 +5566,7 @@
                 <w:sz w:val="20"/>
                 <w:szCs w:val="20"/>
               </w:rPr>
-              <w:t xml:space="preserve">The luggage store was easy to use and convenient 最初の夜は隣室か...</w:t>
+              <w:t xml:space="preserve">外国人の方の利用が多いようで不安でしたが、たまたま玄関先でタバコを吸っている外国人3人が居る所に遭遇したのですが、...</w:t>
             </w:r>
           </w:p>
         </w:tc>
@@ -5889,7 +5600,7 @@
                 <w:sz w:val="20"/>
                 <w:szCs w:val="20"/>
               </w:rPr>
-              <w:t xml:space="preserve">中度・3件</w:t>
+              <w:t xml:space="preserve">軽度・2件</w:t>
             </w:r>
           </w:p>
         </w:tc>
@@ -5960,7 +5671,7 @@
                 <w:sz w:val="20"/>
                 <w:szCs w:val="20"/>
               </w:rPr>
-              <w:t xml:space="preserve">臭い・匂い</w:t>
+              <w:t xml:space="preserve">対応・サービスの不満</w:t>
             </w:r>
           </w:p>
         </w:tc>
@@ -5994,7 +5705,7 @@
                 <w:sz w:val="20"/>
                 <w:szCs w:val="20"/>
               </w:rPr>
-              <w:t xml:space="preserve">外国人の方の利用が多いようで不安でしたが、たまたま玄関先でタバコを吸っている外国人3人が居る所に遭遇したのですが、...</w:t>
+              <w:t xml:space="preserve">みたいな感じでしたが、敷地内は禁煙ですと、毅然とした態度を示し、外国人は退散しました</w:t>
             </w:r>
           </w:p>
         </w:tc>
@@ -7172,7 +6883,7 @@
                 <w:sz w:val="20"/>
                 <w:szCs w:val="20"/>
               </w:rPr>
-              <w:t xml:space="preserve">8.93点</w:t>
+              <w:t xml:space="preserve">8.78点</w:t>
             </w:r>
           </w:p>
         </w:tc>
@@ -7206,7 +6917,7 @@
                 <w:sz w:val="20"/>
                 <w:szCs w:val="20"/>
               </w:rPr>
-              <w:t xml:space="preserve">9.2点以上</w:t>
+              <w:t xml:space="preserve">9.1点以上</w:t>
             </w:r>
           </w:p>
         </w:tc>
@@ -7312,7 +7023,7 @@
                 <w:sz w:val="20"/>
                 <w:szCs w:val="20"/>
               </w:rPr>
-              <w:t xml:space="preserve">87.2%</w:t>
+              <w:t xml:space="preserve">88.1%</w:t>
             </w:r>
           </w:p>
         </w:tc>
@@ -7347,7 +7058,7 @@
                 <w:sz w:val="20"/>
                 <w:szCs w:val="20"/>
               </w:rPr>
-              <w:t xml:space="preserve">92%以上</w:t>
+              <w:t xml:space="preserve">93%以上</w:t>
             </w:r>
           </w:p>
         </w:tc>
@@ -7452,7 +7163,7 @@
                 <w:sz w:val="20"/>
                 <w:szCs w:val="20"/>
               </w:rPr>
-              <w:t xml:space="preserve">4.0%</w:t>
+              <w:t xml:space="preserve">7.5%</w:t>
             </w:r>
           </w:p>
         </w:tc>
@@ -7486,7 +7197,7 @@
                 <w:sz w:val="20"/>
                 <w:szCs w:val="20"/>
               </w:rPr>
-              <w:t xml:space="preserve">1%以下</w:t>
+              <w:t xml:space="preserve">5%以下</w:t>
             </w:r>
           </w:p>
         </w:tc>
@@ -7592,7 +7303,7 @@
                 <w:sz w:val="20"/>
                 <w:szCs w:val="20"/>
               </w:rPr>
-              <w:t xml:space="preserve">7.8点</w:t>
+              <w:t xml:space="preserve">7.0点</w:t>
             </w:r>
           </w:p>
         </w:tc>
@@ -7627,7 +7338,7 @@
                 <w:sz w:val="20"/>
                 <w:szCs w:val="20"/>
               </w:rPr>
-              <w:t xml:space="preserve">8.8点以上</w:t>
+              <w:t xml:space="preserve">8.0点以上</w:t>
             </w:r>
           </w:p>
         </w:tc>
@@ -7872,7 +7583,7 @@
                 <w:sz w:val="20"/>
                 <w:szCs w:val="20"/>
               </w:rPr>
-              <w:t xml:space="preserve">約21件/期間</w:t>
+              <w:t xml:space="preserve">約16件/期間</w:t>
             </w:r>
           </w:p>
         </w:tc>
@@ -7907,7 +7618,7 @@
                 <w:sz w:val="20"/>
                 <w:szCs w:val="20"/>
               </w:rPr>
-              <w:t xml:space="preserve">10件以下</w:t>
+              <w:t xml:space="preserve">8件以下</w:t>
             </w:r>
           </w:p>
         </w:tc>
@@ -8459,7 +8170,7 @@
                 <w:sz w:val="21"/>
                 <w:szCs w:val="21"/>
               </w:rPr>
-              <w:t xml:space="preserve">コンフォートホテルERA東京東神田は、全体平均8.93点（10点換算）、高評価率87.2%という良好な顧客満足度を維持しているホテルです。特に「立地・アクセス」「スタッフの対応」が多くのゲストから高く評価されています。</w:t>
+              <w:t xml:space="preserve">コンフォートホテルERA東京東神田は、全体平均8.78点（10点換算）、高評価率88.1%という良好な顧客満足度を維持しているホテルです。特に「立地・アクセス」「スタッフの対応」が多くのゲストから高く評価されています。</w:t>
             </w:r>
           </w:p>
           <w:p>
@@ -8501,7 +8212,7 @@
                 <w:sz w:val="21"/>
                 <w:szCs w:val="21"/>
               </w:rPr>
-              <w:t xml:space="preserve">Googleでの低スコア（7.8点）は、口コミ返信の強化とサービス品質の一貫性確保で改善余地があります。全サイトでの口コミ返信率100%を目指すことで、ホテルの姿勢をゲストに伝え、リピート率の向上につなげることが重要です。</w:t>
+              <w:t xml:space="preserve">Googleでの低スコア（7.0点）は、口コミ返信の強化とサービス品質の一貫性確保で改善余地があります。全サイトでの口コミ返信率100%を目指すことで、ホテルの姿勢をゲストに伝え、リピート率の向上につなげることが重要です。</w:t>
             </w:r>
           </w:p>
           <w:p>

--- a/納品レポート/ホテル別レポート/comfort_era_higashikanda_口コミ分析改善レポート.docx
+++ b/納品レポート/ホテル別レポート/comfort_era_higashikanda_口コミ分析改善レポート.docx
@@ -81,7 +81,7 @@
           <w:sz w:val="22"/>
           <w:szCs w:val="22"/>
         </w:rPr>
-        <w:t xml:space="preserve">分析対象期間：2026年3月</w:t>
+        <w:t xml:space="preserve">分析対象期間：2026年2月〜3月</w:t>
       </w:r>
     </w:p>
     <w:p>
@@ -96,7 +96,7 @@
           <w:sz w:val="22"/>
           <w:szCs w:val="22"/>
         </w:rPr>
-        <w:t xml:space="preserve">レビュー総数：67件（6サイト）</w:t>
+        <w:t xml:space="preserve">レビュー総数：125件（6サイト）</w:t>
       </w:r>
     </w:p>
     <w:p>
@@ -189,7 +189,7 @@
           <w:sz w:val="21"/>
           <w:szCs w:val="21"/>
         </w:rPr>
-        <w:t xml:space="preserve">2026年3月に各OTAサイト・口コミサイトに投稿された67件のレビューを包括的に分析しました。以下が主要な発見事項です。</w:t>
+        <w:t xml:space="preserve">2026年2月〜3月に各OTAサイト・口コミサイトに投稿された125件のレビューを包括的に分析しました。以下が主要な発見事項です。</w:t>
       </w:r>
     </w:p>
     <w:p>
@@ -261,7 +261,7 @@
                 <w:sz w:val="36"/>
                 <w:szCs w:val="36"/>
               </w:rPr>
-              <w:t xml:space="preserve">8.78</w:t>
+              <w:t xml:space="preserve">8.93</w:t>
             </w:r>
           </w:p>
         </w:tc>
@@ -310,7 +310,7 @@
                 <w:sz w:val="36"/>
                 <w:szCs w:val="36"/>
               </w:rPr>
-              <w:t xml:space="preserve">88.1%</w:t>
+              <w:t xml:space="preserve">87.2%</w:t>
             </w:r>
           </w:p>
         </w:tc>
@@ -323,7 +323,7 @@
               <w:bottom w:val="none" w:sz="0"/>
               <w:right w:val="single" w:color="DDDDDD" w:sz="1"/>
             </w:tcBorders>
-            <w:shd w:fill="FFF3E0" w:val="clear"/>
+            <w:shd w:fill="E8F5E9" w:val="clear"/>
             <w:tcMar>
               <w:top w:type="dxa" w:w="160"/>
               <w:left w:type="dxa" w:w="200"/>
@@ -355,11 +355,11 @@
                 <w:rFonts w:ascii="Arial" w:cs="Arial" w:eastAsia="Arial" w:hAnsi="Arial"/>
                 <w:b/>
                 <w:bCs/>
-                <w:color w:val="FF9800"/>
+                <w:color w:val="27AE60"/>
                 <w:sz w:val="36"/>
                 <w:szCs w:val="36"/>
               </w:rPr>
-              <w:t xml:space="preserve">7.5%</w:t>
+              <w:t xml:space="preserve">4.0%</w:t>
             </w:r>
           </w:p>
         </w:tc>
@@ -408,7 +408,7 @@
                 <w:sz w:val="36"/>
                 <w:szCs w:val="36"/>
               </w:rPr>
-              <w:t xml:space="preserve">67件</w:t>
+              <w:t xml:space="preserve">125件</w:t>
             </w:r>
           </w:p>
         </w:tc>
@@ -448,7 +448,7 @@
           <w:sz w:val="21"/>
           <w:szCs w:val="21"/>
         </w:rPr>
-        <w:t xml:space="preserve">全体平均スコア8.78点（10点換算）は良好な水準であり、88.1%が高評価（8-10点）に分類されます。低評価（1-4点）は5件（7.5%）で、一定の改善課題があります。じゃらん（10.00点）で特に高い評価を獲得しています。</w:t>
+        <w:t xml:space="preserve">全体平均スコア8.93点（10点換算）は良好な水準であり、87.2%が高評価（8-10点）に分類されます。低評価（1-4点）は5件（4.0%）で、ゲスト満足度は良好です。じゃらん（10.00点）で特に高い評価を獲得しています。</w:t>
       </w:r>
     </w:p>
     <w:p>
@@ -463,7 +463,7 @@
           <w:sz w:val="21"/>
           <w:szCs w:val="21"/>
         </w:rPr>
-        <w:t xml:space="preserve">一方で、Google（7.0点）では相対的に低いスコアとなっており、改善の余地があります。全体としては「立地・アクセス」と「スタッフの対応」がホテルの主な強みとして際立っています。</w:t>
+        <w:t xml:space="preserve">一方で、Google（7.8点）では相対的に低いスコアとなっており、改善の余地があります。全体としては「立地・アクセス」と「スタッフの対応」がホテルの主な強みとして際立っています。</w:t>
       </w:r>
     </w:p>
     <w:p>
@@ -542,7 +542,7 @@
                 <w:sz w:val="20"/>
                 <w:szCs w:val="20"/>
               </w:rPr>
-              <w:t xml:space="preserve">立地・アクセス（20件以上で言及）、スタッフの対応（20件以上で言及）、清潔さ・清掃（10件以上で言及）</w:t>
+              <w:t xml:space="preserve">立地・アクセス（20件以上で言及）、スタッフの対応（20件以上で言及）、朝食（20件以上で言及）</w:t>
             </w:r>
           </w:p>
           <w:p>
@@ -567,7 +567,7 @@
                 <w:sz w:val="20"/>
                 <w:szCs w:val="20"/>
               </w:rPr>
-              <w:t xml:space="preserve">エアコン・空調（16件）、浴室・水回り（5件）、部屋の狭さ（3件）、防音性能（2件）</w:t>
+              <w:t xml:space="preserve">エアコン・空調（21件）、浴室・水回り（8件）、部屋の狭さ（6件）、対応・サービスの不満（6件）</w:t>
             </w:r>
           </w:p>
           <w:p>
@@ -987,7 +987,7 @@
                 <w:sz w:val="20"/>
                 <w:szCs w:val="20"/>
               </w:rPr>
-              <w:t xml:space="preserve">1</w:t>
+              <w:t xml:space="preserve">2</w:t>
             </w:r>
           </w:p>
         </w:tc>
@@ -1229,7 +1229,7 @@
                 <w:sz w:val="20"/>
                 <w:szCs w:val="20"/>
               </w:rPr>
-              <w:t xml:space="preserve">1</w:t>
+              <w:t xml:space="preserve">2</w:t>
             </w:r>
           </w:p>
         </w:tc>
@@ -1474,7 +1474,7 @@
                 <w:sz w:val="20"/>
                 <w:szCs w:val="20"/>
               </w:rPr>
-              <w:t xml:space="preserve">14</w:t>
+              <w:t xml:space="preserve">26</w:t>
             </w:r>
           </w:p>
         </w:tc>
@@ -1508,7 +1508,7 @@
                 <w:sz w:val="20"/>
                 <w:szCs w:val="20"/>
               </w:rPr>
-              <w:t xml:space="preserve">9.79</w:t>
+              <w:t xml:space="preserve">9.81</w:t>
             </w:r>
           </w:p>
         </w:tc>
@@ -1576,7 +1576,7 @@
                 <w:sz w:val="20"/>
                 <w:szCs w:val="20"/>
               </w:rPr>
-              <w:t xml:space="preserve">9.79</w:t>
+              <w:t xml:space="preserve">9.81</w:t>
             </w:r>
           </w:p>
         </w:tc>
@@ -1716,7 +1716,7 @@
                 <w:sz w:val="20"/>
                 <w:szCs w:val="20"/>
               </w:rPr>
-              <w:t xml:space="preserve">34</w:t>
+              <w:t xml:space="preserve">67</w:t>
             </w:r>
           </w:p>
         </w:tc>
@@ -1856,7 +1856,7 @@
                 <w:sz w:val="20"/>
                 <w:szCs w:val="20"/>
               </w:rPr>
-              <w:t xml:space="preserve">9.5</w:t>
+              <w:t xml:space="preserve">9</w:t>
             </w:r>
           </w:p>
         </w:tc>
@@ -1961,7 +1961,7 @@
                 <w:sz w:val="20"/>
                 <w:szCs w:val="20"/>
               </w:rPr>
-              <w:t xml:space="preserve">5</w:t>
+              <w:t xml:space="preserve">6</w:t>
             </w:r>
           </w:p>
         </w:tc>
@@ -1995,7 +1995,7 @@
                 <w:sz w:val="20"/>
                 <w:szCs w:val="20"/>
               </w:rPr>
-              <w:t xml:space="preserve">4.4</w:t>
+              <w:t xml:space="preserve">4.33</w:t>
             </w:r>
           </w:p>
         </w:tc>
@@ -2063,7 +2063,7 @@
                 <w:sz w:val="20"/>
                 <w:szCs w:val="20"/>
               </w:rPr>
-              <w:t xml:space="preserve">8.8</w:t>
+              <w:t xml:space="preserve">8.67</w:t>
             </w:r>
           </w:p>
         </w:tc>
@@ -2203,7 +2203,7 @@
                 <w:sz w:val="20"/>
                 <w:szCs w:val="20"/>
               </w:rPr>
-              <w:t xml:space="preserve">12</w:t>
+              <w:t xml:space="preserve">22</w:t>
             </w:r>
           </w:p>
         </w:tc>
@@ -2238,7 +2238,7 @@
                 <w:sz w:val="20"/>
                 <w:szCs w:val="20"/>
               </w:rPr>
-              <w:t xml:space="preserve">3.5</w:t>
+              <w:t xml:space="preserve">3.91</w:t>
             </w:r>
           </w:p>
         </w:tc>
@@ -2308,7 +2308,7 @@
                 <w:sz w:val="20"/>
                 <w:szCs w:val="20"/>
               </w:rPr>
-              <w:t xml:space="preserve">7</w:t>
+              <w:t xml:space="preserve">7.82</w:t>
             </w:r>
           </w:p>
         </w:tc>
@@ -2343,7 +2343,7 @@
                 <w:sz w:val="20"/>
                 <w:szCs w:val="20"/>
               </w:rPr>
-              <w:t xml:space="preserve">8</w:t>
+              <w:t xml:space="preserve">9</w:t>
             </w:r>
           </w:p>
         </w:tc>
@@ -2418,7 +2418,7 @@
           <w:sz w:val="21"/>
           <w:szCs w:val="21"/>
         </w:rPr>
-        <w:t xml:space="preserve">評価分布は10点（58.2%）に最も多く、8点以上の高評価が88.1%を占め、高い顧客満足度を示しています。低評価（1-4点）は計5件（7.5%）です。</w:t>
+        <w:t xml:space="preserve">評価分布は10点（57.6%）に最も多く、8点以上の高評価が87.2%を占め、高い顧客満足度を示しています。低評価（1-4点）は計5件（4.0%）です。</w:t>
       </w:r>
     </w:p>
     <w:p>
@@ -2653,7 +2653,7 @@
                 <w:sz w:val="20"/>
                 <w:szCs w:val="20"/>
               </w:rPr>
-              <w:t xml:space="preserve">39</w:t>
+              <w:t xml:space="preserve">72</w:t>
             </w:r>
           </w:p>
         </w:tc>
@@ -2688,7 +2688,7 @@
                 <w:sz w:val="20"/>
                 <w:szCs w:val="20"/>
               </w:rPr>
-              <w:t xml:space="preserve">58.2%</w:t>
+              <w:t xml:space="preserve">57.6%</w:t>
             </w:r>
           </w:p>
         </w:tc>
@@ -2726,7 +2726,7 @@
                 <w:sz w:val="18"/>
                 <w:szCs w:val="18"/>
               </w:rPr>
-              <w:t xml:space="preserve"> 39件</w:t>
+              <w:t xml:space="preserve"> 72件</w:t>
             </w:r>
           </w:p>
         </w:tc>
@@ -2798,7 +2798,7 @@
                 <w:sz w:val="20"/>
                 <w:szCs w:val="20"/>
               </w:rPr>
-              <w:t xml:space="preserve">4</w:t>
+              <w:t xml:space="preserve">15</w:t>
             </w:r>
           </w:p>
         </w:tc>
@@ -2833,7 +2833,7 @@
                 <w:sz w:val="20"/>
                 <w:szCs w:val="20"/>
               </w:rPr>
-              <w:t xml:space="preserve">6.0%</w:t>
+              <w:t xml:space="preserve">12.0%</w:t>
             </w:r>
           </w:p>
         </w:tc>
@@ -2861,7 +2861,7 @@
                 <w:sz w:val="20"/>
                 <w:szCs w:val="20"/>
               </w:rPr>
-              <w:t xml:space="preserve">██</w:t>
+              <w:t xml:space="preserve">████</w:t>
             </w:r>
             <w:r>
               <w:rPr>
@@ -2870,7 +2870,7 @@
                 <w:sz w:val="18"/>
                 <w:szCs w:val="18"/>
               </w:rPr>
-              <w:t xml:space="preserve"> 4件</w:t>
+              <w:t xml:space="preserve"> 15件</w:t>
             </w:r>
           </w:p>
         </w:tc>
@@ -2942,7 +2942,7 @@
                 <w:sz w:val="20"/>
                 <w:szCs w:val="20"/>
               </w:rPr>
-              <w:t xml:space="preserve">16</w:t>
+              <w:t xml:space="preserve">22</w:t>
             </w:r>
           </w:p>
         </w:tc>
@@ -2977,7 +2977,7 @@
                 <w:sz w:val="20"/>
                 <w:szCs w:val="20"/>
               </w:rPr>
-              <w:t xml:space="preserve">23.9%</w:t>
+              <w:t xml:space="preserve">17.6%</w:t>
             </w:r>
           </w:p>
         </w:tc>
@@ -3006,7 +3006,7 @@
                 <w:sz w:val="20"/>
                 <w:szCs w:val="20"/>
               </w:rPr>
-              <w:t xml:space="preserve">████████</w:t>
+              <w:t xml:space="preserve">██████</w:t>
             </w:r>
             <w:r>
               <w:rPr>
@@ -3015,7 +3015,7 @@
                 <w:sz w:val="18"/>
                 <w:szCs w:val="18"/>
               </w:rPr>
-              <w:t xml:space="preserve"> 16件</w:t>
+              <w:t xml:space="preserve"> 22件</w:t>
             </w:r>
           </w:p>
         </w:tc>
@@ -3087,7 +3087,7 @@
                 <w:sz w:val="20"/>
                 <w:szCs w:val="20"/>
               </w:rPr>
-              <w:t xml:space="preserve">3</w:t>
+              <w:t xml:space="preserve">7</w:t>
             </w:r>
           </w:p>
         </w:tc>
@@ -3122,7 +3122,7 @@
                 <w:sz w:val="20"/>
                 <w:szCs w:val="20"/>
               </w:rPr>
-              <w:t xml:space="preserve">4.5%</w:t>
+              <w:t xml:space="preserve">5.6%</w:t>
             </w:r>
           </w:p>
         </w:tc>
@@ -3159,7 +3159,7 @@
                 <w:sz w:val="18"/>
                 <w:szCs w:val="18"/>
               </w:rPr>
-              <w:t xml:space="preserve"> 3件</w:t>
+              <w:t xml:space="preserve"> 7件</w:t>
             </w:r>
           </w:p>
         </w:tc>
@@ -3196,7 +3196,7 @@
                 <w:sz w:val="20"/>
                 <w:szCs w:val="20"/>
               </w:rPr>
-              <w:t xml:space="preserve">4</w:t>
+              <w:t xml:space="preserve">6</w:t>
             </w:r>
           </w:p>
         </w:tc>
@@ -3231,7 +3231,7 @@
                 <w:sz w:val="20"/>
                 <w:szCs w:val="20"/>
               </w:rPr>
-              <w:t xml:space="preserve">1</w:t>
+              <w:t xml:space="preserve">3</w:t>
             </w:r>
           </w:p>
         </w:tc>
@@ -3266,7 +3266,7 @@
                 <w:sz w:val="20"/>
                 <w:szCs w:val="20"/>
               </w:rPr>
-              <w:t xml:space="preserve">1.5%</w:t>
+              <w:t xml:space="preserve">2.4%</w:t>
             </w:r>
           </w:p>
         </w:tc>
@@ -3291,7 +3291,7 @@
             <w:r>
               <w:rPr>
                 <w:rFonts w:ascii="Arial" w:cs="Arial" w:eastAsia="Arial" w:hAnsi="Arial"/>
-                <w:color w:val="C0392B"/>
+                <w:color w:val="E67E22"/>
                 <w:sz w:val="20"/>
                 <w:szCs w:val="20"/>
               </w:rPr>
@@ -3304,7 +3304,7 @@
                 <w:sz w:val="18"/>
                 <w:szCs w:val="18"/>
               </w:rPr>
-              <w:t xml:space="preserve"> 1件</w:t>
+              <w:t xml:space="preserve"> 3件</w:t>
             </w:r>
           </w:p>
         </w:tc>
@@ -3341,7 +3341,7 @@
                 <w:sz w:val="20"/>
                 <w:szCs w:val="20"/>
               </w:rPr>
-              <w:t xml:space="preserve">3</w:t>
+              <w:t xml:space="preserve">5</w:t>
             </w:r>
           </w:p>
         </w:tc>
@@ -3411,7 +3411,7 @@
                 <w:sz w:val="20"/>
                 <w:szCs w:val="20"/>
               </w:rPr>
-              <w:t xml:space="preserve">1.5%</w:t>
+              <w:t xml:space="preserve">0.8%</w:t>
             </w:r>
           </w:p>
         </w:tc>
@@ -3435,7 +3435,7 @@
             <w:r>
               <w:rPr>
                 <w:rFonts w:ascii="Arial" w:cs="Arial" w:eastAsia="Arial" w:hAnsi="Arial"/>
-                <w:color w:val="C0392B"/>
+                <w:color w:val="E67E22"/>
                 <w:sz w:val="20"/>
                 <w:szCs w:val="20"/>
               </w:rPr>
@@ -3485,7 +3485,7 @@
                 <w:sz w:val="20"/>
                 <w:szCs w:val="20"/>
               </w:rPr>
-              <w:t xml:space="preserve">2</w:t>
+              <w:t xml:space="preserve">4</w:t>
             </w:r>
           </w:p>
         </w:tc>
@@ -3520,7 +3520,7 @@
                 <w:sz w:val="20"/>
                 <w:szCs w:val="20"/>
               </w:rPr>
-              <w:t xml:space="preserve">3</w:t>
+              <w:t xml:space="preserve">1</w:t>
             </w:r>
           </w:p>
         </w:tc>
@@ -3555,7 +3555,7 @@
                 <w:sz w:val="20"/>
                 <w:szCs w:val="20"/>
               </w:rPr>
-              <w:t xml:space="preserve">4.5%</w:t>
+              <w:t xml:space="preserve">0.8%</w:t>
             </w:r>
           </w:p>
         </w:tc>
@@ -3584,7 +3584,296 @@
                 <w:sz w:val="20"/>
                 <w:szCs w:val="20"/>
               </w:rPr>
-              <w:t xml:space="preserve">██</w:t>
+              <w:t xml:space="preserve">█</w:t>
+            </w:r>
+            <w:r>
+              <w:rPr>
+                <w:rFonts w:ascii="Arial" w:cs="Arial" w:eastAsia="Arial" w:hAnsi="Arial"/>
+                <w:color w:val="666666"/>
+                <w:sz w:val="18"/>
+                <w:szCs w:val="18"/>
+              </w:rPr>
+              <w:t xml:space="preserve"> 1件</w:t>
+            </w:r>
+          </w:p>
+        </w:tc>
+      </w:tr>
+      <w:tr>
+        <w:tc>
+          <w:tcPr>
+            <w:tcW w:type="dxa" w:w="1200"/>
+            <w:tcBorders>
+              <w:top w:val="single" w:color="CCCCCC" w:sz="1"/>
+              <w:left w:val="single" w:color="CCCCCC" w:sz="1"/>
+              <w:bottom w:val="single" w:color="CCCCCC" w:sz="1"/>
+              <w:right w:val="single" w:color="CCCCCC" w:sz="1"/>
+            </w:tcBorders>
+            <w:shd w:fill="FFFFFF" w:val="clear"/>
+            <w:tcMar>
+              <w:top w:type="dxa" w:w="80"/>
+              <w:left w:type="dxa" w:w="120"/>
+              <w:bottom w:type="dxa" w:w="80"/>
+              <w:right w:type="dxa" w:w="120"/>
+            </w:tcMar>
+            <w:vAlign w:val="center"/>
+          </w:tcPr>
+          <w:p>
+            <w:pPr>
+              <w:jc w:val="center"/>
+            </w:pPr>
+            <w:r>
+              <w:rPr>
+                <w:rFonts w:ascii="Arial" w:cs="Arial" w:eastAsia="Arial" w:hAnsi="Arial"/>
+                <w:b/>
+                <w:bCs/>
+                <w:color w:val="333333"/>
+                <w:sz w:val="20"/>
+                <w:szCs w:val="20"/>
+              </w:rPr>
+              <w:t xml:space="preserve">3</w:t>
+            </w:r>
+          </w:p>
+        </w:tc>
+        <w:tc>
+          <w:tcPr>
+            <w:tcW w:type="dxa" w:w="1200"/>
+            <w:tcBorders>
+              <w:top w:val="single" w:color="CCCCCC" w:sz="1"/>
+              <w:left w:val="single" w:color="CCCCCC" w:sz="1"/>
+              <w:bottom w:val="single" w:color="CCCCCC" w:sz="1"/>
+              <w:right w:val="single" w:color="CCCCCC" w:sz="1"/>
+            </w:tcBorders>
+            <w:shd w:fill="FFFFFF" w:val="clear"/>
+            <w:tcMar>
+              <w:top w:type="dxa" w:w="80"/>
+              <w:left w:type="dxa" w:w="120"/>
+              <w:bottom w:type="dxa" w:w="80"/>
+              <w:right w:type="dxa" w:w="120"/>
+            </w:tcMar>
+            <w:vAlign w:val="center"/>
+          </w:tcPr>
+          <w:p>
+            <w:pPr>
+              <w:jc w:val="center"/>
+            </w:pPr>
+            <w:r>
+              <w:rPr>
+                <w:rFonts w:ascii="Arial" w:cs="Arial" w:eastAsia="Arial" w:hAnsi="Arial"/>
+                <w:b w:val="false"/>
+                <w:bCs w:val="false"/>
+                <w:color w:val="333333"/>
+                <w:sz w:val="20"/>
+                <w:szCs w:val="20"/>
+              </w:rPr>
+              <w:t xml:space="preserve">1</w:t>
+            </w:r>
+          </w:p>
+        </w:tc>
+        <w:tc>
+          <w:tcPr>
+            <w:tcW w:type="dxa" w:w="1500"/>
+            <w:tcBorders>
+              <w:top w:val="single" w:color="CCCCCC" w:sz="1"/>
+              <w:left w:val="single" w:color="CCCCCC" w:sz="1"/>
+              <w:bottom w:val="single" w:color="CCCCCC" w:sz="1"/>
+              <w:right w:val="single" w:color="CCCCCC" w:sz="1"/>
+            </w:tcBorders>
+            <w:shd w:fill="FFFFFF" w:val="clear"/>
+            <w:tcMar>
+              <w:top w:type="dxa" w:w="80"/>
+              <w:left w:type="dxa" w:w="120"/>
+              <w:bottom w:type="dxa" w:w="80"/>
+              <w:right w:type="dxa" w:w="120"/>
+            </w:tcMar>
+            <w:vAlign w:val="center"/>
+          </w:tcPr>
+          <w:p>
+            <w:pPr>
+              <w:jc w:val="center"/>
+            </w:pPr>
+            <w:r>
+              <w:rPr>
+                <w:rFonts w:ascii="Arial" w:cs="Arial" w:eastAsia="Arial" w:hAnsi="Arial"/>
+                <w:b w:val="false"/>
+                <w:bCs w:val="false"/>
+                <w:color w:val="333333"/>
+                <w:sz w:val="20"/>
+                <w:szCs w:val="20"/>
+              </w:rPr>
+              <w:t xml:space="preserve">0.8%</w:t>
+            </w:r>
+          </w:p>
+        </w:tc>
+        <w:tc>
+          <w:tcPr>
+            <w:tcW w:type="dxa" w:w="5126"/>
+            <w:tcBorders>
+              <w:top w:val="single" w:color="CCCCCC" w:sz="1"/>
+              <w:left w:val="single" w:color="CCCCCC" w:sz="1"/>
+              <w:bottom w:val="single" w:color="CCCCCC" w:sz="1"/>
+              <w:right w:val="single" w:color="CCCCCC" w:sz="1"/>
+            </w:tcBorders>
+            <w:tcMar>
+              <w:top w:type="dxa" w:w="80"/>
+              <w:left w:type="dxa" w:w="120"/>
+              <w:bottom w:type="dxa" w:w="80"/>
+              <w:right w:type="dxa" w:w="120"/>
+            </w:tcMar>
+          </w:tcPr>
+          <w:p>
+            <w:r>
+              <w:rPr>
+                <w:rFonts w:ascii="Arial" w:cs="Arial" w:eastAsia="Arial" w:hAnsi="Arial"/>
+                <w:color w:val="C0392B"/>
+                <w:sz w:val="20"/>
+                <w:szCs w:val="20"/>
+              </w:rPr>
+              <w:t xml:space="preserve">█</w:t>
+            </w:r>
+            <w:r>
+              <w:rPr>
+                <w:rFonts w:ascii="Arial" w:cs="Arial" w:eastAsia="Arial" w:hAnsi="Arial"/>
+                <w:color w:val="666666"/>
+                <w:sz w:val="18"/>
+                <w:szCs w:val="18"/>
+              </w:rPr>
+              <w:t xml:space="preserve"> 1件</w:t>
+            </w:r>
+          </w:p>
+        </w:tc>
+      </w:tr>
+      <w:tr>
+        <w:tc>
+          <w:tcPr>
+            <w:tcW w:type="dxa" w:w="1200"/>
+            <w:tcBorders>
+              <w:top w:val="single" w:color="CCCCCC" w:sz="1"/>
+              <w:left w:val="single" w:color="CCCCCC" w:sz="1"/>
+              <w:bottom w:val="single" w:color="CCCCCC" w:sz="1"/>
+              <w:right w:val="single" w:color="CCCCCC" w:sz="1"/>
+            </w:tcBorders>
+            <w:shd w:fill="F2F2F2" w:val="clear"/>
+            <w:tcMar>
+              <w:top w:type="dxa" w:w="80"/>
+              <w:left w:type="dxa" w:w="120"/>
+              <w:bottom w:type="dxa" w:w="80"/>
+              <w:right w:type="dxa" w:w="120"/>
+            </w:tcMar>
+            <w:vAlign w:val="center"/>
+          </w:tcPr>
+          <w:p>
+            <w:pPr>
+              <w:jc w:val="center"/>
+            </w:pPr>
+            <w:r>
+              <w:rPr>
+                <w:rFonts w:ascii="Arial" w:cs="Arial" w:eastAsia="Arial" w:hAnsi="Arial"/>
+                <w:b/>
+                <w:bCs/>
+                <w:color w:val="333333"/>
+                <w:sz w:val="20"/>
+                <w:szCs w:val="20"/>
+              </w:rPr>
+              <w:t xml:space="preserve">2</w:t>
+            </w:r>
+          </w:p>
+        </w:tc>
+        <w:tc>
+          <w:tcPr>
+            <w:tcW w:type="dxa" w:w="1200"/>
+            <w:tcBorders>
+              <w:top w:val="single" w:color="CCCCCC" w:sz="1"/>
+              <w:left w:val="single" w:color="CCCCCC" w:sz="1"/>
+              <w:bottom w:val="single" w:color="CCCCCC" w:sz="1"/>
+              <w:right w:val="single" w:color="CCCCCC" w:sz="1"/>
+            </w:tcBorders>
+            <w:shd w:fill="F2F2F2" w:val="clear"/>
+            <w:tcMar>
+              <w:top w:type="dxa" w:w="80"/>
+              <w:left w:type="dxa" w:w="120"/>
+              <w:bottom w:type="dxa" w:w="80"/>
+              <w:right w:type="dxa" w:w="120"/>
+            </w:tcMar>
+            <w:vAlign w:val="center"/>
+          </w:tcPr>
+          <w:p>
+            <w:pPr>
+              <w:jc w:val="center"/>
+            </w:pPr>
+            <w:r>
+              <w:rPr>
+                <w:rFonts w:ascii="Arial" w:cs="Arial" w:eastAsia="Arial" w:hAnsi="Arial"/>
+                <w:b w:val="false"/>
+                <w:bCs w:val="false"/>
+                <w:color w:val="333333"/>
+                <w:sz w:val="20"/>
+                <w:szCs w:val="20"/>
+              </w:rPr>
+              <w:t xml:space="preserve">3</w:t>
+            </w:r>
+          </w:p>
+        </w:tc>
+        <w:tc>
+          <w:tcPr>
+            <w:tcW w:type="dxa" w:w="1500"/>
+            <w:tcBorders>
+              <w:top w:val="single" w:color="CCCCCC" w:sz="1"/>
+              <w:left w:val="single" w:color="CCCCCC" w:sz="1"/>
+              <w:bottom w:val="single" w:color="CCCCCC" w:sz="1"/>
+              <w:right w:val="single" w:color="CCCCCC" w:sz="1"/>
+            </w:tcBorders>
+            <w:shd w:fill="F2F2F2" w:val="clear"/>
+            <w:tcMar>
+              <w:top w:type="dxa" w:w="80"/>
+              <w:left w:type="dxa" w:w="120"/>
+              <w:bottom w:type="dxa" w:w="80"/>
+              <w:right w:type="dxa" w:w="120"/>
+            </w:tcMar>
+            <w:vAlign w:val="center"/>
+          </w:tcPr>
+          <w:p>
+            <w:pPr>
+              <w:jc w:val="center"/>
+            </w:pPr>
+            <w:r>
+              <w:rPr>
+                <w:rFonts w:ascii="Arial" w:cs="Arial" w:eastAsia="Arial" w:hAnsi="Arial"/>
+                <w:b w:val="false"/>
+                <w:bCs w:val="false"/>
+                <w:color w:val="333333"/>
+                <w:sz w:val="20"/>
+                <w:szCs w:val="20"/>
+              </w:rPr>
+              <w:t xml:space="preserve">2.4%</w:t>
+            </w:r>
+          </w:p>
+        </w:tc>
+        <w:tc>
+          <w:tcPr>
+            <w:tcW w:type="dxa" w:w="5126"/>
+            <w:tcBorders>
+              <w:top w:val="single" w:color="CCCCCC" w:sz="1"/>
+              <w:left w:val="single" w:color="CCCCCC" w:sz="1"/>
+              <w:bottom w:val="single" w:color="CCCCCC" w:sz="1"/>
+              <w:right w:val="single" w:color="CCCCCC" w:sz="1"/>
+            </w:tcBorders>
+            <w:shd w:fill="F2F2F2" w:val="clear"/>
+            <w:tcMar>
+              <w:top w:type="dxa" w:w="80"/>
+              <w:left w:type="dxa" w:w="120"/>
+              <w:bottom w:type="dxa" w:w="80"/>
+              <w:right w:type="dxa" w:w="120"/>
+            </w:tcMar>
+          </w:tcPr>
+          <w:p>
+            <w:r>
+              <w:rPr>
+                <w:rFonts w:ascii="Arial" w:cs="Arial" w:eastAsia="Arial" w:hAnsi="Arial"/>
+                <w:color w:val="C0392B"/>
+                <w:sz w:val="20"/>
+                <w:szCs w:val="20"/>
+              </w:rPr>
+              <w:t xml:space="preserve">█</w:t>
             </w:r>
             <w:r>
               <w:rPr>
@@ -3669,7 +3958,7 @@
                 <w:sz w:val="24"/>
                 <w:szCs w:val="24"/>
               </w:rPr>
-              <w:t xml:space="preserve">59件（88.1%）</w:t>
+              <w:t xml:space="preserve">109件（87.2%）</w:t>
             </w:r>
           </w:p>
         </w:tc>
@@ -3720,7 +4009,7 @@
                 <w:sz w:val="24"/>
                 <w:szCs w:val="24"/>
               </w:rPr>
-              <w:t xml:space="preserve">3件（4.5%）</w:t>
+              <w:t xml:space="preserve">11件（8.8%）</w:t>
             </w:r>
           </w:p>
         </w:tc>
@@ -3751,7 +4040,7 @@
                 <w:rFonts w:ascii="Arial" w:cs="Arial" w:eastAsia="Arial" w:hAnsi="Arial"/>
                 <w:b/>
                 <w:bCs/>
-                <w:color w:val="FF9800"/>
+                <w:color w:val="27AE60"/>
                 <w:sz w:val="20"/>
                 <w:szCs w:val="20"/>
               </w:rPr>
@@ -3767,11 +4056,11 @@
                 <w:rFonts w:ascii="Arial" w:cs="Arial" w:eastAsia="Arial" w:hAnsi="Arial"/>
                 <w:b/>
                 <w:bCs/>
-                <w:color w:val="FF9800"/>
+                <w:color w:val="27AE60"/>
                 <w:sz w:val="24"/>
                 <w:szCs w:val="24"/>
               </w:rPr>
-              <w:t xml:space="preserve">5件（7.5%）</w:t>
+              <w:t xml:space="preserve">5件（4.0%）</w:t>
             </w:r>
           </w:p>
         </w:tc>
@@ -4186,7 +4475,7 @@
                 <w:sz w:val="20"/>
                 <w:szCs w:val="20"/>
               </w:rPr>
-              <w:t xml:space="preserve">清潔さ・清掃</w:t>
+              <w:t xml:space="preserve">朝食</w:t>
             </w:r>
           </w:p>
         </w:tc>
@@ -4221,7 +4510,7 @@
                 <w:sz w:val="20"/>
                 <w:szCs w:val="20"/>
               </w:rPr>
-              <w:t xml:space="preserve">10件以上</w:t>
+              <w:t xml:space="preserve">20件以上</w:t>
             </w:r>
           </w:p>
         </w:tc>
@@ -4256,7 +4545,7 @@
                 <w:sz w:val="20"/>
                 <w:szCs w:val="20"/>
               </w:rPr>
-              <w:t xml:space="preserve">「Cleanliness, convenience, breakfast」「部屋も風呂も清潔で適度に広く、過ごしやすかったです」</w:t>
+              <w:t xml:space="preserve">「Breakfast was great」「Cleanliness, convenience, breakfast」</w:t>
             </w:r>
           </w:p>
         </w:tc>
@@ -4292,7 +4581,7 @@
                 <w:sz w:val="20"/>
                 <w:szCs w:val="20"/>
               </w:rPr>
-              <w:t xml:space="preserve">快適さ・設備</w:t>
+              <w:t xml:space="preserve">清潔さ・清掃</w:t>
             </w:r>
           </w:p>
         </w:tc>
@@ -4326,7 +4615,7 @@
                 <w:sz w:val="20"/>
                 <w:szCs w:val="20"/>
               </w:rPr>
-              <w:t xml:space="preserve">10件以上</w:t>
+              <w:t xml:space="preserve">20件以上</w:t>
             </w:r>
           </w:p>
         </w:tc>
@@ -4360,7 +4649,7 @@
                 <w:sz w:val="20"/>
                 <w:szCs w:val="20"/>
               </w:rPr>
-              <w:t xml:space="preserve">「いつも、変わりなく場所が変わっても快適で、安心」「清潔で静かで快適でした」</w:t>
+              <w:t xml:space="preserve">「Cleanliness, convenience, breakfast」「部屋も風呂も清潔で適度に広く、過ごしやすかったです」</w:t>
             </w:r>
           </w:p>
         </w:tc>
@@ -4397,7 +4686,7 @@
                 <w:sz w:val="20"/>
                 <w:szCs w:val="20"/>
               </w:rPr>
-              <w:t xml:space="preserve">朝食</w:t>
+              <w:t xml:space="preserve">快適さ・設備</w:t>
             </w:r>
           </w:p>
         </w:tc>
@@ -4432,7 +4721,7 @@
                 <w:sz w:val="20"/>
                 <w:szCs w:val="20"/>
               </w:rPr>
-              <w:t xml:space="preserve">10件以上</w:t>
+              <w:t xml:space="preserve">20件以上</w:t>
             </w:r>
           </w:p>
         </w:tc>
@@ -4467,7 +4756,7 @@
                 <w:sz w:val="20"/>
                 <w:szCs w:val="20"/>
               </w:rPr>
-              <w:t xml:space="preserve">「Breakfast was great」「Cleanliness, convenience, breakfast」</w:t>
+              <w:t xml:space="preserve">「いつも、変わりなく場所が変わっても快適で、安心」「清潔で静かで快適でした」</w:t>
             </w:r>
           </w:p>
         </w:tc>
@@ -4537,7 +4826,7 @@
                 <w:sz w:val="20"/>
                 <w:szCs w:val="20"/>
               </w:rPr>
-              <w:t xml:space="preserve">9件</w:t>
+              <w:t xml:space="preserve">10件以上</w:t>
             </w:r>
           </w:p>
         </w:tc>
@@ -5044,7 +5333,7 @@
                 <w:sz w:val="20"/>
                 <w:szCs w:val="20"/>
               </w:rPr>
-              <w:t xml:space="preserve">重大・16件</w:t>
+              <w:t xml:space="preserve">重大・21件</w:t>
             </w:r>
           </w:p>
         </w:tc>
@@ -5183,7 +5472,7 @@
                 <w:sz w:val="20"/>
                 <w:szCs w:val="20"/>
               </w:rPr>
-              <w:t xml:space="preserve">重大・5件</w:t>
+              <w:t xml:space="preserve">重大・8件</w:t>
             </w:r>
           </w:p>
         </w:tc>
@@ -5322,7 +5611,7 @@
                 <w:sz w:val="20"/>
                 <w:szCs w:val="20"/>
               </w:rPr>
-              <w:t xml:space="preserve">中度・3件</w:t>
+              <w:t xml:space="preserve">重大・6件</w:t>
             </w:r>
           </w:p>
         </w:tc>
@@ -5393,7 +5682,7 @@
                 <w:sz w:val="20"/>
                 <w:szCs w:val="20"/>
               </w:rPr>
-              <w:t xml:space="preserve">防音性能</w:t>
+              <w:t xml:space="preserve">対応・サービスの不満</w:t>
             </w:r>
           </w:p>
         </w:tc>
@@ -5427,7 +5716,7 @@
                 <w:sz w:val="20"/>
                 <w:szCs w:val="20"/>
               </w:rPr>
-              <w:t xml:space="preserve">The luggage store was easy to use and convenient 最初の夜は隣室か...</w:t>
+              <w:t xml:space="preserve">みたいな感じでしたが、敷地内は禁煙ですと、毅然とした態度を示し、外国人は退散しました</w:t>
             </w:r>
           </w:p>
         </w:tc>
@@ -5461,7 +5750,7 @@
                 <w:sz w:val="20"/>
                 <w:szCs w:val="20"/>
               </w:rPr>
-              <w:t xml:space="preserve">軽度・2件</w:t>
+              <w:t xml:space="preserve">重大・6件</w:t>
             </w:r>
           </w:p>
         </w:tc>
@@ -5532,7 +5821,7 @@
                 <w:sz w:val="20"/>
                 <w:szCs w:val="20"/>
               </w:rPr>
-              <w:t xml:space="preserve">臭い・匂い</w:t>
+              <w:t xml:space="preserve">防音性能</w:t>
             </w:r>
           </w:p>
         </w:tc>
@@ -5566,7 +5855,7 @@
                 <w:sz w:val="20"/>
                 <w:szCs w:val="20"/>
               </w:rPr>
-              <w:t xml:space="preserve">外国人の方の利用が多いようで不安でしたが、たまたま玄関先でタバコを吸っている外国人3人が居る所に遭遇したのですが、...</w:t>
+              <w:t xml:space="preserve">The luggage store was easy to use and convenient 最初の夜は隣室か...</w:t>
             </w:r>
           </w:p>
         </w:tc>
@@ -5600,7 +5889,7 @@
                 <w:sz w:val="20"/>
                 <w:szCs w:val="20"/>
               </w:rPr>
-              <w:t xml:space="preserve">軽度・2件</w:t>
+              <w:t xml:space="preserve">中度・3件</w:t>
             </w:r>
           </w:p>
         </w:tc>
@@ -5671,7 +5960,7 @@
                 <w:sz w:val="20"/>
                 <w:szCs w:val="20"/>
               </w:rPr>
-              <w:t xml:space="preserve">対応・サービスの不満</w:t>
+              <w:t xml:space="preserve">臭い・匂い</w:t>
             </w:r>
           </w:p>
         </w:tc>
@@ -5705,7 +5994,7 @@
                 <w:sz w:val="20"/>
                 <w:szCs w:val="20"/>
               </w:rPr>
-              <w:t xml:space="preserve">みたいな感じでしたが、敷地内は禁煙ですと、毅然とした態度を示し、外国人は退散しました</w:t>
+              <w:t xml:space="preserve">外国人の方の利用が多いようで不安でしたが、たまたま玄関先でタバコを吸っている外国人3人が居る所に遭遇したのですが、...</w:t>
             </w:r>
           </w:p>
         </w:tc>
@@ -6883,7 +7172,7 @@
                 <w:sz w:val="20"/>
                 <w:szCs w:val="20"/>
               </w:rPr>
-              <w:t xml:space="preserve">8.78点</w:t>
+              <w:t xml:space="preserve">8.93点</w:t>
             </w:r>
           </w:p>
         </w:tc>
@@ -6917,7 +7206,7 @@
                 <w:sz w:val="20"/>
                 <w:szCs w:val="20"/>
               </w:rPr>
-              <w:t xml:space="preserve">9.1点以上</w:t>
+              <w:t xml:space="preserve">9.2点以上</w:t>
             </w:r>
           </w:p>
         </w:tc>
@@ -7023,7 +7312,7 @@
                 <w:sz w:val="20"/>
                 <w:szCs w:val="20"/>
               </w:rPr>
-              <w:t xml:space="preserve">88.1%</w:t>
+              <w:t xml:space="preserve">87.2%</w:t>
             </w:r>
           </w:p>
         </w:tc>
@@ -7058,7 +7347,7 @@
                 <w:sz w:val="20"/>
                 <w:szCs w:val="20"/>
               </w:rPr>
-              <w:t xml:space="preserve">93%以上</w:t>
+              <w:t xml:space="preserve">92%以上</w:t>
             </w:r>
           </w:p>
         </w:tc>
@@ -7163,7 +7452,7 @@
                 <w:sz w:val="20"/>
                 <w:szCs w:val="20"/>
               </w:rPr>
-              <w:t xml:space="preserve">7.5%</w:t>
+              <w:t xml:space="preserve">4.0%</w:t>
             </w:r>
           </w:p>
         </w:tc>
@@ -7197,7 +7486,7 @@
                 <w:sz w:val="20"/>
                 <w:szCs w:val="20"/>
               </w:rPr>
-              <w:t xml:space="preserve">5%以下</w:t>
+              <w:t xml:space="preserve">1%以下</w:t>
             </w:r>
           </w:p>
         </w:tc>
@@ -7303,7 +7592,7 @@
                 <w:sz w:val="20"/>
                 <w:szCs w:val="20"/>
               </w:rPr>
-              <w:t xml:space="preserve">7.0点</w:t>
+              <w:t xml:space="preserve">7.8点</w:t>
             </w:r>
           </w:p>
         </w:tc>
@@ -7338,7 +7627,7 @@
                 <w:sz w:val="20"/>
                 <w:szCs w:val="20"/>
               </w:rPr>
-              <w:t xml:space="preserve">8.0点以上</w:t>
+              <w:t xml:space="preserve">8.8点以上</w:t>
             </w:r>
           </w:p>
         </w:tc>
@@ -7583,7 +7872,7 @@
                 <w:sz w:val="20"/>
                 <w:szCs w:val="20"/>
               </w:rPr>
-              <w:t xml:space="preserve">約16件/期間</w:t>
+              <w:t xml:space="preserve">約21件/期間</w:t>
             </w:r>
           </w:p>
         </w:tc>
@@ -7618,7 +7907,7 @@
                 <w:sz w:val="20"/>
                 <w:szCs w:val="20"/>
               </w:rPr>
-              <w:t xml:space="preserve">8件以下</w:t>
+              <w:t xml:space="preserve">10件以下</w:t>
             </w:r>
           </w:p>
         </w:tc>
@@ -8170,7 +8459,7 @@
                 <w:sz w:val="21"/>
                 <w:szCs w:val="21"/>
               </w:rPr>
-              <w:t xml:space="preserve">コンフォートホテルERA東京東神田は、全体平均8.78点（10点換算）、高評価率88.1%という良好な顧客満足度を維持しているホテルです。特に「立地・アクセス」「スタッフの対応」が多くのゲストから高く評価されています。</w:t>
+              <w:t xml:space="preserve">コンフォートホテルERA東京東神田は、全体平均8.93点（10点換算）、高評価率87.2%という良好な顧客満足度を維持しているホテルです。特に「立地・アクセス」「スタッフの対応」が多くのゲストから高く評価されています。</w:t>
             </w:r>
           </w:p>
           <w:p>
@@ -8212,7 +8501,7 @@
                 <w:sz w:val="21"/>
                 <w:szCs w:val="21"/>
               </w:rPr>
-              <w:t xml:space="preserve">Googleでの低スコア（7.0点）は、口コミ返信の強化とサービス品質の一貫性確保で改善余地があります。全サイトでの口コミ返信率100%を目指すことで、ホテルの姿勢をゲストに伝え、リピート率の向上につなげることが重要です。</w:t>
+              <w:t xml:space="preserve">Googleでの低スコア（7.8点）は、口コミ返信の強化とサービス品質の一貫性確保で改善余地があります。全サイトでの口コミ返信率100%を目指すことで、ホテルの姿勢をゲストに伝え、リピート率の向上につなげることが重要です。</w:t>
             </w:r>
           </w:p>
           <w:p>

--- a/納品レポート/ホテル別レポート/comfort_era_higashikanda_口コミ分析改善レポート.docx
+++ b/納品レポート/ホテル別レポート/comfort_era_higashikanda_口コミ分析改善レポート.docx
@@ -131,7 +131,7 @@
           <w:sz w:val="20"/>
           <w:szCs w:val="20"/>
         </w:rPr>
-        <w:t xml:space="preserve">作成日：2026年4月6日</w:t>
+        <w:t xml:space="preserve">作成日：2026年4月7日</w:t>
       </w:r>
     </w:p>
     <w:p>

--- a/納品レポート/ホテル別レポート/comfort_era_higashikanda_口コミ分析改善レポート.docx
+++ b/納品レポート/ホテル別レポート/comfort_era_higashikanda_口コミ分析改善レポート.docx
@@ -81,7 +81,7 @@
           <w:sz w:val="22"/>
           <w:szCs w:val="22"/>
         </w:rPr>
-        <w:t xml:space="preserve">分析対象期間：2026年2月〜3月</w:t>
+        <w:t xml:space="preserve">分析対象期間：2026年3月〜4月</w:t>
       </w:r>
     </w:p>
     <w:p>
@@ -96,7 +96,7 @@
           <w:sz w:val="22"/>
           <w:szCs w:val="22"/>
         </w:rPr>
-        <w:t xml:space="preserve">レビュー総数：125件（6サイト）</w:t>
+        <w:t xml:space="preserve">レビュー総数：81件（6サイト）</w:t>
       </w:r>
     </w:p>
     <w:p>
@@ -111,7 +111,7 @@
           <w:sz w:val="20"/>
           <w:szCs w:val="20"/>
         </w:rPr>
-        <w:t xml:space="preserve">対象サイト：Agoda / じゃらん / Trip.com / Booking.com / 楽天トラベル / Google</w:t>
+        <w:t xml:space="preserve">対象サイト：Agoda / じゃらん / Trip.com / 楽天トラベル / Booking.com / Google</w:t>
       </w:r>
     </w:p>
     <w:p>
@@ -131,7 +131,7 @@
           <w:sz w:val="20"/>
           <w:szCs w:val="20"/>
         </w:rPr>
-        <w:t xml:space="preserve">作成日：2026年4月7日</w:t>
+        <w:t xml:space="preserve">作成日：2026年4月8日</w:t>
       </w:r>
     </w:p>
     <w:p>
@@ -189,7 +189,7 @@
           <w:sz w:val="21"/>
           <w:szCs w:val="21"/>
         </w:rPr>
-        <w:t xml:space="preserve">2026年2月〜3月に各OTAサイト・口コミサイトに投稿された125件のレビューを包括的に分析しました。以下が主要な発見事項です。</w:t>
+        <w:t xml:space="preserve">2026年3月〜4月に各OTAサイト・口コミサイトに投稿された81件のレビューを包括的に分析しました。以下が主要な発見事項です。</w:t>
       </w:r>
     </w:p>
     <w:p>
@@ -261,7 +261,7 @@
                 <w:sz w:val="36"/>
                 <w:szCs w:val="36"/>
               </w:rPr>
-              <w:t xml:space="preserve">8.93</w:t>
+              <w:t xml:space="preserve">8.85</w:t>
             </w:r>
           </w:p>
         </w:tc>
@@ -310,7 +310,7 @@
                 <w:sz w:val="36"/>
                 <w:szCs w:val="36"/>
               </w:rPr>
-              <w:t xml:space="preserve">87.2%</w:t>
+              <w:t xml:space="preserve">88.9%</w:t>
             </w:r>
           </w:p>
         </w:tc>
@@ -323,7 +323,7 @@
               <w:bottom w:val="none" w:sz="0"/>
               <w:right w:val="single" w:color="DDDDDD" w:sz="1"/>
             </w:tcBorders>
-            <w:shd w:fill="E8F5E9" w:val="clear"/>
+            <w:shd w:fill="FFF3E0" w:val="clear"/>
             <w:tcMar>
               <w:top w:type="dxa" w:w="160"/>
               <w:left w:type="dxa" w:w="200"/>
@@ -355,11 +355,11 @@
                 <w:rFonts w:ascii="Arial" w:cs="Arial" w:eastAsia="Arial" w:hAnsi="Arial"/>
                 <w:b/>
                 <w:bCs/>
-                <w:color w:val="27AE60"/>
+                <w:color w:val="FF9800"/>
                 <w:sz w:val="36"/>
                 <w:szCs w:val="36"/>
               </w:rPr>
-              <w:t xml:space="preserve">4.0%</w:t>
+              <w:t xml:space="preserve">6.2%</w:t>
             </w:r>
           </w:p>
         </w:tc>
@@ -408,7 +408,7 @@
                 <w:sz w:val="36"/>
                 <w:szCs w:val="36"/>
               </w:rPr>
-              <w:t xml:space="preserve">125件</w:t>
+              <w:t xml:space="preserve">81件</w:t>
             </w:r>
           </w:p>
         </w:tc>
@@ -448,7 +448,7 @@
           <w:sz w:val="21"/>
           <w:szCs w:val="21"/>
         </w:rPr>
-        <w:t xml:space="preserve">全体平均スコア8.93点（10点換算）は良好な水準であり、87.2%が高評価（8-10点）に分類されます。低評価（1-4点）は5件（4.0%）で、ゲスト満足度は良好です。じゃらん（10.00点）で特に高い評価を獲得しています。</w:t>
+        <w:t xml:space="preserve">全体平均スコア8.85点（10点換算）は良好な水準であり、88.9%が高評価（8-10点）に分類されます。低評価（1-4点）は5件（6.2%）で、一定の改善課題があります。じゃらん（10.00点）で特に高い評価を獲得しています。</w:t>
       </w:r>
     </w:p>
     <w:p>
@@ -463,7 +463,7 @@
           <w:sz w:val="21"/>
           <w:szCs w:val="21"/>
         </w:rPr>
-        <w:t xml:space="preserve">一方で、Google（7.8点）では相対的に低いスコアとなっており、改善の余地があります。全体としては「立地・アクセス」と「スタッフの対応」がホテルの主な強みとして際立っています。</w:t>
+        <w:t xml:space="preserve">一方で、Google（7.5点）では相対的に低いスコアとなっており、改善の余地があります。全体としては「立地・アクセス」と「スタッフの対応」がホテルの主な強みとして際立っています。</w:t>
       </w:r>
     </w:p>
     <w:p>
@@ -542,7 +542,7 @@
                 <w:sz w:val="20"/>
                 <w:szCs w:val="20"/>
               </w:rPr>
-              <w:t xml:space="preserve">立地・アクセス（20件以上で言及）、スタッフの対応（20件以上で言及）、清潔さ・清掃（20件以上で言及）</w:t>
+              <w:t xml:space="preserve">立地・アクセス（20件以上で言及）、スタッフの対応（20件以上で言及）、清潔さ・清掃（10件以上で言及）</w:t>
             </w:r>
           </w:p>
           <w:p>
@@ -567,7 +567,7 @@
                 <w:sz w:val="20"/>
                 <w:szCs w:val="20"/>
               </w:rPr>
-              <w:t xml:space="preserve">エアコン・空調（21件）、浴室・水回り（8件）、部屋の狭さ（6件）、対応・サービスの不満（6件）</w:t>
+              <w:t xml:space="preserve">エアコン・空調（21件）、部屋の狭さ（6件）、浴室・水回り（6件）、防音性能（3件）</w:t>
             </w:r>
           </w:p>
           <w:p>
@@ -987,7 +987,7 @@
                 <w:sz w:val="20"/>
                 <w:szCs w:val="20"/>
               </w:rPr>
-              <w:t xml:space="preserve">2</w:t>
+              <w:t xml:space="preserve">1</w:t>
             </w:r>
           </w:p>
         </w:tc>
@@ -1229,7 +1229,7 @@
                 <w:sz w:val="20"/>
                 <w:szCs w:val="20"/>
               </w:rPr>
-              <w:t xml:space="preserve">2</w:t>
+              <w:t xml:space="preserve">1</w:t>
             </w:r>
           </w:p>
         </w:tc>
@@ -1474,7 +1474,7 @@
                 <w:sz w:val="20"/>
                 <w:szCs w:val="20"/>
               </w:rPr>
-              <w:t xml:space="preserve">26</w:t>
+              <w:t xml:space="preserve">18</w:t>
             </w:r>
           </w:p>
         </w:tc>
@@ -1508,7 +1508,7 @@
                 <w:sz w:val="20"/>
                 <w:szCs w:val="20"/>
               </w:rPr>
-              <w:t xml:space="preserve">9.81</w:t>
+              <w:t xml:space="preserve">9.61</w:t>
             </w:r>
           </w:p>
         </w:tc>
@@ -1576,7 +1576,7 @@
                 <w:sz w:val="20"/>
                 <w:szCs w:val="20"/>
               </w:rPr>
-              <w:t xml:space="preserve">9.81</w:t>
+              <w:t xml:space="preserve">9.61</w:t>
             </w:r>
           </w:p>
         </w:tc>
@@ -1681,7 +1681,7 @@
                 <w:sz w:val="20"/>
                 <w:szCs w:val="20"/>
               </w:rPr>
-              <w:t xml:space="preserve">Booking.com</w:t>
+              <w:t xml:space="preserve">楽天トラベル</w:t>
             </w:r>
           </w:p>
         </w:tc>
@@ -1716,7 +1716,7 @@
                 <w:sz w:val="20"/>
                 <w:szCs w:val="20"/>
               </w:rPr>
-              <w:t xml:space="preserve">67</w:t>
+              <w:t xml:space="preserve">6</w:t>
             </w:r>
           </w:p>
         </w:tc>
@@ -1751,7 +1751,7 @@
                 <w:sz w:val="20"/>
                 <w:szCs w:val="20"/>
               </w:rPr>
-              <w:t xml:space="preserve">8.91</w:t>
+              <w:t xml:space="preserve">4.5</w:t>
             </w:r>
           </w:p>
         </w:tc>
@@ -1786,7 +1786,7 @@
                 <w:sz w:val="20"/>
                 <w:szCs w:val="20"/>
               </w:rPr>
-              <w:t xml:space="preserve">/10</w:t>
+              <w:t xml:space="preserve">/5 (×2)</w:t>
             </w:r>
           </w:p>
         </w:tc>
@@ -1821,7 +1821,7 @@
                 <w:sz w:val="20"/>
                 <w:szCs w:val="20"/>
               </w:rPr>
-              <w:t xml:space="preserve">8.91</w:t>
+              <w:t xml:space="preserve">9</w:t>
             </w:r>
           </w:p>
         </w:tc>
@@ -1891,7 +1891,7 @@
                 <w:sz w:val="20"/>
                 <w:szCs w:val="20"/>
               </w:rPr>
-              <w:t xml:space="preserve">良好</w:t>
+              <w:t xml:space="preserve">優秀</w:t>
             </w:r>
           </w:p>
         </w:tc>
@@ -1927,7 +1927,7 @@
                 <w:sz w:val="20"/>
                 <w:szCs w:val="20"/>
               </w:rPr>
-              <w:t xml:space="preserve">楽天トラベル</w:t>
+              <w:t xml:space="preserve">Booking.com</w:t>
             </w:r>
           </w:p>
         </w:tc>
@@ -1961,7 +1961,7 @@
                 <w:sz w:val="20"/>
                 <w:szCs w:val="20"/>
               </w:rPr>
-              <w:t xml:space="preserve">6</w:t>
+              <w:t xml:space="preserve">39</w:t>
             </w:r>
           </w:p>
         </w:tc>
@@ -1995,7 +1995,7 @@
                 <w:sz w:val="20"/>
                 <w:szCs w:val="20"/>
               </w:rPr>
-              <w:t xml:space="preserve">4.33</w:t>
+              <w:t xml:space="preserve">8.97</w:t>
             </w:r>
           </w:p>
         </w:tc>
@@ -2029,7 +2029,7 @@
                 <w:sz w:val="20"/>
                 <w:szCs w:val="20"/>
               </w:rPr>
-              <w:t xml:space="preserve">/5 (×2)</w:t>
+              <w:t xml:space="preserve">/10</w:t>
             </w:r>
           </w:p>
         </w:tc>
@@ -2063,7 +2063,7 @@
                 <w:sz w:val="20"/>
                 <w:szCs w:val="20"/>
               </w:rPr>
-              <w:t xml:space="preserve">8.67</w:t>
+              <w:t xml:space="preserve">8.97</w:t>
             </w:r>
           </w:p>
         </w:tc>
@@ -2097,7 +2097,7 @@
                 <w:sz w:val="20"/>
                 <w:szCs w:val="20"/>
               </w:rPr>
-              <w:t xml:space="preserve">8</w:t>
+              <w:t xml:space="preserve">10</w:t>
             </w:r>
           </w:p>
         </w:tc>
@@ -2203,7 +2203,7 @@
                 <w:sz w:val="20"/>
                 <w:szCs w:val="20"/>
               </w:rPr>
-              <w:t xml:space="preserve">22</w:t>
+              <w:t xml:space="preserve">16</w:t>
             </w:r>
           </w:p>
         </w:tc>
@@ -2238,7 +2238,7 @@
                 <w:sz w:val="20"/>
                 <w:szCs w:val="20"/>
               </w:rPr>
-              <w:t xml:space="preserve">3.91</w:t>
+              <w:t xml:space="preserve">3.75</w:t>
             </w:r>
           </w:p>
         </w:tc>
@@ -2308,7 +2308,7 @@
                 <w:sz w:val="20"/>
                 <w:szCs w:val="20"/>
               </w:rPr>
-              <w:t xml:space="preserve">7.82</w:t>
+              <w:t xml:space="preserve">7.5</w:t>
             </w:r>
           </w:p>
         </w:tc>
@@ -2343,7 +2343,7 @@
                 <w:sz w:val="20"/>
                 <w:szCs w:val="20"/>
               </w:rPr>
-              <w:t xml:space="preserve">9</w:t>
+              <w:t xml:space="preserve">8</w:t>
             </w:r>
           </w:p>
         </w:tc>
@@ -2418,7 +2418,7 @@
           <w:sz w:val="21"/>
           <w:szCs w:val="21"/>
         </w:rPr>
-        <w:t xml:space="preserve">評価分布は10点（57.6%）に最も多く、8点以上の高評価が87.2%を占め、高い顧客満足度を示しています。低評価（1-4点）は計5件（4.0%）です。</w:t>
+        <w:t xml:space="preserve">評価分布は10点（59.3%）に最も多く、8点以上の高評価が88.9%を占め、高い顧客満足度を示しています。低評価（1-4点）は計5件（6.2%）です。</w:t>
       </w:r>
     </w:p>
     <w:p>
@@ -2653,7 +2653,7 @@
                 <w:sz w:val="20"/>
                 <w:szCs w:val="20"/>
               </w:rPr>
-              <w:t xml:space="preserve">72</w:t>
+              <w:t xml:space="preserve">48</w:t>
             </w:r>
           </w:p>
         </w:tc>
@@ -2688,7 +2688,7 @@
                 <w:sz w:val="20"/>
                 <w:szCs w:val="20"/>
               </w:rPr>
-              <w:t xml:space="preserve">57.6%</w:t>
+              <w:t xml:space="preserve">59.3%</w:t>
             </w:r>
           </w:p>
         </w:tc>
@@ -2726,7 +2726,7 @@
                 <w:sz w:val="18"/>
                 <w:szCs w:val="18"/>
               </w:rPr>
-              <w:t xml:space="preserve"> 72件</w:t>
+              <w:t xml:space="preserve"> 48件</w:t>
             </w:r>
           </w:p>
         </w:tc>
@@ -2798,7 +2798,7 @@
                 <w:sz w:val="20"/>
                 <w:szCs w:val="20"/>
               </w:rPr>
-              <w:t xml:space="preserve">15</w:t>
+              <w:t xml:space="preserve">5</w:t>
             </w:r>
           </w:p>
         </w:tc>
@@ -2833,7 +2833,7 @@
                 <w:sz w:val="20"/>
                 <w:szCs w:val="20"/>
               </w:rPr>
-              <w:t xml:space="preserve">12.0%</w:t>
+              <w:t xml:space="preserve">6.2%</w:t>
             </w:r>
           </w:p>
         </w:tc>
@@ -2861,7 +2861,7 @@
                 <w:sz w:val="20"/>
                 <w:szCs w:val="20"/>
               </w:rPr>
-              <w:t xml:space="preserve">████</w:t>
+              <w:t xml:space="preserve">██</w:t>
             </w:r>
             <w:r>
               <w:rPr>
@@ -2870,7 +2870,7 @@
                 <w:sz w:val="18"/>
                 <w:szCs w:val="18"/>
               </w:rPr>
-              <w:t xml:space="preserve"> 15件</w:t>
+              <w:t xml:space="preserve"> 5件</w:t>
             </w:r>
           </w:p>
         </w:tc>
@@ -2942,7 +2942,7 @@
                 <w:sz w:val="20"/>
                 <w:szCs w:val="20"/>
               </w:rPr>
-              <w:t xml:space="preserve">22</w:t>
+              <w:t xml:space="preserve">19</w:t>
             </w:r>
           </w:p>
         </w:tc>
@@ -2977,7 +2977,7 @@
                 <w:sz w:val="20"/>
                 <w:szCs w:val="20"/>
               </w:rPr>
-              <w:t xml:space="preserve">17.6%</w:t>
+              <w:t xml:space="preserve">23.5%</w:t>
             </w:r>
           </w:p>
         </w:tc>
@@ -3006,7 +3006,7 @@
                 <w:sz w:val="20"/>
                 <w:szCs w:val="20"/>
               </w:rPr>
-              <w:t xml:space="preserve">██████</w:t>
+              <w:t xml:space="preserve">████████</w:t>
             </w:r>
             <w:r>
               <w:rPr>
@@ -3015,7 +3015,7 @@
                 <w:sz w:val="18"/>
                 <w:szCs w:val="18"/>
               </w:rPr>
-              <w:t xml:space="preserve"> 22件</w:t>
+              <w:t xml:space="preserve"> 19件</w:t>
             </w:r>
           </w:p>
         </w:tc>
@@ -3087,7 +3087,7 @@
                 <w:sz w:val="20"/>
                 <w:szCs w:val="20"/>
               </w:rPr>
-              <w:t xml:space="preserve">7</w:t>
+              <w:t xml:space="preserve">3</w:t>
             </w:r>
           </w:p>
         </w:tc>
@@ -3122,7 +3122,7 @@
                 <w:sz w:val="20"/>
                 <w:szCs w:val="20"/>
               </w:rPr>
-              <w:t xml:space="preserve">5.6%</w:t>
+              <w:t xml:space="preserve">3.7%</w:t>
             </w:r>
           </w:p>
         </w:tc>
@@ -3150,7 +3150,7 @@
                 <w:sz w:val="20"/>
                 <w:szCs w:val="20"/>
               </w:rPr>
-              <w:t xml:space="preserve">██</w:t>
+              <w:t xml:space="preserve">█</w:t>
             </w:r>
             <w:r>
               <w:rPr>
@@ -3159,7 +3159,7 @@
                 <w:sz w:val="18"/>
                 <w:szCs w:val="18"/>
               </w:rPr>
-              <w:t xml:space="preserve"> 7件</w:t>
+              <w:t xml:space="preserve"> 3件</w:t>
             </w:r>
           </w:p>
         </w:tc>
@@ -3231,7 +3231,7 @@
                 <w:sz w:val="20"/>
                 <w:szCs w:val="20"/>
               </w:rPr>
-              <w:t xml:space="preserve">3</w:t>
+              <w:t xml:space="preserve">1</w:t>
             </w:r>
           </w:p>
         </w:tc>
@@ -3266,7 +3266,7 @@
                 <w:sz w:val="20"/>
                 <w:szCs w:val="20"/>
               </w:rPr>
-              <w:t xml:space="preserve">2.4%</w:t>
+              <w:t xml:space="preserve">1.2%</w:t>
             </w:r>
           </w:p>
         </w:tc>
@@ -3304,7 +3304,7 @@
                 <w:sz w:val="18"/>
                 <w:szCs w:val="18"/>
               </w:rPr>
-              <w:t xml:space="preserve"> 3件</w:t>
+              <w:t xml:space="preserve"> 1件</w:t>
             </w:r>
           </w:p>
         </w:tc>
@@ -3319,29 +3319,29 @@
               <w:bottom w:val="single" w:color="CCCCCC" w:sz="1"/>
               <w:right w:val="single" w:color="CCCCCC" w:sz="1"/>
             </w:tcBorders>
-            <w:shd w:fill="FFFFFF" w:val="clear"/>
-            <w:tcMar>
-              <w:top w:type="dxa" w:w="80"/>
-              <w:left w:type="dxa" w:w="120"/>
-              <w:bottom w:type="dxa" w:w="80"/>
-              <w:right w:type="dxa" w:w="120"/>
-            </w:tcMar>
-            <w:vAlign w:val="center"/>
-          </w:tcPr>
-          <w:p>
-            <w:pPr>
-              <w:jc w:val="center"/>
-            </w:pPr>
-            <w:r>
-              <w:rPr>
-                <w:rFonts w:ascii="Arial" w:cs="Arial" w:eastAsia="Arial" w:hAnsi="Arial"/>
-                <w:b/>
-                <w:bCs/>
-                <w:color w:val="333333"/>
-                <w:sz w:val="20"/>
-                <w:szCs w:val="20"/>
-              </w:rPr>
-              <w:t xml:space="preserve">5</w:t>
+            <w:shd w:fill="F2F2F2" w:val="clear"/>
+            <w:tcMar>
+              <w:top w:type="dxa" w:w="80"/>
+              <w:left w:type="dxa" w:w="120"/>
+              <w:bottom w:type="dxa" w:w="80"/>
+              <w:right w:type="dxa" w:w="120"/>
+            </w:tcMar>
+            <w:vAlign w:val="center"/>
+          </w:tcPr>
+          <w:p>
+            <w:pPr>
+              <w:jc w:val="center"/>
+            </w:pPr>
+            <w:r>
+              <w:rPr>
+                <w:rFonts w:ascii="Arial" w:cs="Arial" w:eastAsia="Arial" w:hAnsi="Arial"/>
+                <w:b/>
+                <w:bCs/>
+                <w:color w:val="333333"/>
+                <w:sz w:val="20"/>
+                <w:szCs w:val="20"/>
+              </w:rPr>
+              <w:t xml:space="preserve">4</w:t>
             </w:r>
           </w:p>
         </w:tc>
@@ -3354,7 +3354,7 @@
               <w:bottom w:val="single" w:color="CCCCCC" w:sz="1"/>
               <w:right w:val="single" w:color="CCCCCC" w:sz="1"/>
             </w:tcBorders>
-            <w:shd w:fill="FFFFFF" w:val="clear"/>
+            <w:shd w:fill="F2F2F2" w:val="clear"/>
             <w:tcMar>
               <w:top w:type="dxa" w:w="80"/>
               <w:left w:type="dxa" w:w="120"/>
@@ -3389,7 +3389,7 @@
               <w:bottom w:val="single" w:color="CCCCCC" w:sz="1"/>
               <w:right w:val="single" w:color="CCCCCC" w:sz="1"/>
             </w:tcBorders>
-            <w:shd w:fill="FFFFFF" w:val="clear"/>
+            <w:shd w:fill="F2F2F2" w:val="clear"/>
             <w:tcMar>
               <w:top w:type="dxa" w:w="80"/>
               <w:left w:type="dxa" w:w="120"/>
@@ -3411,7 +3411,7 @@
                 <w:sz w:val="20"/>
                 <w:szCs w:val="20"/>
               </w:rPr>
-              <w:t xml:space="preserve">0.8%</w:t>
+              <w:t xml:space="preserve">1.2%</w:t>
             </w:r>
           </w:p>
         </w:tc>
@@ -3424,18 +3424,19 @@
               <w:bottom w:val="single" w:color="CCCCCC" w:sz="1"/>
               <w:right w:val="single" w:color="CCCCCC" w:sz="1"/>
             </w:tcBorders>
-            <w:tcMar>
-              <w:top w:type="dxa" w:w="80"/>
-              <w:left w:type="dxa" w:w="120"/>
-              <w:bottom w:type="dxa" w:w="80"/>
-              <w:right w:type="dxa" w:w="120"/>
-            </w:tcMar>
-          </w:tcPr>
-          <w:p>
-            <w:r>
-              <w:rPr>
-                <w:rFonts w:ascii="Arial" w:cs="Arial" w:eastAsia="Arial" w:hAnsi="Arial"/>
-                <w:color w:val="E67E22"/>
+            <w:shd w:fill="F2F2F2" w:val="clear"/>
+            <w:tcMar>
+              <w:top w:type="dxa" w:w="80"/>
+              <w:left w:type="dxa" w:w="120"/>
+              <w:bottom w:type="dxa" w:w="80"/>
+              <w:right w:type="dxa" w:w="120"/>
+            </w:tcMar>
+          </w:tcPr>
+          <w:p>
+            <w:r>
+              <w:rPr>
+                <w:rFonts w:ascii="Arial" w:cs="Arial" w:eastAsia="Arial" w:hAnsi="Arial"/>
+                <w:color w:val="C0392B"/>
                 <w:sz w:val="20"/>
                 <w:szCs w:val="20"/>
               </w:rPr>
@@ -3463,29 +3464,29 @@
               <w:bottom w:val="single" w:color="CCCCCC" w:sz="1"/>
               <w:right w:val="single" w:color="CCCCCC" w:sz="1"/>
             </w:tcBorders>
-            <w:shd w:fill="F2F2F2" w:val="clear"/>
-            <w:tcMar>
-              <w:top w:type="dxa" w:w="80"/>
-              <w:left w:type="dxa" w:w="120"/>
-              <w:bottom w:type="dxa" w:w="80"/>
-              <w:right w:type="dxa" w:w="120"/>
-            </w:tcMar>
-            <w:vAlign w:val="center"/>
-          </w:tcPr>
-          <w:p>
-            <w:pPr>
-              <w:jc w:val="center"/>
-            </w:pPr>
-            <w:r>
-              <w:rPr>
-                <w:rFonts w:ascii="Arial" w:cs="Arial" w:eastAsia="Arial" w:hAnsi="Arial"/>
-                <w:b/>
-                <w:bCs/>
-                <w:color w:val="333333"/>
-                <w:sz w:val="20"/>
-                <w:szCs w:val="20"/>
-              </w:rPr>
-              <w:t xml:space="preserve">4</w:t>
+            <w:shd w:fill="FFFFFF" w:val="clear"/>
+            <w:tcMar>
+              <w:top w:type="dxa" w:w="80"/>
+              <w:left w:type="dxa" w:w="120"/>
+              <w:bottom w:type="dxa" w:w="80"/>
+              <w:right w:type="dxa" w:w="120"/>
+            </w:tcMar>
+            <w:vAlign w:val="center"/>
+          </w:tcPr>
+          <w:p>
+            <w:pPr>
+              <w:jc w:val="center"/>
+            </w:pPr>
+            <w:r>
+              <w:rPr>
+                <w:rFonts w:ascii="Arial" w:cs="Arial" w:eastAsia="Arial" w:hAnsi="Arial"/>
+                <w:b/>
+                <w:bCs/>
+                <w:color w:val="333333"/>
+                <w:sz w:val="20"/>
+                <w:szCs w:val="20"/>
+              </w:rPr>
+              <w:t xml:space="preserve">3</w:t>
             </w:r>
           </w:p>
         </w:tc>
@@ -3498,7 +3499,7 @@
               <w:bottom w:val="single" w:color="CCCCCC" w:sz="1"/>
               <w:right w:val="single" w:color="CCCCCC" w:sz="1"/>
             </w:tcBorders>
-            <w:shd w:fill="F2F2F2" w:val="clear"/>
+            <w:shd w:fill="FFFFFF" w:val="clear"/>
             <w:tcMar>
               <w:top w:type="dxa" w:w="80"/>
               <w:left w:type="dxa" w:w="120"/>
@@ -3533,7 +3534,7 @@
               <w:bottom w:val="single" w:color="CCCCCC" w:sz="1"/>
               <w:right w:val="single" w:color="CCCCCC" w:sz="1"/>
             </w:tcBorders>
-            <w:shd w:fill="F2F2F2" w:val="clear"/>
+            <w:shd w:fill="FFFFFF" w:val="clear"/>
             <w:tcMar>
               <w:top w:type="dxa" w:w="80"/>
               <w:left w:type="dxa" w:w="120"/>
@@ -3555,7 +3556,7 @@
                 <w:sz w:val="20"/>
                 <w:szCs w:val="20"/>
               </w:rPr>
-              <w:t xml:space="preserve">0.8%</w:t>
+              <w:t xml:space="preserve">1.2%</w:t>
             </w:r>
           </w:p>
         </w:tc>
@@ -3568,7 +3569,6 @@
               <w:bottom w:val="single" w:color="CCCCCC" w:sz="1"/>
               <w:right w:val="single" w:color="CCCCCC" w:sz="1"/>
             </w:tcBorders>
-            <w:shd w:fill="F2F2F2" w:val="clear"/>
             <w:tcMar>
               <w:top w:type="dxa" w:w="80"/>
               <w:left w:type="dxa" w:w="120"/>
@@ -3608,29 +3608,29 @@
               <w:bottom w:val="single" w:color="CCCCCC" w:sz="1"/>
               <w:right w:val="single" w:color="CCCCCC" w:sz="1"/>
             </w:tcBorders>
-            <w:shd w:fill="FFFFFF" w:val="clear"/>
-            <w:tcMar>
-              <w:top w:type="dxa" w:w="80"/>
-              <w:left w:type="dxa" w:w="120"/>
-              <w:bottom w:type="dxa" w:w="80"/>
-              <w:right w:type="dxa" w:w="120"/>
-            </w:tcMar>
-            <w:vAlign w:val="center"/>
-          </w:tcPr>
-          <w:p>
-            <w:pPr>
-              <w:jc w:val="center"/>
-            </w:pPr>
-            <w:r>
-              <w:rPr>
-                <w:rFonts w:ascii="Arial" w:cs="Arial" w:eastAsia="Arial" w:hAnsi="Arial"/>
-                <w:b/>
-                <w:bCs/>
-                <w:color w:val="333333"/>
-                <w:sz w:val="20"/>
-                <w:szCs w:val="20"/>
-              </w:rPr>
-              <w:t xml:space="preserve">3</w:t>
+            <w:shd w:fill="F2F2F2" w:val="clear"/>
+            <w:tcMar>
+              <w:top w:type="dxa" w:w="80"/>
+              <w:left w:type="dxa" w:w="120"/>
+              <w:bottom w:type="dxa" w:w="80"/>
+              <w:right w:type="dxa" w:w="120"/>
+            </w:tcMar>
+            <w:vAlign w:val="center"/>
+          </w:tcPr>
+          <w:p>
+            <w:pPr>
+              <w:jc w:val="center"/>
+            </w:pPr>
+            <w:r>
+              <w:rPr>
+                <w:rFonts w:ascii="Arial" w:cs="Arial" w:eastAsia="Arial" w:hAnsi="Arial"/>
+                <w:b/>
+                <w:bCs/>
+                <w:color w:val="333333"/>
+                <w:sz w:val="20"/>
+                <w:szCs w:val="20"/>
+              </w:rPr>
+              <w:t xml:space="preserve">2</w:t>
             </w:r>
           </w:p>
         </w:tc>
@@ -3643,7 +3643,7 @@
               <w:bottom w:val="single" w:color="CCCCCC" w:sz="1"/>
               <w:right w:val="single" w:color="CCCCCC" w:sz="1"/>
             </w:tcBorders>
-            <w:shd w:fill="FFFFFF" w:val="clear"/>
+            <w:shd w:fill="F2F2F2" w:val="clear"/>
             <w:tcMar>
               <w:top w:type="dxa" w:w="80"/>
               <w:left w:type="dxa" w:w="120"/>
@@ -3665,7 +3665,7 @@
                 <w:sz w:val="20"/>
                 <w:szCs w:val="20"/>
               </w:rPr>
-              <w:t xml:space="preserve">1</w:t>
+              <w:t xml:space="preserve">3</w:t>
             </w:r>
           </w:p>
         </w:tc>
@@ -3678,7 +3678,7 @@
               <w:bottom w:val="single" w:color="CCCCCC" w:sz="1"/>
               <w:right w:val="single" w:color="CCCCCC" w:sz="1"/>
             </w:tcBorders>
-            <w:shd w:fill="FFFFFF" w:val="clear"/>
+            <w:shd w:fill="F2F2F2" w:val="clear"/>
             <w:tcMar>
               <w:top w:type="dxa" w:w="80"/>
               <w:left w:type="dxa" w:w="120"/>
@@ -3700,151 +3700,7 @@
                 <w:sz w:val="20"/>
                 <w:szCs w:val="20"/>
               </w:rPr>
-              <w:t xml:space="preserve">0.8%</w:t>
-            </w:r>
-          </w:p>
-        </w:tc>
-        <w:tc>
-          <w:tcPr>
-            <w:tcW w:type="dxa" w:w="5126"/>
-            <w:tcBorders>
-              <w:top w:val="single" w:color="CCCCCC" w:sz="1"/>
-              <w:left w:val="single" w:color="CCCCCC" w:sz="1"/>
-              <w:bottom w:val="single" w:color="CCCCCC" w:sz="1"/>
-              <w:right w:val="single" w:color="CCCCCC" w:sz="1"/>
-            </w:tcBorders>
-            <w:tcMar>
-              <w:top w:type="dxa" w:w="80"/>
-              <w:left w:type="dxa" w:w="120"/>
-              <w:bottom w:type="dxa" w:w="80"/>
-              <w:right w:type="dxa" w:w="120"/>
-            </w:tcMar>
-          </w:tcPr>
-          <w:p>
-            <w:r>
-              <w:rPr>
-                <w:rFonts w:ascii="Arial" w:cs="Arial" w:eastAsia="Arial" w:hAnsi="Arial"/>
-                <w:color w:val="C0392B"/>
-                <w:sz w:val="20"/>
-                <w:szCs w:val="20"/>
-              </w:rPr>
-              <w:t xml:space="preserve">█</w:t>
-            </w:r>
-            <w:r>
-              <w:rPr>
-                <w:rFonts w:ascii="Arial" w:cs="Arial" w:eastAsia="Arial" w:hAnsi="Arial"/>
-                <w:color w:val="666666"/>
-                <w:sz w:val="18"/>
-                <w:szCs w:val="18"/>
-              </w:rPr>
-              <w:t xml:space="preserve"> 1件</w:t>
-            </w:r>
-          </w:p>
-        </w:tc>
-      </w:tr>
-      <w:tr>
-        <w:tc>
-          <w:tcPr>
-            <w:tcW w:type="dxa" w:w="1200"/>
-            <w:tcBorders>
-              <w:top w:val="single" w:color="CCCCCC" w:sz="1"/>
-              <w:left w:val="single" w:color="CCCCCC" w:sz="1"/>
-              <w:bottom w:val="single" w:color="CCCCCC" w:sz="1"/>
-              <w:right w:val="single" w:color="CCCCCC" w:sz="1"/>
-            </w:tcBorders>
-            <w:shd w:fill="F2F2F2" w:val="clear"/>
-            <w:tcMar>
-              <w:top w:type="dxa" w:w="80"/>
-              <w:left w:type="dxa" w:w="120"/>
-              <w:bottom w:type="dxa" w:w="80"/>
-              <w:right w:type="dxa" w:w="120"/>
-            </w:tcMar>
-            <w:vAlign w:val="center"/>
-          </w:tcPr>
-          <w:p>
-            <w:pPr>
-              <w:jc w:val="center"/>
-            </w:pPr>
-            <w:r>
-              <w:rPr>
-                <w:rFonts w:ascii="Arial" w:cs="Arial" w:eastAsia="Arial" w:hAnsi="Arial"/>
-                <w:b/>
-                <w:bCs/>
-                <w:color w:val="333333"/>
-                <w:sz w:val="20"/>
-                <w:szCs w:val="20"/>
-              </w:rPr>
-              <w:t xml:space="preserve">2</w:t>
-            </w:r>
-          </w:p>
-        </w:tc>
-        <w:tc>
-          <w:tcPr>
-            <w:tcW w:type="dxa" w:w="1200"/>
-            <w:tcBorders>
-              <w:top w:val="single" w:color="CCCCCC" w:sz="1"/>
-              <w:left w:val="single" w:color="CCCCCC" w:sz="1"/>
-              <w:bottom w:val="single" w:color="CCCCCC" w:sz="1"/>
-              <w:right w:val="single" w:color="CCCCCC" w:sz="1"/>
-            </w:tcBorders>
-            <w:shd w:fill="F2F2F2" w:val="clear"/>
-            <w:tcMar>
-              <w:top w:type="dxa" w:w="80"/>
-              <w:left w:type="dxa" w:w="120"/>
-              <w:bottom w:type="dxa" w:w="80"/>
-              <w:right w:type="dxa" w:w="120"/>
-            </w:tcMar>
-            <w:vAlign w:val="center"/>
-          </w:tcPr>
-          <w:p>
-            <w:pPr>
-              <w:jc w:val="center"/>
-            </w:pPr>
-            <w:r>
-              <w:rPr>
-                <w:rFonts w:ascii="Arial" w:cs="Arial" w:eastAsia="Arial" w:hAnsi="Arial"/>
-                <w:b w:val="false"/>
-                <w:bCs w:val="false"/>
-                <w:color w:val="333333"/>
-                <w:sz w:val="20"/>
-                <w:szCs w:val="20"/>
-              </w:rPr>
-              <w:t xml:space="preserve">3</w:t>
-            </w:r>
-          </w:p>
-        </w:tc>
-        <w:tc>
-          <w:tcPr>
-            <w:tcW w:type="dxa" w:w="1500"/>
-            <w:tcBorders>
-              <w:top w:val="single" w:color="CCCCCC" w:sz="1"/>
-              <w:left w:val="single" w:color="CCCCCC" w:sz="1"/>
-              <w:bottom w:val="single" w:color="CCCCCC" w:sz="1"/>
-              <w:right w:val="single" w:color="CCCCCC" w:sz="1"/>
-            </w:tcBorders>
-            <w:shd w:fill="F2F2F2" w:val="clear"/>
-            <w:tcMar>
-              <w:top w:type="dxa" w:w="80"/>
-              <w:left w:type="dxa" w:w="120"/>
-              <w:bottom w:type="dxa" w:w="80"/>
-              <w:right w:type="dxa" w:w="120"/>
-            </w:tcMar>
-            <w:vAlign w:val="center"/>
-          </w:tcPr>
-          <w:p>
-            <w:pPr>
-              <w:jc w:val="center"/>
-            </w:pPr>
-            <w:r>
-              <w:rPr>
-                <w:rFonts w:ascii="Arial" w:cs="Arial" w:eastAsia="Arial" w:hAnsi="Arial"/>
-                <w:b w:val="false"/>
-                <w:bCs w:val="false"/>
-                <w:color w:val="333333"/>
-                <w:sz w:val="20"/>
-                <w:szCs w:val="20"/>
-              </w:rPr>
-              <w:t xml:space="preserve">2.4%</w:t>
+              <w:t xml:space="preserve">3.7%</w:t>
             </w:r>
           </w:p>
         </w:tc>
@@ -3958,7 +3814,7 @@
                 <w:sz w:val="24"/>
                 <w:szCs w:val="24"/>
               </w:rPr>
-              <w:t xml:space="preserve">109件（87.2%）</w:t>
+              <w:t xml:space="preserve">72件（88.9%）</w:t>
             </w:r>
           </w:p>
         </w:tc>
@@ -4009,7 +3865,7 @@
                 <w:sz w:val="24"/>
                 <w:szCs w:val="24"/>
               </w:rPr>
-              <w:t xml:space="preserve">11件（8.8%）</w:t>
+              <w:t xml:space="preserve">4件（4.9%）</w:t>
             </w:r>
           </w:p>
         </w:tc>
@@ -4040,7 +3896,7 @@
                 <w:rFonts w:ascii="Arial" w:cs="Arial" w:eastAsia="Arial" w:hAnsi="Arial"/>
                 <w:b/>
                 <w:bCs/>
-                <w:color w:val="27AE60"/>
+                <w:color w:val="FF9800"/>
                 <w:sz w:val="20"/>
                 <w:szCs w:val="20"/>
               </w:rPr>
@@ -4056,11 +3912,11 @@
                 <w:rFonts w:ascii="Arial" w:cs="Arial" w:eastAsia="Arial" w:hAnsi="Arial"/>
                 <w:b/>
                 <w:bCs/>
-                <w:color w:val="27AE60"/>
+                <w:color w:val="FF9800"/>
                 <w:sz w:val="24"/>
                 <w:szCs w:val="24"/>
               </w:rPr>
-              <w:t xml:space="preserve">5件（4.0%）</w:t>
+              <w:t xml:space="preserve">5件（6.2%）</w:t>
             </w:r>
           </w:p>
         </w:tc>
@@ -4334,7 +4190,7 @@
                 <w:sz w:val="20"/>
                 <w:szCs w:val="20"/>
               </w:rPr>
-              <w:t xml:space="preserve">「Close to the shops」「Location was good and in a quiet area」</w:t>
+              <w:t xml:space="preserve">「立地も抜群で、近くに複数の駅があり、秋葉原や上野へも徒歩圏内です」「秋葉原近辺のホテルをお探しなら、ここは中心部に位置する非常に便利なホテルです」</w:t>
             </w:r>
           </w:p>
         </w:tc>
@@ -4438,7 +4294,7 @@
                 <w:sz w:val="20"/>
                 <w:szCs w:val="20"/>
               </w:rPr>
-              <w:t xml:space="preserve">「ホテルの方々が本当に親切でした」「スタッフさんの対応がとてもよくて又来たいなと思いました」</w:t>
+              <w:t xml:space="preserve">「受付スタッフは親切で気配りが行き届いており、常にカウンターにいました」「フロントの方もみなさん親切でした」</w:t>
             </w:r>
           </w:p>
         </w:tc>
@@ -4510,7 +4366,7 @@
                 <w:sz w:val="20"/>
                 <w:szCs w:val="20"/>
               </w:rPr>
-              <w:t xml:space="preserve">20件以上</w:t>
+              <w:t xml:space="preserve">10件以上</w:t>
             </w:r>
           </w:p>
         </w:tc>
@@ -4545,7 +4401,7 @@
                 <w:sz w:val="20"/>
                 <w:szCs w:val="20"/>
               </w:rPr>
-              <w:t xml:space="preserve">「Cleanliness, convenience, breakfast」「部屋も風呂も清潔で適度に広く、過ごしやすかったです」</w:t>
+              <w:t xml:space="preserve">「部屋は常に清潔に保たれており、毎日のメイクアップサービスも行き届いていました」「Rest needs improvement 全体的に見て、ホテルの清掃は良かった」</w:t>
             </w:r>
           </w:p>
         </w:tc>
@@ -4615,7 +4471,7 @@
                 <w:sz w:val="20"/>
                 <w:szCs w:val="20"/>
               </w:rPr>
-              <w:t xml:space="preserve">20件以上</w:t>
+              <w:t xml:space="preserve">10件以上</w:t>
             </w:r>
           </w:p>
         </w:tc>
@@ -4649,7 +4505,7 @@
                 <w:sz w:val="20"/>
                 <w:szCs w:val="20"/>
               </w:rPr>
-              <w:t xml:space="preserve">「Breakfast was great」「Cleanliness, convenience, breakfast」</w:t>
+              <w:t xml:space="preserve">「ラウンジのスナック美味しい」「唯一の難点は朝食で、もう少し種類が豊富だと良いと思います」</w:t>
             </w:r>
           </w:p>
         </w:tc>
@@ -4721,7 +4577,7 @@
                 <w:sz w:val="20"/>
                 <w:szCs w:val="20"/>
               </w:rPr>
-              <w:t xml:space="preserve">20件以上</w:t>
+              <w:t xml:space="preserve">10件以上</w:t>
             </w:r>
           </w:p>
         </w:tc>
@@ -4756,7 +4612,7 @@
                 <w:sz w:val="20"/>
                 <w:szCs w:val="20"/>
               </w:rPr>
-              <w:t xml:space="preserve">「いつも、変わりなく場所が変わっても快適で、安心」「清潔で静かで快適でした」</w:t>
+              <w:t xml:space="preserve">「アメニティも充実しており、ロビーで受け取ることができます」「ベッド広い」</w:t>
             </w:r>
           </w:p>
         </w:tc>
@@ -4860,7 +4716,7 @@
                 <w:sz w:val="20"/>
                 <w:szCs w:val="20"/>
               </w:rPr>
-              <w:t xml:space="preserve">「Cleanliness, convenience, breakfast」「駅、セブンイレブン、ローソン、ファミリーマートが近くにあり、とても便利な立地です」</w:t>
+              <w:t xml:space="preserve">「近くにセブンイレブンもあるので、早朝に出かける際にちょっとした軽食を買うのに最適です」「Cleanliness, convenience, breakfast」</w:t>
             </w:r>
           </w:p>
         </w:tc>
@@ -4900,7 +4756,7 @@
           <w:sz w:val="21"/>
           <w:szCs w:val="21"/>
         </w:rPr>
-        <w:t xml:space="preserve">口コミの多数で「立地・アクセス」に関するポジティブな言及が見られ、コンフォートホテルERA東京東神田の最大の差別化要因となっています。Close to the shopsといった声が多数寄せられています。</w:t>
+        <w:t xml:space="preserve">口コミの多数で「立地・アクセス」に関するポジティブな言及が見られ、コンフォートホテルERA東京東神田の最大の差別化要因となっています。立地も抜群で、近くに複数の駅があり、秋葉原や上野へも徒歩圏内ですといった声が多数寄せられています。</w:t>
       </w:r>
     </w:p>
     <w:p>
@@ -4919,7 +4775,7 @@
           <w:sz w:val="21"/>
           <w:szCs w:val="21"/>
         </w:rPr>
-        <w:t xml:space="preserve">Close to the shops</w:t>
+        <w:t xml:space="preserve">立地も抜群で、近くに複数の駅があり、秋葉原や上野へも徒歩圏内です</w:t>
       </w:r>
     </w:p>
     <w:p>
@@ -4938,7 +4794,7 @@
           <w:sz w:val="21"/>
           <w:szCs w:val="21"/>
         </w:rPr>
-        <w:t xml:space="preserve">Location was good and in a quiet area</w:t>
+        <w:t xml:space="preserve">秋葉原近辺のホテルをお探しなら、ここは中心部に位置する非常に便利なホテルです</w:t>
       </w:r>
     </w:p>
     <w:p>
@@ -4957,7 +4813,7 @@
           <w:sz w:val="21"/>
           <w:szCs w:val="21"/>
         </w:rPr>
-        <w:t xml:space="preserve">La posizione anche se non è centrale è ben fornita da 2 s...</w:t>
+        <w:t xml:space="preserve">The location was super - there were about five different ...</w:t>
       </w:r>
     </w:p>
     <w:p>
@@ -4994,7 +4850,7 @@
           <w:sz w:val="21"/>
           <w:szCs w:val="21"/>
         </w:rPr>
-        <w:t xml:space="preserve">スタッフの対応に関するポジティブな評価も多く寄せられています。「ホテルの方々が本当に親切でした」といったコメントが見られます。</w:t>
+        <w:t xml:space="preserve">スタッフの対応に関するポジティブな評価も多く寄せられています。「受付スタッフは親切で気配りが行き届いており、常にカウンターにいました」といったコメントが見られます。</w:t>
       </w:r>
     </w:p>
     <w:p>
@@ -5299,7 +5155,7 @@
                 <w:sz w:val="20"/>
                 <w:szCs w:val="20"/>
               </w:rPr>
-              <w:t xml:space="preserve">Good hotel had everything needed for a Tokyo stay 良いホテルで、...</w:t>
+              <w:t xml:space="preserve">I stayed here as a solo traveller and felt safe walking b...</w:t>
             </w:r>
           </w:p>
         </w:tc>
@@ -5404,7 +5260,7 @@
                 <w:sz w:val="20"/>
                 <w:szCs w:val="20"/>
               </w:rPr>
-              <w:t xml:space="preserve">浴室・水回り</w:t>
+              <w:t xml:space="preserve">部屋の狭さ</w:t>
             </w:r>
           </w:p>
         </w:tc>
@@ -5438,7 +5294,7 @@
                 <w:sz w:val="20"/>
                 <w:szCs w:val="20"/>
               </w:rPr>
-              <w:t xml:space="preserve">14時から17時までにチェックインすると人形焼が無料でもらえます🆓 ラウンジは広くウェルカムドリンクが飲み放題で...</w:t>
+              <w:t xml:space="preserve">客室は典型的な東京の部屋で、やや狭めです</w:t>
             </w:r>
           </w:p>
         </w:tc>
@@ -5472,7 +5328,7 @@
                 <w:sz w:val="20"/>
                 <w:szCs w:val="20"/>
               </w:rPr>
-              <w:t xml:space="preserve">重大・8件</w:t>
+              <w:t xml:space="preserve">重大・6件</w:t>
             </w:r>
           </w:p>
         </w:tc>
@@ -5543,7 +5399,7 @@
                 <w:sz w:val="20"/>
                 <w:szCs w:val="20"/>
               </w:rPr>
-              <w:t xml:space="preserve">部屋の狭さ</w:t>
+              <w:t xml:space="preserve">浴室・水回り</w:t>
             </w:r>
           </w:p>
         </w:tc>
@@ -5577,7 +5433,7 @@
                 <w:sz w:val="20"/>
                 <w:szCs w:val="20"/>
               </w:rPr>
-              <w:t xml:space="preserve">欧米人で、アメリカのホテルのような快適さに慣れている方にとっては、特に窮屈に感じるかもしれません</w:t>
+              <w:t xml:space="preserve">唯一の小さな難点は、シャワー中に排水溝から時折下水の臭いがすることでしたが、それほど強い臭いではなく、耐えられない...</w:t>
             </w:r>
           </w:p>
         </w:tc>
@@ -5682,7 +5538,7 @@
                 <w:sz w:val="20"/>
                 <w:szCs w:val="20"/>
               </w:rPr>
-              <w:t xml:space="preserve">対応・サービスの不満</w:t>
+              <w:t xml:space="preserve">防音性能</w:t>
             </w:r>
           </w:p>
         </w:tc>
@@ -5716,7 +5572,7 @@
                 <w:sz w:val="20"/>
                 <w:szCs w:val="20"/>
               </w:rPr>
-              <w:t xml:space="preserve">みたいな感じでしたが、敷地内は禁煙ですと、毅然とした態度を示し、外国人は退散しました</w:t>
+              <w:t xml:space="preserve">ホテルはとても静かで穏やかで、騒音の問題は全くありませんでした</w:t>
             </w:r>
           </w:p>
         </w:tc>
@@ -5750,7 +5606,7 @@
                 <w:sz w:val="20"/>
                 <w:szCs w:val="20"/>
               </w:rPr>
-              <w:t xml:space="preserve">重大・6件</w:t>
+              <w:t xml:space="preserve">中度・3件</w:t>
             </w:r>
           </w:p>
         </w:tc>
@@ -5821,7 +5677,7 @@
                 <w:sz w:val="20"/>
                 <w:szCs w:val="20"/>
               </w:rPr>
-              <w:t xml:space="preserve">防音性能</w:t>
+              <w:t xml:space="preserve">臭い・匂い</w:t>
             </w:r>
           </w:p>
         </w:tc>
@@ -5855,7 +5711,7 @@
                 <w:sz w:val="20"/>
                 <w:szCs w:val="20"/>
               </w:rPr>
-              <w:t xml:space="preserve">The luggage store was easy to use and convenient 最初の夜は隣室か...</w:t>
+              <w:t xml:space="preserve">唯一の小さな難点は、シャワー中に排水溝から時折下水の臭いがすることでしたが、それほど強い臭いではなく、耐えられない...</w:t>
             </w:r>
           </w:p>
         </w:tc>
@@ -5960,7 +5816,7 @@
                 <w:sz w:val="20"/>
                 <w:szCs w:val="20"/>
               </w:rPr>
-              <w:t xml:space="preserve">臭い・匂い</w:t>
+              <w:t xml:space="preserve">対応・サービスの不満</w:t>
             </w:r>
           </w:p>
         </w:tc>
@@ -5994,7 +5850,7 @@
                 <w:sz w:val="20"/>
                 <w:szCs w:val="20"/>
               </w:rPr>
-              <w:t xml:space="preserve">外国人の方の利用が多いようで不安でしたが、たまたま玄関先でタバコを吸っている外国人3人が居る所に遭遇したのですが、...</w:t>
+              <w:t xml:space="preserve">みたいな感じでしたが、敷地内は禁煙ですと、毅然とした態度を示し、外国人は退散しました</w:t>
             </w:r>
           </w:p>
         </w:tc>
@@ -6727,7 +6583,7 @@
           <w:sz w:val="22"/>
           <w:szCs w:val="22"/>
         </w:rPr>
-        <w:t xml:space="preserve">(1) 客室設備のアップグレード</w:t>
+        <w:t xml:space="preserve">(1) 客室リニューアル計画</w:t>
       </w:r>
     </w:p>
     <w:p>
@@ -6746,7 +6602,7 @@
           <w:sz w:val="21"/>
           <w:szCs w:val="21"/>
         </w:rPr>
-        <w:t xml:space="preserve">内装の定期的なリフレッシュ計画の策定</w:t>
+        <w:t xml:space="preserve">壁紙・カーペットの張替えによる「古さ」印象の払拭</w:t>
       </w:r>
     </w:p>
     <w:p>
@@ -6765,7 +6621,7 @@
           <w:sz w:val="21"/>
           <w:szCs w:val="21"/>
         </w:rPr>
-        <w:t xml:space="preserve">照明・電源周りの設備更新</w:t>
+        <w:t xml:space="preserve">照明のLED化・調光機能の追加で客室の雰囲気向上</w:t>
       </w:r>
     </w:p>
     <w:p>
@@ -6784,7 +6640,7 @@
           <w:sz w:val="21"/>
           <w:szCs w:val="21"/>
         </w:rPr>
-        <w:t xml:space="preserve">快適性向上のための設備投資計画の立案</w:t>
+        <w:t xml:space="preserve">USB充電ポート付きコンセントの設置</w:t>
       </w:r>
     </w:p>
     <w:p>
@@ -7172,7 +7028,7 @@
                 <w:sz w:val="20"/>
                 <w:szCs w:val="20"/>
               </w:rPr>
-              <w:t xml:space="preserve">8.93点</w:t>
+              <w:t xml:space="preserve">8.85点</w:t>
             </w:r>
           </w:p>
         </w:tc>
@@ -7312,7 +7168,7 @@
                 <w:sz w:val="20"/>
                 <w:szCs w:val="20"/>
               </w:rPr>
-              <w:t xml:space="preserve">87.2%</w:t>
+              <w:t xml:space="preserve">88.9%</w:t>
             </w:r>
           </w:p>
         </w:tc>
@@ -7347,7 +7203,7 @@
                 <w:sz w:val="20"/>
                 <w:szCs w:val="20"/>
               </w:rPr>
-              <w:t xml:space="preserve">92%以上</w:t>
+              <w:t xml:space="preserve">94%以上</w:t>
             </w:r>
           </w:p>
         </w:tc>
@@ -7452,7 +7308,7 @@
                 <w:sz w:val="20"/>
                 <w:szCs w:val="20"/>
               </w:rPr>
-              <w:t xml:space="preserve">4.0%</w:t>
+              <w:t xml:space="preserve">6.2%</w:t>
             </w:r>
           </w:p>
         </w:tc>
@@ -7486,7 +7342,7 @@
                 <w:sz w:val="20"/>
                 <w:szCs w:val="20"/>
               </w:rPr>
-              <w:t xml:space="preserve">1%以下</w:t>
+              <w:t xml:space="preserve">3%以下</w:t>
             </w:r>
           </w:p>
         </w:tc>
@@ -7592,7 +7448,7 @@
                 <w:sz w:val="20"/>
                 <w:szCs w:val="20"/>
               </w:rPr>
-              <w:t xml:space="preserve">7.8点</w:t>
+              <w:t xml:space="preserve">7.5点</w:t>
             </w:r>
           </w:p>
         </w:tc>
@@ -7627,7 +7483,7 @@
                 <w:sz w:val="20"/>
                 <w:szCs w:val="20"/>
               </w:rPr>
-              <w:t xml:space="preserve">8.8点以上</w:t>
+              <w:t xml:space="preserve">8.5点以上</w:t>
             </w:r>
           </w:p>
         </w:tc>
@@ -8003,7 +7859,7 @@
           <w:sz w:val="22"/>
           <w:szCs w:val="22"/>
         </w:rPr>
-        <w:t xml:space="preserve">[1] 楽天トラベル / 10点 / 2026-03-31</w:t>
+        <w:t xml:space="preserve">[1] Trip.com / 10点 / 2026-04-05</w:t>
       </w:r>
     </w:p>
     <w:p>
@@ -8018,7 +7874,7 @@
           <w:sz w:val="21"/>
           <w:szCs w:val="21"/>
         </w:rPr>
-        <w:t xml:space="preserve">ホテルの方々が本当に親切でした。 分かりやすい場所に有り、不自由無く過ごせました。 外国人の方の利用が多いようで不安でしたが、たまたま玄関先でタバコを吸っている外国人3人が居る所に遭遇したのですが、ホテルの方が見るなり、注意をしたところ、ここは外だから良いだろう？みたいな感じでしたが、敷地内は禁煙ですと、毅然とした態度を示し、外国人は退散しました。 しっかり注意して、駄目な物は駄目と、はっき...</w:t>
+        <w:t xml:space="preserve">このホテルでの滞在は素晴らしく、強くお勧めします。一人旅でしたが、夜や早朝にホテルまで歩いて帰る際も安全だと感じました。受付スタッフは親切で気配りが行き届いており、常にカウンターにいました。チェックアウト後も周辺を少し散策したい場合や、別の都市へ移動する場合、空港から来た場合などに便利な荷物預かりサービスもあります。立地も抜群で、近くに複数の駅があり、秋葉原や上野へも徒歩圏内です。近くにセブ...</w:t>
       </w:r>
     </w:p>
     <w:p>
@@ -8039,7 +7895,7 @@
           <w:sz w:val="22"/>
           <w:szCs w:val="22"/>
         </w:rPr>
-        <w:t xml:space="preserve">[2] Booking.com / 10点 / 2026-03-31</w:t>
+        <w:t xml:space="preserve">[2] 楽天トラベル / 10点 / 2026-04-03</w:t>
       </w:r>
     </w:p>
     <w:p>
@@ -8054,7 +7910,7 @@
           <w:sz w:val="21"/>
           <w:szCs w:val="21"/>
         </w:rPr>
-        <w:t xml:space="preserve">Close to the shops. Breakfast was great.</w:t>
+        <w:t xml:space="preserve">平日で駐車場が空いていたので助かりました！ラウンジのスナック美味しい！本もちゃんとある！バイキングおしゃれ！ベッド広い！大満足です。フロントの方もみなさん親切でした。リピ大いに有りです！</w:t>
       </w:r>
     </w:p>
     <w:p>
@@ -8075,7 +7931,7 @@
           <w:sz w:val="22"/>
           <w:szCs w:val="22"/>
         </w:rPr>
-        <w:t xml:space="preserve">[3] 楽天トラベル / 10点 / 2026-03-30</w:t>
+        <w:t xml:space="preserve">[3] Booking.com / 10点 / 2026-04-03</w:t>
       </w:r>
     </w:p>
     <w:p>
@@ -8090,7 +7946,33 @@
           <w:sz w:val="21"/>
           <w:szCs w:val="21"/>
         </w:rPr>
-        <w:t xml:space="preserve">スタッフさんの対応がとてもよくて又来たいなと思いました。</w:t>
+        <w:t xml:space="preserve">Das Zimmer war sauber und verhältnismäßig groß.</w:t>
+      </w:r>
+    </w:p>
+    <w:p>
+      <w:pPr>
+        <w:spacing w:after="120" w:line="320"/>
+        <w:jc w:val="left"/>
+      </w:pPr>
+      <w:r>
+        <w:rPr>
+          <w:rFonts w:ascii="Arial" w:cs="Arial" w:eastAsia="Arial" w:hAnsi="Arial"/>
+          <w:b/>
+          <w:bCs/>
+          <w:color w:val="C0392B"/>
+          <w:sz w:val="21"/>
+          <w:szCs w:val="21"/>
+        </w:rPr>
+        <w:t xml:space="preserve">【改善点】</w:t>
+      </w:r>
+      <w:r>
+        <w:rPr>
+          <w:rFonts w:ascii="Arial" w:cs="Arial" w:eastAsia="Arial" w:hAnsi="Arial"/>
+          <w:color w:val="333333"/>
+          <w:sz w:val="21"/>
+          <w:szCs w:val="21"/>
+        </w:rPr>
+        <w:t xml:space="preserve">何もない</w:t>
       </w:r>
     </w:p>
     <w:p>
@@ -8111,7 +7993,7 @@
           <w:sz w:val="22"/>
           <w:szCs w:val="22"/>
         </w:rPr>
-        <w:t xml:space="preserve">[4] Booking.com / 10点 / 2026-03-30</w:t>
+        <w:t xml:space="preserve">[4] Google / 8点 / 2026-04-03</w:t>
       </w:r>
     </w:p>
     <w:p>
@@ -8126,7 +8008,7 @@
           <w:sz w:val="21"/>
           <w:szCs w:val="21"/>
         </w:rPr>
-        <w:t xml:space="preserve">いつも、変わりなく場所が変わっても快適で、安心</w:t>
+        <w:t xml:space="preserve">秋葉原近辺のホテルをお探しなら、ここは中心部に位置する非常に便利なホテルです。  客室は典型的な東京の部屋で、やや狭めです。事前チェックインサービスも利用できます。  唯一の難点は朝食で、もう少し種類が豊富だと良いと思います。</w:t>
       </w:r>
     </w:p>
     <w:p>
@@ -8147,7 +8029,7 @@
           <w:sz w:val="22"/>
           <w:szCs w:val="22"/>
         </w:rPr>
-        <w:t xml:space="preserve">[5] Booking.com / 8点 / 2026-03-30</w:t>
+        <w:t xml:space="preserve">[5] Google / 8点 / 2026-04-03</w:t>
       </w:r>
     </w:p>
     <w:p>
@@ -8162,7 +8044,187 @@
           <w:sz w:val="21"/>
           <w:szCs w:val="21"/>
         </w:rPr>
-        <w:t xml:space="preserve">Cleanliness, convenience, breakfast.</w:t>
+        <w:t xml:space="preserve">秋葉原近辺のホテルをお探しなら、ここは中心部に位置する非常に便利なホテルです。客室は典型的な東京の部屋で、やや狭めですが、チェックイン代行サービスも利用できます。唯一の難点は朝食で、もう少し種類が豊富だと良いと思います。</w:t>
+      </w:r>
+    </w:p>
+    <w:p>
+      <w:pPr>
+        <w:spacing w:after="60"/>
+      </w:pPr>
+    </w:p>
+    <w:p>
+      <w:pPr>
+        <w:spacing w:after="120" w:before="200"/>
+      </w:pPr>
+      <w:r>
+        <w:rPr>
+          <w:rFonts w:ascii="Arial" w:cs="Arial" w:eastAsia="Arial" w:hAnsi="Arial"/>
+          <w:b/>
+          <w:bCs/>
+          <w:color w:val="1B3A5C"/>
+          <w:sz w:val="22"/>
+          <w:szCs w:val="22"/>
+        </w:rPr>
+        <w:t xml:space="preserve">[6] Trip.com / 6点 / 2026-04-02</w:t>
+      </w:r>
+    </w:p>
+    <w:p>
+      <w:pPr>
+        <w:spacing w:after="120" w:line="320"/>
+        <w:jc w:val="left"/>
+      </w:pPr>
+      <w:r>
+        <w:rPr>
+          <w:rFonts w:ascii="Arial" w:cs="Arial" w:eastAsia="Arial" w:hAnsi="Arial"/>
+          <w:color w:val="333333"/>
+          <w:sz w:val="21"/>
+          <w:szCs w:val="21"/>
+        </w:rPr>
+        <w:t xml:space="preserve">全体的に見て、ホテルの清掃は良かった。その他は改善が必要。</w:t>
+      </w:r>
+    </w:p>
+    <w:p>
+      <w:pPr>
+        <w:spacing w:after="60"/>
+      </w:pPr>
+    </w:p>
+    <w:p>
+      <w:pPr>
+        <w:spacing w:after="120" w:before="200"/>
+      </w:pPr>
+      <w:r>
+        <w:rPr>
+          <w:rFonts w:ascii="Arial" w:cs="Arial" w:eastAsia="Arial" w:hAnsi="Arial"/>
+          <w:b/>
+          <w:bCs/>
+          <w:color w:val="1B3A5C"/>
+          <w:sz w:val="22"/>
+          <w:szCs w:val="22"/>
+        </w:rPr>
+        <w:t xml:space="preserve">[7] Google / 2点 / 2026-03-20</w:t>
+      </w:r>
+    </w:p>
+    <w:p>
+      <w:pPr>
+        <w:spacing w:after="120" w:line="320"/>
+        <w:jc w:val="left"/>
+      </w:pPr>
+      <w:r>
+        <w:rPr>
+          <w:rFonts w:ascii="Arial" w:cs="Arial" w:eastAsia="Arial" w:hAnsi="Arial"/>
+          <w:color w:val="333333"/>
+          <w:sz w:val="21"/>
+          <w:szCs w:val="21"/>
+        </w:rPr>
+        <w:t xml:space="preserve">「朝から気分を台無しにされた。サービスは最悪」  数日間滞在しましたが、残念ながら非常に不快な印象を受けました。立地の良さも台無しです。  一番の問題は、スタッフの全くの無関心です。誕生日に合わせて旅行したので、せめて少しでも気遣い（チェックイン時の挨拶、ポストカード、ちょっとした気遣いなど、普通のホテルならよくあることです）を期待してこのホテルを選びました。ところが、受付スタッフはまるで耳...</w:t>
+      </w:r>
+    </w:p>
+    <w:p>
+      <w:pPr>
+        <w:spacing w:after="60"/>
+      </w:pPr>
+    </w:p>
+    <w:p>
+      <w:pPr>
+        <w:spacing w:after="120" w:before="200"/>
+      </w:pPr>
+      <w:r>
+        <w:rPr>
+          <w:rFonts w:ascii="Arial" w:cs="Arial" w:eastAsia="Arial" w:hAnsi="Arial"/>
+          <w:b/>
+          <w:bCs/>
+          <w:color w:val="1B3A5C"/>
+          <w:sz w:val="22"/>
+          <w:szCs w:val="22"/>
+        </w:rPr>
+        <w:t xml:space="preserve">[8] Google / 2点 / 2026-03-16</w:t>
+      </w:r>
+    </w:p>
+    <w:p>
+      <w:pPr>
+        <w:spacing w:after="120" w:line="320"/>
+        <w:jc w:val="left"/>
+      </w:pPr>
+      <w:r>
+        <w:rPr>
+          <w:rFonts w:ascii="Arial" w:cs="Arial" w:eastAsia="Arial" w:hAnsi="Arial"/>
+          <w:color w:val="333333"/>
+          <w:sz w:val="21"/>
+          <w:szCs w:val="21"/>
+        </w:rPr>
+        <w:t xml:space="preserve">何か必要なことがあっても、スタッフは全く助けてくれません。「申し訳ありませんが、できません」と言うだけです。簡単なことすらまともにできません。他のスタッフならもっとうまくやってくれるでしょう。</w:t>
+      </w:r>
+    </w:p>
+    <w:p>
+      <w:pPr>
+        <w:spacing w:after="60"/>
+      </w:pPr>
+    </w:p>
+    <w:p>
+      <w:pPr>
+        <w:spacing w:after="120" w:before="200"/>
+      </w:pPr>
+      <w:r>
+        <w:rPr>
+          <w:rFonts w:ascii="Arial" w:cs="Arial" w:eastAsia="Arial" w:hAnsi="Arial"/>
+          <w:b/>
+          <w:bCs/>
+          <w:color w:val="1B3A5C"/>
+          <w:sz w:val="22"/>
+          <w:szCs w:val="22"/>
+        </w:rPr>
+        <w:t xml:space="preserve">[9] Google / 2点 / 2026-03-16</w:t>
+      </w:r>
+    </w:p>
+    <w:p>
+      <w:pPr>
+        <w:spacing w:after="120" w:line="320"/>
+        <w:jc w:val="left"/>
+      </w:pPr>
+      <w:r>
+        <w:rPr>
+          <w:rFonts w:ascii="Arial" w:cs="Arial" w:eastAsia="Arial" w:hAnsi="Arial"/>
+          <w:color w:val="333333"/>
+          <w:sz w:val="21"/>
+          <w:szCs w:val="21"/>
+        </w:rPr>
+        <w:t xml:space="preserve">何か必要なことがあっても、スタッフは全く助けてくれません。「申し訳ありませんが、できません」と言うだけです。簡単なことすらまともにできません。他のスタッフならもっとうまくやってくれるでしょう。</w:t>
+      </w:r>
+    </w:p>
+    <w:p>
+      <w:pPr>
+        <w:spacing w:after="60"/>
+      </w:pPr>
+    </w:p>
+    <w:p>
+      <w:pPr>
+        <w:spacing w:after="120" w:before="200"/>
+      </w:pPr>
+      <w:r>
+        <w:rPr>
+          <w:rFonts w:ascii="Arial" w:cs="Arial" w:eastAsia="Arial" w:hAnsi="Arial"/>
+          <w:b/>
+          <w:bCs/>
+          <w:color w:val="1B3A5C"/>
+          <w:sz w:val="22"/>
+          <w:szCs w:val="22"/>
+        </w:rPr>
+        <w:t xml:space="preserve">[10] Booking.com / 3点 / 2026-03-10</w:t>
+      </w:r>
+    </w:p>
+    <w:p>
+      <w:pPr>
+        <w:spacing w:after="120" w:line="320"/>
+        <w:jc w:val="left"/>
+      </w:pPr>
+      <w:r>
+        <w:rPr>
+          <w:rFonts w:ascii="Arial" w:cs="Arial" w:eastAsia="Arial" w:hAnsi="Arial"/>
+          <w:color w:val="333333"/>
+          <w:sz w:val="21"/>
+          <w:szCs w:val="21"/>
+        </w:rPr>
+        <w:t xml:space="preserve">Some of the staff are very professional,</w:t>
       </w:r>
     </w:p>
     <w:p>
@@ -8188,213 +8250,7 @@
           <w:sz w:val="21"/>
           <w:szCs w:val="21"/>
         </w:rPr>
-        <w:t xml:space="preserve">スタッフ。</w:t>
-      </w:r>
-    </w:p>
-    <w:p>
-      <w:pPr>
-        <w:spacing w:after="60"/>
-      </w:pPr>
-    </w:p>
-    <w:p>
-      <w:pPr>
-        <w:spacing w:after="120" w:before="200"/>
-      </w:pPr>
-      <w:r>
-        <w:rPr>
-          <w:rFonts w:ascii="Arial" w:cs="Arial" w:eastAsia="Arial" w:hAnsi="Arial"/>
-          <w:b/>
-          <w:bCs/>
-          <w:color w:val="1B3A5C"/>
-          <w:sz w:val="22"/>
-          <w:szCs w:val="22"/>
-        </w:rPr>
-        <w:t xml:space="preserve">[6] Google / 2点 / 2026-03-20</w:t>
-      </w:r>
-    </w:p>
-    <w:p>
-      <w:pPr>
-        <w:spacing w:after="120" w:line="320"/>
-        <w:jc w:val="left"/>
-      </w:pPr>
-      <w:r>
-        <w:rPr>
-          <w:rFonts w:ascii="Arial" w:cs="Arial" w:eastAsia="Arial" w:hAnsi="Arial"/>
-          <w:color w:val="333333"/>
-          <w:sz w:val="21"/>
-          <w:szCs w:val="21"/>
-        </w:rPr>
-        <w:t xml:space="preserve">「朝から気分を台無しにされた。サービスは最悪」  数日間滞在しましたが、残念ながら非常に不快な印象を受けました。立地の良さも台無しです。  一番の問題は、スタッフの全くの無関心です。誕生日に合わせて旅行したので、せめて少しでも気遣い（チェックイン時の挨拶、ポストカード、ちょっとした気遣いなど、普通のホテルならよくあることです）を期待してこのホテルを選びました。ところが、受付スタッフはまるで耳...</w:t>
-      </w:r>
-    </w:p>
-    <w:p>
-      <w:pPr>
-        <w:spacing w:after="60"/>
-      </w:pPr>
-    </w:p>
-    <w:p>
-      <w:pPr>
-        <w:spacing w:after="120" w:before="200"/>
-      </w:pPr>
-      <w:r>
-        <w:rPr>
-          <w:rFonts w:ascii="Arial" w:cs="Arial" w:eastAsia="Arial" w:hAnsi="Arial"/>
-          <w:b/>
-          <w:bCs/>
-          <w:color w:val="1B3A5C"/>
-          <w:sz w:val="22"/>
-          <w:szCs w:val="22"/>
-        </w:rPr>
-        <w:t xml:space="preserve">[7] Google / 2点 / 2026-03-16</w:t>
-      </w:r>
-    </w:p>
-    <w:p>
-      <w:pPr>
-        <w:spacing w:after="120" w:line="320"/>
-        <w:jc w:val="left"/>
-      </w:pPr>
-      <w:r>
-        <w:rPr>
-          <w:rFonts w:ascii="Arial" w:cs="Arial" w:eastAsia="Arial" w:hAnsi="Arial"/>
-          <w:color w:val="333333"/>
-          <w:sz w:val="21"/>
-          <w:szCs w:val="21"/>
-        </w:rPr>
-        <w:t xml:space="preserve">何か必要なことがあっても、スタッフは全く助けてくれません。「申し訳ありませんが、できません」と言うだけです。簡単なことすらまともにできません。他のスタッフならもっとうまくやってくれるでしょう。</w:t>
-      </w:r>
-    </w:p>
-    <w:p>
-      <w:pPr>
-        <w:spacing w:after="60"/>
-      </w:pPr>
-    </w:p>
-    <w:p>
-      <w:pPr>
-        <w:spacing w:after="120" w:before="200"/>
-      </w:pPr>
-      <w:r>
-        <w:rPr>
-          <w:rFonts w:ascii="Arial" w:cs="Arial" w:eastAsia="Arial" w:hAnsi="Arial"/>
-          <w:b/>
-          <w:bCs/>
-          <w:color w:val="1B3A5C"/>
-          <w:sz w:val="22"/>
-          <w:szCs w:val="22"/>
-        </w:rPr>
-        <w:t xml:space="preserve">[8] Google / 2点 / 2026-03-16</w:t>
-      </w:r>
-    </w:p>
-    <w:p>
-      <w:pPr>
-        <w:spacing w:after="120" w:line="320"/>
-        <w:jc w:val="left"/>
-      </w:pPr>
-      <w:r>
-        <w:rPr>
-          <w:rFonts w:ascii="Arial" w:cs="Arial" w:eastAsia="Arial" w:hAnsi="Arial"/>
-          <w:color w:val="333333"/>
-          <w:sz w:val="21"/>
-          <w:szCs w:val="21"/>
-        </w:rPr>
-        <w:t xml:space="preserve">何か必要なことがあっても、スタッフは全く助けてくれません。「申し訳ありませんが、できません」と言うだけです。簡単なことすらまともにできません。他のスタッフならもっとうまくやってくれるでしょう。</w:t>
-      </w:r>
-    </w:p>
-    <w:p>
-      <w:pPr>
-        <w:spacing w:after="60"/>
-      </w:pPr>
-    </w:p>
-    <w:p>
-      <w:pPr>
-        <w:spacing w:after="120" w:before="200"/>
-      </w:pPr>
-      <w:r>
-        <w:rPr>
-          <w:rFonts w:ascii="Arial" w:cs="Arial" w:eastAsia="Arial" w:hAnsi="Arial"/>
-          <w:b/>
-          <w:bCs/>
-          <w:color w:val="1B3A5C"/>
-          <w:sz w:val="22"/>
-          <w:szCs w:val="22"/>
-        </w:rPr>
-        <w:t xml:space="preserve">[9] Booking.com / 3点 / 2026-03-10</w:t>
-      </w:r>
-    </w:p>
-    <w:p>
-      <w:pPr>
-        <w:spacing w:after="120" w:line="320"/>
-        <w:jc w:val="left"/>
-      </w:pPr>
-      <w:r>
-        <w:rPr>
-          <w:rFonts w:ascii="Arial" w:cs="Arial" w:eastAsia="Arial" w:hAnsi="Arial"/>
-          <w:color w:val="333333"/>
-          <w:sz w:val="21"/>
-          <w:szCs w:val="21"/>
-        </w:rPr>
-        <w:t xml:space="preserve">Some of the staff are very professional,</w:t>
-      </w:r>
-    </w:p>
-    <w:p>
-      <w:pPr>
-        <w:spacing w:after="120" w:line="320"/>
-        <w:jc w:val="left"/>
-      </w:pPr>
-      <w:r>
-        <w:rPr>
-          <w:rFonts w:ascii="Arial" w:cs="Arial" w:eastAsia="Arial" w:hAnsi="Arial"/>
-          <w:b/>
-          <w:bCs/>
-          <w:color w:val="C0392B"/>
-          <w:sz w:val="21"/>
-          <w:szCs w:val="21"/>
-        </w:rPr>
-        <w:t xml:space="preserve">【改善点】</w:t>
-      </w:r>
-      <w:r>
-        <w:rPr>
-          <w:rFonts w:ascii="Arial" w:cs="Arial" w:eastAsia="Arial" w:hAnsi="Arial"/>
-          <w:color w:val="333333"/>
-          <w:sz w:val="21"/>
-          <w:szCs w:val="21"/>
-        </w:rPr>
         <w:t xml:space="preserve">しかし、それ以外の場面では、まるで泥棒を見るかのように、無料のコーヒーを飲むのをじっと見つめてきます。挨拶すらしてくれません。日本でホテルの従業員にこんなに失礼な人を見たのは初めてです。</w:t>
-      </w:r>
-    </w:p>
-    <w:p>
-      <w:pPr>
-        <w:spacing w:after="60"/>
-      </w:pPr>
-    </w:p>
-    <w:p>
-      <w:pPr>
-        <w:spacing w:after="120" w:before="200"/>
-      </w:pPr>
-      <w:r>
-        <w:rPr>
-          <w:rFonts w:ascii="Arial" w:cs="Arial" w:eastAsia="Arial" w:hAnsi="Arial"/>
-          <w:b/>
-          <w:bCs/>
-          <w:color w:val="1B3A5C"/>
-          <w:sz w:val="22"/>
-          <w:szCs w:val="22"/>
-        </w:rPr>
-        <w:t xml:space="preserve">[10] Google / 4点 / 2026-03-10</w:t>
-      </w:r>
-    </w:p>
-    <w:p>
-      <w:pPr>
-        <w:spacing w:after="120" w:line="320"/>
-        <w:jc w:val="left"/>
-      </w:pPr>
-      <w:r>
-        <w:rPr>
-          <w:rFonts w:ascii="Arial" w:cs="Arial" w:eastAsia="Arial" w:hAnsi="Arial"/>
-          <w:color w:val="333333"/>
-          <w:sz w:val="21"/>
-          <w:szCs w:val="21"/>
-        </w:rPr>
-        <w:t xml:space="preserve">スタッフの中にはとてもプロフェッショナルな人もいますが、そうでない場合は、まるで泥棒でもしているかのように、無料のコーヒーを飲むのをじっと見ています。挨拶もしません。日本でホテルで失礼な人を見たのは初めてです。</w:t>
       </w:r>
     </w:p>
     <w:p>
@@ -8459,7 +8315,7 @@
                 <w:sz w:val="21"/>
                 <w:szCs w:val="21"/>
               </w:rPr>
-              <w:t xml:space="preserve">コンフォートホテルERA東京東神田は、全体平均8.93点（10点換算）、高評価率87.2%という良好な顧客満足度を維持しているホテルです。特に「立地・アクセス」「スタッフの対応」が多くのゲストから高く評価されています。</w:t>
+              <w:t xml:space="preserve">コンフォートホテルERA東京東神田は、全体平均8.85点（10点換算）、高評価率88.9%という良好な顧客満足度を維持しているホテルです。特に「立地・アクセス」「スタッフの対応」が多くのゲストから高く評価されています。</w:t>
             </w:r>
           </w:p>
           <w:p>
@@ -8473,7 +8329,7 @@
                 <w:sz w:val="21"/>
                 <w:szCs w:val="21"/>
               </w:rPr>
-              <w:t xml:space="preserve">改善課題としては、エアコン・空調、浴室・水回り、部屋の狭さが主要なテーマとして浮上しています。ただし、これらの課題を指摘するゲストの多くも他の面では高い評価を付けており、ネガティブ要素が全体評価を大きく押し下げているわけではありません。</w:t>
+              <w:t xml:space="preserve">改善課題としては、エアコン・空調、部屋の狭さ、浴室・水回りが主要なテーマとして浮上しています。ただし、これらの課題を指摘するゲストの多くも他の面では高い評価を付けており、ネガティブ要素が全体評価を大きく押し下げているわけではありません。</w:t>
             </w:r>
           </w:p>
           <w:p>
@@ -8501,7 +8357,7 @@
                 <w:sz w:val="21"/>
                 <w:szCs w:val="21"/>
               </w:rPr>
-              <w:t xml:space="preserve">Googleでの低スコア（7.8点）は、口コミ返信の強化とサービス品質の一貫性確保で改善余地があります。全サイトでの口コミ返信率100%を目指すことで、ホテルの姿勢をゲストに伝え、リピート率の向上につなげることが重要です。</w:t>
+              <w:t xml:space="preserve">Googleでの低スコア（7.5点）は、口コミ返信の強化とサービス品質の一貫性確保で改善余地があります。全サイトでの口コミ返信率100%を目指すことで、ホテルの姿勢をゲストに伝え、リピート率の向上につなげることが重要です。</w:t>
             </w:r>
           </w:p>
           <w:p>

--- a/納品レポート/ホテル別レポート/comfort_era_higashikanda_口コミ分析改善レポート.docx
+++ b/納品レポート/ホテル別レポート/comfort_era_higashikanda_口コミ分析改善レポート.docx
@@ -131,7 +131,7 @@
           <w:sz w:val="20"/>
           <w:szCs w:val="20"/>
         </w:rPr>
-        <w:t xml:space="preserve">作成日：2026年4月10日</w:t>
+        <w:t xml:space="preserve">作成日：2026年4月11日</w:t>
       </w:r>
     </w:p>
     <w:p>

--- a/納品レポート/ホテル別レポート/comfort_era_higashikanda_口コミ分析改善レポート.docx
+++ b/納品レポート/ホテル別レポート/comfort_era_higashikanda_口コミ分析改善レポート.docx
@@ -61,7 +61,7 @@
           <w:sz w:val="32"/>
           <w:szCs w:val="32"/>
         </w:rPr>
-        <w:t xml:space="preserve">コンフォートホテルERA東京東神田</w:t>
+        <w:t xml:space="preserve">コンフォートホテルERA東神田</w:t>
       </w:r>
     </w:p>
     <w:p>
@@ -131,7 +131,7 @@
           <w:sz w:val="20"/>
           <w:szCs w:val="20"/>
         </w:rPr>
-        <w:t xml:space="preserve">作成日：2026年4月11日</w:t>
+        <w:t xml:space="preserve">作成日：2026年4月13日</w:t>
       </w:r>
     </w:p>
     <w:p>
@@ -4611,7 +4611,7 @@
           <w:sz w:val="21"/>
           <w:szCs w:val="21"/>
         </w:rPr>
-        <w:t xml:space="preserve">口コミの多数で「立地・アクセス」に関するポジティブな言及が見られ、コンフォートホテルERA東京東神田の最大の差別化要因となっています。Close to the shopsといった声が多数寄せられています。</w:t>
+        <w:t xml:space="preserve">口コミの多数で「立地・アクセス」に関するポジティブな言及が見られ、コンフォートホテルERA東神田の最大の差別化要因となっています。Close to the shopsといった声が多数寄せられています。</w:t>
       </w:r>
     </w:p>
     <w:p>
@@ -8170,7 +8170,7 @@
                 <w:sz w:val="21"/>
                 <w:szCs w:val="21"/>
               </w:rPr>
-              <w:t xml:space="preserve">コンフォートホテルERA東京東神田は、全体平均8.78点（10点換算）、高評価率88.1%という良好な顧客満足度を維持しているホテルです。特に「立地・アクセス」「スタッフの対応」が多くのゲストから高く評価されています。</w:t>
+              <w:t xml:space="preserve">コンフォートホテルERA東神田は、全体平均8.78点（10点換算）、高評価率88.1%という良好な顧客満足度を維持しているホテルです。特に「立地・アクセス」「スタッフの対応」が多くのゲストから高く評価されています。</w:t>
             </w:r>
           </w:p>
           <w:p>
@@ -8225,7 +8225,7 @@
                 <w:sz w:val="21"/>
                 <w:szCs w:val="21"/>
               </w:rPr>
-              <w:t xml:space="preserve">立地・アクセスという強みを活かしつつ、段階的な改善を実行することで、コンフォートホテルERA東京東神田はさらなる顧客満足度の向上とブランド価値の強化を実現することができます。</w:t>
+              <w:t xml:space="preserve">立地・アクセスという強みを活かしつつ、段階的な改善を実行することで、コンフォートホテルERA東神田はさらなる顧客満足度の向上とブランド価値の強化を実現することができます。</w:t>
             </w:r>
           </w:p>
         </w:tc>
@@ -8401,7 +8401,7 @@
         <w:sz w:val="16"/>
         <w:szCs w:val="16"/>
       </w:rPr>
-      <w:t xml:space="preserve">コンフォートホテルERA東京東神田｜口コミ分析改善レポート</w:t>
+      <w:t xml:space="preserve">コンフォートホテルERA東神田｜口コミ分析改善レポート</w:t>
     </w:r>
   </w:p>
 </w:hdr>

--- a/納品レポート/ホテル別レポート/comfort_era_higashikanda_口コミ分析改善レポート.docx
+++ b/納品レポート/ホテル別レポート/comfort_era_higashikanda_口コミ分析改善レポート.docx
@@ -61,7 +61,7 @@
           <w:sz w:val="32"/>
           <w:szCs w:val="32"/>
         </w:rPr>
-        <w:t xml:space="preserve">コンフォートホテルERA東神田</w:t>
+        <w:t xml:space="preserve">コンフォートホテルERA東京東神田</w:t>
       </w:r>
     </w:p>
     <w:p>
@@ -131,7 +131,7 @@
           <w:sz w:val="20"/>
           <w:szCs w:val="20"/>
         </w:rPr>
-        <w:t xml:space="preserve">作成日：2026年4月13日</w:t>
+        <w:t xml:space="preserve">作成日：2026年4月15日</w:t>
       </w:r>
     </w:p>
     <w:p>
@@ -4611,7 +4611,7 @@
           <w:sz w:val="21"/>
           <w:szCs w:val="21"/>
         </w:rPr>
-        <w:t xml:space="preserve">口コミの多数で「立地・アクセス」に関するポジティブな言及が見られ、コンフォートホテルERA東神田の最大の差別化要因となっています。Close to the shopsといった声が多数寄せられています。</w:t>
+        <w:t xml:space="preserve">口コミの多数で「立地・アクセス」に関するポジティブな言及が見られ、コンフォートホテルERA東京東神田の最大の差別化要因となっています。Close to the shopsといった声が多数寄せられています。</w:t>
       </w:r>
     </w:p>
     <w:p>
@@ -8170,7 +8170,7 @@
                 <w:sz w:val="21"/>
                 <w:szCs w:val="21"/>
               </w:rPr>
-              <w:t xml:space="preserve">コンフォートホテルERA東神田は、全体平均8.78点（10点換算）、高評価率88.1%という良好な顧客満足度を維持しているホテルです。特に「立地・アクセス」「スタッフの対応」が多くのゲストから高く評価されています。</w:t>
+              <w:t xml:space="preserve">コンフォートホテルERA東京東神田は、全体平均8.78点（10点換算）、高評価率88.1%という良好な顧客満足度を維持しているホテルです。特に「立地・アクセス」「スタッフの対応」が多くのゲストから高く評価されています。</w:t>
             </w:r>
           </w:p>
           <w:p>
@@ -8225,7 +8225,7 @@
                 <w:sz w:val="21"/>
                 <w:szCs w:val="21"/>
               </w:rPr>
-              <w:t xml:space="preserve">立地・アクセスという強みを活かしつつ、段階的な改善を実行することで、コンフォートホテルERA東神田はさらなる顧客満足度の向上とブランド価値の強化を実現することができます。</w:t>
+              <w:t xml:space="preserve">立地・アクセスという強みを活かしつつ、段階的な改善を実行することで、コンフォートホテルERA東京東神田はさらなる顧客満足度の向上とブランド価値の強化を実現することができます。</w:t>
             </w:r>
           </w:p>
         </w:tc>
@@ -8401,7 +8401,7 @@
         <w:sz w:val="16"/>
         <w:szCs w:val="16"/>
       </w:rPr>
-      <w:t xml:space="preserve">コンフォートホテルERA東神田｜口コミ分析改善レポート</w:t>
+      <w:t xml:space="preserve">コンフォートホテルERA東京東神田｜口コミ分析改善レポート</w:t>
     </w:r>
   </w:p>
 </w:hdr>

--- a/納品レポート/ホテル別レポート/comfort_era_higashikanda_口コミ分析改善レポート.docx
+++ b/納品レポート/ホテル別レポート/comfort_era_higashikanda_口コミ分析改善レポート.docx
@@ -131,7 +131,7 @@
           <w:sz w:val="20"/>
           <w:szCs w:val="20"/>
         </w:rPr>
-        <w:t xml:space="preserve">作成日：2026年4月16日</w:t>
+        <w:t xml:space="preserve">作成日：2026年4月20日</w:t>
       </w:r>
     </w:p>
     <w:p>
@@ -567,7 +567,7 @@
                 <w:sz w:val="20"/>
                 <w:szCs w:val="20"/>
               </w:rPr>
-              <w:t xml:space="preserve">エアコン・空調（16件）、浴室・水回り（5件）、部屋の狭さ（3件）、防音性能（2件）</w:t>
+              <w:t xml:space="preserve">エアコン・空調（16件）、浴室・水回り（5件）、防音性能（2件）、部屋の狭さ（2件）</w:t>
             </w:r>
           </w:p>
           <w:p>
@@ -5254,7 +5254,7 @@
                 <w:sz w:val="20"/>
                 <w:szCs w:val="20"/>
               </w:rPr>
-              <w:t xml:space="preserve">部屋の狭さ</w:t>
+              <w:t xml:space="preserve">防音性能</w:t>
             </w:r>
           </w:p>
         </w:tc>
@@ -5288,7 +5288,7 @@
                 <w:sz w:val="20"/>
                 <w:szCs w:val="20"/>
               </w:rPr>
-              <w:t xml:space="preserve">欧米人で、アメリカのホテルのような快適さに慣れている方にとっては、特に窮屈に感じるかもしれません</w:t>
+              <w:t xml:space="preserve">The luggage store was easy to use and convenient 最初の夜は隣室か...</w:t>
             </w:r>
           </w:p>
         </w:tc>
@@ -5322,7 +5322,7 @@
                 <w:sz w:val="20"/>
                 <w:szCs w:val="20"/>
               </w:rPr>
-              <w:t xml:space="preserve">中度・3件</w:t>
+              <w:t xml:space="preserve">軽度・2件</w:t>
             </w:r>
           </w:p>
         </w:tc>
@@ -5393,7 +5393,7 @@
                 <w:sz w:val="20"/>
                 <w:szCs w:val="20"/>
               </w:rPr>
-              <w:t xml:space="preserve">防音性能</w:t>
+              <w:t xml:space="preserve">部屋の狭さ</w:t>
             </w:r>
           </w:p>
         </w:tc>
@@ -5427,7 +5427,7 @@
                 <w:sz w:val="20"/>
                 <w:szCs w:val="20"/>
               </w:rPr>
-              <w:t xml:space="preserve">The luggage store was easy to use and convenient 最初の夜は隣室か...</w:t>
+              <w:t xml:space="preserve">The rooms are quite small (like everywhere in Japan), but...</w:t>
             </w:r>
           </w:p>
         </w:tc>
@@ -8184,7 +8184,7 @@
                 <w:sz w:val="21"/>
                 <w:szCs w:val="21"/>
               </w:rPr>
-              <w:t xml:space="preserve">改善課題としては、エアコン・空調、浴室・水回り、部屋の狭さが主要なテーマとして浮上しています。ただし、これらの課題を指摘するゲストの多くも他の面では高い評価を付けており、ネガティブ要素が全体評価を大きく押し下げているわけではありません。</w:t>
+              <w:t xml:space="preserve">改善課題としては、エアコン・空調、浴室・水回り、防音性能が主要なテーマとして浮上しています。ただし、これらの課題を指摘するゲストの多くも他の面では高い評価を付けており、ネガティブ要素が全体評価を大きく押し下げているわけではありません。</w:t>
             </w:r>
           </w:p>
           <w:p>

--- a/納品レポート/ホテル別レポート/comfort_era_higashikanda_口コミ分析改善レポート.docx
+++ b/納品レポート/ホテル別レポート/comfort_era_higashikanda_口コミ分析改善レポート.docx
@@ -61,7 +61,7 @@
           <w:sz w:val="32"/>
           <w:szCs w:val="32"/>
         </w:rPr>
-        <w:t xml:space="preserve">コンフォートホテルERA東神田</w:t>
+        <w:t xml:space="preserve">コンフォートイン東京東神田</w:t>
       </w:r>
     </w:p>
     <w:p>
@@ -131,7 +131,7 @@
           <w:sz w:val="20"/>
           <w:szCs w:val="20"/>
         </w:rPr>
-        <w:t xml:space="preserve">作成日：2026年4月20日</w:t>
+        <w:t xml:space="preserve">作成日：2026年4月21日</w:t>
       </w:r>
     </w:p>
     <w:p>
@@ -567,7 +567,7 @@
                 <w:sz w:val="20"/>
                 <w:szCs w:val="20"/>
               </w:rPr>
-              <w:t xml:space="preserve">エアコン・空調（16件）、浴室・水回り（5件）、防音性能（2件）、部屋の狭さ（2件）</w:t>
+              <w:t xml:space="preserve">エアコン・空調（16件）、浴室・水回り（5件）、部屋の狭さ（3件）、防音性能（2件）</w:t>
             </w:r>
           </w:p>
           <w:p>
@@ -4611,7 +4611,7 @@
           <w:sz w:val="21"/>
           <w:szCs w:val="21"/>
         </w:rPr>
-        <w:t xml:space="preserve">口コミの多数で「立地・アクセス」に関するポジティブな言及が見られ、コンフォートホテルERA東神田の最大の差別化要因となっています。Close to the shopsといった声が多数寄せられています。</w:t>
+        <w:t xml:space="preserve">口コミの多数で「立地・アクセス」に関するポジティブな言及が見られ、コンフォートイン東京東神田の最大の差別化要因となっています。Close to the shopsといった声が多数寄せられています。</w:t>
       </w:r>
     </w:p>
     <w:p>
@@ -5254,7 +5254,7 @@
                 <w:sz w:val="20"/>
                 <w:szCs w:val="20"/>
               </w:rPr>
-              <w:t xml:space="preserve">防音性能</w:t>
+              <w:t xml:space="preserve">部屋の狭さ</w:t>
             </w:r>
           </w:p>
         </w:tc>
@@ -5288,7 +5288,7 @@
                 <w:sz w:val="20"/>
                 <w:szCs w:val="20"/>
               </w:rPr>
-              <w:t xml:space="preserve">The luggage store was easy to use and convenient 最初の夜は隣室か...</w:t>
+              <w:t xml:space="preserve">欧米人で、アメリカのホテルのような快適さに慣れている方にとっては、特に窮屈に感じるかもしれません</w:t>
             </w:r>
           </w:p>
         </w:tc>
@@ -5322,7 +5322,7 @@
                 <w:sz w:val="20"/>
                 <w:szCs w:val="20"/>
               </w:rPr>
-              <w:t xml:space="preserve">軽度・2件</w:t>
+              <w:t xml:space="preserve">中度・3件</w:t>
             </w:r>
           </w:p>
         </w:tc>
@@ -5393,7 +5393,7 @@
                 <w:sz w:val="20"/>
                 <w:szCs w:val="20"/>
               </w:rPr>
-              <w:t xml:space="preserve">部屋の狭さ</w:t>
+              <w:t xml:space="preserve">防音性能</w:t>
             </w:r>
           </w:p>
         </w:tc>
@@ -5427,7 +5427,7 @@
                 <w:sz w:val="20"/>
                 <w:szCs w:val="20"/>
               </w:rPr>
-              <w:t xml:space="preserve">The rooms are quite small (like everywhere in Japan), but...</w:t>
+              <w:t xml:space="preserve">The luggage store was easy to use and convenient 最初の夜は隣室か...</w:t>
             </w:r>
           </w:p>
         </w:tc>
@@ -8170,7 +8170,7 @@
                 <w:sz w:val="21"/>
                 <w:szCs w:val="21"/>
               </w:rPr>
-              <w:t xml:space="preserve">コンフォートホテルERA東神田は、全体平均8.78点（10点換算）、高評価率88.1%という良好な顧客満足度を維持しているホテルです。特に「立地・アクセス」「スタッフの対応」が多くのゲストから高く評価されています。</w:t>
+              <w:t xml:space="preserve">コンフォートイン東京東神田は、全体平均8.78点（10点換算）、高評価率88.1%という良好な顧客満足度を維持しているホテルです。特に「立地・アクセス」「スタッフの対応」が多くのゲストから高く評価されています。</w:t>
             </w:r>
           </w:p>
           <w:p>
@@ -8184,7 +8184,7 @@
                 <w:sz w:val="21"/>
                 <w:szCs w:val="21"/>
               </w:rPr>
-              <w:t xml:space="preserve">改善課題としては、エアコン・空調、浴室・水回り、防音性能が主要なテーマとして浮上しています。ただし、これらの課題を指摘するゲストの多くも他の面では高い評価を付けており、ネガティブ要素が全体評価を大きく押し下げているわけではありません。</w:t>
+              <w:t xml:space="preserve">改善課題としては、エアコン・空調、浴室・水回り、部屋の狭さが主要なテーマとして浮上しています。ただし、これらの課題を指摘するゲストの多くも他の面では高い評価を付けており、ネガティブ要素が全体評価を大きく押し下げているわけではありません。</w:t>
             </w:r>
           </w:p>
           <w:p>
@@ -8225,7 +8225,7 @@
                 <w:sz w:val="21"/>
                 <w:szCs w:val="21"/>
               </w:rPr>
-              <w:t xml:space="preserve">立地・アクセスという強みを活かしつつ、段階的な改善を実行することで、コンフォートホテルERA東神田はさらなる顧客満足度の向上とブランド価値の強化を実現することができます。</w:t>
+              <w:t xml:space="preserve">立地・アクセスという強みを活かしつつ、段階的な改善を実行することで、コンフォートイン東京東神田はさらなる顧客満足度の向上とブランド価値の強化を実現することができます。</w:t>
             </w:r>
           </w:p>
         </w:tc>
@@ -8401,7 +8401,7 @@
         <w:sz w:val="16"/>
         <w:szCs w:val="16"/>
       </w:rPr>
-      <w:t xml:space="preserve">コンフォートホテルERA東神田｜口コミ分析改善レポート</w:t>
+      <w:t xml:space="preserve">コンフォートイン東京東神田｜口コミ分析改善レポート</w:t>
     </w:r>
   </w:p>
 </w:hdr>

--- a/納品レポート/ホテル別レポート/comfort_era_higashikanda_口コミ分析改善レポート.docx
+++ b/納品レポート/ホテル別レポート/comfort_era_higashikanda_口コミ分析改善レポート.docx
@@ -61,7 +61,7 @@
           <w:sz w:val="32"/>
           <w:szCs w:val="32"/>
         </w:rPr>
-        <w:t xml:space="preserve">コンフォートイン東京東神田</w:t>
+        <w:t xml:space="preserve">コンフォートホテルERA東京東神田</w:t>
       </w:r>
     </w:p>
     <w:p>
@@ -131,7 +131,7 @@
           <w:sz w:val="20"/>
           <w:szCs w:val="20"/>
         </w:rPr>
-        <w:t xml:space="preserve">作成日：2026年4月21日</w:t>
+        <w:t xml:space="preserve">作成日：2026年4月22日</w:t>
       </w:r>
     </w:p>
     <w:p>
@@ -4611,7 +4611,7 @@
           <w:sz w:val="21"/>
           <w:szCs w:val="21"/>
         </w:rPr>
-        <w:t xml:space="preserve">口コミの多数で「立地・アクセス」に関するポジティブな言及が見られ、コンフォートイン東京東神田の最大の差別化要因となっています。Close to the shopsといった声が多数寄せられています。</w:t>
+        <w:t xml:space="preserve">口コミの多数で「立地・アクセス」に関するポジティブな言及が見られ、コンフォートホテルERA東京東神田の最大の差別化要因となっています。Close to the shopsといった声が多数寄せられています。</w:t>
       </w:r>
     </w:p>
     <w:p>
@@ -8170,7 +8170,7 @@
                 <w:sz w:val="21"/>
                 <w:szCs w:val="21"/>
               </w:rPr>
-              <w:t xml:space="preserve">コンフォートイン東京東神田は、全体平均8.78点（10点換算）、高評価率88.1%という良好な顧客満足度を維持しているホテルです。特に「立地・アクセス」「スタッフの対応」が多くのゲストから高く評価されています。</w:t>
+              <w:t xml:space="preserve">コンフォートホテルERA東京東神田は、全体平均8.78点（10点換算）、高評価率88.1%という良好な顧客満足度を維持しているホテルです。特に「立地・アクセス」「スタッフの対応」が多くのゲストから高く評価されています。</w:t>
             </w:r>
           </w:p>
           <w:p>
@@ -8225,7 +8225,7 @@
                 <w:sz w:val="21"/>
                 <w:szCs w:val="21"/>
               </w:rPr>
-              <w:t xml:space="preserve">立地・アクセスという強みを活かしつつ、段階的な改善を実行することで、コンフォートイン東京東神田はさらなる顧客満足度の向上とブランド価値の強化を実現することができます。</w:t>
+              <w:t xml:space="preserve">立地・アクセスという強みを活かしつつ、段階的な改善を実行することで、コンフォートホテルERA東京東神田はさらなる顧客満足度の向上とブランド価値の強化を実現することができます。</w:t>
             </w:r>
           </w:p>
         </w:tc>
@@ -8401,7 +8401,7 @@
         <w:sz w:val="16"/>
         <w:szCs w:val="16"/>
       </w:rPr>
-      <w:t xml:space="preserve">コンフォートイン東京東神田｜口コミ分析改善レポート</w:t>
+      <w:t xml:space="preserve">コンフォートホテルERA東京東神田｜口コミ分析改善レポート</w:t>
     </w:r>
   </w:p>
 </w:hdr>
